--- a/Portafolio - Fundamentos de Arquitectura.docx
+++ b/Portafolio - Fundamentos de Arquitectura.docx
@@ -4996,15 +4996,12 @@
     <w:p>
       <w:pPr>
         <w:pStyle w:val="Heading1"/>
-        <w:rPr/>
-      </w:pPr>
-      <w:r>
-        <w:rPr/>
-        <w:t xml:space="preserve">Proyecto - </w:t>
-      </w:r>
-      <w:r>
-        <w:rPr/>
-        <w:t>Nube sólida</w:t>
+        <w:spacing w:before="0" w:after="60"/>
+        <w:rPr/>
+      </w:pPr>
+      <w:r>
+        <w:rPr/>
+        <w:t>Proyecto - Nube sólida</w:t>
       </w:r>
     </w:p>
     <w:p>
@@ -5588,25 +5585,6 @@
     </w:p>
     <w:p>
       <w:pPr>
-        <w:pStyle w:val="Normal"/>
-        <w:spacing w:before="0" w:after="0"/>
-        <w:rPr/>
-      </w:pPr>
-      <w:r>
-        <w:rPr/>
-      </w:r>
-    </w:p>
-    <w:p>
-      <w:pPr>
-        <w:pStyle w:val="Normal"/>
-        <w:rPr/>
-      </w:pPr>
-      <w:r>
-        <w:rPr/>
-      </w:r>
-    </w:p>
-    <w:p>
-      <w:pPr>
         <w:pStyle w:val="NormalWeb"/>
         <w:suppressAutoHyphens w:val="false"/>
         <w:bidi w:val="0"/>
@@ -6561,7 +6539,7 @@
       </w:r>
       <w:r>
         <w:rPr>
-          <w:rStyle w:val="SourceText"/>
+          <w:rStyle w:val="Textooriginal"/>
         </w:rPr>
         <w:t>SELECT * FROM reservas WHERE estado='confirmada';</w:t>
       </w:r>
@@ -8419,6 +8397,7 @@
     <w:p>
       <w:pPr>
         <w:pStyle w:val="Heading2"/>
+        <w:spacing w:before="0" w:after="60"/>
         <w:rPr/>
       </w:pPr>
       <w:r>
@@ -8672,6 +8651,7 @@
     <w:p>
       <w:pPr>
         <w:pStyle w:val="Heading2"/>
+        <w:spacing w:before="0" w:after="60"/>
         <w:rPr/>
       </w:pPr>
       <w:r>
@@ -8878,6 +8858,7 @@
     <w:p>
       <w:pPr>
         <w:pStyle w:val="Heading2"/>
+        <w:spacing w:before="0" w:after="60"/>
         <w:rPr/>
       </w:pPr>
       <w:r>
@@ -9103,6 +9084,7 @@
     <w:p>
       <w:pPr>
         <w:pStyle w:val="Heading2"/>
+        <w:spacing w:before="0" w:after="60"/>
         <w:rPr/>
       </w:pPr>
       <w:r>
@@ -9327,6 +9309,7 @@
     <w:p>
       <w:pPr>
         <w:pStyle w:val="Heading2"/>
+        <w:spacing w:before="0" w:after="60"/>
         <w:rPr/>
       </w:pPr>
       <w:r>
@@ -9533,6 +9516,7 @@
     <w:p>
       <w:pPr>
         <w:pStyle w:val="Heading2"/>
+        <w:spacing w:before="0" w:after="60"/>
         <w:rPr/>
       </w:pPr>
       <w:r>
@@ -9748,6 +9732,7 @@
     <w:p>
       <w:pPr>
         <w:pStyle w:val="Heading2"/>
+        <w:spacing w:before="0" w:after="60"/>
         <w:rPr/>
       </w:pPr>
       <w:r>
@@ -10104,6 +10089,7 @@
     <w:p>
       <w:pPr>
         <w:pStyle w:val="Heading2"/>
+        <w:spacing w:before="0" w:after="60"/>
         <w:rPr/>
       </w:pPr>
       <w:r>
@@ -10205,11 +10191,1261 @@
     </w:p>
     <w:p>
       <w:pPr>
-        <w:pStyle w:val="Normal"/>
-        <w:rPr/>
-      </w:pPr>
-      <w:r>
-        <w:rPr/>
+        <w:pStyle w:val="Heading1"/>
+        <w:widowControl w:val="false"/>
+        <w:suppressAutoHyphens w:val="false"/>
+        <w:bidi w:val="0"/>
+        <w:jc w:val="left"/>
+        <w:rPr>
+          <w:rFonts w:eastAsia="SimSun"/>
+          <w:color w:val="auto"/>
+          <w:kern w:val="2"/>
+          <w:lang w:val="es-MX" w:eastAsia="zh-CN" w:bidi="ar-SA"/>
+        </w:rPr>
+      </w:pPr>
+      <w:r>
+        <w:rPr>
+          <w:rFonts w:eastAsia="SimSun"/>
+          <w:color w:val="auto"/>
+          <w:kern w:val="2"/>
+          <w:lang w:val="es-MX" w:eastAsia="zh-CN" w:bidi="ar-SA"/>
+        </w:rPr>
+      </w:r>
+      <w:r>
+        <w:br w:type="page"/>
+      </w:r>
+    </w:p>
+    <w:p>
+      <w:pPr>
+        <w:pStyle w:val="Heading1"/>
+        <w:widowControl w:val="false"/>
+        <w:suppressAutoHyphens w:val="false"/>
+        <w:bidi w:val="0"/>
+        <w:jc w:val="left"/>
+        <w:rPr>
+          <w:rFonts w:eastAsia="SimSun"/>
+          <w:color w:val="auto"/>
+          <w:kern w:val="2"/>
+          <w:lang w:val="es-MX" w:eastAsia="zh-CN" w:bidi="ar-SA"/>
+        </w:rPr>
+      </w:pPr>
+      <w:r>
+        <w:rPr>
+          <w:rFonts w:eastAsia="SimSun"/>
+          <w:color w:val="auto"/>
+          <w:kern w:val="2"/>
+          <w:lang w:val="es-MX" w:eastAsia="zh-CN" w:bidi="ar-SA"/>
+        </w:rPr>
+        <w:t>Proyecto Monolitos Escalables en AWS</w:t>
+      </w:r>
+    </w:p>
+    <w:p>
+      <w:pPr>
+        <w:pStyle w:val="Heading1"/>
+        <w:spacing w:before="0" w:after="0"/>
+        <w:rPr/>
+      </w:pPr>
+      <w:r>
+        <w:rPr/>
+      </w:r>
+    </w:p>
+    <w:p>
+      <w:pPr>
+        <w:pStyle w:val="Heading1"/>
+        <w:spacing w:before="0" w:after="0"/>
+        <w:rPr/>
+      </w:pPr>
+      <w:r>
+        <w:rPr/>
+        <w:t>1. Situación Inicial</w:t>
+      </w:r>
+    </w:p>
+    <w:p>
+      <w:pPr>
+        <w:pStyle w:val="Normal"/>
+        <w:rPr/>
+      </w:pPr>
+      <w:r>
+        <w:rPr/>
+        <w:t>La aplicación actual corre en un único servidor on</w:t>
+        <w:noBreakHyphen/>
+        <w:t>premise. Presenta caídas ante picos de tráfico y resulta costosa de mantener. La organización necesita migrarla a la nube manteniendo el enfoque monolítico, pero con escalabilidad, alta disponibilidad y monitoreo.</w:t>
+      </w:r>
+    </w:p>
+    <w:p>
+      <w:pPr>
+        <w:pStyle w:val="Heading1"/>
+        <w:rPr/>
+      </w:pPr>
+      <w:r>
+        <w:rPr/>
+        <w:t>2. Objetivo del Proyecto</w:t>
+      </w:r>
+    </w:p>
+    <w:p>
+      <w:pPr>
+        <w:pStyle w:val="Normal"/>
+        <w:rPr/>
+      </w:pPr>
+      <w:r>
+        <w:rPr/>
+        <w:t>Diseñar e implementar una arquitectura monolítica escalable en AWS, incorporando Auto Scaling, balanceo de carga, contenerización con Docker, servicios de mensajería asíncrona (SNS/SQS) y monitoreo con CloudWatch.</w:t>
+      </w:r>
+    </w:p>
+    <w:p>
+      <w:pPr>
+        <w:pStyle w:val="Heading1"/>
+        <w:rPr/>
+      </w:pPr>
+      <w:r>
+        <w:rPr/>
+        <w:t>3. Arquitectura Propuesta</w:t>
+      </w:r>
+    </w:p>
+    <w:p>
+      <w:pPr>
+        <w:pStyle w:val="Normal"/>
+        <w:rPr/>
+      </w:pPr>
+      <w:r>
+        <w:rPr/>
+        <w:t>La arquitectura se compone de los siguientes elementos:</w:t>
+      </w:r>
+    </w:p>
+    <w:p>
+      <w:pPr>
+        <w:pStyle w:val="Normal"/>
+        <w:rPr/>
+      </w:pPr>
+      <w:r>
+        <w:rPr/>
+        <w:t xml:space="preserve">• </w:t>
+      </w:r>
+      <w:r>
+        <w:rPr/>
+        <w:t>VPC con dos zonas de disponibilidad.</w:t>
+      </w:r>
+    </w:p>
+    <w:p>
+      <w:pPr>
+        <w:pStyle w:val="Normal"/>
+        <w:rPr/>
+      </w:pPr>
+      <w:r>
+        <w:rPr/>
+        <w:t xml:space="preserve">• </w:t>
+      </w:r>
+      <w:r>
+        <w:rPr/>
+        <w:t>Elastic Load Balancer para distribuir tráfico.</w:t>
+      </w:r>
+    </w:p>
+    <w:p>
+      <w:pPr>
+        <w:pStyle w:val="Normal"/>
+        <w:rPr/>
+      </w:pPr>
+      <w:r>
+        <w:rPr/>
+        <w:t xml:space="preserve">• </w:t>
+      </w:r>
+      <w:r>
+        <w:rPr/>
+        <w:t>Auto Scaling Group con instancias EC2 (t3.medium).</w:t>
+      </w:r>
+    </w:p>
+    <w:p>
+      <w:pPr>
+        <w:pStyle w:val="Normal"/>
+        <w:rPr/>
+      </w:pPr>
+      <w:r>
+        <w:rPr/>
+        <w:t xml:space="preserve">• </w:t>
+      </w:r>
+      <w:r>
+        <w:rPr/>
+        <w:t>Base de datos RDS en Multi-AZ.</w:t>
+      </w:r>
+    </w:p>
+    <w:p>
+      <w:pPr>
+        <w:pStyle w:val="Normal"/>
+        <w:rPr/>
+      </w:pPr>
+      <w:r>
+        <w:rPr/>
+        <w:t xml:space="preserve">• </w:t>
+      </w:r>
+      <w:r>
+        <w:rPr/>
+        <w:t>Docker y ECR para empaquetar y almacenar imágenes.</w:t>
+      </w:r>
+    </w:p>
+    <w:p>
+      <w:pPr>
+        <w:pStyle w:val="Normal"/>
+        <w:rPr/>
+      </w:pPr>
+      <w:r>
+        <w:rPr/>
+        <w:t xml:space="preserve">• </w:t>
+      </w:r>
+      <w:r>
+        <w:rPr/>
+        <w:t>SNS + SQS para mensajería asíncrona.</w:t>
+      </w:r>
+    </w:p>
+    <w:p>
+      <w:pPr>
+        <w:pStyle w:val="Normal"/>
+        <w:rPr/>
+      </w:pPr>
+      <w:r>
+        <w:rPr/>
+        <w:t xml:space="preserve">• </w:t>
+      </w:r>
+      <w:r>
+        <w:rPr/>
+        <w:t>CloudWatch para monitoreo y alarmas.</w:t>
+      </w:r>
+    </w:p>
+    <w:p>
+      <w:pPr>
+        <w:pStyle w:val="Heading2"/>
+        <w:rPr/>
+      </w:pPr>
+      <w:r>
+        <w:rPr/>
+      </w:r>
+      <w:r>
+        <w:br w:type="page"/>
+      </w:r>
+    </w:p>
+    <w:p>
+      <w:pPr>
+        <w:pStyle w:val="Heading2"/>
+        <w:rPr/>
+      </w:pPr>
+      <w:r>
+        <w:rPr/>
+        <w:t>Diagrama de Arquitectura</w:t>
+      </w:r>
+    </w:p>
+    <w:p>
+      <w:pPr>
+        <w:pStyle w:val="Normal"/>
+        <w:rPr/>
+      </w:pPr>
+      <w:r>
+        <w:rPr/>
+      </w:r>
+    </w:p>
+    <w:p>
+      <w:pPr>
+        <w:pStyle w:val="Normal"/>
+        <w:rPr/>
+      </w:pPr>
+      <w:r>
+        <w:rPr/>
+      </w:r>
+    </w:p>
+    <w:p>
+      <w:pPr>
+        <w:pStyle w:val="Normal"/>
+        <w:rPr/>
+      </w:pPr>
+      <w:r>
+        <w:rPr/>
+        <w:br/>
+      </w:r>
+      <w:r>
+        <w:drawing>
+          <wp:anchor behindDoc="0" distT="0" distB="0" distL="0" distR="0" simplePos="0" locked="0" layoutInCell="0" allowOverlap="1" relativeHeight="15">
+            <wp:simplePos x="0" y="0"/>
+            <wp:positionH relativeFrom="column">
+              <wp:align>center</wp:align>
+            </wp:positionH>
+            <wp:positionV relativeFrom="paragraph">
+              <wp:posOffset>635</wp:posOffset>
+            </wp:positionV>
+            <wp:extent cx="5486400" cy="4772025"/>
+            <wp:effectExtent l="0" t="0" r="0" b="0"/>
+            <wp:wrapSquare wrapText="largest"/>
+            <wp:docPr id="14" name="Imagen1 Copia 1" descr=""/>
+            <wp:cNvGraphicFramePr>
+              <a:graphicFrameLocks xmlns:a="http://schemas.openxmlformats.org/drawingml/2006/main" noChangeAspect="1"/>
+            </wp:cNvGraphicFramePr>
+            <a:graphic xmlns:a="http://schemas.openxmlformats.org/drawingml/2006/main">
+              <a:graphicData uri="http://schemas.openxmlformats.org/drawingml/2006/picture">
+                <pic:pic xmlns:pic="http://schemas.openxmlformats.org/drawingml/2006/picture">
+                  <pic:nvPicPr>
+                    <pic:cNvPr id="14" name="Imagen1 Copia 1" descr=""/>
+                    <pic:cNvPicPr>
+                      <a:picLocks noChangeAspect="1" noChangeArrowheads="1"/>
+                    </pic:cNvPicPr>
+                  </pic:nvPicPr>
+                  <pic:blipFill>
+                    <a:blip r:embed="rId15"/>
+                    <a:stretch>
+                      <a:fillRect/>
+                    </a:stretch>
+                  </pic:blipFill>
+                  <pic:spPr bwMode="auto">
+                    <a:xfrm>
+                      <a:off x="0" y="0"/>
+                      <a:ext cx="5486400" cy="4772025"/>
+                    </a:xfrm>
+                    <a:prstGeom prst="rect">
+                      <a:avLst/>
+                    </a:prstGeom>
+                    <a:noFill/>
+                  </pic:spPr>
+                </pic:pic>
+              </a:graphicData>
+            </a:graphic>
+          </wp:anchor>
+        </w:drawing>
+      </w:r>
+      <w:r>
+        <w:rPr/>
+        <w:tab/>
+        <w:tab/>
+      </w:r>
+      <w:r>
+        <w:br w:type="page"/>
+      </w:r>
+    </w:p>
+    <w:p>
+      <w:pPr>
+        <w:pStyle w:val="Heading1"/>
+        <w:rPr/>
+      </w:pPr>
+      <w:r>
+        <w:rPr/>
+        <w:t>4. Paso a Paso de Implementación</w:t>
+      </w:r>
+    </w:p>
+    <w:p>
+      <w:pPr>
+        <w:pStyle w:val="Heading2"/>
+        <w:rPr/>
+      </w:pPr>
+      <w:r>
+        <w:rPr/>
+        <w:t>Lección 1 – Preparación y TDD</w:t>
+      </w:r>
+    </w:p>
+    <w:p>
+      <w:pPr>
+        <w:pStyle w:val="Normal"/>
+        <w:rPr/>
+      </w:pPr>
+      <w:r>
+        <w:rPr/>
+        <w:t xml:space="preserve">• </w:t>
+      </w:r>
+      <w:r>
+        <w:rPr/>
+        <w:t>Configurar entorno local con VS Code, JDK 17, JUnit 5 y JaCoCo.</w:t>
+        <w:br/>
+        <w:t>• Inicializar repositorio Git y crear carpetas src/test.</w:t>
+        <w:br/>
+        <w:t>• Realizar primer ciclo TDD (RED) documentado.</w:t>
+      </w:r>
+    </w:p>
+    <w:p>
+      <w:pPr>
+        <w:pStyle w:val="Heading2"/>
+        <w:rPr/>
+      </w:pPr>
+      <w:r>
+        <w:rPr/>
+        <w:t>Lección 2 – Implementación Monolítica en AWS</w:t>
+      </w:r>
+    </w:p>
+    <w:p>
+      <w:pPr>
+        <w:pStyle w:val="Normal"/>
+        <w:rPr/>
+      </w:pPr>
+      <w:r>
+        <w:rPr/>
+        <w:t xml:space="preserve">• </w:t>
+      </w:r>
+      <w:r>
+        <w:rPr/>
+        <w:t>Crear instancia EC2 con Amazon Linux 2.</w:t>
+        <w:br/>
+        <w:t>• Desplegar aplicación base y conectarla a RDS (MySQL/PostgreSQL).</w:t>
+        <w:br/>
+        <w:t>• Verificar funcionamiento del CRUD.</w:t>
+      </w:r>
+    </w:p>
+    <w:p>
+      <w:pPr>
+        <w:pStyle w:val="Heading2"/>
+        <w:rPr/>
+      </w:pPr>
+      <w:r>
+        <w:rPr/>
+        <w:t>Lección 3 – Escalabilidad y Alta Disponibilidad</w:t>
+      </w:r>
+    </w:p>
+    <w:p>
+      <w:pPr>
+        <w:pStyle w:val="Normal"/>
+        <w:rPr/>
+      </w:pPr>
+      <w:r>
+        <w:rPr/>
+        <w:t xml:space="preserve">• </w:t>
+      </w:r>
+      <w:r>
+        <w:rPr/>
+        <w:t>Configurar Auto Scaling Group con políticas basadas en CPU.</w:t>
+        <w:br/>
+        <w:t>• Implementar Elastic Load Balancer y probar la distribución.</w:t>
+      </w:r>
+    </w:p>
+    <w:p>
+      <w:pPr>
+        <w:pStyle w:val="Heading2"/>
+        <w:rPr/>
+      </w:pPr>
+      <w:r>
+        <w:rPr/>
+        <w:t>Lección 4 – Contenerización con Docker</w:t>
+      </w:r>
+    </w:p>
+    <w:p>
+      <w:pPr>
+        <w:pStyle w:val="Normal"/>
+        <w:rPr/>
+      </w:pPr>
+      <w:r>
+        <w:rPr/>
+        <w:t xml:space="preserve">• </w:t>
+      </w:r>
+      <w:r>
+        <w:rPr/>
+        <w:t>Crear Dockerfile y construir imagen.</w:t>
+        <w:br/>
+        <w:t>• Subir imagen a Amazon ECR.</w:t>
+        <w:br/>
+        <w:t>• (Opcional) Desplegar en ECS Fargate.</w:t>
+      </w:r>
+    </w:p>
+    <w:p>
+      <w:pPr>
+        <w:pStyle w:val="Heading2"/>
+        <w:rPr/>
+      </w:pPr>
+      <w:r>
+        <w:rPr/>
+        <w:t>Lección 5 – Servicios de Mensajería</w:t>
+      </w:r>
+    </w:p>
+    <w:p>
+      <w:pPr>
+        <w:pStyle w:val="Normal"/>
+        <w:rPr/>
+      </w:pPr>
+      <w:r>
+        <w:rPr/>
+        <w:t xml:space="preserve">• </w:t>
+      </w:r>
+      <w:r>
+        <w:rPr/>
+        <w:t>Configurar SNS Topic para notificaciones.</w:t>
+      </w:r>
+    </w:p>
+    <w:p>
+      <w:pPr>
+        <w:pStyle w:val="Normal"/>
+        <w:rPr/>
+      </w:pPr>
+      <w:r>
+        <w:drawing>
+          <wp:anchor behindDoc="0" distT="0" distB="0" distL="0" distR="0" simplePos="0" locked="0" layoutInCell="0" allowOverlap="1" relativeHeight="17">
+            <wp:simplePos x="0" y="0"/>
+            <wp:positionH relativeFrom="column">
+              <wp:align>center</wp:align>
+            </wp:positionH>
+            <wp:positionV relativeFrom="paragraph">
+              <wp:posOffset>635</wp:posOffset>
+            </wp:positionV>
+            <wp:extent cx="5486400" cy="1602740"/>
+            <wp:effectExtent l="0" t="0" r="0" b="0"/>
+            <wp:wrapSquare wrapText="largest"/>
+            <wp:docPr id="15" name="Imagen3" descr=""/>
+            <wp:cNvGraphicFramePr>
+              <a:graphicFrameLocks xmlns:a="http://schemas.openxmlformats.org/drawingml/2006/main" noChangeAspect="1"/>
+            </wp:cNvGraphicFramePr>
+            <a:graphic xmlns:a="http://schemas.openxmlformats.org/drawingml/2006/main">
+              <a:graphicData uri="http://schemas.openxmlformats.org/drawingml/2006/picture">
+                <pic:pic xmlns:pic="http://schemas.openxmlformats.org/drawingml/2006/picture">
+                  <pic:nvPicPr>
+                    <pic:cNvPr id="15" name="Imagen3" descr=""/>
+                    <pic:cNvPicPr>
+                      <a:picLocks noChangeAspect="1" noChangeArrowheads="1"/>
+                    </pic:cNvPicPr>
+                  </pic:nvPicPr>
+                  <pic:blipFill>
+                    <a:blip r:embed="rId16"/>
+                    <a:stretch>
+                      <a:fillRect/>
+                    </a:stretch>
+                  </pic:blipFill>
+                  <pic:spPr bwMode="auto">
+                    <a:xfrm>
+                      <a:off x="0" y="0"/>
+                      <a:ext cx="5486400" cy="1602740"/>
+                    </a:xfrm>
+                    <a:prstGeom prst="rect">
+                      <a:avLst/>
+                    </a:prstGeom>
+                    <a:noFill/>
+                  </pic:spPr>
+                </pic:pic>
+              </a:graphicData>
+            </a:graphic>
+          </wp:anchor>
+        </w:drawing>
+      </w:r>
+      <w:r>
+        <w:rPr/>
+        <w:tab/>
+      </w:r>
+    </w:p>
+    <w:p>
+      <w:pPr>
+        <w:pStyle w:val="Normal"/>
+        <w:rPr/>
+      </w:pPr>
+      <w:r>
+        <w:drawing>
+          <wp:anchor behindDoc="0" distT="0" distB="0" distL="0" distR="0" simplePos="0" locked="0" layoutInCell="0" allowOverlap="1" relativeHeight="18">
+            <wp:simplePos x="0" y="0"/>
+            <wp:positionH relativeFrom="column">
+              <wp:align>center</wp:align>
+            </wp:positionH>
+            <wp:positionV relativeFrom="paragraph">
+              <wp:posOffset>635</wp:posOffset>
+            </wp:positionV>
+            <wp:extent cx="5486400" cy="1466215"/>
+            <wp:effectExtent l="0" t="0" r="0" b="0"/>
+            <wp:wrapSquare wrapText="largest"/>
+            <wp:docPr id="16" name="Imagen4" descr=""/>
+            <wp:cNvGraphicFramePr>
+              <a:graphicFrameLocks xmlns:a="http://schemas.openxmlformats.org/drawingml/2006/main" noChangeAspect="1"/>
+            </wp:cNvGraphicFramePr>
+            <a:graphic xmlns:a="http://schemas.openxmlformats.org/drawingml/2006/main">
+              <a:graphicData uri="http://schemas.openxmlformats.org/drawingml/2006/picture">
+                <pic:pic xmlns:pic="http://schemas.openxmlformats.org/drawingml/2006/picture">
+                  <pic:nvPicPr>
+                    <pic:cNvPr id="16" name="Imagen4" descr=""/>
+                    <pic:cNvPicPr>
+                      <a:picLocks noChangeAspect="1" noChangeArrowheads="1"/>
+                    </pic:cNvPicPr>
+                  </pic:nvPicPr>
+                  <pic:blipFill>
+                    <a:blip r:embed="rId17"/>
+                    <a:stretch>
+                      <a:fillRect/>
+                    </a:stretch>
+                  </pic:blipFill>
+                  <pic:spPr bwMode="auto">
+                    <a:xfrm>
+                      <a:off x="0" y="0"/>
+                      <a:ext cx="5486400" cy="1466215"/>
+                    </a:xfrm>
+                    <a:prstGeom prst="rect">
+                      <a:avLst/>
+                    </a:prstGeom>
+                    <a:noFill/>
+                  </pic:spPr>
+                </pic:pic>
+              </a:graphicData>
+            </a:graphic>
+          </wp:anchor>
+        </w:drawing>
+      </w:r>
+      <w:r>
+        <w:rPr/>
+        <w:br/>
+        <w:t>• Crear cola SQS y probar envío/recepción.</w:t>
+      </w:r>
+    </w:p>
+    <w:p>
+      <w:pPr>
+        <w:pStyle w:val="Heading2"/>
+        <w:rPr/>
+      </w:pPr>
+      <w:r>
+        <w:rPr/>
+        <w:t>Lección 6 – Representación Cloud y Costos</w:t>
+      </w:r>
+    </w:p>
+    <w:p>
+      <w:pPr>
+        <w:pStyle w:val="Normal"/>
+        <w:rPr/>
+      </w:pPr>
+      <w:r>
+        <w:rPr/>
+        <w:t xml:space="preserve">• </w:t>
+      </w:r>
+      <w:r>
+        <w:rPr/>
+        <w:t>Representar la arquitectura en Mermaid.</w:t>
+      </w:r>
+    </w:p>
+    <w:p>
+      <w:pPr>
+        <w:pStyle w:val="Normal"/>
+        <w:rPr/>
+      </w:pPr>
+      <w:r>
+        <w:rPr/>
+        <w:drawing>
+          <wp:anchor behindDoc="0" distT="0" distB="0" distL="0" distR="0" simplePos="0" locked="0" layoutInCell="0" allowOverlap="1" relativeHeight="16">
+            <wp:simplePos x="0" y="0"/>
+            <wp:positionH relativeFrom="column">
+              <wp:align>center</wp:align>
+            </wp:positionH>
+            <wp:positionV relativeFrom="paragraph">
+              <wp:posOffset>635</wp:posOffset>
+            </wp:positionV>
+            <wp:extent cx="5486400" cy="1962785"/>
+            <wp:effectExtent l="0" t="0" r="0" b="0"/>
+            <wp:wrapSquare wrapText="largest"/>
+            <wp:docPr id="17" name="Imagen2 Copia 1" descr=""/>
+            <wp:cNvGraphicFramePr>
+              <a:graphicFrameLocks xmlns:a="http://schemas.openxmlformats.org/drawingml/2006/main" noChangeAspect="1"/>
+            </wp:cNvGraphicFramePr>
+            <a:graphic xmlns:a="http://schemas.openxmlformats.org/drawingml/2006/main">
+              <a:graphicData uri="http://schemas.openxmlformats.org/drawingml/2006/picture">
+                <pic:pic xmlns:pic="http://schemas.openxmlformats.org/drawingml/2006/picture">
+                  <pic:nvPicPr>
+                    <pic:cNvPr id="17" name="Imagen2 Copia 1" descr=""/>
+                    <pic:cNvPicPr>
+                      <a:picLocks noChangeAspect="1" noChangeArrowheads="1"/>
+                    </pic:cNvPicPr>
+                  </pic:nvPicPr>
+                  <pic:blipFill>
+                    <a:blip r:embed="rId18"/>
+                    <a:stretch>
+                      <a:fillRect/>
+                    </a:stretch>
+                  </pic:blipFill>
+                  <pic:spPr bwMode="auto">
+                    <a:xfrm>
+                      <a:off x="0" y="0"/>
+                      <a:ext cx="5486400" cy="1962785"/>
+                    </a:xfrm>
+                    <a:prstGeom prst="rect">
+                      <a:avLst/>
+                    </a:prstGeom>
+                    <a:noFill/>
+                  </pic:spPr>
+                </pic:pic>
+              </a:graphicData>
+            </a:graphic>
+          </wp:anchor>
+        </w:drawing>
+      </w:r>
+    </w:p>
+    <w:p>
+      <w:pPr>
+        <w:pStyle w:val="BodyText"/>
+        <w:numPr>
+          <w:ilvl w:val="0"/>
+          <w:numId w:val="47"/>
+        </w:numPr>
+        <w:rPr/>
+      </w:pPr>
+      <w:r>
+        <w:rPr>
+          <w:rStyle w:val="Strong"/>
+        </w:rPr>
+        <w:t>Usuarios externos</w:t>
+      </w:r>
+      <w:r>
+        <w:rPr/>
+        <w:t xml:space="preserve"> accediendo a través de un </w:t>
+      </w:r>
+      <w:r>
+        <w:rPr>
+          <w:rStyle w:val="Strong"/>
+        </w:rPr>
+        <w:t>Elastic Load Balancer</w:t>
+      </w:r>
+      <w:r>
+        <w:rPr/>
+        <w:t>.</w:t>
+      </w:r>
+    </w:p>
+    <w:p>
+      <w:pPr>
+        <w:pStyle w:val="BodyText"/>
+        <w:numPr>
+          <w:ilvl w:val="0"/>
+          <w:numId w:val="47"/>
+        </w:numPr>
+        <w:spacing w:before="0" w:after="200"/>
+        <w:rPr/>
+      </w:pPr>
+      <w:r>
+        <w:rPr>
+          <w:rStyle w:val="Strong"/>
+        </w:rPr>
+        <w:t>Auto Scaling Group</w:t>
+      </w:r>
+      <w:r>
+        <w:rPr/>
+        <w:t xml:space="preserve"> con instancias EC2 en 2 zonas de disponibilidad.</w:t>
+      </w:r>
+    </w:p>
+    <w:p>
+      <w:pPr>
+        <w:pStyle w:val="BodyText"/>
+        <w:numPr>
+          <w:ilvl w:val="0"/>
+          <w:numId w:val="47"/>
+        </w:numPr>
+        <w:spacing w:before="0" w:after="200"/>
+        <w:rPr/>
+      </w:pPr>
+      <w:r>
+        <w:rPr>
+          <w:rStyle w:val="Strong"/>
+        </w:rPr>
+        <w:t>Base de datos RDS Multi-AZ</w:t>
+      </w:r>
+      <w:r>
+        <w:rPr/>
+        <w:t xml:space="preserve"> en subred privada.</w:t>
+      </w:r>
+    </w:p>
+    <w:p>
+      <w:pPr>
+        <w:pStyle w:val="BodyText"/>
+        <w:numPr>
+          <w:ilvl w:val="0"/>
+          <w:numId w:val="47"/>
+        </w:numPr>
+        <w:spacing w:before="0" w:after="200"/>
+        <w:rPr/>
+      </w:pPr>
+      <w:r>
+        <w:rPr>
+          <w:rStyle w:val="Strong"/>
+        </w:rPr>
+        <w:t>SNS + SQS</w:t>
+      </w:r>
+      <w:r>
+        <w:rPr/>
+        <w:t xml:space="preserve"> para mensajería asíncrona.</w:t>
+      </w:r>
+    </w:p>
+    <w:p>
+      <w:pPr>
+        <w:pStyle w:val="BodyText"/>
+        <w:numPr>
+          <w:ilvl w:val="0"/>
+          <w:numId w:val="47"/>
+        </w:numPr>
+        <w:spacing w:before="0" w:after="200"/>
+        <w:rPr/>
+      </w:pPr>
+      <w:r>
+        <w:rPr>
+          <w:rStyle w:val="Strong"/>
+        </w:rPr>
+        <w:t>CloudWatch</w:t>
+      </w:r>
+      <w:r>
+        <w:rPr/>
+        <w:t xml:space="preserve"> para monitoreo centralizado.</w:t>
+        <w:br/>
+      </w:r>
+    </w:p>
+    <w:p>
+      <w:pPr>
+        <w:pStyle w:val="Heading1"/>
+        <w:rPr/>
+      </w:pPr>
+      <w:r>
+        <w:rPr/>
+      </w:r>
+    </w:p>
+    <w:p>
+      <w:pPr>
+        <w:pStyle w:val="Heading1"/>
+        <w:rPr/>
+      </w:pPr>
+      <w:r>
+        <w:rPr/>
+        <w:t>5. Estimación de Costos Mensuales en AWS</w:t>
+      </w:r>
+    </w:p>
+    <w:tbl>
+      <w:tblPr>
+        <w:tblW w:w="8640" w:type="dxa"/>
+        <w:jc w:val="left"/>
+        <w:tblInd w:w="0" w:type="dxa"/>
+        <w:tblLayout w:type="fixed"/>
+        <w:tblCellMar>
+          <w:top w:w="0" w:type="dxa"/>
+          <w:left w:w="108" w:type="dxa"/>
+          <w:bottom w:w="0" w:type="dxa"/>
+          <w:right w:w="108" w:type="dxa"/>
+        </w:tblCellMar>
+        <w:tblLook w:val="04a0" w:noVBand="1" w:noHBand="0" w:lastColumn="0" w:firstColumn="1" w:lastRow="0" w:firstRow="1"/>
+      </w:tblPr>
+      <w:tblGrid>
+        <w:gridCol w:w="2880"/>
+        <w:gridCol w:w="2880"/>
+        <w:gridCol w:w="2880"/>
+      </w:tblGrid>
+      <w:tr>
+        <w:trPr/>
+        <w:tc>
+          <w:tcPr>
+            <w:tcW w:w="2880" w:type="dxa"/>
+            <w:tcBorders/>
+          </w:tcPr>
+          <w:p>
+            <w:pPr>
+              <w:pStyle w:val="Normal"/>
+              <w:rPr/>
+            </w:pPr>
+            <w:r>
+              <w:rPr/>
+              <w:t>Servicio</w:t>
+            </w:r>
+          </w:p>
+        </w:tc>
+        <w:tc>
+          <w:tcPr>
+            <w:tcW w:w="2880" w:type="dxa"/>
+            <w:tcBorders/>
+          </w:tcPr>
+          <w:p>
+            <w:pPr>
+              <w:pStyle w:val="Normal"/>
+              <w:rPr/>
+            </w:pPr>
+            <w:r>
+              <w:rPr/>
+              <w:t>Configuración</w:t>
+            </w:r>
+          </w:p>
+        </w:tc>
+        <w:tc>
+          <w:tcPr>
+            <w:tcW w:w="2880" w:type="dxa"/>
+            <w:tcBorders/>
+          </w:tcPr>
+          <w:p>
+            <w:pPr>
+              <w:pStyle w:val="Normal"/>
+              <w:rPr/>
+            </w:pPr>
+            <w:r>
+              <w:rPr/>
+              <w:t>Costo mensual aprox. (USD)</w:t>
+            </w:r>
+          </w:p>
+        </w:tc>
+      </w:tr>
+      <w:tr>
+        <w:trPr/>
+        <w:tc>
+          <w:tcPr>
+            <w:tcW w:w="2880" w:type="dxa"/>
+            <w:tcBorders/>
+          </w:tcPr>
+          <w:p>
+            <w:pPr>
+              <w:pStyle w:val="Normal"/>
+              <w:rPr/>
+            </w:pPr>
+            <w:r>
+              <w:rPr/>
+              <w:t>EC2 (ASG 2 instancias t3.medium)</w:t>
+            </w:r>
+          </w:p>
+        </w:tc>
+        <w:tc>
+          <w:tcPr>
+            <w:tcW w:w="2880" w:type="dxa"/>
+            <w:tcBorders/>
+          </w:tcPr>
+          <w:p>
+            <w:pPr>
+              <w:pStyle w:val="Normal"/>
+              <w:rPr/>
+            </w:pPr>
+            <w:r>
+              <w:rPr/>
+              <w:t>2 vCPU, 4GB RAM, 730h</w:t>
+            </w:r>
+          </w:p>
+        </w:tc>
+        <w:tc>
+          <w:tcPr>
+            <w:tcW w:w="2880" w:type="dxa"/>
+            <w:tcBorders/>
+          </w:tcPr>
+          <w:p>
+            <w:pPr>
+              <w:pStyle w:val="Normal"/>
+              <w:rPr/>
+            </w:pPr>
+            <w:r>
+              <w:rPr/>
+              <w:t>$67</w:t>
+            </w:r>
+          </w:p>
+        </w:tc>
+      </w:tr>
+      <w:tr>
+        <w:trPr/>
+        <w:tc>
+          <w:tcPr>
+            <w:tcW w:w="2880" w:type="dxa"/>
+            <w:tcBorders/>
+          </w:tcPr>
+          <w:p>
+            <w:pPr>
+              <w:pStyle w:val="Normal"/>
+              <w:rPr/>
+            </w:pPr>
+            <w:r>
+              <w:rPr/>
+              <w:t>Elastic Load Balancer</w:t>
+            </w:r>
+          </w:p>
+        </w:tc>
+        <w:tc>
+          <w:tcPr>
+            <w:tcW w:w="2880" w:type="dxa"/>
+            <w:tcBorders/>
+          </w:tcPr>
+          <w:p>
+            <w:pPr>
+              <w:pStyle w:val="Normal"/>
+              <w:rPr/>
+            </w:pPr>
+            <w:r>
+              <w:rPr/>
+              <w:t>100 GB datos + 1M req</w:t>
+            </w:r>
+          </w:p>
+        </w:tc>
+        <w:tc>
+          <w:tcPr>
+            <w:tcW w:w="2880" w:type="dxa"/>
+            <w:tcBorders/>
+          </w:tcPr>
+          <w:p>
+            <w:pPr>
+              <w:pStyle w:val="Normal"/>
+              <w:rPr/>
+            </w:pPr>
+            <w:r>
+              <w:rPr/>
+              <w:t>$22</w:t>
+            </w:r>
+          </w:p>
+        </w:tc>
+      </w:tr>
+      <w:tr>
+        <w:trPr/>
+        <w:tc>
+          <w:tcPr>
+            <w:tcW w:w="2880" w:type="dxa"/>
+            <w:tcBorders/>
+          </w:tcPr>
+          <w:p>
+            <w:pPr>
+              <w:pStyle w:val="Normal"/>
+              <w:rPr/>
+            </w:pPr>
+            <w:r>
+              <w:rPr/>
+              <w:t>RDS (db.t3.medium Multi-AZ)</w:t>
+            </w:r>
+          </w:p>
+        </w:tc>
+        <w:tc>
+          <w:tcPr>
+            <w:tcW w:w="2880" w:type="dxa"/>
+            <w:tcBorders/>
+          </w:tcPr>
+          <w:p>
+            <w:pPr>
+              <w:pStyle w:val="Normal"/>
+              <w:rPr/>
+            </w:pPr>
+            <w:r>
+              <w:rPr/>
+              <w:t>2 vCPU, 4GB RAM, 100GB GP2</w:t>
+            </w:r>
+          </w:p>
+        </w:tc>
+        <w:tc>
+          <w:tcPr>
+            <w:tcW w:w="2880" w:type="dxa"/>
+            <w:tcBorders/>
+          </w:tcPr>
+          <w:p>
+            <w:pPr>
+              <w:pStyle w:val="Normal"/>
+              <w:rPr/>
+            </w:pPr>
+            <w:r>
+              <w:rPr/>
+              <w:t>$120</w:t>
+            </w:r>
+          </w:p>
+        </w:tc>
+      </w:tr>
+      <w:tr>
+        <w:trPr/>
+        <w:tc>
+          <w:tcPr>
+            <w:tcW w:w="2880" w:type="dxa"/>
+            <w:tcBorders/>
+          </w:tcPr>
+          <w:p>
+            <w:pPr>
+              <w:pStyle w:val="Normal"/>
+              <w:rPr/>
+            </w:pPr>
+            <w:r>
+              <w:rPr/>
+              <w:t>ECR</w:t>
+            </w:r>
+          </w:p>
+        </w:tc>
+        <w:tc>
+          <w:tcPr>
+            <w:tcW w:w="2880" w:type="dxa"/>
+            <w:tcBorders/>
+          </w:tcPr>
+          <w:p>
+            <w:pPr>
+              <w:pStyle w:val="Normal"/>
+              <w:rPr/>
+            </w:pPr>
+            <w:r>
+              <w:rPr/>
+              <w:t>10GB almacenamiento</w:t>
+            </w:r>
+          </w:p>
+        </w:tc>
+        <w:tc>
+          <w:tcPr>
+            <w:tcW w:w="2880" w:type="dxa"/>
+            <w:tcBorders/>
+          </w:tcPr>
+          <w:p>
+            <w:pPr>
+              <w:pStyle w:val="Normal"/>
+              <w:rPr/>
+            </w:pPr>
+            <w:r>
+              <w:rPr/>
+              <w:t>$2</w:t>
+            </w:r>
+          </w:p>
+        </w:tc>
+      </w:tr>
+      <w:tr>
+        <w:trPr/>
+        <w:tc>
+          <w:tcPr>
+            <w:tcW w:w="2880" w:type="dxa"/>
+            <w:tcBorders/>
+          </w:tcPr>
+          <w:p>
+            <w:pPr>
+              <w:pStyle w:val="Normal"/>
+              <w:rPr/>
+            </w:pPr>
+            <w:r>
+              <w:rPr/>
+              <w:t>SNS</w:t>
+            </w:r>
+          </w:p>
+        </w:tc>
+        <w:tc>
+          <w:tcPr>
+            <w:tcW w:w="2880" w:type="dxa"/>
+            <w:tcBorders/>
+          </w:tcPr>
+          <w:p>
+            <w:pPr>
+              <w:pStyle w:val="Normal"/>
+              <w:rPr/>
+            </w:pPr>
+            <w:r>
+              <w:rPr/>
+              <w:t>1M notificaciones/mes</w:t>
+            </w:r>
+          </w:p>
+        </w:tc>
+        <w:tc>
+          <w:tcPr>
+            <w:tcW w:w="2880" w:type="dxa"/>
+            <w:tcBorders/>
+          </w:tcPr>
+          <w:p>
+            <w:pPr>
+              <w:pStyle w:val="Normal"/>
+              <w:rPr/>
+            </w:pPr>
+            <w:r>
+              <w:rPr/>
+              <w:t>$0 (free tier)</w:t>
+            </w:r>
+          </w:p>
+        </w:tc>
+      </w:tr>
+      <w:tr>
+        <w:trPr/>
+        <w:tc>
+          <w:tcPr>
+            <w:tcW w:w="2880" w:type="dxa"/>
+            <w:tcBorders/>
+          </w:tcPr>
+          <w:p>
+            <w:pPr>
+              <w:pStyle w:val="Normal"/>
+              <w:rPr/>
+            </w:pPr>
+            <w:r>
+              <w:rPr/>
+              <w:t>SQS</w:t>
+            </w:r>
+          </w:p>
+        </w:tc>
+        <w:tc>
+          <w:tcPr>
+            <w:tcW w:w="2880" w:type="dxa"/>
+            <w:tcBorders/>
+          </w:tcPr>
+          <w:p>
+            <w:pPr>
+              <w:pStyle w:val="Normal"/>
+              <w:rPr/>
+            </w:pPr>
+            <w:r>
+              <w:rPr/>
+              <w:t>1M mensajes/mes</w:t>
+            </w:r>
+          </w:p>
+        </w:tc>
+        <w:tc>
+          <w:tcPr>
+            <w:tcW w:w="2880" w:type="dxa"/>
+            <w:tcBorders/>
+          </w:tcPr>
+          <w:p>
+            <w:pPr>
+              <w:pStyle w:val="Normal"/>
+              <w:rPr/>
+            </w:pPr>
+            <w:r>
+              <w:rPr/>
+              <w:t>$0 (free tier)</w:t>
+            </w:r>
+          </w:p>
+        </w:tc>
+      </w:tr>
+      <w:tr>
+        <w:trPr/>
+        <w:tc>
+          <w:tcPr>
+            <w:tcW w:w="2880" w:type="dxa"/>
+            <w:tcBorders/>
+          </w:tcPr>
+          <w:p>
+            <w:pPr>
+              <w:pStyle w:val="Normal"/>
+              <w:rPr/>
+            </w:pPr>
+            <w:r>
+              <w:rPr/>
+              <w:t>CloudWatch</w:t>
+            </w:r>
+          </w:p>
+        </w:tc>
+        <w:tc>
+          <w:tcPr>
+            <w:tcW w:w="2880" w:type="dxa"/>
+            <w:tcBorders/>
+          </w:tcPr>
+          <w:p>
+            <w:pPr>
+              <w:pStyle w:val="Normal"/>
+              <w:rPr/>
+            </w:pPr>
+            <w:r>
+              <w:rPr/>
+              <w:t>10 alarmas + 10GB logs</w:t>
+            </w:r>
+          </w:p>
+        </w:tc>
+        <w:tc>
+          <w:tcPr>
+            <w:tcW w:w="2880" w:type="dxa"/>
+            <w:tcBorders/>
+          </w:tcPr>
+          <w:p>
+            <w:pPr>
+              <w:pStyle w:val="Normal"/>
+              <w:rPr/>
+            </w:pPr>
+            <w:r>
+              <w:rPr/>
+              <w:t>$15</w:t>
+            </w:r>
+          </w:p>
+        </w:tc>
+      </w:tr>
+    </w:tbl>
+    <w:p>
+      <w:pPr>
+        <w:pStyle w:val="Normal"/>
+        <w:rPr/>
+      </w:pPr>
+      <w:r>
+        <w:rPr/>
+        <w:t>**Total estimado: ~ $226 USD/mes**</w:t>
+      </w:r>
+    </w:p>
+    <w:p>
+      <w:pPr>
+        <w:pStyle w:val="Heading1"/>
+        <w:rPr/>
+      </w:pPr>
+      <w:r>
+        <w:rPr/>
+        <w:t>6. Conclusiones y Lecciones Aprendidas</w:t>
+      </w:r>
+    </w:p>
+    <w:p>
+      <w:pPr>
+        <w:pStyle w:val="Normal"/>
+        <w:rPr/>
+      </w:pPr>
+      <w:r>
+        <w:rPr/>
+        <w:t>La migración a AWS con enfoque monolítico escalable resuelve los problemas de caídas y falta de escalabilidad. La combinación de Auto Scaling, ELB y RDS Multi-AZ asegura disponibilidad y tolerancia a fallos. La contenerización con Docker simplifica despliegues y portabilidad, mientras que SNS/SQS proporcionan comunicación asíncrona. El monitoreo con CloudWatch permite detectar problemas en tiempo real. Se alcanzaron buenas prácticas de TDD, refactorización y métricas de calidad.</w:t>
       </w:r>
     </w:p>
     <w:sectPr>
@@ -16496,6 +17732,143 @@
     </w:lvl>
   </w:abstractNum>
   <w:abstractNum w:abstractNumId="47">
+    <w:lvl w:ilvl="0">
+      <w:start w:val="1"/>
+      <w:numFmt w:val="bullet"/>
+      <w:lvlText w:val=""/>
+      <w:lvlJc w:val="left"/>
+      <w:pPr>
+        <w:tabs>
+          <w:tab w:val="num" w:pos="720"/>
+        </w:tabs>
+        <w:ind w:left="720" w:hanging="360"/>
+      </w:pPr>
+      <w:rPr>
+        <w:rFonts w:ascii="Symbol" w:hAnsi="Symbol" w:cs="Symbol" w:hint="default"/>
+      </w:rPr>
+    </w:lvl>
+    <w:lvl w:ilvl="1">
+      <w:start w:val="1"/>
+      <w:numFmt w:val="bullet"/>
+      <w:lvlText w:val=""/>
+      <w:lvlJc w:val="left"/>
+      <w:pPr>
+        <w:tabs>
+          <w:tab w:val="num" w:pos="1080"/>
+        </w:tabs>
+        <w:ind w:left="1080" w:hanging="360"/>
+      </w:pPr>
+      <w:rPr>
+        <w:rFonts w:ascii="Symbol" w:hAnsi="Symbol" w:cs="Symbol" w:hint="default"/>
+      </w:rPr>
+    </w:lvl>
+    <w:lvl w:ilvl="2">
+      <w:start w:val="1"/>
+      <w:numFmt w:val="bullet"/>
+      <w:lvlText w:val=""/>
+      <w:lvlJc w:val="left"/>
+      <w:pPr>
+        <w:tabs>
+          <w:tab w:val="num" w:pos="1440"/>
+        </w:tabs>
+        <w:ind w:left="1440" w:hanging="360"/>
+      </w:pPr>
+      <w:rPr>
+        <w:rFonts w:ascii="Symbol" w:hAnsi="Symbol" w:cs="Symbol" w:hint="default"/>
+      </w:rPr>
+    </w:lvl>
+    <w:lvl w:ilvl="3">
+      <w:start w:val="1"/>
+      <w:numFmt w:val="bullet"/>
+      <w:lvlText w:val=""/>
+      <w:lvlJc w:val="left"/>
+      <w:pPr>
+        <w:tabs>
+          <w:tab w:val="num" w:pos="1800"/>
+        </w:tabs>
+        <w:ind w:left="1800" w:hanging="360"/>
+      </w:pPr>
+      <w:rPr>
+        <w:rFonts w:ascii="Symbol" w:hAnsi="Symbol" w:cs="Symbol" w:hint="default"/>
+      </w:rPr>
+    </w:lvl>
+    <w:lvl w:ilvl="4">
+      <w:start w:val="1"/>
+      <w:numFmt w:val="bullet"/>
+      <w:lvlText w:val=""/>
+      <w:lvlJc w:val="left"/>
+      <w:pPr>
+        <w:tabs>
+          <w:tab w:val="num" w:pos="2160"/>
+        </w:tabs>
+        <w:ind w:left="2160" w:hanging="360"/>
+      </w:pPr>
+      <w:rPr>
+        <w:rFonts w:ascii="Symbol" w:hAnsi="Symbol" w:cs="Symbol" w:hint="default"/>
+      </w:rPr>
+    </w:lvl>
+    <w:lvl w:ilvl="5">
+      <w:start w:val="1"/>
+      <w:numFmt w:val="bullet"/>
+      <w:lvlText w:val=""/>
+      <w:lvlJc w:val="left"/>
+      <w:pPr>
+        <w:tabs>
+          <w:tab w:val="num" w:pos="2520"/>
+        </w:tabs>
+        <w:ind w:left="2520" w:hanging="360"/>
+      </w:pPr>
+      <w:rPr>
+        <w:rFonts w:ascii="Symbol" w:hAnsi="Symbol" w:cs="Symbol" w:hint="default"/>
+      </w:rPr>
+    </w:lvl>
+    <w:lvl w:ilvl="6">
+      <w:start w:val="1"/>
+      <w:numFmt w:val="bullet"/>
+      <w:lvlText w:val=""/>
+      <w:lvlJc w:val="left"/>
+      <w:pPr>
+        <w:tabs>
+          <w:tab w:val="num" w:pos="2880"/>
+        </w:tabs>
+        <w:ind w:left="2880" w:hanging="360"/>
+      </w:pPr>
+      <w:rPr>
+        <w:rFonts w:ascii="Symbol" w:hAnsi="Symbol" w:cs="Symbol" w:hint="default"/>
+      </w:rPr>
+    </w:lvl>
+    <w:lvl w:ilvl="7">
+      <w:start w:val="1"/>
+      <w:numFmt w:val="bullet"/>
+      <w:lvlText w:val=""/>
+      <w:lvlJc w:val="left"/>
+      <w:pPr>
+        <w:tabs>
+          <w:tab w:val="num" w:pos="3240"/>
+        </w:tabs>
+        <w:ind w:left="3240" w:hanging="360"/>
+      </w:pPr>
+      <w:rPr>
+        <w:rFonts w:ascii="Symbol" w:hAnsi="Symbol" w:cs="Symbol" w:hint="default"/>
+      </w:rPr>
+    </w:lvl>
+    <w:lvl w:ilvl="8">
+      <w:start w:val="1"/>
+      <w:numFmt w:val="bullet"/>
+      <w:lvlText w:val=""/>
+      <w:lvlJc w:val="left"/>
+      <w:pPr>
+        <w:tabs>
+          <w:tab w:val="num" w:pos="3600"/>
+        </w:tabs>
+        <w:ind w:left="3600" w:hanging="360"/>
+      </w:pPr>
+      <w:rPr>
+        <w:rFonts w:ascii="Symbol" w:hAnsi="Symbol" w:cs="Symbol" w:hint="default"/>
+      </w:rPr>
+    </w:lvl>
+  </w:abstractNum>
+  <w:abstractNum w:abstractNumId="48">
     <w:lvl w:ilvl="0">
       <w:start w:val="1"/>
       <w:numFmt w:val="none"/>
@@ -16754,6 +18127,9 @@
   </w:num>
   <w:num w:numId="47">
     <w:abstractNumId w:val="47"/>
+  </w:num>
+  <w:num w:numId="48">
+    <w:abstractNumId w:val="48"/>
   </w:num>
 </w:numbering>
 </file>
@@ -17158,7 +18534,6 @@
   <w:style w:type="character" w:styleId="SubttuloCar" w:customStyle="1">
     <w:name w:val="Subtítulo Car"/>
     <w:basedOn w:val="DefaultParagraphFont"/>
-    <w:link w:val="Subtitle"/>
     <w:uiPriority w:val="11"/>
     <w:qFormat/>
     <w:rsid w:val="00426770"/>
@@ -17178,20 +18553,6 @@
       <w:iCs/>
     </w:rPr>
   </w:style>
-  <w:style w:type="character" w:styleId="Bulletsuser">
-    <w:name w:val="Bullets (user)"/>
-    <w:qFormat/>
-    <w:rPr>
-      <w:rFonts w:ascii="OpenSymbol" w:hAnsi="OpenSymbol" w:eastAsia="OpenSymbol" w:cs="OpenSymbol"/>
-    </w:rPr>
-  </w:style>
-  <w:style w:type="character" w:styleId="SourceText">
-    <w:name w:val="Source Text"/>
-    <w:qFormat/>
-    <w:rPr>
-      <w:rFonts w:ascii="Liberation Mono" w:hAnsi="Liberation Mono" w:eastAsia="Liberation Mono" w:cs="Liberation Mono"/>
-    </w:rPr>
-  </w:style>
   <w:style w:type="character" w:styleId="Bullets">
     <w:name w:val="Bullets"/>
     <w:qFormat/>
@@ -17199,10 +18560,24 @@
       <w:rFonts w:ascii="OpenSymbol" w:hAnsi="OpenSymbol" w:eastAsia="OpenSymbol" w:cs="OpenSymbol"/>
     </w:rPr>
   </w:style>
+  <w:style w:type="character" w:styleId="Textooriginal">
+    <w:name w:val="Texto original"/>
+    <w:qFormat/>
+    <w:rPr>
+      <w:rFonts w:ascii="Liberation Mono" w:hAnsi="Liberation Mono" w:eastAsia="Liberation Mono" w:cs="Liberation Mono"/>
+    </w:rPr>
+  </w:style>
   <w:style w:type="character" w:styleId="FootnoteCharacters">
     <w:name w:val="Footnote Characters"/>
     <w:qFormat/>
     <w:rPr/>
+  </w:style>
+  <w:style w:type="character" w:styleId="Caracteresdenotaalpie">
+    <w:name w:val="Caracteres de nota al pie"/>
+    <w:qFormat/>
+    <w:rPr>
+      <w:vertAlign w:val="superscript"/>
+    </w:rPr>
   </w:style>
   <w:style w:type="character" w:styleId="FootnoteReference">
     <w:name w:val="footnote reference"/>
@@ -17210,8 +18585,15 @@
       <w:vertAlign w:val="superscript"/>
     </w:rPr>
   </w:style>
-  <w:style w:type="paragraph" w:styleId="Heading">
-    <w:name w:val="Heading"/>
+  <w:style w:type="character" w:styleId="Bolos">
+    <w:name w:val="Bolos"/>
+    <w:qFormat/>
+    <w:rPr>
+      <w:rFonts w:ascii="OpenSymbol" w:hAnsi="OpenSymbol" w:eastAsia="OpenSymbol" w:cs="OpenSymbol"/>
+    </w:rPr>
+  </w:style>
+  <w:style w:type="paragraph" w:styleId="Ttulo">
+    <w:name w:val="Título"/>
     <w:basedOn w:val="Normal"/>
     <w:next w:val="BodyText"/>
     <w:qFormat/>
@@ -17257,8 +18639,8 @@
       <w:szCs w:val="24"/>
     </w:rPr>
   </w:style>
-  <w:style w:type="paragraph" w:styleId="Index">
-    <w:name w:val="Index"/>
+  <w:style w:type="paragraph" w:styleId="ndice">
+    <w:name w:val="Índice"/>
     <w:basedOn w:val="Normal"/>
     <w:qFormat/>
     <w:pPr>
@@ -17331,8 +18713,29 @@
       <w:szCs w:val="20"/>
     </w:rPr>
   </w:style>
-  <w:style w:type="numbering" w:styleId="NoList" w:default="1">
-    <w:name w:val="No List"/>
+  <w:style w:type="paragraph" w:styleId="Title">
+    <w:name w:val="Title"/>
+    <w:basedOn w:val="Normal"/>
+    <w:next w:val="Normal"/>
+    <w:qFormat/>
+    <w:pPr>
+      <w:pBdr>
+        <w:bottom w:val="single" w:sz="8" w:space="4" w:color="4F81BD" w:themeColor="accent1"/>
+      </w:pBdr>
+      <w:spacing w:lineRule="auto" w:line="240" w:before="0" w:after="300"/>
+      <w:contextualSpacing/>
+    </w:pPr>
+    <w:rPr>
+      <w:rFonts w:ascii="Calibri" w:hAnsi="Calibri" w:eastAsia="ＭＳ ゴシック" w:cs="" w:asciiTheme="majorHAnsi" w:cstheme="majorBidi" w:eastAsiaTheme="majorEastAsia" w:hAnsiTheme="majorHAnsi"/>
+      <w:color w:themeColor="text2" w:themeShade="bf" w:val="17365D"/>
+      <w:spacing w:val="5"/>
+      <w:kern w:val="2"/>
+      <w:sz w:val="52"/>
+      <w:szCs w:val="52"/>
+    </w:rPr>
+  </w:style>
+  <w:style w:type="numbering" w:styleId="Ningunalista" w:default="1">
+    <w:name w:val="Ninguna lista"/>
     <w:uiPriority w:val="99"/>
     <w:semiHidden/>
     <w:unhideWhenUsed/>

--- a/Portafolio - Fundamentos de Arquitectura.docx
+++ b/Portafolio - Fundamentos de Arquitectura.docx
@@ -10218,42 +10218,17 @@
     <w:p>
       <w:pPr>
         <w:pStyle w:val="Heading1"/>
-        <w:widowControl w:val="false"/>
-        <w:suppressAutoHyphens w:val="false"/>
-        <w:bidi w:val="0"/>
         <w:spacing w:before="0" w:after="60"/>
-        <w:jc w:val="left"/>
-        <w:rPr>
-          <w:rFonts w:eastAsia="SimSun"/>
-          <w:color w:val="auto"/>
-          <w:kern w:val="2"/>
-          <w:lang w:val="es-MX" w:eastAsia="zh-CN" w:bidi="ar-SA"/>
-        </w:rPr>
-      </w:pPr>
-      <w:r>
-        <w:rPr>
-          <w:rFonts w:eastAsia="SimSun"/>
-          <w:color w:val="auto"/>
-          <w:kern w:val="2"/>
-          <w:lang w:val="es-MX" w:eastAsia="zh-CN" w:bidi="ar-SA"/>
-        </w:rPr>
+        <w:rPr/>
+      </w:pPr>
+      <w:r>
+        <w:rPr/>
         <w:t>Proyecto Monolitos Escalables en AWS</w:t>
       </w:r>
     </w:p>
     <w:p>
       <w:pPr>
         <w:pStyle w:val="Heading1"/>
-        <w:spacing w:before="0" w:after="0"/>
-        <w:rPr/>
-      </w:pPr>
-      <w:r>
-        <w:rPr/>
-      </w:r>
-    </w:p>
-    <w:p>
-      <w:pPr>
-        <w:pStyle w:val="Heading1"/>
-        <w:spacing w:before="0" w:after="0"/>
         <w:rPr/>
       </w:pPr>
       <w:r>
@@ -10413,20 +10388,17 @@
     </w:p>
     <w:p>
       <w:pPr>
+        <w:pStyle w:val="Normal"/>
+        <w:rPr/>
+      </w:pPr>
+      <w:r>
+        <w:rPr/>
+      </w:r>
+    </w:p>
+    <w:p>
+      <w:pPr>
         <w:pStyle w:val="Heading2"/>
-        <w:rPr/>
-      </w:pPr>
-      <w:r>
-        <w:rPr/>
-      </w:r>
-      <w:r>
-        <w:br w:type="page"/>
-      </w:r>
-    </w:p>
-    <w:p>
-      <w:pPr>
-        <w:pStyle w:val="Heading2"/>
-        <w:spacing w:before="0" w:after="60"/>
+        <w:spacing w:before="0" w:after="0"/>
         <w:rPr/>
       </w:pPr>
       <w:r>
@@ -10459,11 +10431,8 @@
       </w:pPr>
       <w:r>
         <w:rPr/>
-        <w:br/>
-      </w:r>
-      <w:r>
         <w:drawing>
-          <wp:anchor behindDoc="0" distT="0" distB="0" distL="0" distR="0" simplePos="0" locked="0" layoutInCell="0" allowOverlap="1" relativeHeight="15">
+          <wp:anchor behindDoc="0" distT="0" distB="0" distL="0" distR="0" simplePos="0" locked="0" layoutInCell="0" allowOverlap="1" relativeHeight="19">
             <wp:simplePos x="0" y="0"/>
             <wp:positionH relativeFrom="column">
               <wp:align>center</wp:align>
@@ -10471,10 +10440,10 @@
             <wp:positionV relativeFrom="paragraph">
               <wp:posOffset>635</wp:posOffset>
             </wp:positionV>
-            <wp:extent cx="5486400" cy="4772025"/>
+            <wp:extent cx="5486400" cy="4207510"/>
             <wp:effectExtent l="0" t="0" r="0" b="0"/>
             <wp:wrapSquare wrapText="largest"/>
-            <wp:docPr id="14" name="Imagen1 Copia 1" descr=""/>
+            <wp:docPr id="14" name="Imagen5" descr=""/>
             <wp:cNvGraphicFramePr>
               <a:graphicFrameLocks xmlns:a="http://schemas.openxmlformats.org/drawingml/2006/main" noChangeAspect="1"/>
             </wp:cNvGraphicFramePr>
@@ -10482,7 +10451,7 @@
               <a:graphicData uri="http://schemas.openxmlformats.org/drawingml/2006/picture">
                 <pic:pic xmlns:pic="http://schemas.openxmlformats.org/drawingml/2006/picture">
                   <pic:nvPicPr>
-                    <pic:cNvPr id="14" name="Imagen1 Copia 1" descr=""/>
+                    <pic:cNvPr id="14" name="Imagen5" descr=""/>
                     <pic:cNvPicPr>
                       <a:picLocks noChangeAspect="1" noChangeArrowheads="1"/>
                     </pic:cNvPicPr>
@@ -10496,7 +10465,7 @@
                   <pic:spPr bwMode="auto">
                     <a:xfrm>
                       <a:off x="0" y="0"/>
-                      <a:ext cx="5486400" cy="4772025"/>
+                      <a:ext cx="5486400" cy="4207510"/>
                     </a:xfrm>
                     <a:prstGeom prst="rect">
                       <a:avLst/>
@@ -10509,10 +10478,14 @@
           </wp:anchor>
         </w:drawing>
       </w:r>
-      <w:r>
-        <w:rPr/>
-        <w:tab/>
-        <w:tab/>
+    </w:p>
+    <w:p>
+      <w:pPr>
+        <w:pStyle w:val="Normal"/>
+        <w:rPr/>
+      </w:pPr>
+      <w:r>
+        <w:rPr/>
       </w:r>
       <w:r>
         <w:br w:type="page"/>
@@ -10521,7 +10494,7 @@
     <w:p>
       <w:pPr>
         <w:pStyle w:val="Heading1"/>
-        <w:spacing w:before="0" w:after="60"/>
+        <w:spacing w:before="0" w:after="0"/>
         <w:rPr/>
       </w:pPr>
       <w:r>
@@ -10559,6 +10532,1339 @@
     </w:p>
     <w:p>
       <w:pPr>
+        <w:pStyle w:val="Heading3"/>
+        <w:spacing w:before="0" w:after="200"/>
+        <w:rPr>
+          <w:rFonts w:ascii="Times New Roman" w:hAnsi="Times New Roman" w:eastAsia="SimSun" w:cs="Times New Roman" w:asciiTheme="minorHAnsi" w:cstheme="minorBidi" w:eastAsiaTheme="minorEastAsia" w:hAnsiTheme="minorHAnsi"/>
+          <w:color w:val="auto"/>
+        </w:rPr>
+      </w:pPr>
+      <w:r>
+        <w:rPr>
+          <w:rFonts w:eastAsia="SimSun" w:cs="Times New Roman" w:ascii="Times New Roman" w:hAnsi="Times New Roman" w:asciiTheme="minorHAnsi" w:cstheme="minorBidi" w:eastAsiaTheme="minorEastAsia" w:hAnsiTheme="minorHAnsi"/>
+          <w:color w:val="auto"/>
+        </w:rPr>
+        <w:t>Objetivo</w:t>
+      </w:r>
+    </w:p>
+    <w:p>
+      <w:pPr>
+        <w:pStyle w:val="BodyText"/>
+        <w:spacing w:before="0" w:after="200"/>
+        <w:rPr/>
+      </w:pPr>
+      <w:r>
+        <w:rPr/>
+        <w:t>Preparar el entorno y ejecutar ciclos TDD. Documentar el primer ciclo RED-GREEN-REFACTOR.</w:t>
+      </w:r>
+    </w:p>
+    <w:p>
+      <w:pPr>
+        <w:pStyle w:val="Heading3"/>
+        <w:spacing w:before="0" w:after="200"/>
+        <w:rPr>
+          <w:rFonts w:ascii="Times New Roman" w:hAnsi="Times New Roman" w:eastAsia="SimSun" w:cs="Times New Roman" w:asciiTheme="minorHAnsi" w:cstheme="minorBidi" w:eastAsiaTheme="minorEastAsia" w:hAnsiTheme="minorHAnsi"/>
+          <w:color w:val="auto"/>
+        </w:rPr>
+      </w:pPr>
+      <w:r>
+        <w:rPr>
+          <w:rFonts w:eastAsia="SimSun" w:cs="Times New Roman" w:ascii="Times New Roman" w:hAnsi="Times New Roman" w:asciiTheme="minorHAnsi" w:cstheme="minorBidi" w:eastAsiaTheme="minorEastAsia" w:hAnsiTheme="minorHAnsi"/>
+          <w:color w:val="auto"/>
+        </w:rPr>
+        <w:t>Pasos y comandos</w:t>
+      </w:r>
+    </w:p>
+    <w:p>
+      <w:pPr>
+        <w:pStyle w:val="BodyText"/>
+        <w:numPr>
+          <w:ilvl w:val="0"/>
+          <w:numId w:val="8"/>
+        </w:numPr>
+        <w:tabs>
+          <w:tab w:val="clear" w:pos="708"/>
+          <w:tab w:val="left" w:pos="0" w:leader="none"/>
+        </w:tabs>
+        <w:spacing w:before="0" w:after="200"/>
+        <w:ind w:hanging="283" w:left="709"/>
+        <w:rPr/>
+      </w:pPr>
+      <w:r>
+        <w:rPr>
+          <w:rStyle w:val="Strong"/>
+        </w:rPr>
+        <w:t>Instalación / preparación</w:t>
+      </w:r>
+      <w:r>
+        <w:rPr/>
+        <w:t xml:space="preserve"> (local):</w:t>
+      </w:r>
+    </w:p>
+    <w:p>
+      <w:pPr>
+        <w:pStyle w:val="BodyText"/>
+        <w:numPr>
+          <w:ilvl w:val="1"/>
+          <w:numId w:val="8"/>
+        </w:numPr>
+        <w:tabs>
+          <w:tab w:val="clear" w:pos="708"/>
+          <w:tab w:val="left" w:pos="0" w:leader="none"/>
+        </w:tabs>
+        <w:spacing w:before="0" w:after="200"/>
+        <w:ind w:hanging="283" w:left="1418"/>
+        <w:rPr/>
+      </w:pPr>
+      <w:r>
+        <w:rPr/>
+        <w:t>Java 17, Maven, VS Code, Git, Docker.</w:t>
+      </w:r>
+    </w:p>
+    <w:p>
+      <w:pPr>
+        <w:pStyle w:val="BodyText"/>
+        <w:numPr>
+          <w:ilvl w:val="1"/>
+          <w:numId w:val="8"/>
+        </w:numPr>
+        <w:tabs>
+          <w:tab w:val="clear" w:pos="708"/>
+          <w:tab w:val="left" w:pos="0" w:leader="none"/>
+        </w:tabs>
+        <w:spacing w:before="0" w:after="200"/>
+        <w:ind w:hanging="283" w:left="1418"/>
+        <w:rPr/>
+      </w:pPr>
+      <w:r>
+        <w:rPr>
+          <w:rStyle w:val="Textooriginal"/>
+        </w:rPr>
+        <w:t>git init proyecto-monolito</w:t>
+      </w:r>
+    </w:p>
+    <w:p>
+      <w:pPr>
+        <w:pStyle w:val="BodyText"/>
+        <w:numPr>
+          <w:ilvl w:val="1"/>
+          <w:numId w:val="8"/>
+        </w:numPr>
+        <w:tabs>
+          <w:tab w:val="clear" w:pos="708"/>
+          <w:tab w:val="left" w:pos="0" w:leader="none"/>
+        </w:tabs>
+        <w:spacing w:before="0" w:after="200"/>
+        <w:ind w:hanging="283" w:left="1418"/>
+        <w:rPr/>
+      </w:pPr>
+      <w:r>
+        <w:rPr>
+          <w:rStyle w:val="Textooriginal"/>
+        </w:rPr>
+        <w:t>mvn -v</w:t>
+      </w:r>
+      <w:r>
+        <w:rPr/>
+        <w:t xml:space="preserve"> y </w:t>
+      </w:r>
+      <w:r>
+        <w:rPr>
+          <w:rStyle w:val="Textooriginal"/>
+        </w:rPr>
+        <w:t>java -version</w:t>
+      </w:r>
+      <w:r>
+        <w:rPr/>
+        <w:t xml:space="preserve"> para comprobar versiones</w:t>
+      </w:r>
+    </w:p>
+    <w:p>
+      <w:pPr>
+        <w:pStyle w:val="BodyText"/>
+        <w:numPr>
+          <w:ilvl w:val="0"/>
+          <w:numId w:val="8"/>
+        </w:numPr>
+        <w:tabs>
+          <w:tab w:val="clear" w:pos="708"/>
+          <w:tab w:val="left" w:pos="0" w:leader="none"/>
+        </w:tabs>
+        <w:spacing w:before="0" w:after="200"/>
+        <w:ind w:hanging="283" w:left="709"/>
+        <w:rPr/>
+      </w:pPr>
+      <w:r>
+        <w:rPr>
+          <w:rStyle w:val="Strong"/>
+        </w:rPr>
+        <w:t>Estructura inicial</w:t>
+      </w:r>
+    </w:p>
+    <w:p>
+      <w:pPr>
+        <w:pStyle w:val="Textopreformateado"/>
+        <w:bidi w:val="0"/>
+        <w:spacing w:before="0" w:after="200"/>
+        <w:ind w:hanging="0" w:left="0" w:right="0"/>
+        <w:rPr>
+          <w:rFonts w:ascii="Cambria" w:hAnsi="Cambria" w:eastAsia="" w:cs=""/>
+          <w:sz w:val="22"/>
+          <w:szCs w:val="22"/>
+        </w:rPr>
+      </w:pPr>
+      <w:r>
+        <w:rPr>
+          <w:rStyle w:val="Textooriginal"/>
+          <w:rFonts w:ascii="Cambria" w:hAnsi="Cambria"/>
+          <w:sz w:val="22"/>
+          <w:szCs w:val="22"/>
+        </w:rPr>
+        <w:t>monolito/</w:t>
+      </w:r>
+    </w:p>
+    <w:p>
+      <w:pPr>
+        <w:pStyle w:val="Textopreformateado"/>
+        <w:bidi w:val="0"/>
+        <w:spacing w:before="0" w:after="200"/>
+        <w:rPr>
+          <w:rFonts w:ascii="Cambria" w:hAnsi="Cambria" w:eastAsia="" w:cs=""/>
+          <w:sz w:val="22"/>
+          <w:szCs w:val="22"/>
+        </w:rPr>
+      </w:pPr>
+      <w:r>
+        <w:rPr>
+          <w:rStyle w:val="Textooriginal"/>
+          <w:rFonts w:ascii="Cambria" w:hAnsi="Cambria"/>
+          <w:sz w:val="22"/>
+          <w:szCs w:val="22"/>
+        </w:rPr>
+        <w:t xml:space="preserve">  </w:t>
+      </w:r>
+      <w:r>
+        <w:rPr>
+          <w:rStyle w:val="Textooriginal"/>
+          <w:rFonts w:ascii="Cambria" w:hAnsi="Cambria"/>
+          <w:sz w:val="22"/>
+          <w:szCs w:val="22"/>
+        </w:rPr>
+        <w:t>src/</w:t>
+      </w:r>
+    </w:p>
+    <w:p>
+      <w:pPr>
+        <w:pStyle w:val="Textopreformateado"/>
+        <w:bidi w:val="0"/>
+        <w:spacing w:before="0" w:after="200"/>
+        <w:rPr>
+          <w:rFonts w:ascii="Cambria" w:hAnsi="Cambria" w:eastAsia="" w:cs=""/>
+          <w:sz w:val="22"/>
+          <w:szCs w:val="22"/>
+        </w:rPr>
+      </w:pPr>
+      <w:r>
+        <w:rPr>
+          <w:rStyle w:val="Textooriginal"/>
+          <w:rFonts w:ascii="Cambria" w:hAnsi="Cambria"/>
+          <w:sz w:val="22"/>
+          <w:szCs w:val="22"/>
+        </w:rPr>
+        <w:t xml:space="preserve">    </w:t>
+      </w:r>
+      <w:r>
+        <w:rPr>
+          <w:rStyle w:val="Textooriginal"/>
+          <w:rFonts w:ascii="Cambria" w:hAnsi="Cambria"/>
+          <w:sz w:val="22"/>
+          <w:szCs w:val="22"/>
+        </w:rPr>
+        <w:t>main/java/com/example/app/...</w:t>
+      </w:r>
+    </w:p>
+    <w:p>
+      <w:pPr>
+        <w:pStyle w:val="Textopreformateado"/>
+        <w:bidi w:val="0"/>
+        <w:spacing w:before="0" w:after="200"/>
+        <w:rPr>
+          <w:rFonts w:ascii="Cambria" w:hAnsi="Cambria" w:eastAsia="" w:cs=""/>
+          <w:sz w:val="22"/>
+          <w:szCs w:val="22"/>
+        </w:rPr>
+      </w:pPr>
+      <w:r>
+        <w:rPr>
+          <w:rStyle w:val="Textooriginal"/>
+          <w:rFonts w:ascii="Cambria" w:hAnsi="Cambria"/>
+          <w:sz w:val="22"/>
+          <w:szCs w:val="22"/>
+        </w:rPr>
+        <w:t xml:space="preserve">    </w:t>
+      </w:r>
+      <w:r>
+        <w:rPr>
+          <w:rStyle w:val="Textooriginal"/>
+          <w:rFonts w:ascii="Cambria" w:hAnsi="Cambria"/>
+          <w:sz w:val="22"/>
+          <w:szCs w:val="22"/>
+        </w:rPr>
+        <w:t>test/java/com/example/app/...</w:t>
+      </w:r>
+    </w:p>
+    <w:p>
+      <w:pPr>
+        <w:pStyle w:val="Textopreformateado"/>
+        <w:bidi w:val="0"/>
+        <w:spacing w:before="0" w:after="200"/>
+        <w:rPr>
+          <w:rFonts w:ascii="Cambria" w:hAnsi="Cambria" w:eastAsia="" w:cs=""/>
+          <w:sz w:val="22"/>
+          <w:szCs w:val="22"/>
+        </w:rPr>
+      </w:pPr>
+      <w:r>
+        <w:rPr>
+          <w:rStyle w:val="Textooriginal"/>
+          <w:rFonts w:ascii="Cambria" w:hAnsi="Cambria"/>
+          <w:sz w:val="22"/>
+          <w:szCs w:val="22"/>
+        </w:rPr>
+        <w:t xml:space="preserve">  </w:t>
+      </w:r>
+      <w:r>
+        <w:rPr>
+          <w:rStyle w:val="Textooriginal"/>
+          <w:rFonts w:ascii="Cambria" w:hAnsi="Cambria"/>
+          <w:sz w:val="22"/>
+          <w:szCs w:val="22"/>
+        </w:rPr>
+        <w:t>pom.xml</w:t>
+      </w:r>
+    </w:p>
+    <w:p>
+      <w:pPr>
+        <w:pStyle w:val="Textopreformateado"/>
+        <w:bidi w:val="0"/>
+        <w:spacing w:before="0" w:after="200"/>
+        <w:rPr>
+          <w:rFonts w:ascii="Cambria" w:hAnsi="Cambria" w:eastAsia="" w:cs=""/>
+          <w:sz w:val="22"/>
+          <w:szCs w:val="22"/>
+        </w:rPr>
+      </w:pPr>
+      <w:r>
+        <w:rPr>
+          <w:rStyle w:val="Textooriginal"/>
+          <w:rFonts w:ascii="Cambria" w:hAnsi="Cambria"/>
+          <w:sz w:val="22"/>
+          <w:szCs w:val="22"/>
+        </w:rPr>
+        <w:t xml:space="preserve">  </w:t>
+      </w:r>
+      <w:r>
+        <w:rPr>
+          <w:rStyle w:val="Textooriginal"/>
+          <w:rFonts w:ascii="Cambria" w:hAnsi="Cambria"/>
+          <w:sz w:val="22"/>
+          <w:szCs w:val="22"/>
+        </w:rPr>
+        <w:t>Dockerfile</w:t>
+      </w:r>
+    </w:p>
+    <w:p>
+      <w:pPr>
+        <w:pStyle w:val="BodyText"/>
+        <w:numPr>
+          <w:ilvl w:val="0"/>
+          <w:numId w:val="9"/>
+        </w:numPr>
+        <w:tabs>
+          <w:tab w:val="clear" w:pos="708"/>
+          <w:tab w:val="left" w:pos="0" w:leader="none"/>
+        </w:tabs>
+        <w:spacing w:before="0" w:after="200"/>
+        <w:ind w:hanging="283" w:left="709"/>
+        <w:rPr/>
+      </w:pPr>
+      <w:r>
+        <w:rPr>
+          <w:rStyle w:val="Strong"/>
+        </w:rPr>
+        <w:t>Primer test (RED)</w:t>
+      </w:r>
+      <w:r>
+        <w:rPr/>
+        <w:t xml:space="preserve"> — ejemplo JUnit 5 (archivo </w:t>
+      </w:r>
+      <w:r>
+        <w:rPr>
+          <w:rStyle w:val="Textooriginal"/>
+        </w:rPr>
+        <w:t>src/test/java/.../UserServiceTest.java</w:t>
+      </w:r>
+      <w:r>
+        <w:rPr/>
+        <w:t>):</w:t>
+      </w:r>
+    </w:p>
+    <w:p>
+      <w:pPr>
+        <w:pStyle w:val="Textopreformateado"/>
+        <w:bidi w:val="0"/>
+        <w:spacing w:before="0" w:after="200"/>
+        <w:ind w:hanging="0" w:left="0" w:right="0"/>
+        <w:rPr>
+          <w:rFonts w:ascii="Cambria" w:hAnsi="Cambria" w:eastAsia="" w:cs=""/>
+          <w:sz w:val="22"/>
+          <w:szCs w:val="22"/>
+        </w:rPr>
+      </w:pPr>
+      <w:r>
+        <w:rPr>
+          <w:rStyle w:val="Textooriginal"/>
+          <w:rFonts w:ascii="Cambria" w:hAnsi="Cambria"/>
+          <w:sz w:val="22"/>
+          <w:szCs w:val="22"/>
+        </w:rPr>
+        <w:t>@Test</w:t>
+      </w:r>
+    </w:p>
+    <w:p>
+      <w:pPr>
+        <w:pStyle w:val="Textopreformateado"/>
+        <w:bidi w:val="0"/>
+        <w:spacing w:before="0" w:after="200"/>
+        <w:rPr>
+          <w:rFonts w:ascii="Cambria" w:hAnsi="Cambria" w:eastAsia="" w:cs=""/>
+          <w:sz w:val="22"/>
+          <w:szCs w:val="22"/>
+        </w:rPr>
+      </w:pPr>
+      <w:r>
+        <w:rPr>
+          <w:rStyle w:val="Textooriginal"/>
+          <w:rFonts w:ascii="Cambria" w:hAnsi="Cambria"/>
+          <w:sz w:val="22"/>
+          <w:szCs w:val="22"/>
+        </w:rPr>
+        <w:t>void createUser_redGreenRefactor() {</w:t>
+      </w:r>
+    </w:p>
+    <w:p>
+      <w:pPr>
+        <w:pStyle w:val="Textopreformateado"/>
+        <w:bidi w:val="0"/>
+        <w:spacing w:before="0" w:after="200"/>
+        <w:rPr>
+          <w:rFonts w:ascii="Cambria" w:hAnsi="Cambria" w:eastAsia="" w:cs=""/>
+          <w:sz w:val="22"/>
+          <w:szCs w:val="22"/>
+        </w:rPr>
+      </w:pPr>
+      <w:r>
+        <w:rPr>
+          <w:rStyle w:val="Textooriginal"/>
+          <w:rFonts w:ascii="Cambria" w:hAnsi="Cambria"/>
+          <w:sz w:val="22"/>
+          <w:szCs w:val="22"/>
+        </w:rPr>
+        <w:t xml:space="preserve">    </w:t>
+      </w:r>
+      <w:r>
+        <w:rPr>
+          <w:rStyle w:val="Textooriginal"/>
+          <w:rFonts w:ascii="Cambria" w:hAnsi="Cambria"/>
+          <w:sz w:val="22"/>
+          <w:szCs w:val="22"/>
+        </w:rPr>
+        <w:t>UserService svc = new UserService();</w:t>
+      </w:r>
+    </w:p>
+    <w:p>
+      <w:pPr>
+        <w:pStyle w:val="Textopreformateado"/>
+        <w:bidi w:val="0"/>
+        <w:spacing w:before="0" w:after="200"/>
+        <w:rPr>
+          <w:rFonts w:ascii="Cambria" w:hAnsi="Cambria" w:eastAsia="" w:cs=""/>
+          <w:sz w:val="22"/>
+          <w:szCs w:val="22"/>
+        </w:rPr>
+      </w:pPr>
+      <w:r>
+        <w:rPr>
+          <w:rStyle w:val="Textooriginal"/>
+          <w:rFonts w:ascii="Cambria" w:hAnsi="Cambria"/>
+          <w:sz w:val="22"/>
+          <w:szCs w:val="22"/>
+        </w:rPr>
+        <w:t xml:space="preserve">    </w:t>
+      </w:r>
+      <w:r>
+        <w:rPr>
+          <w:rStyle w:val="Textooriginal"/>
+          <w:rFonts w:ascii="Cambria" w:hAnsi="Cambria"/>
+          <w:sz w:val="22"/>
+          <w:szCs w:val="22"/>
+        </w:rPr>
+        <w:t>User u = new User(null, "Ana", "ana@example.com");</w:t>
+      </w:r>
+    </w:p>
+    <w:p>
+      <w:pPr>
+        <w:pStyle w:val="Textopreformateado"/>
+        <w:bidi w:val="0"/>
+        <w:spacing w:before="0" w:after="200"/>
+        <w:rPr>
+          <w:rFonts w:ascii="Cambria" w:hAnsi="Cambria" w:eastAsia="" w:cs=""/>
+          <w:sz w:val="22"/>
+          <w:szCs w:val="22"/>
+        </w:rPr>
+      </w:pPr>
+      <w:r>
+        <w:rPr>
+          <w:rStyle w:val="Textooriginal"/>
+          <w:rFonts w:ascii="Cambria" w:hAnsi="Cambria"/>
+          <w:sz w:val="22"/>
+          <w:szCs w:val="22"/>
+        </w:rPr>
+        <w:t xml:space="preserve">    </w:t>
+      </w:r>
+      <w:r>
+        <w:rPr>
+          <w:rStyle w:val="Textooriginal"/>
+          <w:rFonts w:ascii="Cambria" w:hAnsi="Cambria"/>
+          <w:sz w:val="22"/>
+          <w:szCs w:val="22"/>
+        </w:rPr>
+        <w:t>User created = svc.create(u);</w:t>
+      </w:r>
+    </w:p>
+    <w:p>
+      <w:pPr>
+        <w:pStyle w:val="Textopreformateado"/>
+        <w:bidi w:val="0"/>
+        <w:spacing w:before="0" w:after="200"/>
+        <w:rPr>
+          <w:rFonts w:ascii="Cambria" w:hAnsi="Cambria" w:eastAsia="" w:cs=""/>
+          <w:sz w:val="22"/>
+          <w:szCs w:val="22"/>
+        </w:rPr>
+      </w:pPr>
+      <w:r>
+        <w:rPr>
+          <w:rStyle w:val="Textooriginal"/>
+          <w:rFonts w:ascii="Cambria" w:hAnsi="Cambria"/>
+          <w:sz w:val="22"/>
+          <w:szCs w:val="22"/>
+        </w:rPr>
+        <w:t xml:space="preserve">    </w:t>
+      </w:r>
+      <w:r>
+        <w:rPr>
+          <w:rStyle w:val="Textooriginal"/>
+          <w:rFonts w:ascii="Cambria" w:hAnsi="Cambria"/>
+          <w:sz w:val="22"/>
+          <w:szCs w:val="22"/>
+        </w:rPr>
+        <w:t>assertNotNull(created.getId());</w:t>
+      </w:r>
+    </w:p>
+    <w:p>
+      <w:pPr>
+        <w:pStyle w:val="Textopreformateado"/>
+        <w:bidi w:val="0"/>
+        <w:spacing w:before="0" w:after="200"/>
+        <w:rPr>
+          <w:rFonts w:ascii="Cambria" w:hAnsi="Cambria" w:eastAsia="" w:cs=""/>
+          <w:sz w:val="22"/>
+          <w:szCs w:val="22"/>
+        </w:rPr>
+      </w:pPr>
+      <w:r>
+        <w:rPr>
+          <w:rStyle w:val="Textooriginal"/>
+          <w:rFonts w:ascii="Cambria" w:hAnsi="Cambria"/>
+          <w:sz w:val="22"/>
+          <w:szCs w:val="22"/>
+        </w:rPr>
+        <w:t xml:space="preserve">    </w:t>
+      </w:r>
+      <w:r>
+        <w:rPr>
+          <w:rStyle w:val="Textooriginal"/>
+          <w:rFonts w:ascii="Cambria" w:hAnsi="Cambria"/>
+          <w:sz w:val="22"/>
+          <w:szCs w:val="22"/>
+        </w:rPr>
+        <w:t>assertEquals("Ana", created.getName());</w:t>
+      </w:r>
+    </w:p>
+    <w:p>
+      <w:pPr>
+        <w:pStyle w:val="Textopreformateado"/>
+        <w:bidi w:val="0"/>
+        <w:spacing w:before="0" w:after="200"/>
+        <w:rPr>
+          <w:rFonts w:ascii="Cambria" w:hAnsi="Cambria" w:eastAsia="" w:cs=""/>
+          <w:sz w:val="22"/>
+          <w:szCs w:val="22"/>
+        </w:rPr>
+      </w:pPr>
+      <w:r>
+        <w:rPr>
+          <w:rStyle w:val="Textooriginal"/>
+          <w:rFonts w:ascii="Cambria" w:hAnsi="Cambria"/>
+          <w:sz w:val="22"/>
+          <w:szCs w:val="22"/>
+        </w:rPr>
+        <w:t>}</w:t>
+      </w:r>
+    </w:p>
+    <w:p>
+      <w:pPr>
+        <w:pStyle w:val="BodyText"/>
+        <w:numPr>
+          <w:ilvl w:val="0"/>
+          <w:numId w:val="10"/>
+        </w:numPr>
+        <w:tabs>
+          <w:tab w:val="clear" w:pos="708"/>
+          <w:tab w:val="left" w:pos="0" w:leader="none"/>
+        </w:tabs>
+        <w:spacing w:before="0" w:after="200"/>
+        <w:ind w:hanging="283" w:left="709"/>
+        <w:rPr/>
+      </w:pPr>
+      <w:r>
+        <w:rPr/>
+        <w:t xml:space="preserve">Ejecutas </w:t>
+      </w:r>
+      <w:r>
+        <w:rPr>
+          <w:rStyle w:val="Textooriginal"/>
+        </w:rPr>
+        <w:t>mvn test</w:t>
+      </w:r>
+      <w:r>
+        <w:rPr/>
+        <w:t xml:space="preserve"> → falla (RED)</w:t>
+      </w:r>
+    </w:p>
+    <w:p>
+      <w:pPr>
+        <w:pStyle w:val="BodyText"/>
+        <w:numPr>
+          <w:ilvl w:val="0"/>
+          <w:numId w:val="11"/>
+        </w:numPr>
+        <w:tabs>
+          <w:tab w:val="clear" w:pos="708"/>
+          <w:tab w:val="left" w:pos="0" w:leader="none"/>
+        </w:tabs>
+        <w:spacing w:before="0" w:after="200"/>
+        <w:ind w:hanging="283" w:left="709"/>
+        <w:rPr/>
+      </w:pPr>
+      <w:r>
+        <w:rPr>
+          <w:rStyle w:val="Strong"/>
+        </w:rPr>
+        <w:t>Implementación mínima (GREEN)</w:t>
+      </w:r>
+      <w:r>
+        <w:rPr/>
+        <w:t xml:space="preserve"> — </w:t>
+      </w:r>
+      <w:r>
+        <w:rPr>
+          <w:rStyle w:val="Textooriginal"/>
+        </w:rPr>
+        <w:t>UserService</w:t>
+      </w:r>
+      <w:r>
+        <w:rPr/>
+        <w:t xml:space="preserve"> guarda en memoria:</w:t>
+      </w:r>
+    </w:p>
+    <w:p>
+      <w:pPr>
+        <w:pStyle w:val="Textopreformateado"/>
+        <w:bidi w:val="0"/>
+        <w:spacing w:before="0" w:after="200"/>
+        <w:ind w:hanging="0" w:left="0" w:right="0"/>
+        <w:rPr>
+          <w:rFonts w:ascii="Cambria" w:hAnsi="Cambria" w:eastAsia="" w:cs=""/>
+          <w:sz w:val="22"/>
+          <w:szCs w:val="22"/>
+        </w:rPr>
+      </w:pPr>
+      <w:r>
+        <w:rPr>
+          <w:rStyle w:val="Textooriginal"/>
+          <w:rFonts w:ascii="Cambria" w:hAnsi="Cambria"/>
+          <w:sz w:val="22"/>
+          <w:szCs w:val="22"/>
+        </w:rPr>
+        <w:t>public User create(User u) {</w:t>
+      </w:r>
+    </w:p>
+    <w:p>
+      <w:pPr>
+        <w:pStyle w:val="Textopreformateado"/>
+        <w:bidi w:val="0"/>
+        <w:spacing w:before="0" w:after="200"/>
+        <w:rPr>
+          <w:rFonts w:ascii="Cambria" w:hAnsi="Cambria" w:eastAsia="" w:cs=""/>
+          <w:sz w:val="22"/>
+          <w:szCs w:val="22"/>
+        </w:rPr>
+      </w:pPr>
+      <w:r>
+        <w:rPr>
+          <w:rStyle w:val="Textooriginal"/>
+          <w:rFonts w:ascii="Cambria" w:hAnsi="Cambria"/>
+          <w:sz w:val="22"/>
+          <w:szCs w:val="22"/>
+        </w:rPr>
+        <w:t xml:space="preserve">  </w:t>
+      </w:r>
+      <w:r>
+        <w:rPr>
+          <w:rStyle w:val="Textooriginal"/>
+          <w:rFonts w:ascii="Cambria" w:hAnsi="Cambria"/>
+          <w:sz w:val="22"/>
+          <w:szCs w:val="22"/>
+        </w:rPr>
+        <w:t>u.setId(UUID.randomUUID().toString());</w:t>
+      </w:r>
+    </w:p>
+    <w:p>
+      <w:pPr>
+        <w:pStyle w:val="Textopreformateado"/>
+        <w:bidi w:val="0"/>
+        <w:spacing w:before="0" w:after="200"/>
+        <w:rPr>
+          <w:rFonts w:ascii="Cambria" w:hAnsi="Cambria" w:eastAsia="" w:cs=""/>
+          <w:sz w:val="22"/>
+          <w:szCs w:val="22"/>
+        </w:rPr>
+      </w:pPr>
+      <w:r>
+        <w:rPr>
+          <w:rStyle w:val="Textooriginal"/>
+          <w:rFonts w:ascii="Cambria" w:hAnsi="Cambria"/>
+          <w:sz w:val="22"/>
+          <w:szCs w:val="22"/>
+        </w:rPr>
+        <w:t xml:space="preserve">  </w:t>
+      </w:r>
+      <w:r>
+        <w:rPr>
+          <w:rStyle w:val="Textooriginal"/>
+          <w:rFonts w:ascii="Cambria" w:hAnsi="Cambria"/>
+          <w:sz w:val="22"/>
+          <w:szCs w:val="22"/>
+        </w:rPr>
+        <w:t>store.put(u.getId(), u);</w:t>
+      </w:r>
+    </w:p>
+    <w:p>
+      <w:pPr>
+        <w:pStyle w:val="Textopreformateado"/>
+        <w:bidi w:val="0"/>
+        <w:spacing w:before="0" w:after="200"/>
+        <w:rPr>
+          <w:rFonts w:ascii="Cambria" w:hAnsi="Cambria" w:eastAsia="" w:cs=""/>
+          <w:sz w:val="22"/>
+          <w:szCs w:val="22"/>
+        </w:rPr>
+      </w:pPr>
+      <w:r>
+        <w:rPr>
+          <w:rStyle w:val="Textooriginal"/>
+          <w:rFonts w:ascii="Cambria" w:hAnsi="Cambria"/>
+          <w:sz w:val="22"/>
+          <w:szCs w:val="22"/>
+        </w:rPr>
+        <w:t xml:space="preserve">  </w:t>
+      </w:r>
+      <w:r>
+        <w:rPr>
+          <w:rStyle w:val="Textooriginal"/>
+          <w:rFonts w:ascii="Cambria" w:hAnsi="Cambria"/>
+          <w:sz w:val="22"/>
+          <w:szCs w:val="22"/>
+        </w:rPr>
+        <w:t>return u;</w:t>
+      </w:r>
+    </w:p>
+    <w:p>
+      <w:pPr>
+        <w:pStyle w:val="Textopreformateado"/>
+        <w:bidi w:val="0"/>
+        <w:spacing w:before="0" w:after="200"/>
+        <w:rPr>
+          <w:rFonts w:ascii="Cambria" w:hAnsi="Cambria" w:eastAsia="" w:cs=""/>
+          <w:sz w:val="22"/>
+          <w:szCs w:val="22"/>
+        </w:rPr>
+      </w:pPr>
+      <w:r>
+        <w:rPr>
+          <w:rStyle w:val="Textooriginal"/>
+          <w:rFonts w:ascii="Cambria" w:hAnsi="Cambria"/>
+          <w:sz w:val="22"/>
+          <w:szCs w:val="22"/>
+        </w:rPr>
+        <w:t>}</w:t>
+      </w:r>
+    </w:p>
+    <w:p>
+      <w:pPr>
+        <w:pStyle w:val="BodyText"/>
+        <w:numPr>
+          <w:ilvl w:val="0"/>
+          <w:numId w:val="12"/>
+        </w:numPr>
+        <w:tabs>
+          <w:tab w:val="clear" w:pos="708"/>
+          <w:tab w:val="left" w:pos="0" w:leader="none"/>
+        </w:tabs>
+        <w:spacing w:before="0" w:after="200"/>
+        <w:ind w:hanging="283" w:left="709"/>
+        <w:rPr/>
+      </w:pPr>
+      <w:r>
+        <w:rPr/>
+        <w:t xml:space="preserve">Ejecutas </w:t>
+      </w:r>
+      <w:r>
+        <w:rPr>
+          <w:rStyle w:val="Textooriginal"/>
+        </w:rPr>
+        <w:t>mvn test</w:t>
+      </w:r>
+      <w:r>
+        <w:rPr/>
+        <w:t xml:space="preserve"> → pasa (GREEN)</w:t>
+      </w:r>
+    </w:p>
+    <w:p>
+      <w:pPr>
+        <w:pStyle w:val="BodyText"/>
+        <w:numPr>
+          <w:ilvl w:val="0"/>
+          <w:numId w:val="13"/>
+        </w:numPr>
+        <w:tabs>
+          <w:tab w:val="clear" w:pos="708"/>
+          <w:tab w:val="left" w:pos="0" w:leader="none"/>
+        </w:tabs>
+        <w:spacing w:before="0" w:after="200"/>
+        <w:ind w:hanging="283" w:left="709"/>
+        <w:rPr/>
+      </w:pPr>
+      <w:r>
+        <w:rPr>
+          <w:rStyle w:val="Strong"/>
+        </w:rPr>
+        <w:t>Refactor</w:t>
+      </w:r>
+      <w:r>
+        <w:rPr/>
+        <w:t xml:space="preserve"> — integrar JPA/Hibernate, extraer interfaz </w:t>
+      </w:r>
+      <w:r>
+        <w:rPr>
+          <w:rStyle w:val="Textooriginal"/>
+        </w:rPr>
+        <w:t>UserRepository</w:t>
+      </w:r>
+      <w:r>
+        <w:rPr/>
+        <w:t>, sustituir store por RDS (preparación).</w:t>
+      </w:r>
+    </w:p>
+    <w:p>
+      <w:pPr>
+        <w:pStyle w:val="BodyText"/>
+        <w:numPr>
+          <w:ilvl w:val="0"/>
+          <w:numId w:val="13"/>
+        </w:numPr>
+        <w:tabs>
+          <w:tab w:val="clear" w:pos="708"/>
+          <w:tab w:val="left" w:pos="0" w:leader="none"/>
+        </w:tabs>
+        <w:spacing w:before="0" w:after="200"/>
+        <w:ind w:hanging="283" w:left="709"/>
+        <w:rPr/>
+      </w:pPr>
+      <w:r>
+        <w:rPr>
+          <w:rStyle w:val="Strong"/>
+        </w:rPr>
+        <w:t>Coverage y métricas</w:t>
+      </w:r>
+    </w:p>
+    <w:p>
+      <w:pPr>
+        <w:pStyle w:val="BodyText"/>
+        <w:numPr>
+          <w:ilvl w:val="1"/>
+          <w:numId w:val="13"/>
+        </w:numPr>
+        <w:tabs>
+          <w:tab w:val="clear" w:pos="708"/>
+          <w:tab w:val="left" w:pos="0" w:leader="none"/>
+        </w:tabs>
+        <w:spacing w:before="0" w:after="200"/>
+        <w:ind w:hanging="283" w:left="1418"/>
+        <w:rPr/>
+      </w:pPr>
+      <w:r>
+        <w:rPr/>
+        <w:t xml:space="preserve">Añade JaCoCo al </w:t>
+      </w:r>
+      <w:r>
+        <w:rPr>
+          <w:rStyle w:val="Textooriginal"/>
+        </w:rPr>
+        <w:t>pom.xml</w:t>
+      </w:r>
+      <w:r>
+        <w:rPr/>
+        <w:t xml:space="preserve"> y ejecuta </w:t>
+      </w:r>
+      <w:r>
+        <w:rPr>
+          <w:rStyle w:val="Textooriginal"/>
+        </w:rPr>
+        <w:t>mvn test jacoco:report</w:t>
+      </w:r>
+      <w:r>
+        <w:rPr/>
+        <w:t>.</w:t>
+      </w:r>
+    </w:p>
+    <w:p>
+      <w:pPr>
+        <w:pStyle w:val="BodyText"/>
+        <w:numPr>
+          <w:ilvl w:val="1"/>
+          <w:numId w:val="13"/>
+        </w:numPr>
+        <w:tabs>
+          <w:tab w:val="clear" w:pos="708"/>
+          <w:tab w:val="left" w:pos="0" w:leader="none"/>
+        </w:tabs>
+        <w:spacing w:before="0" w:after="200"/>
+        <w:ind w:hanging="283" w:left="1418"/>
+        <w:rPr/>
+      </w:pPr>
+      <w:r>
+        <w:rPr/>
+        <w:t xml:space="preserve">Objetivo: </w:t>
+      </w:r>
+      <w:r>
+        <w:rPr>
+          <w:rStyle w:val="Strong"/>
+        </w:rPr>
+        <w:t>≥ 80%</w:t>
+      </w:r>
+      <w:r>
+        <w:rPr/>
+        <w:t xml:space="preserve"> cobertura.</w:t>
+      </w:r>
+    </w:p>
+    <w:p>
+      <w:pPr>
+        <w:pStyle w:val="BodyText"/>
+        <w:numPr>
+          <w:ilvl w:val="1"/>
+          <w:numId w:val="13"/>
+        </w:numPr>
+        <w:tabs>
+          <w:tab w:val="clear" w:pos="708"/>
+          <w:tab w:val="left" w:pos="0" w:leader="none"/>
+        </w:tabs>
+        <w:spacing w:before="0" w:after="200"/>
+        <w:ind w:hanging="283" w:left="1418"/>
+        <w:rPr/>
+      </w:pPr>
+      <w:r>
+        <w:rPr/>
+        <w:t xml:space="preserve">Asegura </w:t>
+      </w:r>
+      <w:r>
+        <w:rPr>
+          <w:rStyle w:val="Strong"/>
+        </w:rPr>
+        <w:t>mínimo 8 tests</w:t>
+      </w:r>
+      <w:r>
+        <w:rPr/>
+        <w:t xml:space="preserve"> con casos CRUD y errores.</w:t>
+      </w:r>
+    </w:p>
+    <w:p>
+      <w:pPr>
+        <w:pStyle w:val="BodyText"/>
+        <w:numPr>
+          <w:ilvl w:val="0"/>
+          <w:numId w:val="13"/>
+        </w:numPr>
+        <w:tabs>
+          <w:tab w:val="clear" w:pos="708"/>
+          <w:tab w:val="left" w:pos="0" w:leader="none"/>
+        </w:tabs>
+        <w:spacing w:before="0" w:after="200"/>
+        <w:ind w:hanging="283" w:left="709"/>
+        <w:rPr/>
+      </w:pPr>
+      <w:r>
+        <w:rPr>
+          <w:rStyle w:val="Strong"/>
+        </w:rPr>
+        <w:t>Ejemplo Mockito</w:t>
+      </w:r>
+      <w:r>
+        <w:rPr/>
+        <w:t xml:space="preserve"> (controlador):</w:t>
+      </w:r>
+    </w:p>
+    <w:p>
+      <w:pPr>
+        <w:pStyle w:val="Textopreformateado"/>
+        <w:bidi w:val="0"/>
+        <w:spacing w:before="0" w:after="200"/>
+        <w:ind w:hanging="0" w:left="0" w:right="0"/>
+        <w:rPr>
+          <w:rFonts w:ascii="Cambria" w:hAnsi="Cambria" w:eastAsia="" w:cs=""/>
+          <w:sz w:val="22"/>
+          <w:szCs w:val="22"/>
+        </w:rPr>
+      </w:pPr>
+      <w:r>
+        <w:rPr>
+          <w:rStyle w:val="Textooriginal"/>
+          <w:rFonts w:ascii="Cambria" w:hAnsi="Cambria"/>
+          <w:sz w:val="22"/>
+          <w:szCs w:val="22"/>
+        </w:rPr>
+        <w:t>@ExtendWith(MockitoExtension.class)</w:t>
+      </w:r>
+    </w:p>
+    <w:p>
+      <w:pPr>
+        <w:pStyle w:val="Textopreformateado"/>
+        <w:bidi w:val="0"/>
+        <w:spacing w:before="0" w:after="200"/>
+        <w:rPr>
+          <w:rFonts w:ascii="Cambria" w:hAnsi="Cambria" w:eastAsia="" w:cs=""/>
+          <w:sz w:val="22"/>
+          <w:szCs w:val="22"/>
+        </w:rPr>
+      </w:pPr>
+      <w:r>
+        <w:rPr>
+          <w:rStyle w:val="Textooriginal"/>
+          <w:rFonts w:ascii="Cambria" w:hAnsi="Cambria"/>
+          <w:sz w:val="22"/>
+          <w:szCs w:val="22"/>
+        </w:rPr>
+        <w:t>class UserControllerTest {</w:t>
+      </w:r>
+    </w:p>
+    <w:p>
+      <w:pPr>
+        <w:pStyle w:val="Textopreformateado"/>
+        <w:bidi w:val="0"/>
+        <w:spacing w:before="0" w:after="200"/>
+        <w:rPr>
+          <w:rFonts w:ascii="Cambria" w:hAnsi="Cambria" w:eastAsia="" w:cs=""/>
+          <w:sz w:val="22"/>
+          <w:szCs w:val="22"/>
+        </w:rPr>
+      </w:pPr>
+      <w:r>
+        <w:rPr>
+          <w:rStyle w:val="Textooriginal"/>
+          <w:rFonts w:ascii="Cambria" w:hAnsi="Cambria"/>
+          <w:sz w:val="22"/>
+          <w:szCs w:val="22"/>
+        </w:rPr>
+        <w:t xml:space="preserve">  </w:t>
+      </w:r>
+      <w:r>
+        <w:rPr>
+          <w:rStyle w:val="Textooriginal"/>
+          <w:rFonts w:ascii="Cambria" w:hAnsi="Cambria"/>
+          <w:sz w:val="22"/>
+          <w:szCs w:val="22"/>
+        </w:rPr>
+        <w:t>@Mock UserService svc;</w:t>
+      </w:r>
+    </w:p>
+    <w:p>
+      <w:pPr>
+        <w:pStyle w:val="Textopreformateado"/>
+        <w:bidi w:val="0"/>
+        <w:spacing w:before="0" w:after="200"/>
+        <w:rPr>
+          <w:rFonts w:ascii="Cambria" w:hAnsi="Cambria" w:eastAsia="" w:cs=""/>
+          <w:sz w:val="22"/>
+          <w:szCs w:val="22"/>
+        </w:rPr>
+      </w:pPr>
+      <w:r>
+        <w:rPr>
+          <w:rStyle w:val="Textooriginal"/>
+          <w:rFonts w:ascii="Cambria" w:hAnsi="Cambria"/>
+          <w:sz w:val="22"/>
+          <w:szCs w:val="22"/>
+        </w:rPr>
+        <w:t xml:space="preserve">  </w:t>
+      </w:r>
+      <w:r>
+        <w:rPr>
+          <w:rStyle w:val="Textooriginal"/>
+          <w:rFonts w:ascii="Cambria" w:hAnsi="Cambria"/>
+          <w:sz w:val="22"/>
+          <w:szCs w:val="22"/>
+        </w:rPr>
+        <w:t>@InjectMocks UserController ctrl;</w:t>
+      </w:r>
+    </w:p>
+    <w:p>
+      <w:pPr>
+        <w:pStyle w:val="Textopreformateado"/>
+        <w:bidi w:val="0"/>
+        <w:spacing w:before="0" w:after="200"/>
+        <w:rPr>
+          <w:rFonts w:ascii="Cambria" w:hAnsi="Cambria" w:eastAsia="" w:cs=""/>
+          <w:sz w:val="22"/>
+          <w:szCs w:val="22"/>
+        </w:rPr>
+      </w:pPr>
+      <w:r>
+        <w:rPr>
+          <w:rFonts w:eastAsia="" w:cs="" w:ascii="Cambria" w:hAnsi="Cambria"/>
+          <w:sz w:val="22"/>
+          <w:szCs w:val="22"/>
+        </w:rPr>
+      </w:r>
+    </w:p>
+    <w:p>
+      <w:pPr>
+        <w:pStyle w:val="Textopreformateado"/>
+        <w:bidi w:val="0"/>
+        <w:spacing w:before="0" w:after="200"/>
+        <w:rPr>
+          <w:rFonts w:ascii="Cambria" w:hAnsi="Cambria" w:eastAsia="" w:cs=""/>
+          <w:sz w:val="22"/>
+          <w:szCs w:val="22"/>
+        </w:rPr>
+      </w:pPr>
+      <w:r>
+        <w:rPr>
+          <w:rStyle w:val="Textooriginal"/>
+          <w:rFonts w:ascii="Cambria" w:hAnsi="Cambria"/>
+          <w:sz w:val="22"/>
+          <w:szCs w:val="22"/>
+        </w:rPr>
+        <w:t xml:space="preserve">  </w:t>
+      </w:r>
+      <w:r>
+        <w:rPr>
+          <w:rStyle w:val="Textooriginal"/>
+          <w:rFonts w:ascii="Cambria" w:hAnsi="Cambria"/>
+          <w:sz w:val="22"/>
+          <w:szCs w:val="22"/>
+        </w:rPr>
+        <w:t>@Test</w:t>
+      </w:r>
+    </w:p>
+    <w:p>
+      <w:pPr>
+        <w:pStyle w:val="Textopreformateado"/>
+        <w:bidi w:val="0"/>
+        <w:spacing w:before="0" w:after="200"/>
+        <w:rPr>
+          <w:rFonts w:ascii="Cambria" w:hAnsi="Cambria" w:eastAsia="" w:cs=""/>
+          <w:sz w:val="22"/>
+          <w:szCs w:val="22"/>
+        </w:rPr>
+      </w:pPr>
+      <w:r>
+        <w:rPr>
+          <w:rStyle w:val="Textooriginal"/>
+          <w:rFonts w:ascii="Cambria" w:hAnsi="Cambria"/>
+          <w:sz w:val="22"/>
+          <w:szCs w:val="22"/>
+        </w:rPr>
+        <w:t xml:space="preserve">  </w:t>
+      </w:r>
+      <w:r>
+        <w:rPr>
+          <w:rStyle w:val="Textooriginal"/>
+          <w:rFonts w:ascii="Cambria" w:hAnsi="Cambria"/>
+          <w:sz w:val="22"/>
+          <w:szCs w:val="22"/>
+        </w:rPr>
+        <w:t>void getUser_returnsOk() {</w:t>
+      </w:r>
+    </w:p>
+    <w:p>
+      <w:pPr>
+        <w:pStyle w:val="Textopreformateado"/>
+        <w:bidi w:val="0"/>
+        <w:spacing w:before="0" w:after="200"/>
+        <w:rPr>
+          <w:rFonts w:ascii="Cambria" w:hAnsi="Cambria" w:eastAsia="" w:cs=""/>
+          <w:sz w:val="22"/>
+          <w:szCs w:val="22"/>
+        </w:rPr>
+      </w:pPr>
+      <w:r>
+        <w:rPr>
+          <w:rStyle w:val="Textooriginal"/>
+          <w:rFonts w:ascii="Cambria" w:hAnsi="Cambria"/>
+          <w:sz w:val="22"/>
+          <w:szCs w:val="22"/>
+        </w:rPr>
+        <w:t xml:space="preserve">    </w:t>
+      </w:r>
+      <w:r>
+        <w:rPr>
+          <w:rStyle w:val="Textooriginal"/>
+          <w:rFonts w:ascii="Cambria" w:hAnsi="Cambria"/>
+          <w:sz w:val="22"/>
+          <w:szCs w:val="22"/>
+        </w:rPr>
+        <w:t>when(svc.findById("1")).thenReturn(new User("1","Ana","ana@x"));</w:t>
+      </w:r>
+    </w:p>
+    <w:p>
+      <w:pPr>
+        <w:pStyle w:val="Textopreformateado"/>
+        <w:bidi w:val="0"/>
+        <w:spacing w:before="0" w:after="200"/>
+        <w:rPr>
+          <w:rFonts w:ascii="Cambria" w:hAnsi="Cambria" w:eastAsia="" w:cs=""/>
+          <w:sz w:val="22"/>
+          <w:szCs w:val="22"/>
+        </w:rPr>
+      </w:pPr>
+      <w:r>
+        <w:rPr>
+          <w:rStyle w:val="Textooriginal"/>
+          <w:rFonts w:ascii="Cambria" w:hAnsi="Cambria"/>
+          <w:sz w:val="22"/>
+          <w:szCs w:val="22"/>
+        </w:rPr>
+        <w:t xml:space="preserve">    </w:t>
+      </w:r>
+      <w:r>
+        <w:rPr>
+          <w:rStyle w:val="Textooriginal"/>
+          <w:rFonts w:ascii="Cambria" w:hAnsi="Cambria"/>
+          <w:sz w:val="22"/>
+          <w:szCs w:val="22"/>
+        </w:rPr>
+        <w:t>ResponseEntity&lt;User&gt; r = ctrl.get("1");</w:t>
+      </w:r>
+    </w:p>
+    <w:p>
+      <w:pPr>
+        <w:pStyle w:val="Textopreformateado"/>
+        <w:bidi w:val="0"/>
+        <w:spacing w:before="0" w:after="200"/>
+        <w:rPr>
+          <w:rFonts w:ascii="Cambria" w:hAnsi="Cambria" w:eastAsia="" w:cs=""/>
+          <w:sz w:val="22"/>
+          <w:szCs w:val="22"/>
+        </w:rPr>
+      </w:pPr>
+      <w:r>
+        <w:rPr>
+          <w:rStyle w:val="Textooriginal"/>
+          <w:rFonts w:ascii="Cambria" w:hAnsi="Cambria"/>
+          <w:sz w:val="22"/>
+          <w:szCs w:val="22"/>
+        </w:rPr>
+        <w:t xml:space="preserve">    </w:t>
+      </w:r>
+      <w:r>
+        <w:rPr>
+          <w:rStyle w:val="Textooriginal"/>
+          <w:rFonts w:ascii="Cambria" w:hAnsi="Cambria"/>
+          <w:sz w:val="22"/>
+          <w:szCs w:val="22"/>
+        </w:rPr>
+        <w:t>assertEquals(HttpStatus.OK, r.getStatusCode());</w:t>
+      </w:r>
+    </w:p>
+    <w:p>
+      <w:pPr>
+        <w:pStyle w:val="Textopreformateado"/>
+        <w:bidi w:val="0"/>
+        <w:spacing w:before="0" w:after="200"/>
+        <w:rPr>
+          <w:rFonts w:ascii="Cambria" w:hAnsi="Cambria" w:eastAsia="" w:cs=""/>
+          <w:sz w:val="22"/>
+          <w:szCs w:val="22"/>
+        </w:rPr>
+      </w:pPr>
+      <w:r>
+        <w:rPr>
+          <w:rStyle w:val="Textooriginal"/>
+          <w:rFonts w:ascii="Cambria" w:hAnsi="Cambria"/>
+          <w:sz w:val="22"/>
+          <w:szCs w:val="22"/>
+        </w:rPr>
+        <w:t xml:space="preserve">  </w:t>
+      </w:r>
+      <w:r>
+        <w:rPr>
+          <w:rStyle w:val="Textooriginal"/>
+          <w:rFonts w:ascii="Cambria" w:hAnsi="Cambria"/>
+          <w:sz w:val="22"/>
+          <w:szCs w:val="22"/>
+        </w:rPr>
+        <w:t>}</w:t>
+      </w:r>
+    </w:p>
+    <w:p>
+      <w:pPr>
+        <w:pStyle w:val="Textopreformateado"/>
+        <w:bidi w:val="0"/>
+        <w:spacing w:before="0" w:after="200"/>
+        <w:rPr/>
+      </w:pPr>
+      <w:r>
+        <w:rPr>
+          <w:rStyle w:val="Textooriginal"/>
+          <w:sz w:val="22"/>
+          <w:szCs w:val="22"/>
+        </w:rPr>
+        <w:t>}</w:t>
+      </w:r>
+    </w:p>
+    <w:p>
+      <w:pPr>
+        <w:pStyle w:val="Normal"/>
+        <w:rPr/>
+      </w:pPr>
+      <w:r>
+        <w:rPr/>
+      </w:r>
+    </w:p>
+    <w:p>
+      <w:pPr>
         <w:pStyle w:val="Heading2"/>
         <w:rPr/>
       </w:pPr>
@@ -10587,6 +11893,623 @@
     </w:p>
     <w:p>
       <w:pPr>
+        <w:pStyle w:val="Heading3"/>
+        <w:spacing w:before="0" w:after="200"/>
+        <w:rPr>
+          <w:rFonts w:ascii="Times New Roman" w:hAnsi="Times New Roman" w:eastAsia="SimSun" w:cs="Times New Roman" w:asciiTheme="minorHAnsi" w:cstheme="minorBidi" w:eastAsiaTheme="minorEastAsia" w:hAnsiTheme="minorHAnsi"/>
+          <w:color w:val="auto"/>
+        </w:rPr>
+      </w:pPr>
+      <w:r>
+        <w:rPr>
+          <w:rFonts w:eastAsia="SimSun" w:cs="Times New Roman" w:ascii="Times New Roman" w:hAnsi="Times New Roman" w:asciiTheme="minorHAnsi" w:cstheme="minorBidi" w:eastAsiaTheme="minorEastAsia" w:hAnsiTheme="minorHAnsi"/>
+          <w:color w:val="auto"/>
+        </w:rPr>
+        <w:t>Objetivo</w:t>
+      </w:r>
+    </w:p>
+    <w:p>
+      <w:pPr>
+        <w:pStyle w:val="BodyText"/>
+        <w:spacing w:before="0" w:after="200"/>
+        <w:rPr/>
+      </w:pPr>
+      <w:r>
+        <w:rPr/>
+        <w:t>Desplegar la app en EC2 y conectar a una BD gestionada.</w:t>
+      </w:r>
+    </w:p>
+    <w:p>
+      <w:pPr>
+        <w:pStyle w:val="Heading3"/>
+        <w:spacing w:before="0" w:after="200"/>
+        <w:rPr>
+          <w:rFonts w:ascii="Times New Roman" w:hAnsi="Times New Roman" w:eastAsia="SimSun" w:cs="Times New Roman" w:asciiTheme="minorHAnsi" w:cstheme="minorBidi" w:eastAsiaTheme="minorEastAsia" w:hAnsiTheme="minorHAnsi"/>
+          <w:color w:val="auto"/>
+        </w:rPr>
+      </w:pPr>
+      <w:r>
+        <w:rPr>
+          <w:rFonts w:eastAsia="SimSun" w:cs="Times New Roman" w:ascii="Times New Roman" w:hAnsi="Times New Roman" w:asciiTheme="minorHAnsi" w:cstheme="minorBidi" w:eastAsiaTheme="minorEastAsia" w:hAnsiTheme="minorHAnsi"/>
+          <w:color w:val="auto"/>
+        </w:rPr>
+        <w:t>Paso a paso (simulado comandos AWS CLI)</w:t>
+      </w:r>
+    </w:p>
+    <w:p>
+      <w:pPr>
+        <w:pStyle w:val="BodyText"/>
+        <w:numPr>
+          <w:ilvl w:val="0"/>
+          <w:numId w:val="14"/>
+        </w:numPr>
+        <w:tabs>
+          <w:tab w:val="clear" w:pos="708"/>
+          <w:tab w:val="left" w:pos="0" w:leader="none"/>
+        </w:tabs>
+        <w:spacing w:before="0" w:after="200"/>
+        <w:ind w:hanging="283" w:left="709"/>
+        <w:rPr/>
+      </w:pPr>
+      <w:r>
+        <w:rPr>
+          <w:rStyle w:val="Strong"/>
+        </w:rPr>
+        <w:t>Crear keypair y security group</w:t>
+      </w:r>
+    </w:p>
+    <w:p>
+      <w:pPr>
+        <w:pStyle w:val="Textopreformateado"/>
+        <w:bidi w:val="0"/>
+        <w:spacing w:before="0" w:after="200"/>
+        <w:ind w:hanging="0" w:left="0" w:right="0"/>
+        <w:rPr>
+          <w:rFonts w:ascii="Cambria" w:hAnsi="Cambria" w:eastAsia="" w:cs=""/>
+          <w:sz w:val="22"/>
+          <w:szCs w:val="22"/>
+        </w:rPr>
+      </w:pPr>
+      <w:r>
+        <w:rPr>
+          <w:rStyle w:val="Textooriginal"/>
+          <w:rFonts w:ascii="Cambria" w:hAnsi="Cambria"/>
+          <w:sz w:val="22"/>
+          <w:szCs w:val="22"/>
+        </w:rPr>
+        <w:t>aws ec2 create-key-pair --key-name key-monolito --query 'KeyMaterial' --output text &gt; key-monolito.pem</w:t>
+      </w:r>
+    </w:p>
+    <w:p>
+      <w:pPr>
+        <w:pStyle w:val="Textopreformateado"/>
+        <w:bidi w:val="0"/>
+        <w:spacing w:before="0" w:after="200"/>
+        <w:rPr>
+          <w:rFonts w:ascii="Cambria" w:hAnsi="Cambria" w:eastAsia="" w:cs=""/>
+          <w:sz w:val="22"/>
+          <w:szCs w:val="22"/>
+        </w:rPr>
+      </w:pPr>
+      <w:r>
+        <w:rPr>
+          <w:rStyle w:val="Textooriginal"/>
+          <w:rFonts w:ascii="Cambria" w:hAnsi="Cambria"/>
+          <w:sz w:val="22"/>
+          <w:szCs w:val="22"/>
+        </w:rPr>
+        <w:t>chmod 400 key-monolito.pem</w:t>
+      </w:r>
+    </w:p>
+    <w:p>
+      <w:pPr>
+        <w:pStyle w:val="Textopreformateado"/>
+        <w:bidi w:val="0"/>
+        <w:spacing w:before="0" w:after="200"/>
+        <w:rPr>
+          <w:rFonts w:ascii="Cambria" w:hAnsi="Cambria" w:eastAsia="" w:cs=""/>
+          <w:sz w:val="22"/>
+          <w:szCs w:val="22"/>
+        </w:rPr>
+      </w:pPr>
+      <w:r>
+        <w:rPr>
+          <w:rFonts w:eastAsia="" w:cs="" w:ascii="Cambria" w:hAnsi="Cambria"/>
+          <w:sz w:val="22"/>
+          <w:szCs w:val="22"/>
+        </w:rPr>
+      </w:r>
+    </w:p>
+    <w:p>
+      <w:pPr>
+        <w:pStyle w:val="Textopreformateado"/>
+        <w:bidi w:val="0"/>
+        <w:spacing w:before="0" w:after="200"/>
+        <w:rPr>
+          <w:rFonts w:ascii="Cambria" w:hAnsi="Cambria" w:eastAsia="" w:cs=""/>
+          <w:sz w:val="22"/>
+          <w:szCs w:val="22"/>
+        </w:rPr>
+      </w:pPr>
+      <w:r>
+        <w:rPr>
+          <w:rStyle w:val="Textooriginal"/>
+          <w:rFonts w:ascii="Cambria" w:hAnsi="Cambria"/>
+          <w:sz w:val="22"/>
+          <w:szCs w:val="22"/>
+        </w:rPr>
+        <w:t>aws ec2 create-security-group --group-name sg-monolito --description "SG para app"</w:t>
+      </w:r>
+    </w:p>
+    <w:p>
+      <w:pPr>
+        <w:pStyle w:val="Textopreformateado"/>
+        <w:bidi w:val="0"/>
+        <w:spacing w:before="0" w:after="200"/>
+        <w:rPr>
+          <w:rFonts w:ascii="Cambria" w:hAnsi="Cambria" w:eastAsia="" w:cs=""/>
+          <w:sz w:val="22"/>
+          <w:szCs w:val="22"/>
+        </w:rPr>
+      </w:pPr>
+      <w:r>
+        <w:rPr>
+          <w:rStyle w:val="Textooriginal"/>
+          <w:rFonts w:ascii="Cambria" w:hAnsi="Cambria"/>
+          <w:sz w:val="22"/>
+          <w:szCs w:val="22"/>
+        </w:rPr>
+        <w:t># luego añadir reglas: HTTP(80), SSH(22) desde tu IP y acceso RDS desde SG</w:t>
+      </w:r>
+    </w:p>
+    <w:p>
+      <w:pPr>
+        <w:pStyle w:val="BodyText"/>
+        <w:numPr>
+          <w:ilvl w:val="0"/>
+          <w:numId w:val="15"/>
+        </w:numPr>
+        <w:tabs>
+          <w:tab w:val="clear" w:pos="708"/>
+          <w:tab w:val="left" w:pos="0" w:leader="none"/>
+        </w:tabs>
+        <w:spacing w:before="0" w:after="200"/>
+        <w:ind w:hanging="283" w:left="709"/>
+        <w:rPr/>
+      </w:pPr>
+      <w:r>
+        <w:rPr>
+          <w:rStyle w:val="Strong"/>
+        </w:rPr>
+        <w:t>Lanzar instancia EC2 (AMI Amazon Linux 2)</w:t>
+      </w:r>
+    </w:p>
+    <w:p>
+      <w:pPr>
+        <w:pStyle w:val="Textopreformateado"/>
+        <w:bidi w:val="0"/>
+        <w:spacing w:before="0" w:after="200"/>
+        <w:ind w:hanging="0" w:left="0" w:right="0"/>
+        <w:rPr>
+          <w:rFonts w:ascii="Cambria" w:hAnsi="Cambria" w:eastAsia="" w:cs=""/>
+          <w:sz w:val="22"/>
+          <w:szCs w:val="22"/>
+        </w:rPr>
+      </w:pPr>
+      <w:r>
+        <w:rPr>
+          <w:rStyle w:val="Textooriginal"/>
+          <w:rFonts w:ascii="Cambria" w:hAnsi="Cambria"/>
+          <w:sz w:val="22"/>
+          <w:szCs w:val="22"/>
+        </w:rPr>
+        <w:t>aws ec2 run-instances --image-id ami-... --instance-type t3.medium \</w:t>
+      </w:r>
+    </w:p>
+    <w:p>
+      <w:pPr>
+        <w:pStyle w:val="Textopreformateado"/>
+        <w:bidi w:val="0"/>
+        <w:spacing w:before="0" w:after="200"/>
+        <w:rPr>
+          <w:rFonts w:ascii="Cambria" w:hAnsi="Cambria" w:eastAsia="" w:cs=""/>
+          <w:sz w:val="22"/>
+          <w:szCs w:val="22"/>
+        </w:rPr>
+      </w:pPr>
+      <w:r>
+        <w:rPr>
+          <w:rStyle w:val="Textooriginal"/>
+          <w:rFonts w:ascii="Cambria" w:hAnsi="Cambria"/>
+          <w:sz w:val="22"/>
+          <w:szCs w:val="22"/>
+        </w:rPr>
+        <w:t xml:space="preserve">  </w:t>
+      </w:r>
+      <w:r>
+        <w:rPr>
+          <w:rStyle w:val="Textooriginal"/>
+          <w:rFonts w:ascii="Cambria" w:hAnsi="Cambria"/>
+          <w:sz w:val="22"/>
+          <w:szCs w:val="22"/>
+        </w:rPr>
+        <w:t>--key-name key-monolito --security-group-ids sg-xxx \</w:t>
+      </w:r>
+    </w:p>
+    <w:p>
+      <w:pPr>
+        <w:pStyle w:val="Textopreformateado"/>
+        <w:bidi w:val="0"/>
+        <w:spacing w:before="0" w:after="200"/>
+        <w:rPr>
+          <w:rFonts w:ascii="Cambria" w:hAnsi="Cambria" w:eastAsia="" w:cs=""/>
+          <w:sz w:val="22"/>
+          <w:szCs w:val="22"/>
+        </w:rPr>
+      </w:pPr>
+      <w:r>
+        <w:rPr>
+          <w:rStyle w:val="Textooriginal"/>
+          <w:rFonts w:ascii="Cambria" w:hAnsi="Cambria"/>
+          <w:sz w:val="22"/>
+          <w:szCs w:val="22"/>
+        </w:rPr>
+        <w:t xml:space="preserve">  </w:t>
+      </w:r>
+      <w:r>
+        <w:rPr>
+          <w:rStyle w:val="Textooriginal"/>
+          <w:rFonts w:ascii="Cambria" w:hAnsi="Cambria"/>
+          <w:sz w:val="22"/>
+          <w:szCs w:val="22"/>
+        </w:rPr>
+        <w:t>--subnet-id subnet-public-a --count 1</w:t>
+      </w:r>
+    </w:p>
+    <w:p>
+      <w:pPr>
+        <w:pStyle w:val="BodyText"/>
+        <w:numPr>
+          <w:ilvl w:val="0"/>
+          <w:numId w:val="16"/>
+        </w:numPr>
+        <w:tabs>
+          <w:tab w:val="clear" w:pos="708"/>
+          <w:tab w:val="left" w:pos="0" w:leader="none"/>
+        </w:tabs>
+        <w:spacing w:before="0" w:after="200"/>
+        <w:ind w:hanging="283" w:left="709"/>
+        <w:rPr/>
+      </w:pPr>
+      <w:r>
+        <w:rPr>
+          <w:rStyle w:val="Strong"/>
+        </w:rPr>
+        <w:t>Crear RDS (Postgres / MySQL) - Multi-AZ</w:t>
+      </w:r>
+    </w:p>
+    <w:p>
+      <w:pPr>
+        <w:pStyle w:val="Textopreformateado"/>
+        <w:bidi w:val="0"/>
+        <w:spacing w:before="0" w:after="200"/>
+        <w:ind w:hanging="0" w:left="0" w:right="0"/>
+        <w:rPr>
+          <w:rFonts w:ascii="Cambria" w:hAnsi="Cambria" w:eastAsia="" w:cs=""/>
+          <w:sz w:val="22"/>
+          <w:szCs w:val="22"/>
+        </w:rPr>
+      </w:pPr>
+      <w:r>
+        <w:rPr>
+          <w:rStyle w:val="Textooriginal"/>
+          <w:rFonts w:ascii="Cambria" w:hAnsi="Cambria"/>
+          <w:sz w:val="22"/>
+          <w:szCs w:val="22"/>
+        </w:rPr>
+        <w:t>aws rds create-db-instance \</w:t>
+      </w:r>
+    </w:p>
+    <w:p>
+      <w:pPr>
+        <w:pStyle w:val="Textopreformateado"/>
+        <w:bidi w:val="0"/>
+        <w:spacing w:before="0" w:after="200"/>
+        <w:rPr>
+          <w:rFonts w:ascii="Cambria" w:hAnsi="Cambria" w:eastAsia="" w:cs=""/>
+          <w:sz w:val="22"/>
+          <w:szCs w:val="22"/>
+        </w:rPr>
+      </w:pPr>
+      <w:r>
+        <w:rPr>
+          <w:rStyle w:val="Textooriginal"/>
+          <w:rFonts w:ascii="Cambria" w:hAnsi="Cambria"/>
+          <w:sz w:val="22"/>
+          <w:szCs w:val="22"/>
+        </w:rPr>
+        <w:t xml:space="preserve">  </w:t>
+      </w:r>
+      <w:r>
+        <w:rPr>
+          <w:rStyle w:val="Textooriginal"/>
+          <w:rFonts w:ascii="Cambria" w:hAnsi="Cambria"/>
+          <w:sz w:val="22"/>
+          <w:szCs w:val="22"/>
+        </w:rPr>
+        <w:t>--db-instance-identifier bd-monolito \</w:t>
+      </w:r>
+    </w:p>
+    <w:p>
+      <w:pPr>
+        <w:pStyle w:val="Textopreformateado"/>
+        <w:bidi w:val="0"/>
+        <w:spacing w:before="0" w:after="200"/>
+        <w:rPr>
+          <w:rFonts w:ascii="Cambria" w:hAnsi="Cambria" w:eastAsia="" w:cs=""/>
+          <w:sz w:val="22"/>
+          <w:szCs w:val="22"/>
+        </w:rPr>
+      </w:pPr>
+      <w:r>
+        <w:rPr>
+          <w:rStyle w:val="Textooriginal"/>
+          <w:rFonts w:ascii="Cambria" w:hAnsi="Cambria"/>
+          <w:sz w:val="22"/>
+          <w:szCs w:val="22"/>
+        </w:rPr>
+        <w:t xml:space="preserve">  </w:t>
+      </w:r>
+      <w:r>
+        <w:rPr>
+          <w:rStyle w:val="Textooriginal"/>
+          <w:rFonts w:ascii="Cambria" w:hAnsi="Cambria"/>
+          <w:sz w:val="22"/>
+          <w:szCs w:val="22"/>
+        </w:rPr>
+        <w:t>--db-instance-class db.t3.medium \</w:t>
+      </w:r>
+    </w:p>
+    <w:p>
+      <w:pPr>
+        <w:pStyle w:val="Textopreformateado"/>
+        <w:bidi w:val="0"/>
+        <w:spacing w:before="0" w:after="200"/>
+        <w:rPr>
+          <w:rFonts w:ascii="Cambria" w:hAnsi="Cambria" w:eastAsia="" w:cs=""/>
+          <w:sz w:val="22"/>
+          <w:szCs w:val="22"/>
+        </w:rPr>
+      </w:pPr>
+      <w:r>
+        <w:rPr>
+          <w:rStyle w:val="Textooriginal"/>
+          <w:rFonts w:ascii="Cambria" w:hAnsi="Cambria"/>
+          <w:sz w:val="22"/>
+          <w:szCs w:val="22"/>
+        </w:rPr>
+        <w:t xml:space="preserve">  </w:t>
+      </w:r>
+      <w:r>
+        <w:rPr>
+          <w:rStyle w:val="Textooriginal"/>
+          <w:rFonts w:ascii="Cambria" w:hAnsi="Cambria"/>
+          <w:sz w:val="22"/>
+          <w:szCs w:val="22"/>
+        </w:rPr>
+        <w:t>--engine postgres \</w:t>
+      </w:r>
+    </w:p>
+    <w:p>
+      <w:pPr>
+        <w:pStyle w:val="Textopreformateado"/>
+        <w:bidi w:val="0"/>
+        <w:spacing w:before="0" w:after="200"/>
+        <w:rPr>
+          <w:rFonts w:ascii="Cambria" w:hAnsi="Cambria" w:eastAsia="" w:cs=""/>
+          <w:sz w:val="22"/>
+          <w:szCs w:val="22"/>
+        </w:rPr>
+      </w:pPr>
+      <w:r>
+        <w:rPr>
+          <w:rStyle w:val="Textooriginal"/>
+          <w:rFonts w:ascii="Cambria" w:hAnsi="Cambria"/>
+          <w:sz w:val="22"/>
+          <w:szCs w:val="22"/>
+        </w:rPr>
+        <w:t xml:space="preserve">  </w:t>
+      </w:r>
+      <w:r>
+        <w:rPr>
+          <w:rStyle w:val="Textooriginal"/>
+          <w:rFonts w:ascii="Cambria" w:hAnsi="Cambria"/>
+          <w:sz w:val="22"/>
+          <w:szCs w:val="22"/>
+        </w:rPr>
+        <w:t>--allocated-storage 100 \</w:t>
+      </w:r>
+    </w:p>
+    <w:p>
+      <w:pPr>
+        <w:pStyle w:val="Textopreformateado"/>
+        <w:bidi w:val="0"/>
+        <w:spacing w:before="0" w:after="200"/>
+        <w:rPr>
+          <w:rFonts w:ascii="Cambria" w:hAnsi="Cambria" w:eastAsia="" w:cs=""/>
+          <w:sz w:val="22"/>
+          <w:szCs w:val="22"/>
+        </w:rPr>
+      </w:pPr>
+      <w:r>
+        <w:rPr>
+          <w:rStyle w:val="Textooriginal"/>
+          <w:rFonts w:ascii="Cambria" w:hAnsi="Cambria"/>
+          <w:sz w:val="22"/>
+          <w:szCs w:val="22"/>
+        </w:rPr>
+        <w:t xml:space="preserve">  </w:t>
+      </w:r>
+      <w:r>
+        <w:rPr>
+          <w:rStyle w:val="Textooriginal"/>
+          <w:rFonts w:ascii="Cambria" w:hAnsi="Cambria"/>
+          <w:sz w:val="22"/>
+          <w:szCs w:val="22"/>
+        </w:rPr>
+        <w:t>--multi-az \</w:t>
+      </w:r>
+    </w:p>
+    <w:p>
+      <w:pPr>
+        <w:pStyle w:val="Textopreformateado"/>
+        <w:bidi w:val="0"/>
+        <w:spacing w:before="0" w:after="200"/>
+        <w:rPr>
+          <w:rFonts w:ascii="Cambria" w:hAnsi="Cambria" w:eastAsia="" w:cs=""/>
+          <w:sz w:val="22"/>
+          <w:szCs w:val="22"/>
+        </w:rPr>
+      </w:pPr>
+      <w:r>
+        <w:rPr>
+          <w:rStyle w:val="Textooriginal"/>
+          <w:rFonts w:ascii="Cambria" w:hAnsi="Cambria"/>
+          <w:sz w:val="22"/>
+          <w:szCs w:val="22"/>
+        </w:rPr>
+        <w:t xml:space="preserve">  </w:t>
+      </w:r>
+      <w:r>
+        <w:rPr>
+          <w:rStyle w:val="Textooriginal"/>
+          <w:rFonts w:ascii="Cambria" w:hAnsi="Cambria"/>
+          <w:sz w:val="22"/>
+          <w:szCs w:val="22"/>
+        </w:rPr>
+        <w:t>--master-username admin --master-user-password 'Passw0rd!'</w:t>
+      </w:r>
+    </w:p>
+    <w:p>
+      <w:pPr>
+        <w:pStyle w:val="BodyText"/>
+        <w:numPr>
+          <w:ilvl w:val="0"/>
+          <w:numId w:val="17"/>
+        </w:numPr>
+        <w:tabs>
+          <w:tab w:val="clear" w:pos="708"/>
+          <w:tab w:val="left" w:pos="0" w:leader="none"/>
+        </w:tabs>
+        <w:spacing w:before="0" w:after="200"/>
+        <w:ind w:hanging="283" w:left="709"/>
+        <w:rPr/>
+      </w:pPr>
+      <w:r>
+        <w:rPr>
+          <w:rStyle w:val="Strong"/>
+        </w:rPr>
+        <w:t>Desplegar app</w:t>
+      </w:r>
+      <w:r>
+        <w:rPr/>
+        <w:t xml:space="preserve"> en EC2:</w:t>
+      </w:r>
+    </w:p>
+    <w:p>
+      <w:pPr>
+        <w:pStyle w:val="BodyText"/>
+        <w:numPr>
+          <w:ilvl w:val="1"/>
+          <w:numId w:val="17"/>
+        </w:numPr>
+        <w:tabs>
+          <w:tab w:val="clear" w:pos="708"/>
+          <w:tab w:val="left" w:pos="0" w:leader="none"/>
+        </w:tabs>
+        <w:spacing w:before="0" w:after="200"/>
+        <w:ind w:hanging="283" w:left="1418"/>
+        <w:rPr/>
+      </w:pPr>
+      <w:r>
+        <w:rPr/>
+        <w:t xml:space="preserve">Opción A: subir jar y correr </w:t>
+      </w:r>
+      <w:r>
+        <w:rPr>
+          <w:rStyle w:val="Textooriginal"/>
+        </w:rPr>
+        <w:t>java -jar app.jar</w:t>
+      </w:r>
+    </w:p>
+    <w:p>
+      <w:pPr>
+        <w:pStyle w:val="BodyText"/>
+        <w:numPr>
+          <w:ilvl w:val="1"/>
+          <w:numId w:val="17"/>
+        </w:numPr>
+        <w:tabs>
+          <w:tab w:val="clear" w:pos="708"/>
+          <w:tab w:val="left" w:pos="0" w:leader="none"/>
+        </w:tabs>
+        <w:spacing w:before="0" w:after="200"/>
+        <w:ind w:hanging="283" w:left="1418"/>
+        <w:rPr/>
+      </w:pPr>
+      <w:r>
+        <w:rPr/>
+        <w:t>Opción B (recomendado): construir Docker image y correr container</w:t>
+      </w:r>
+    </w:p>
+    <w:p>
+      <w:pPr>
+        <w:pStyle w:val="BodyText"/>
+        <w:numPr>
+          <w:ilvl w:val="0"/>
+          <w:numId w:val="17"/>
+        </w:numPr>
+        <w:tabs>
+          <w:tab w:val="clear" w:pos="708"/>
+          <w:tab w:val="left" w:pos="0" w:leader="none"/>
+        </w:tabs>
+        <w:spacing w:before="0" w:after="200"/>
+        <w:ind w:hanging="283" w:left="709"/>
+        <w:rPr/>
+      </w:pPr>
+      <w:r>
+        <w:rPr>
+          <w:rStyle w:val="Strong"/>
+        </w:rPr>
+        <w:t>Comprobar conexión</w:t>
+      </w:r>
+      <w:r>
+        <w:rPr/>
+        <w:t xml:space="preserve"> app → RDS (config </w:t>
+      </w:r>
+      <w:r>
+        <w:rPr>
+          <w:rStyle w:val="Textooriginal"/>
+        </w:rPr>
+        <w:t>application.properties</w:t>
+      </w:r>
+      <w:r>
+        <w:rPr/>
+        <w:t xml:space="preserve"> con endpoint RDS).</w:t>
+      </w:r>
+    </w:p>
+    <w:p>
+      <w:pPr>
+        <w:pStyle w:val="BodyText"/>
+        <w:spacing w:before="0" w:after="200"/>
+        <w:rPr/>
+      </w:pPr>
+      <w:r>
+        <w:rPr/>
+      </w:r>
+    </w:p>
+    <w:p>
+      <w:pPr>
         <w:pStyle w:val="Heading2"/>
         <w:rPr/>
       </w:pPr>
@@ -10609,6 +12532,454 @@
         <w:t>Configurar Auto Scaling Group con políticas basadas en CPU.</w:t>
         <w:br/>
         <w:t>• Implementar Elastic Load Balancer y probar la distribución.</w:t>
+      </w:r>
+    </w:p>
+    <w:p>
+      <w:pPr>
+        <w:pStyle w:val="Heading3"/>
+        <w:spacing w:before="0" w:after="200"/>
+        <w:rPr>
+          <w:rFonts w:ascii="Times New Roman" w:hAnsi="Times New Roman" w:eastAsia="SimSun" w:cs="Times New Roman" w:asciiTheme="minorHAnsi" w:cstheme="minorBidi" w:eastAsiaTheme="minorEastAsia" w:hAnsiTheme="minorHAnsi"/>
+          <w:color w:val="auto"/>
+        </w:rPr>
+      </w:pPr>
+      <w:r>
+        <w:rPr>
+          <w:rFonts w:eastAsia="SimSun" w:cs="Times New Roman" w:ascii="Times New Roman" w:hAnsi="Times New Roman" w:asciiTheme="minorHAnsi" w:cstheme="minorBidi" w:eastAsiaTheme="minorEastAsia" w:hAnsiTheme="minorHAnsi"/>
+          <w:color w:val="auto"/>
+        </w:rPr>
+        <w:t>Objetivo</w:t>
+      </w:r>
+    </w:p>
+    <w:p>
+      <w:pPr>
+        <w:pStyle w:val="BodyText"/>
+        <w:spacing w:before="0" w:after="200"/>
+        <w:rPr/>
+      </w:pPr>
+      <w:r>
+        <w:rPr/>
+        <w:t>Configurar Auto Scaling Group (ASG) y Application Load Balancer (ALB).</w:t>
+      </w:r>
+    </w:p>
+    <w:p>
+      <w:pPr>
+        <w:pStyle w:val="Heading3"/>
+        <w:spacing w:before="0" w:after="200"/>
+        <w:rPr>
+          <w:rFonts w:ascii="Times New Roman" w:hAnsi="Times New Roman" w:eastAsia="SimSun" w:cs="Times New Roman" w:asciiTheme="minorHAnsi" w:cstheme="minorBidi" w:eastAsiaTheme="minorEastAsia" w:hAnsiTheme="minorHAnsi"/>
+          <w:color w:val="auto"/>
+        </w:rPr>
+      </w:pPr>
+      <w:r>
+        <w:rPr>
+          <w:rFonts w:eastAsia="SimSun" w:cs="Times New Roman" w:ascii="Times New Roman" w:hAnsi="Times New Roman" w:asciiTheme="minorHAnsi" w:cstheme="minorBidi" w:eastAsiaTheme="minorEastAsia" w:hAnsiTheme="minorHAnsi"/>
+          <w:color w:val="auto"/>
+        </w:rPr>
+        <w:t>Pasos y comandos</w:t>
+      </w:r>
+    </w:p>
+    <w:p>
+      <w:pPr>
+        <w:pStyle w:val="BodyText"/>
+        <w:numPr>
+          <w:ilvl w:val="0"/>
+          <w:numId w:val="18"/>
+        </w:numPr>
+        <w:tabs>
+          <w:tab w:val="clear" w:pos="708"/>
+          <w:tab w:val="left" w:pos="0" w:leader="none"/>
+        </w:tabs>
+        <w:spacing w:before="0" w:after="200"/>
+        <w:ind w:hanging="283" w:left="709"/>
+        <w:rPr/>
+      </w:pPr>
+      <w:r>
+        <w:rPr>
+          <w:rStyle w:val="Strong"/>
+        </w:rPr>
+        <w:t>Crear AMI del servidor preparado</w:t>
+      </w:r>
+      <w:r>
+        <w:rPr/>
+        <w:t xml:space="preserve"> (o usar Launch Template con userdata que arranque el container):</w:t>
+      </w:r>
+    </w:p>
+    <w:p>
+      <w:pPr>
+        <w:pStyle w:val="Textopreformateado"/>
+        <w:bidi w:val="0"/>
+        <w:spacing w:before="0" w:after="200"/>
+        <w:ind w:hanging="0" w:left="0" w:right="0"/>
+        <w:rPr>
+          <w:rFonts w:ascii="Cambria" w:hAnsi="Cambria" w:eastAsia="" w:cs=""/>
+          <w:sz w:val="22"/>
+          <w:szCs w:val="22"/>
+        </w:rPr>
+      </w:pPr>
+      <w:r>
+        <w:rPr>
+          <w:rStyle w:val="Textooriginal"/>
+          <w:rFonts w:ascii="Cambria" w:hAnsi="Cambria"/>
+          <w:sz w:val="22"/>
+          <w:szCs w:val="22"/>
+        </w:rPr>
+        <w:t># ejemplo conceptual: crear launch template con userdata para docker run</w:t>
+      </w:r>
+    </w:p>
+    <w:p>
+      <w:pPr>
+        <w:pStyle w:val="Textopreformateado"/>
+        <w:bidi w:val="0"/>
+        <w:spacing w:before="0" w:after="200"/>
+        <w:rPr>
+          <w:rFonts w:ascii="Cambria" w:hAnsi="Cambria" w:eastAsia="" w:cs=""/>
+          <w:sz w:val="22"/>
+          <w:szCs w:val="22"/>
+        </w:rPr>
+      </w:pPr>
+      <w:r>
+        <w:rPr>
+          <w:rStyle w:val="Textooriginal"/>
+          <w:rFonts w:ascii="Cambria" w:hAnsi="Cambria"/>
+          <w:sz w:val="22"/>
+          <w:szCs w:val="22"/>
+        </w:rPr>
+        <w:t>aws ec2 create-launch-template --launch-template-name lt-monolito --launch-template-data file://lt-data.json</w:t>
+      </w:r>
+    </w:p>
+    <w:p>
+      <w:pPr>
+        <w:pStyle w:val="BodyText"/>
+        <w:numPr>
+          <w:ilvl w:val="0"/>
+          <w:numId w:val="19"/>
+        </w:numPr>
+        <w:tabs>
+          <w:tab w:val="clear" w:pos="708"/>
+          <w:tab w:val="left" w:pos="0" w:leader="none"/>
+        </w:tabs>
+        <w:spacing w:before="0" w:after="200"/>
+        <w:ind w:hanging="283" w:left="709"/>
+        <w:rPr/>
+      </w:pPr>
+      <w:r>
+        <w:rPr>
+          <w:rStyle w:val="Strong"/>
+        </w:rPr>
+        <w:t>Crear Target Group y ALB</w:t>
+      </w:r>
+    </w:p>
+    <w:p>
+      <w:pPr>
+        <w:pStyle w:val="Textopreformateado"/>
+        <w:bidi w:val="0"/>
+        <w:spacing w:before="0" w:after="200"/>
+        <w:ind w:hanging="0" w:left="0" w:right="0"/>
+        <w:rPr>
+          <w:rFonts w:ascii="Cambria" w:hAnsi="Cambria" w:eastAsia="" w:cs=""/>
+          <w:sz w:val="22"/>
+          <w:szCs w:val="22"/>
+        </w:rPr>
+      </w:pPr>
+      <w:r>
+        <w:rPr>
+          <w:rStyle w:val="Textooriginal"/>
+          <w:rFonts w:ascii="Cambria" w:hAnsi="Cambria"/>
+          <w:sz w:val="22"/>
+          <w:szCs w:val="22"/>
+        </w:rPr>
+        <w:t>aws elbv2 create-load-balancer --name alb-monolito --subnets subnet-public-a subnet-public-b --security-groups sg-alb</w:t>
+      </w:r>
+    </w:p>
+    <w:p>
+      <w:pPr>
+        <w:pStyle w:val="Textopreformateado"/>
+        <w:bidi w:val="0"/>
+        <w:spacing w:before="0" w:after="200"/>
+        <w:rPr>
+          <w:rFonts w:ascii="Cambria" w:hAnsi="Cambria" w:eastAsia="" w:cs=""/>
+          <w:sz w:val="22"/>
+          <w:szCs w:val="22"/>
+        </w:rPr>
+      </w:pPr>
+      <w:r>
+        <w:rPr>
+          <w:rStyle w:val="Textooriginal"/>
+          <w:rFonts w:ascii="Cambria" w:hAnsi="Cambria"/>
+          <w:sz w:val="22"/>
+          <w:szCs w:val="22"/>
+        </w:rPr>
+        <w:t>aws elbv2 create-target-group --name tg-monolito --protocol HTTP --port 80 --vpc-id vpc-xxx</w:t>
+      </w:r>
+    </w:p>
+    <w:p>
+      <w:pPr>
+        <w:pStyle w:val="BodyText"/>
+        <w:numPr>
+          <w:ilvl w:val="0"/>
+          <w:numId w:val="20"/>
+        </w:numPr>
+        <w:tabs>
+          <w:tab w:val="clear" w:pos="708"/>
+          <w:tab w:val="left" w:pos="0" w:leader="none"/>
+        </w:tabs>
+        <w:spacing w:before="0" w:after="200"/>
+        <w:ind w:hanging="283" w:left="709"/>
+        <w:rPr/>
+      </w:pPr>
+      <w:r>
+        <w:rPr>
+          <w:rStyle w:val="Strong"/>
+        </w:rPr>
+        <w:t>Crear Listener</w:t>
+      </w:r>
+    </w:p>
+    <w:p>
+      <w:pPr>
+        <w:pStyle w:val="Textopreformateado"/>
+        <w:bidi w:val="0"/>
+        <w:spacing w:before="0" w:after="200"/>
+        <w:ind w:hanging="0" w:left="0" w:right="0"/>
+        <w:rPr>
+          <w:rFonts w:ascii="Cambria" w:hAnsi="Cambria" w:eastAsia="" w:cs=""/>
+          <w:sz w:val="22"/>
+          <w:szCs w:val="22"/>
+        </w:rPr>
+      </w:pPr>
+      <w:r>
+        <w:rPr>
+          <w:rStyle w:val="Textooriginal"/>
+          <w:rFonts w:ascii="Cambria" w:hAnsi="Cambria"/>
+          <w:sz w:val="22"/>
+          <w:szCs w:val="22"/>
+        </w:rPr>
+        <w:t>aws elbv2 create-listener --load-balancer-arn &lt;alb-arn&gt; --protocol HTTP --port 80 --default-actions Type=forward,TargetGroupArn=&lt;tg-arn&gt;</w:t>
+      </w:r>
+    </w:p>
+    <w:p>
+      <w:pPr>
+        <w:pStyle w:val="BodyText"/>
+        <w:numPr>
+          <w:ilvl w:val="0"/>
+          <w:numId w:val="21"/>
+        </w:numPr>
+        <w:tabs>
+          <w:tab w:val="clear" w:pos="708"/>
+          <w:tab w:val="left" w:pos="0" w:leader="none"/>
+        </w:tabs>
+        <w:spacing w:before="0" w:after="200"/>
+        <w:ind w:hanging="283" w:left="709"/>
+        <w:rPr/>
+      </w:pPr>
+      <w:r>
+        <w:rPr>
+          <w:rStyle w:val="Strong"/>
+        </w:rPr>
+        <w:t>Crear Auto Scaling Group</w:t>
+      </w:r>
+    </w:p>
+    <w:p>
+      <w:pPr>
+        <w:pStyle w:val="Textopreformateado"/>
+        <w:bidi w:val="0"/>
+        <w:spacing w:before="0" w:after="200"/>
+        <w:ind w:hanging="0" w:left="0" w:right="0"/>
+        <w:rPr>
+          <w:rFonts w:ascii="Cambria" w:hAnsi="Cambria" w:eastAsia="" w:cs=""/>
+          <w:sz w:val="22"/>
+          <w:szCs w:val="22"/>
+        </w:rPr>
+      </w:pPr>
+      <w:r>
+        <w:rPr>
+          <w:rStyle w:val="Textooriginal"/>
+          <w:rFonts w:ascii="Cambria" w:hAnsi="Cambria"/>
+          <w:sz w:val="22"/>
+          <w:szCs w:val="22"/>
+        </w:rPr>
+        <w:t>aws autoscaling create-auto-scaling-group --auto-scaling-group-name asg-monolito \</w:t>
+      </w:r>
+    </w:p>
+    <w:p>
+      <w:pPr>
+        <w:pStyle w:val="Textopreformateado"/>
+        <w:bidi w:val="0"/>
+        <w:spacing w:before="0" w:after="200"/>
+        <w:rPr>
+          <w:rFonts w:ascii="Cambria" w:hAnsi="Cambria" w:eastAsia="" w:cs=""/>
+          <w:sz w:val="22"/>
+          <w:szCs w:val="22"/>
+        </w:rPr>
+      </w:pPr>
+      <w:r>
+        <w:rPr>
+          <w:rStyle w:val="Textooriginal"/>
+          <w:rFonts w:ascii="Cambria" w:hAnsi="Cambria"/>
+          <w:sz w:val="22"/>
+          <w:szCs w:val="22"/>
+        </w:rPr>
+        <w:t xml:space="preserve">  </w:t>
+      </w:r>
+      <w:r>
+        <w:rPr>
+          <w:rStyle w:val="Textooriginal"/>
+          <w:rFonts w:ascii="Cambria" w:hAnsi="Cambria"/>
+          <w:sz w:val="22"/>
+          <w:szCs w:val="22"/>
+        </w:rPr>
+        <w:t>--launch-template LaunchTemplateName=lt-monolito,Version=1 \</w:t>
+      </w:r>
+    </w:p>
+    <w:p>
+      <w:pPr>
+        <w:pStyle w:val="Textopreformateado"/>
+        <w:bidi w:val="0"/>
+        <w:spacing w:before="0" w:after="200"/>
+        <w:rPr>
+          <w:rFonts w:ascii="Cambria" w:hAnsi="Cambria" w:eastAsia="" w:cs=""/>
+          <w:sz w:val="22"/>
+          <w:szCs w:val="22"/>
+        </w:rPr>
+      </w:pPr>
+      <w:r>
+        <w:rPr>
+          <w:rStyle w:val="Textooriginal"/>
+          <w:rFonts w:ascii="Cambria" w:hAnsi="Cambria"/>
+          <w:sz w:val="22"/>
+          <w:szCs w:val="22"/>
+        </w:rPr>
+        <w:t xml:space="preserve">  </w:t>
+      </w:r>
+      <w:r>
+        <w:rPr>
+          <w:rStyle w:val="Textooriginal"/>
+          <w:rFonts w:ascii="Cambria" w:hAnsi="Cambria"/>
+          <w:sz w:val="22"/>
+          <w:szCs w:val="22"/>
+        </w:rPr>
+        <w:t>--min-size 2 --max-size 6 --desired-capacity 2 \</w:t>
+      </w:r>
+    </w:p>
+    <w:p>
+      <w:pPr>
+        <w:pStyle w:val="Textopreformateado"/>
+        <w:bidi w:val="0"/>
+        <w:spacing w:before="0" w:after="200"/>
+        <w:rPr>
+          <w:rFonts w:ascii="Cambria" w:hAnsi="Cambria" w:eastAsia="" w:cs=""/>
+          <w:sz w:val="22"/>
+          <w:szCs w:val="22"/>
+        </w:rPr>
+      </w:pPr>
+      <w:r>
+        <w:rPr>
+          <w:rStyle w:val="Textooriginal"/>
+          <w:rFonts w:ascii="Cambria" w:hAnsi="Cambria"/>
+          <w:sz w:val="22"/>
+          <w:szCs w:val="22"/>
+        </w:rPr>
+        <w:t xml:space="preserve">  </w:t>
+      </w:r>
+      <w:r>
+        <w:rPr>
+          <w:rStyle w:val="Textooriginal"/>
+          <w:rFonts w:ascii="Cambria" w:hAnsi="Cambria"/>
+          <w:sz w:val="22"/>
+          <w:szCs w:val="22"/>
+        </w:rPr>
+        <w:t>--vpc-zone-identifier "subnet-private-a,subnet-private-b" \</w:t>
+      </w:r>
+    </w:p>
+    <w:p>
+      <w:pPr>
+        <w:pStyle w:val="Textopreformateado"/>
+        <w:bidi w:val="0"/>
+        <w:spacing w:before="0" w:after="200"/>
+        <w:rPr>
+          <w:rFonts w:ascii="Cambria" w:hAnsi="Cambria" w:eastAsia="" w:cs=""/>
+          <w:sz w:val="22"/>
+          <w:szCs w:val="22"/>
+        </w:rPr>
+      </w:pPr>
+      <w:r>
+        <w:rPr>
+          <w:rStyle w:val="Textooriginal"/>
+          <w:rFonts w:ascii="Cambria" w:hAnsi="Cambria"/>
+          <w:sz w:val="22"/>
+          <w:szCs w:val="22"/>
+        </w:rPr>
+        <w:t xml:space="preserve">  </w:t>
+      </w:r>
+      <w:r>
+        <w:rPr>
+          <w:rStyle w:val="Textooriginal"/>
+          <w:rFonts w:ascii="Cambria" w:hAnsi="Cambria"/>
+          <w:sz w:val="22"/>
+          <w:szCs w:val="22"/>
+        </w:rPr>
+        <w:t>--target-group-arns &lt;tg-arn&gt;</w:t>
+      </w:r>
+    </w:p>
+    <w:p>
+      <w:pPr>
+        <w:pStyle w:val="BodyText"/>
+        <w:numPr>
+          <w:ilvl w:val="0"/>
+          <w:numId w:val="22"/>
+        </w:numPr>
+        <w:tabs>
+          <w:tab w:val="clear" w:pos="708"/>
+          <w:tab w:val="left" w:pos="0" w:leader="none"/>
+        </w:tabs>
+        <w:spacing w:before="0" w:after="200"/>
+        <w:ind w:hanging="283" w:left="709"/>
+        <w:rPr/>
+      </w:pPr>
+      <w:r>
+        <w:rPr>
+          <w:rStyle w:val="Strong"/>
+        </w:rPr>
+        <w:t>Política de scaling</w:t>
+      </w:r>
+      <w:r>
+        <w:rPr/>
+        <w:t xml:space="preserve"> por CPU (ej. escala si &gt; 60% CPU por 5 minutos).</w:t>
+      </w:r>
+    </w:p>
+    <w:p>
+      <w:pPr>
+        <w:pStyle w:val="BodyText"/>
+        <w:numPr>
+          <w:ilvl w:val="0"/>
+          <w:numId w:val="22"/>
+        </w:numPr>
+        <w:tabs>
+          <w:tab w:val="clear" w:pos="708"/>
+          <w:tab w:val="left" w:pos="0" w:leader="none"/>
+        </w:tabs>
+        <w:spacing w:before="0" w:after="200"/>
+        <w:ind w:hanging="283" w:left="709"/>
+        <w:rPr/>
+      </w:pPr>
+      <w:r>
+        <w:rPr>
+          <w:rStyle w:val="Strong"/>
+        </w:rPr>
+        <w:t>Pruebas</w:t>
+      </w:r>
+      <w:r>
+        <w:rPr/>
+        <w:t>: generar carga (siege / Apache Bench) y observar que ASG escala; ALB balancea tráfico.</w:t>
+      </w:r>
+    </w:p>
+    <w:p>
+      <w:pPr>
+        <w:pStyle w:val="Normal"/>
+        <w:rPr/>
+      </w:pPr>
+      <w:r>
+        <w:rPr/>
       </w:r>
     </w:p>
     <w:p>
@@ -10637,6 +13008,366 @@
         <w:t>• Subir imagen a Amazon ECR.</w:t>
         <w:br/>
         <w:t>• (Opcional) Desplegar en ECS Fargate.</w:t>
+      </w:r>
+    </w:p>
+    <w:p>
+      <w:pPr>
+        <w:pStyle w:val="Heading3"/>
+        <w:spacing w:before="0" w:after="200"/>
+        <w:rPr>
+          <w:rFonts w:ascii="Times New Roman" w:hAnsi="Times New Roman" w:eastAsia="SimSun" w:cs="Times New Roman" w:asciiTheme="minorHAnsi" w:cstheme="minorBidi" w:eastAsiaTheme="minorEastAsia" w:hAnsiTheme="minorHAnsi"/>
+          <w:color w:val="auto"/>
+        </w:rPr>
+      </w:pPr>
+      <w:r>
+        <w:rPr>
+          <w:rFonts w:eastAsia="SimSun" w:cs="Times New Roman" w:ascii="Times New Roman" w:hAnsi="Times New Roman" w:asciiTheme="minorHAnsi" w:cstheme="minorBidi" w:eastAsiaTheme="minorEastAsia" w:hAnsiTheme="minorHAnsi"/>
+          <w:color w:val="auto"/>
+        </w:rPr>
+        <w:t>Objetivo</w:t>
+      </w:r>
+    </w:p>
+    <w:p>
+      <w:pPr>
+        <w:pStyle w:val="BodyText"/>
+        <w:spacing w:before="0" w:after="200"/>
+        <w:rPr/>
+      </w:pPr>
+      <w:r>
+        <w:rPr/>
+        <w:t>Dockerizar la aplicación, guardar imagen en ECR y (opcional) desplegar en ECS Fargate para comparación.</w:t>
+      </w:r>
+    </w:p>
+    <w:p>
+      <w:pPr>
+        <w:pStyle w:val="Heading3"/>
+        <w:spacing w:before="0" w:after="200"/>
+        <w:rPr>
+          <w:rFonts w:ascii="Times New Roman" w:hAnsi="Times New Roman" w:eastAsia="SimSun" w:cs="Times New Roman" w:asciiTheme="minorHAnsi" w:cstheme="minorBidi" w:eastAsiaTheme="minorEastAsia" w:hAnsiTheme="minorHAnsi"/>
+          <w:color w:val="auto"/>
+        </w:rPr>
+      </w:pPr>
+      <w:r>
+        <w:rPr>
+          <w:rFonts w:eastAsia="SimSun" w:cs="Times New Roman" w:ascii="Times New Roman" w:hAnsi="Times New Roman" w:asciiTheme="minorHAnsi" w:cstheme="minorBidi" w:eastAsiaTheme="minorEastAsia" w:hAnsiTheme="minorHAnsi"/>
+          <w:color w:val="auto"/>
+        </w:rPr>
+        <w:t>Dockerfile de ejemplo</w:t>
+      </w:r>
+    </w:p>
+    <w:p>
+      <w:pPr>
+        <w:pStyle w:val="Textopreformateado"/>
+        <w:bidi w:val="0"/>
+        <w:spacing w:before="0" w:after="200"/>
+        <w:ind w:hanging="0" w:left="0" w:right="0"/>
+        <w:rPr>
+          <w:rFonts w:ascii="Cambria" w:hAnsi="Cambria" w:eastAsia="" w:cs=""/>
+          <w:sz w:val="22"/>
+          <w:szCs w:val="22"/>
+        </w:rPr>
+      </w:pPr>
+      <w:r>
+        <w:rPr>
+          <w:rStyle w:val="Textooriginal"/>
+          <w:rFonts w:ascii="Cambria" w:hAnsi="Cambria"/>
+          <w:sz w:val="22"/>
+          <w:szCs w:val="22"/>
+        </w:rPr>
+        <w:t>FROM eclipse-temurin:17-jre</w:t>
+      </w:r>
+    </w:p>
+    <w:p>
+      <w:pPr>
+        <w:pStyle w:val="Textopreformateado"/>
+        <w:bidi w:val="0"/>
+        <w:spacing w:before="0" w:after="200"/>
+        <w:rPr>
+          <w:rFonts w:ascii="Cambria" w:hAnsi="Cambria" w:eastAsia="" w:cs=""/>
+          <w:sz w:val="22"/>
+          <w:szCs w:val="22"/>
+        </w:rPr>
+      </w:pPr>
+      <w:r>
+        <w:rPr>
+          <w:rStyle w:val="Textooriginal"/>
+          <w:rFonts w:ascii="Cambria" w:hAnsi="Cambria"/>
+          <w:sz w:val="22"/>
+          <w:szCs w:val="22"/>
+        </w:rPr>
+        <w:t>ARG JAR_FILE=target/app.jar</w:t>
+      </w:r>
+    </w:p>
+    <w:p>
+      <w:pPr>
+        <w:pStyle w:val="Textopreformateado"/>
+        <w:bidi w:val="0"/>
+        <w:spacing w:before="0" w:after="200"/>
+        <w:rPr>
+          <w:rFonts w:ascii="Cambria" w:hAnsi="Cambria" w:eastAsia="" w:cs=""/>
+          <w:sz w:val="22"/>
+          <w:szCs w:val="22"/>
+        </w:rPr>
+      </w:pPr>
+      <w:r>
+        <w:rPr>
+          <w:rStyle w:val="Textooriginal"/>
+          <w:rFonts w:ascii="Cambria" w:hAnsi="Cambria"/>
+          <w:sz w:val="22"/>
+          <w:szCs w:val="22"/>
+        </w:rPr>
+        <w:t>COPY ${JAR_FILE} /app.jar</w:t>
+      </w:r>
+    </w:p>
+    <w:p>
+      <w:pPr>
+        <w:pStyle w:val="Textopreformateado"/>
+        <w:bidi w:val="0"/>
+        <w:spacing w:before="0" w:after="200"/>
+        <w:rPr>
+          <w:rFonts w:ascii="Cambria" w:hAnsi="Cambria" w:eastAsia="" w:cs=""/>
+          <w:sz w:val="22"/>
+          <w:szCs w:val="22"/>
+        </w:rPr>
+      </w:pPr>
+      <w:r>
+        <w:rPr>
+          <w:rStyle w:val="Textooriginal"/>
+          <w:rFonts w:ascii="Cambria" w:hAnsi="Cambria"/>
+          <w:sz w:val="22"/>
+          <w:szCs w:val="22"/>
+        </w:rPr>
+        <w:t>EXPOSE 8080</w:t>
+      </w:r>
+    </w:p>
+    <w:p>
+      <w:pPr>
+        <w:pStyle w:val="Textopreformateado"/>
+        <w:bidi w:val="0"/>
+        <w:spacing w:before="0" w:after="200"/>
+        <w:rPr>
+          <w:rFonts w:ascii="Cambria" w:hAnsi="Cambria" w:eastAsia="" w:cs=""/>
+          <w:sz w:val="22"/>
+          <w:szCs w:val="22"/>
+        </w:rPr>
+      </w:pPr>
+      <w:r>
+        <w:rPr>
+          <w:rStyle w:val="Textooriginal"/>
+          <w:rFonts w:ascii="Cambria" w:hAnsi="Cambria"/>
+          <w:sz w:val="22"/>
+          <w:szCs w:val="22"/>
+        </w:rPr>
+        <w:t>ENTRYPOINT ["java","-jar","/app.jar"]</w:t>
+      </w:r>
+    </w:p>
+    <w:p>
+      <w:pPr>
+        <w:pStyle w:val="Heading3"/>
+        <w:spacing w:before="0" w:after="200"/>
+        <w:rPr>
+          <w:rFonts w:ascii="Times New Roman" w:hAnsi="Times New Roman" w:eastAsia="SimSun" w:cs="Times New Roman" w:asciiTheme="minorHAnsi" w:cstheme="minorBidi" w:eastAsiaTheme="minorEastAsia" w:hAnsiTheme="minorHAnsi"/>
+          <w:color w:val="auto"/>
+        </w:rPr>
+      </w:pPr>
+      <w:r>
+        <w:rPr>
+          <w:rFonts w:eastAsia="SimSun" w:cs="Times New Roman" w:ascii="Times New Roman" w:hAnsi="Times New Roman" w:asciiTheme="minorHAnsi" w:cstheme="minorBidi" w:eastAsiaTheme="minorEastAsia" w:hAnsiTheme="minorHAnsi"/>
+          <w:color w:val="auto"/>
+        </w:rPr>
+        <w:t>Build &amp; Push (ECR)</w:t>
+      </w:r>
+    </w:p>
+    <w:p>
+      <w:pPr>
+        <w:pStyle w:val="Textopreformateado"/>
+        <w:bidi w:val="0"/>
+        <w:spacing w:before="0" w:after="200"/>
+        <w:ind w:hanging="0" w:left="0" w:right="0"/>
+        <w:rPr>
+          <w:rFonts w:ascii="Cambria" w:hAnsi="Cambria" w:eastAsia="" w:cs=""/>
+          <w:sz w:val="22"/>
+          <w:szCs w:val="22"/>
+        </w:rPr>
+      </w:pPr>
+      <w:r>
+        <w:rPr>
+          <w:rStyle w:val="Textooriginal"/>
+          <w:rFonts w:ascii="Cambria" w:hAnsi="Cambria"/>
+          <w:sz w:val="22"/>
+          <w:szCs w:val="22"/>
+        </w:rPr>
+        <w:t>aws ecr create-repository --repository-name monolito</w:t>
+      </w:r>
+    </w:p>
+    <w:p>
+      <w:pPr>
+        <w:pStyle w:val="Textopreformateado"/>
+        <w:bidi w:val="0"/>
+        <w:spacing w:before="0" w:after="200"/>
+        <w:rPr>
+          <w:rFonts w:ascii="Cambria" w:hAnsi="Cambria" w:eastAsia="" w:cs=""/>
+          <w:sz w:val="22"/>
+          <w:szCs w:val="22"/>
+        </w:rPr>
+      </w:pPr>
+      <w:r>
+        <w:rPr>
+          <w:rStyle w:val="Textooriginal"/>
+          <w:rFonts w:ascii="Cambria" w:hAnsi="Cambria"/>
+          <w:sz w:val="22"/>
+          <w:szCs w:val="22"/>
+        </w:rPr>
+        <w:t>aws ecr get-login-password | docker login --username AWS --password-stdin &lt;account&gt;.dkr.ecr.&lt;region&gt;.amazonaws.com</w:t>
+      </w:r>
+    </w:p>
+    <w:p>
+      <w:pPr>
+        <w:pStyle w:val="Textopreformateado"/>
+        <w:bidi w:val="0"/>
+        <w:spacing w:before="0" w:after="200"/>
+        <w:rPr>
+          <w:rFonts w:ascii="Cambria" w:hAnsi="Cambria" w:eastAsia="" w:cs=""/>
+          <w:sz w:val="22"/>
+          <w:szCs w:val="22"/>
+        </w:rPr>
+      </w:pPr>
+      <w:r>
+        <w:rPr>
+          <w:rStyle w:val="Textooriginal"/>
+          <w:rFonts w:ascii="Cambria" w:hAnsi="Cambria"/>
+          <w:sz w:val="22"/>
+          <w:szCs w:val="22"/>
+        </w:rPr>
+        <w:t>docker build -t monolito:1.0 .</w:t>
+      </w:r>
+    </w:p>
+    <w:p>
+      <w:pPr>
+        <w:pStyle w:val="Textopreformateado"/>
+        <w:bidi w:val="0"/>
+        <w:spacing w:before="0" w:after="200"/>
+        <w:rPr>
+          <w:rFonts w:ascii="Cambria" w:hAnsi="Cambria" w:eastAsia="" w:cs=""/>
+          <w:sz w:val="22"/>
+          <w:szCs w:val="22"/>
+        </w:rPr>
+      </w:pPr>
+      <w:r>
+        <w:rPr>
+          <w:rStyle w:val="Textooriginal"/>
+          <w:rFonts w:ascii="Cambria" w:hAnsi="Cambria"/>
+          <w:sz w:val="22"/>
+          <w:szCs w:val="22"/>
+        </w:rPr>
+        <w:t>docker tag monolito:1.0 &lt;account&gt;.dkr.ecr.&lt;region&gt;.amazonaws.com/monolito:1.0</w:t>
+      </w:r>
+    </w:p>
+    <w:p>
+      <w:pPr>
+        <w:pStyle w:val="Textopreformateado"/>
+        <w:bidi w:val="0"/>
+        <w:spacing w:before="0" w:after="200"/>
+        <w:rPr>
+          <w:rFonts w:ascii="Cambria" w:hAnsi="Cambria" w:eastAsia="" w:cs=""/>
+          <w:sz w:val="22"/>
+          <w:szCs w:val="22"/>
+        </w:rPr>
+      </w:pPr>
+      <w:r>
+        <w:rPr>
+          <w:rStyle w:val="Textooriginal"/>
+          <w:rFonts w:ascii="Cambria" w:hAnsi="Cambria"/>
+          <w:sz w:val="22"/>
+          <w:szCs w:val="22"/>
+        </w:rPr>
+        <w:t>docker push &lt;account&gt;.dkr.ecr.&lt;region&gt;.amazonaws.com/monolito:1.0</w:t>
+      </w:r>
+    </w:p>
+    <w:p>
+      <w:pPr>
+        <w:pStyle w:val="Heading3"/>
+        <w:spacing w:before="0" w:after="200"/>
+        <w:rPr>
+          <w:rFonts w:ascii="Times New Roman" w:hAnsi="Times New Roman" w:eastAsia="SimSun" w:cs="Times New Roman" w:asciiTheme="minorHAnsi" w:cstheme="minorBidi" w:eastAsiaTheme="minorEastAsia" w:hAnsiTheme="minorHAnsi"/>
+          <w:color w:val="auto"/>
+        </w:rPr>
+      </w:pPr>
+      <w:r>
+        <w:rPr>
+          <w:rFonts w:eastAsia="SimSun" w:cs="Times New Roman" w:ascii="Times New Roman" w:hAnsi="Times New Roman" w:asciiTheme="minorHAnsi" w:cstheme="minorBidi" w:eastAsiaTheme="minorEastAsia" w:hAnsiTheme="minorHAnsi"/>
+          <w:color w:val="auto"/>
+        </w:rPr>
+        <w:t>Opcional: ECS Fargate (comparación)</w:t>
+      </w:r>
+    </w:p>
+    <w:p>
+      <w:pPr>
+        <w:pStyle w:val="BodyText"/>
+        <w:numPr>
+          <w:ilvl w:val="0"/>
+          <w:numId w:val="23"/>
+        </w:numPr>
+        <w:tabs>
+          <w:tab w:val="clear" w:pos="708"/>
+          <w:tab w:val="left" w:pos="0" w:leader="none"/>
+        </w:tabs>
+        <w:spacing w:before="0" w:after="200"/>
+        <w:ind w:hanging="283" w:left="709"/>
+        <w:rPr/>
+      </w:pPr>
+      <w:r>
+        <w:rPr/>
+        <w:t>Crear cluster ECS</w:t>
+      </w:r>
+    </w:p>
+    <w:p>
+      <w:pPr>
+        <w:pStyle w:val="BodyText"/>
+        <w:numPr>
+          <w:ilvl w:val="0"/>
+          <w:numId w:val="23"/>
+        </w:numPr>
+        <w:tabs>
+          <w:tab w:val="clear" w:pos="708"/>
+          <w:tab w:val="left" w:pos="0" w:leader="none"/>
+        </w:tabs>
+        <w:spacing w:before="0" w:after="200"/>
+        <w:ind w:hanging="283" w:left="709"/>
+        <w:rPr/>
+      </w:pPr>
+      <w:r>
+        <w:rPr/>
+        <w:t>Crear Task Definition (Fargate), Service y attach ALB target group</w:t>
+      </w:r>
+    </w:p>
+    <w:p>
+      <w:pPr>
+        <w:pStyle w:val="BodyText"/>
+        <w:numPr>
+          <w:ilvl w:val="0"/>
+          <w:numId w:val="23"/>
+        </w:numPr>
+        <w:tabs>
+          <w:tab w:val="clear" w:pos="708"/>
+          <w:tab w:val="left" w:pos="0" w:leader="none"/>
+        </w:tabs>
+        <w:spacing w:before="0" w:after="200"/>
+        <w:ind w:hanging="283" w:left="709"/>
+        <w:rPr/>
+      </w:pPr>
+      <w:r>
+        <w:rPr/>
+        <w:t>Ventaja: no gestionas instancias EC2; costo/operación diferente</w:t>
+      </w:r>
+    </w:p>
+    <w:p>
+      <w:pPr>
+        <w:pStyle w:val="Normal"/>
+        <w:rPr/>
+      </w:pPr>
+      <w:r>
+        <w:rPr/>
       </w:r>
     </w:p>
     <w:p>
@@ -10777,7 +13508,449 @@
       <w:r>
         <w:rPr/>
         <w:br/>
-        <w:t>• Crear cola SQS y probar envío/recepción.</w:t>
+      </w:r>
+    </w:p>
+    <w:p>
+      <w:pPr>
+        <w:pStyle w:val="Normal"/>
+        <w:rPr/>
+      </w:pPr>
+      <w:r>
+        <w:rPr/>
+      </w:r>
+    </w:p>
+    <w:p>
+      <w:pPr>
+        <w:pStyle w:val="Normal"/>
+        <w:rPr/>
+      </w:pPr>
+      <w:r>
+        <w:rPr/>
+      </w:r>
+    </w:p>
+    <w:p>
+      <w:pPr>
+        <w:pStyle w:val="Normal"/>
+        <w:rPr/>
+      </w:pPr>
+      <w:r>
+        <w:rPr/>
+      </w:r>
+    </w:p>
+    <w:p>
+      <w:pPr>
+        <w:pStyle w:val="Normal"/>
+        <w:rPr/>
+      </w:pPr>
+      <w:r>
+        <w:rPr/>
+      </w:r>
+    </w:p>
+    <w:p>
+      <w:pPr>
+        <w:pStyle w:val="Normal"/>
+        <w:rPr/>
+      </w:pPr>
+      <w:r>
+        <w:rPr/>
+      </w:r>
+    </w:p>
+    <w:p>
+      <w:pPr>
+        <w:pStyle w:val="Normal"/>
+        <w:rPr/>
+      </w:pPr>
+      <w:r>
+        <w:rPr/>
+      </w:r>
+    </w:p>
+    <w:p>
+      <w:pPr>
+        <w:pStyle w:val="Normal"/>
+        <w:rPr/>
+      </w:pPr>
+      <w:r>
+        <w:rPr/>
+      </w:r>
+    </w:p>
+    <w:p>
+      <w:pPr>
+        <w:pStyle w:val="Normal"/>
+        <w:rPr/>
+      </w:pPr>
+      <w:r>
+        <w:rPr/>
+      </w:r>
+    </w:p>
+    <w:p>
+      <w:pPr>
+        <w:pStyle w:val="Normal"/>
+        <w:rPr/>
+      </w:pPr>
+      <w:r>
+        <w:rPr/>
+        <w:t xml:space="preserve">• </w:t>
+      </w:r>
+      <w:r>
+        <w:rPr/>
+        <w:t>Crear cola SQS y probar envío/recepción.</w:t>
+      </w:r>
+    </w:p>
+    <w:p>
+      <w:pPr>
+        <w:pStyle w:val="Heading3"/>
+        <w:spacing w:before="0" w:after="200"/>
+        <w:rPr>
+          <w:rFonts w:ascii="Times New Roman" w:hAnsi="Times New Roman" w:eastAsia="SimSun" w:cs="Times New Roman" w:asciiTheme="minorHAnsi" w:cstheme="minorBidi" w:eastAsiaTheme="minorEastAsia" w:hAnsiTheme="minorHAnsi"/>
+          <w:color w:val="auto"/>
+        </w:rPr>
+      </w:pPr>
+      <w:r>
+        <w:rPr>
+          <w:rFonts w:eastAsia="SimSun" w:cs="Times New Roman" w:ascii="Times New Roman" w:hAnsi="Times New Roman" w:asciiTheme="minorHAnsi" w:cstheme="minorBidi" w:eastAsiaTheme="minorEastAsia" w:hAnsiTheme="minorHAnsi"/>
+          <w:color w:val="auto"/>
+        </w:rPr>
+        <w:t>Objetivo</w:t>
+      </w:r>
+    </w:p>
+    <w:p>
+      <w:pPr>
+        <w:pStyle w:val="BodyText"/>
+        <w:spacing w:before="0" w:after="200"/>
+        <w:rPr/>
+      </w:pPr>
+      <w:r>
+        <w:rPr/>
+        <w:t>Agregar procesos asíncronos — notificaciones, colas de trabajo.</w:t>
+      </w:r>
+    </w:p>
+    <w:p>
+      <w:pPr>
+        <w:pStyle w:val="Heading3"/>
+        <w:spacing w:before="0" w:after="200"/>
+        <w:rPr>
+          <w:rFonts w:ascii="Times New Roman" w:hAnsi="Times New Roman" w:eastAsia="SimSun" w:cs="Times New Roman" w:asciiTheme="minorHAnsi" w:cstheme="minorBidi" w:eastAsiaTheme="minorEastAsia" w:hAnsiTheme="minorHAnsi"/>
+          <w:color w:val="auto"/>
+        </w:rPr>
+      </w:pPr>
+      <w:r>
+        <w:rPr>
+          <w:rFonts w:eastAsia="SimSun" w:cs="Times New Roman" w:ascii="Times New Roman" w:hAnsi="Times New Roman" w:asciiTheme="minorHAnsi" w:cstheme="minorBidi" w:eastAsiaTheme="minorEastAsia" w:hAnsiTheme="minorHAnsi"/>
+          <w:color w:val="auto"/>
+        </w:rPr>
+        <w:t>Pasos</w:t>
+      </w:r>
+    </w:p>
+    <w:p>
+      <w:pPr>
+        <w:pStyle w:val="BodyText"/>
+        <w:numPr>
+          <w:ilvl w:val="0"/>
+          <w:numId w:val="24"/>
+        </w:numPr>
+        <w:tabs>
+          <w:tab w:val="clear" w:pos="708"/>
+          <w:tab w:val="left" w:pos="0" w:leader="none"/>
+        </w:tabs>
+        <w:spacing w:before="0" w:after="200"/>
+        <w:ind w:hanging="283" w:left="709"/>
+        <w:rPr/>
+      </w:pPr>
+      <w:r>
+        <w:rPr>
+          <w:rStyle w:val="Strong"/>
+        </w:rPr>
+        <w:t>Crear SNS Topic</w:t>
+      </w:r>
+    </w:p>
+    <w:p>
+      <w:pPr>
+        <w:pStyle w:val="Textopreformateado"/>
+        <w:bidi w:val="0"/>
+        <w:spacing w:before="0" w:after="200"/>
+        <w:ind w:hanging="0" w:left="0" w:right="0"/>
+        <w:rPr>
+          <w:rFonts w:ascii="Cambria" w:hAnsi="Cambria" w:eastAsia="" w:cs=""/>
+          <w:sz w:val="22"/>
+          <w:szCs w:val="22"/>
+        </w:rPr>
+      </w:pPr>
+      <w:r>
+        <w:rPr>
+          <w:rStyle w:val="Textooriginal"/>
+          <w:rFonts w:ascii="Cambria" w:hAnsi="Cambria"/>
+          <w:sz w:val="22"/>
+          <w:szCs w:val="22"/>
+        </w:rPr>
+        <w:t>aws sns create-topic --name notificaciones-topic</w:t>
+      </w:r>
+    </w:p>
+    <w:p>
+      <w:pPr>
+        <w:pStyle w:val="BodyText"/>
+        <w:numPr>
+          <w:ilvl w:val="0"/>
+          <w:numId w:val="25"/>
+        </w:numPr>
+        <w:tabs>
+          <w:tab w:val="clear" w:pos="708"/>
+          <w:tab w:val="left" w:pos="0" w:leader="none"/>
+        </w:tabs>
+        <w:spacing w:before="0" w:after="200"/>
+        <w:ind w:hanging="283" w:left="709"/>
+        <w:rPr/>
+      </w:pPr>
+      <w:r>
+        <w:rPr>
+          <w:rStyle w:val="Strong"/>
+        </w:rPr>
+        <w:t>Crear SQS Queue</w:t>
+      </w:r>
+    </w:p>
+    <w:p>
+      <w:pPr>
+        <w:pStyle w:val="Textopreformateado"/>
+        <w:bidi w:val="0"/>
+        <w:spacing w:before="0" w:after="200"/>
+        <w:ind w:hanging="0" w:left="0" w:right="0"/>
+        <w:rPr>
+          <w:rFonts w:ascii="Cambria" w:hAnsi="Cambria" w:eastAsia="" w:cs=""/>
+          <w:sz w:val="22"/>
+          <w:szCs w:val="22"/>
+        </w:rPr>
+      </w:pPr>
+      <w:r>
+        <w:rPr>
+          <w:rStyle w:val="Textooriginal"/>
+          <w:rFonts w:ascii="Cambria" w:hAnsi="Cambria"/>
+          <w:sz w:val="22"/>
+          <w:szCs w:val="22"/>
+        </w:rPr>
+        <w:t>aws sqs create-queue --queue-name trabajos-queue</w:t>
+      </w:r>
+    </w:p>
+    <w:p>
+      <w:pPr>
+        <w:pStyle w:val="BodyText"/>
+        <w:numPr>
+          <w:ilvl w:val="0"/>
+          <w:numId w:val="26"/>
+        </w:numPr>
+        <w:tabs>
+          <w:tab w:val="clear" w:pos="708"/>
+          <w:tab w:val="left" w:pos="0" w:leader="none"/>
+        </w:tabs>
+        <w:spacing w:before="0" w:after="200"/>
+        <w:ind w:hanging="283" w:left="709"/>
+        <w:rPr/>
+      </w:pPr>
+      <w:r>
+        <w:rPr>
+          <w:rStyle w:val="Strong"/>
+        </w:rPr>
+        <w:t>Suscribir SQS al SNS</w:t>
+      </w:r>
+    </w:p>
+    <w:p>
+      <w:pPr>
+        <w:pStyle w:val="BodyText"/>
+        <w:numPr>
+          <w:ilvl w:val="0"/>
+          <w:numId w:val="27"/>
+        </w:numPr>
+        <w:tabs>
+          <w:tab w:val="clear" w:pos="708"/>
+          <w:tab w:val="left" w:pos="0" w:leader="none"/>
+        </w:tabs>
+        <w:spacing w:before="0" w:after="200"/>
+        <w:ind w:hanging="283" w:left="709"/>
+        <w:rPr/>
+      </w:pPr>
+      <w:r>
+        <w:rPr/>
+        <w:t>Crear subscription y policy de permisos para que SNS pueda enviar a SQS.</w:t>
+      </w:r>
+    </w:p>
+    <w:p>
+      <w:pPr>
+        <w:pStyle w:val="BodyText"/>
+        <w:numPr>
+          <w:ilvl w:val="0"/>
+          <w:numId w:val="28"/>
+        </w:numPr>
+        <w:tabs>
+          <w:tab w:val="clear" w:pos="708"/>
+          <w:tab w:val="left" w:pos="0" w:leader="none"/>
+        </w:tabs>
+        <w:spacing w:before="0" w:after="200"/>
+        <w:ind w:hanging="283" w:left="709"/>
+        <w:rPr/>
+      </w:pPr>
+      <w:r>
+        <w:rPr>
+          <w:rStyle w:val="Strong"/>
+        </w:rPr>
+        <w:t>Publicar evento desde la app</w:t>
+      </w:r>
+    </w:p>
+    <w:p>
+      <w:pPr>
+        <w:pStyle w:val="BodyText"/>
+        <w:numPr>
+          <w:ilvl w:val="0"/>
+          <w:numId w:val="29"/>
+        </w:numPr>
+        <w:tabs>
+          <w:tab w:val="clear" w:pos="708"/>
+          <w:tab w:val="left" w:pos="0" w:leader="none"/>
+        </w:tabs>
+        <w:spacing w:before="0" w:after="200"/>
+        <w:ind w:hanging="283" w:left="709"/>
+        <w:rPr/>
+      </w:pPr>
+      <w:r>
+        <w:rPr/>
+        <w:t>Ejemplo Spring Boot:</w:t>
+      </w:r>
+    </w:p>
+    <w:p>
+      <w:pPr>
+        <w:pStyle w:val="Textopreformateado"/>
+        <w:bidi w:val="0"/>
+        <w:spacing w:before="0" w:after="200"/>
+        <w:ind w:hanging="0" w:left="0" w:right="0"/>
+        <w:rPr>
+          <w:rFonts w:ascii="Cambria" w:hAnsi="Cambria" w:eastAsia="" w:cs=""/>
+          <w:sz w:val="22"/>
+          <w:szCs w:val="22"/>
+        </w:rPr>
+      </w:pPr>
+      <w:r>
+        <w:rPr>
+          <w:rStyle w:val="Textooriginal"/>
+          <w:rFonts w:ascii="Cambria" w:hAnsi="Cambria"/>
+          <w:sz w:val="22"/>
+          <w:szCs w:val="22"/>
+        </w:rPr>
+        <w:t>@Autowired AmazonSNS snsClient;</w:t>
+      </w:r>
+    </w:p>
+    <w:p>
+      <w:pPr>
+        <w:pStyle w:val="Textopreformateado"/>
+        <w:bidi w:val="0"/>
+        <w:spacing w:before="0" w:after="200"/>
+        <w:rPr>
+          <w:rFonts w:ascii="Cambria" w:hAnsi="Cambria" w:eastAsia="" w:cs=""/>
+          <w:sz w:val="22"/>
+          <w:szCs w:val="22"/>
+        </w:rPr>
+      </w:pPr>
+      <w:r>
+        <w:rPr>
+          <w:rStyle w:val="Textooriginal"/>
+          <w:rFonts w:ascii="Cambria" w:hAnsi="Cambria"/>
+          <w:sz w:val="22"/>
+          <w:szCs w:val="22"/>
+        </w:rPr>
+        <w:t>snsClient.publish(topicArn, objectMapper.writeValueAsString(event));</w:t>
+      </w:r>
+    </w:p>
+    <w:p>
+      <w:pPr>
+        <w:pStyle w:val="BodyText"/>
+        <w:numPr>
+          <w:ilvl w:val="0"/>
+          <w:numId w:val="30"/>
+        </w:numPr>
+        <w:tabs>
+          <w:tab w:val="clear" w:pos="708"/>
+          <w:tab w:val="left" w:pos="0" w:leader="none"/>
+        </w:tabs>
+        <w:spacing w:before="0" w:after="200"/>
+        <w:ind w:hanging="283" w:left="709"/>
+        <w:rPr/>
+      </w:pPr>
+      <w:r>
+        <w:rPr>
+          <w:rStyle w:val="Strong"/>
+        </w:rPr>
+        <w:t>Consumir desde SQS</w:t>
+      </w:r>
+      <w:r>
+        <w:rPr/>
+        <w:t xml:space="preserve"> — worker separado (p. ej. en otra instancia o thread background)</w:t>
+      </w:r>
+    </w:p>
+    <w:p>
+      <w:pPr>
+        <w:pStyle w:val="BodyText"/>
+        <w:numPr>
+          <w:ilvl w:val="0"/>
+          <w:numId w:val="31"/>
+        </w:numPr>
+        <w:tabs>
+          <w:tab w:val="clear" w:pos="708"/>
+          <w:tab w:val="left" w:pos="0" w:leader="none"/>
+        </w:tabs>
+        <w:spacing w:before="0" w:after="200"/>
+        <w:ind w:hanging="283" w:left="709"/>
+        <w:rPr/>
+      </w:pPr>
+      <w:r>
+        <w:rPr/>
+        <w:t>Usar long polling, procesar idempotente.</w:t>
+      </w:r>
+    </w:p>
+    <w:p>
+      <w:pPr>
+        <w:pStyle w:val="BodyText"/>
+        <w:numPr>
+          <w:ilvl w:val="0"/>
+          <w:numId w:val="32"/>
+        </w:numPr>
+        <w:tabs>
+          <w:tab w:val="clear" w:pos="708"/>
+          <w:tab w:val="left" w:pos="0" w:leader="none"/>
+        </w:tabs>
+        <w:spacing w:before="0" w:after="200"/>
+        <w:ind w:hanging="283" w:left="709"/>
+        <w:rPr/>
+      </w:pPr>
+      <w:r>
+        <w:rPr>
+          <w:rStyle w:val="Strong"/>
+        </w:rPr>
+        <w:t>Simulación de flujo</w:t>
+      </w:r>
+    </w:p>
+    <w:p>
+      <w:pPr>
+        <w:pStyle w:val="BodyText"/>
+        <w:numPr>
+          <w:ilvl w:val="0"/>
+          <w:numId w:val="33"/>
+        </w:numPr>
+        <w:tabs>
+          <w:tab w:val="clear" w:pos="708"/>
+          <w:tab w:val="left" w:pos="0" w:leader="none"/>
+        </w:tabs>
+        <w:spacing w:before="0" w:after="200"/>
+        <w:ind w:hanging="283" w:left="709"/>
+        <w:rPr/>
+      </w:pPr>
+      <w:r>
+        <w:rPr/>
+        <w:t>Cliente invoca endpoint que coloca job en SNS → mensaje llega a SQS → worker lo procesa y actualiza DB o envía mail.</w:t>
+      </w:r>
+    </w:p>
+    <w:p>
+      <w:pPr>
+        <w:pStyle w:val="Normal"/>
+        <w:rPr/>
+      </w:pPr>
+      <w:r>
+        <w:rPr/>
       </w:r>
     </w:p>
     <w:p>
@@ -10864,7 +14037,7 @@
         <w:pStyle w:val="BodyText"/>
         <w:numPr>
           <w:ilvl w:val="0"/>
-          <w:numId w:val="47"/>
+          <w:numId w:val="7"/>
         </w:numPr>
         <w:rPr/>
       </w:pPr>
@@ -10894,7 +14067,7 @@
         <w:pStyle w:val="BodyText"/>
         <w:numPr>
           <w:ilvl w:val="0"/>
-          <w:numId w:val="47"/>
+          <w:numId w:val="7"/>
         </w:numPr>
         <w:spacing w:before="0" w:after="200"/>
         <w:rPr/>
@@ -10915,7 +14088,7 @@
         <w:pStyle w:val="BodyText"/>
         <w:numPr>
           <w:ilvl w:val="0"/>
-          <w:numId w:val="47"/>
+          <w:numId w:val="7"/>
         </w:numPr>
         <w:spacing w:before="0" w:after="200"/>
         <w:rPr/>
@@ -10936,7 +14109,7 @@
         <w:pStyle w:val="BodyText"/>
         <w:numPr>
           <w:ilvl w:val="0"/>
-          <w:numId w:val="47"/>
+          <w:numId w:val="7"/>
         </w:numPr>
         <w:spacing w:before="0" w:after="200"/>
         <w:rPr/>
@@ -10957,7 +14130,7 @@
         <w:pStyle w:val="BodyText"/>
         <w:numPr>
           <w:ilvl w:val="0"/>
-          <w:numId w:val="47"/>
+          <w:numId w:val="7"/>
         </w:numPr>
         <w:spacing w:before="0" w:after="200"/>
         <w:rPr/>
@@ -11022,6 +14195,10 @@
           <w:p>
             <w:pPr>
               <w:pStyle w:val="Normal"/>
+              <w:widowControl/>
+              <w:bidi w:val="0"/>
+              <w:spacing w:lineRule="auto" w:line="276" w:before="0" w:after="200"/>
+              <w:jc w:val="left"/>
               <w:rPr/>
             </w:pPr>
             <w:r>
@@ -11038,6 +14215,10 @@
           <w:p>
             <w:pPr>
               <w:pStyle w:val="Normal"/>
+              <w:widowControl/>
+              <w:bidi w:val="0"/>
+              <w:spacing w:lineRule="auto" w:line="276" w:before="0" w:after="200"/>
+              <w:jc w:val="left"/>
               <w:rPr/>
             </w:pPr>
             <w:r>
@@ -11054,6 +14235,10 @@
           <w:p>
             <w:pPr>
               <w:pStyle w:val="Normal"/>
+              <w:widowControl/>
+              <w:bidi w:val="0"/>
+              <w:spacing w:lineRule="auto" w:line="276" w:before="0" w:after="200"/>
+              <w:jc w:val="left"/>
               <w:rPr/>
             </w:pPr>
             <w:r>
@@ -11073,6 +14258,10 @@
           <w:p>
             <w:pPr>
               <w:pStyle w:val="Normal"/>
+              <w:widowControl/>
+              <w:bidi w:val="0"/>
+              <w:spacing w:lineRule="auto" w:line="276" w:before="0" w:after="200"/>
+              <w:jc w:val="left"/>
               <w:rPr/>
             </w:pPr>
             <w:r>
@@ -11089,6 +14278,10 @@
           <w:p>
             <w:pPr>
               <w:pStyle w:val="Normal"/>
+              <w:widowControl/>
+              <w:bidi w:val="0"/>
+              <w:spacing w:lineRule="auto" w:line="276" w:before="0" w:after="200"/>
+              <w:jc w:val="left"/>
               <w:rPr/>
             </w:pPr>
             <w:r>
@@ -11105,6 +14298,10 @@
           <w:p>
             <w:pPr>
               <w:pStyle w:val="Normal"/>
+              <w:widowControl/>
+              <w:bidi w:val="0"/>
+              <w:spacing w:lineRule="auto" w:line="276" w:before="0" w:after="200"/>
+              <w:jc w:val="left"/>
               <w:rPr/>
             </w:pPr>
             <w:r>
@@ -11124,6 +14321,10 @@
           <w:p>
             <w:pPr>
               <w:pStyle w:val="Normal"/>
+              <w:widowControl/>
+              <w:bidi w:val="0"/>
+              <w:spacing w:lineRule="auto" w:line="276" w:before="0" w:after="200"/>
+              <w:jc w:val="left"/>
               <w:rPr/>
             </w:pPr>
             <w:r>
@@ -11140,6 +14341,10 @@
           <w:p>
             <w:pPr>
               <w:pStyle w:val="Normal"/>
+              <w:widowControl/>
+              <w:bidi w:val="0"/>
+              <w:spacing w:lineRule="auto" w:line="276" w:before="0" w:after="200"/>
+              <w:jc w:val="left"/>
               <w:rPr/>
             </w:pPr>
             <w:r>
@@ -11156,6 +14361,10 @@
           <w:p>
             <w:pPr>
               <w:pStyle w:val="Normal"/>
+              <w:widowControl/>
+              <w:bidi w:val="0"/>
+              <w:spacing w:lineRule="auto" w:line="276" w:before="0" w:after="200"/>
+              <w:jc w:val="left"/>
               <w:rPr/>
             </w:pPr>
             <w:r>
@@ -11175,6 +14384,10 @@
           <w:p>
             <w:pPr>
               <w:pStyle w:val="Normal"/>
+              <w:widowControl/>
+              <w:bidi w:val="0"/>
+              <w:spacing w:lineRule="auto" w:line="276" w:before="0" w:after="200"/>
+              <w:jc w:val="left"/>
               <w:rPr/>
             </w:pPr>
             <w:r>
@@ -11191,6 +14404,10 @@
           <w:p>
             <w:pPr>
               <w:pStyle w:val="Normal"/>
+              <w:widowControl/>
+              <w:bidi w:val="0"/>
+              <w:spacing w:lineRule="auto" w:line="276" w:before="0" w:after="200"/>
+              <w:jc w:val="left"/>
               <w:rPr/>
             </w:pPr>
             <w:r>
@@ -11207,6 +14424,10 @@
           <w:p>
             <w:pPr>
               <w:pStyle w:val="Normal"/>
+              <w:widowControl/>
+              <w:bidi w:val="0"/>
+              <w:spacing w:lineRule="auto" w:line="276" w:before="0" w:after="200"/>
+              <w:jc w:val="left"/>
               <w:rPr/>
             </w:pPr>
             <w:r>
@@ -11226,6 +14447,10 @@
           <w:p>
             <w:pPr>
               <w:pStyle w:val="Normal"/>
+              <w:widowControl/>
+              <w:bidi w:val="0"/>
+              <w:spacing w:lineRule="auto" w:line="276" w:before="0" w:after="200"/>
+              <w:jc w:val="left"/>
               <w:rPr/>
             </w:pPr>
             <w:r>
@@ -11242,6 +14467,10 @@
           <w:p>
             <w:pPr>
               <w:pStyle w:val="Normal"/>
+              <w:widowControl/>
+              <w:bidi w:val="0"/>
+              <w:spacing w:lineRule="auto" w:line="276" w:before="0" w:after="200"/>
+              <w:jc w:val="left"/>
               <w:rPr/>
             </w:pPr>
             <w:r>
@@ -11258,6 +14487,10 @@
           <w:p>
             <w:pPr>
               <w:pStyle w:val="Normal"/>
+              <w:widowControl/>
+              <w:bidi w:val="0"/>
+              <w:spacing w:lineRule="auto" w:line="276" w:before="0" w:after="200"/>
+              <w:jc w:val="left"/>
               <w:rPr/>
             </w:pPr>
             <w:r>
@@ -11277,6 +14510,10 @@
           <w:p>
             <w:pPr>
               <w:pStyle w:val="Normal"/>
+              <w:widowControl/>
+              <w:bidi w:val="0"/>
+              <w:spacing w:lineRule="auto" w:line="276" w:before="0" w:after="200"/>
+              <w:jc w:val="left"/>
               <w:rPr/>
             </w:pPr>
             <w:r>
@@ -11293,6 +14530,10 @@
           <w:p>
             <w:pPr>
               <w:pStyle w:val="Normal"/>
+              <w:widowControl/>
+              <w:bidi w:val="0"/>
+              <w:spacing w:lineRule="auto" w:line="276" w:before="0" w:after="200"/>
+              <w:jc w:val="left"/>
               <w:rPr/>
             </w:pPr>
             <w:r>
@@ -11309,6 +14550,10 @@
           <w:p>
             <w:pPr>
               <w:pStyle w:val="Normal"/>
+              <w:widowControl/>
+              <w:bidi w:val="0"/>
+              <w:spacing w:lineRule="auto" w:line="276" w:before="0" w:after="200"/>
+              <w:jc w:val="left"/>
               <w:rPr/>
             </w:pPr>
             <w:r>
@@ -11328,6 +14573,10 @@
           <w:p>
             <w:pPr>
               <w:pStyle w:val="Normal"/>
+              <w:widowControl/>
+              <w:bidi w:val="0"/>
+              <w:spacing w:lineRule="auto" w:line="276" w:before="0" w:after="200"/>
+              <w:jc w:val="left"/>
               <w:rPr/>
             </w:pPr>
             <w:r>
@@ -11344,6 +14593,10 @@
           <w:p>
             <w:pPr>
               <w:pStyle w:val="Normal"/>
+              <w:widowControl/>
+              <w:bidi w:val="0"/>
+              <w:spacing w:lineRule="auto" w:line="276" w:before="0" w:after="200"/>
+              <w:jc w:val="left"/>
               <w:rPr/>
             </w:pPr>
             <w:r>
@@ -11360,6 +14613,10 @@
           <w:p>
             <w:pPr>
               <w:pStyle w:val="Normal"/>
+              <w:widowControl/>
+              <w:bidi w:val="0"/>
+              <w:spacing w:lineRule="auto" w:line="276" w:before="0" w:after="200"/>
+              <w:jc w:val="left"/>
               <w:rPr/>
             </w:pPr>
             <w:r>
@@ -11379,6 +14636,10 @@
           <w:p>
             <w:pPr>
               <w:pStyle w:val="Normal"/>
+              <w:widowControl/>
+              <w:bidi w:val="0"/>
+              <w:spacing w:lineRule="auto" w:line="276" w:before="0" w:after="200"/>
+              <w:jc w:val="left"/>
               <w:rPr/>
             </w:pPr>
             <w:r>
@@ -11395,6 +14656,10 @@
           <w:p>
             <w:pPr>
               <w:pStyle w:val="Normal"/>
+              <w:widowControl/>
+              <w:bidi w:val="0"/>
+              <w:spacing w:lineRule="auto" w:line="276" w:before="0" w:after="200"/>
+              <w:jc w:val="left"/>
               <w:rPr/>
             </w:pPr>
             <w:r>
@@ -11411,6 +14676,10 @@
           <w:p>
             <w:pPr>
               <w:pStyle w:val="Normal"/>
+              <w:widowControl/>
+              <w:bidi w:val="0"/>
+              <w:spacing w:lineRule="auto" w:line="276" w:before="0" w:after="200"/>
+              <w:jc w:val="left"/>
               <w:rPr/>
             </w:pPr>
             <w:r>
@@ -11444,10 +14713,19 @@
     <w:p>
       <w:pPr>
         <w:pStyle w:val="Normal"/>
-        <w:rPr/>
-      </w:pPr>
-      <w:r>
-        <w:rPr/>
+        <w:widowControl/>
+        <w:bidi w:val="0"/>
+        <w:spacing w:lineRule="auto" w:line="276" w:before="0" w:after="200"/>
+        <w:jc w:val="left"/>
+        <w:rPr/>
+      </w:pPr>
+      <w:r>
+        <w:rPr>
+          <w:rFonts w:eastAsia="SimSun"/>
+          <w:color w:val="auto"/>
+          <w:kern w:val="2"/>
+          <w:lang w:val="es-MX" w:eastAsia="zh-CN" w:bidi="ar-SA"/>
+        </w:rPr>
         <w:t>La migración a AWS con enfoque monolítico escalable resuelve los problemas de caídas y falta de escalabilidad. La combinación de Auto Scaling, ELB y RDS Multi-AZ asegura disponibilidad y tolerancia a fallos. La contenerización con Docker simplifica despliegues y portabilidad, mientras que SNS/SQS proporcionan comunicación asíncrona. El monitoreo con CloudWatch permite detectar problemas en tiempo real. Se alcanzaron buenas prácticas de TDD, refactorización y métricas de calidad.</w:t>
       </w:r>
     </w:p>
@@ -11466,6 +14744,7 @@
     <w:p>
       <w:pPr>
         <w:pStyle w:val="Heading1"/>
+        <w:spacing w:before="0" w:after="60"/>
         <w:rPr/>
       </w:pPr>
       <w:r>
@@ -11625,6 +14904,7 @@
     <w:p>
       <w:pPr>
         <w:pStyle w:val="Heading1"/>
+        <w:spacing w:before="0" w:after="60"/>
         <w:rPr/>
       </w:pPr>
       <w:r>
@@ -11802,6 +15082,7 @@
     <w:p>
       <w:pPr>
         <w:pStyle w:val="Heading2"/>
+        <w:spacing w:before="0" w:after="60"/>
         <w:rPr/>
       </w:pPr>
       <w:r>
@@ -11824,9 +15105,8 @@
         <w:rPr/>
       </w:pPr>
       <w:r>
-        <w:rPr/>
         <w:drawing>
-          <wp:anchor behindDoc="0" distT="0" distB="0" distL="0" distR="0" simplePos="0" locked="0" layoutInCell="0" allowOverlap="1" relativeHeight="19">
+          <wp:anchor behindDoc="0" distT="0" distB="0" distL="0" distR="0" simplePos="0" locked="0" layoutInCell="0" allowOverlap="1" relativeHeight="15">
             <wp:simplePos x="0" y="0"/>
             <wp:positionH relativeFrom="column">
               <wp:align>center</wp:align>
@@ -12570,6 +15850,7 @@
     <w:p>
       <w:pPr>
         <w:pStyle w:val="Heading1"/>
+        <w:spacing w:before="0" w:after="60"/>
         <w:rPr/>
       </w:pPr>
       <w:r>
@@ -12635,7 +15916,7 @@
         <w:pStyle w:val="BodyText"/>
         <w:numPr>
           <w:ilvl w:val="0"/>
-          <w:numId w:val="48"/>
+          <w:numId w:val="47"/>
         </w:numPr>
         <w:tabs>
           <w:tab w:val="clear" w:pos="708"/>
@@ -12655,7 +15936,7 @@
         <w:pStyle w:val="BodyText"/>
         <w:numPr>
           <w:ilvl w:val="1"/>
-          <w:numId w:val="48"/>
+          <w:numId w:val="47"/>
         </w:numPr>
         <w:tabs>
           <w:tab w:val="clear" w:pos="708"/>
@@ -12675,7 +15956,7 @@
         <w:pStyle w:val="BodyText"/>
         <w:numPr>
           <w:ilvl w:val="1"/>
-          <w:numId w:val="48"/>
+          <w:numId w:val="47"/>
         </w:numPr>
         <w:tabs>
           <w:tab w:val="clear" w:pos="708"/>
@@ -12695,7 +15976,7 @@
         <w:pStyle w:val="BodyText"/>
         <w:numPr>
           <w:ilvl w:val="1"/>
-          <w:numId w:val="48"/>
+          <w:numId w:val="47"/>
         </w:numPr>
         <w:tabs>
           <w:tab w:val="clear" w:pos="708"/>
@@ -12715,7 +15996,7 @@
         <w:pStyle w:val="BodyText"/>
         <w:numPr>
           <w:ilvl w:val="1"/>
-          <w:numId w:val="48"/>
+          <w:numId w:val="47"/>
         </w:numPr>
         <w:tabs>
           <w:tab w:val="clear" w:pos="708"/>
@@ -12735,7 +16016,7 @@
         <w:pStyle w:val="BodyText"/>
         <w:numPr>
           <w:ilvl w:val="1"/>
-          <w:numId w:val="48"/>
+          <w:numId w:val="47"/>
         </w:numPr>
         <w:tabs>
           <w:tab w:val="clear" w:pos="708"/>
@@ -12755,7 +16036,7 @@
         <w:pStyle w:val="BodyText"/>
         <w:numPr>
           <w:ilvl w:val="0"/>
-          <w:numId w:val="48"/>
+          <w:numId w:val="47"/>
         </w:numPr>
         <w:tabs>
           <w:tab w:val="clear" w:pos="708"/>
@@ -13188,7 +16469,11 @@
         </w:rPr>
       </w:pPr>
       <w:r>
-        <w:rPr/>
+        <w:rPr>
+          <w:rFonts w:ascii="Linux Libertine Display G" w:hAnsi="Linux Libertine Display G"/>
+          <w:sz w:val="16"/>
+          <w:szCs w:val="16"/>
+        </w:rPr>
       </w:r>
     </w:p>
     <w:p>
@@ -13244,7 +16529,11 @@
         </w:rPr>
       </w:pPr>
       <w:r>
-        <w:rPr/>
+        <w:rPr>
+          <w:rFonts w:ascii="Linux Libertine Display G" w:hAnsi="Linux Libertine Display G"/>
+          <w:sz w:val="16"/>
+          <w:szCs w:val="16"/>
+        </w:rPr>
       </w:r>
     </w:p>
     <w:p>
@@ -13622,7 +16911,11 @@
         </w:rPr>
       </w:pPr>
       <w:r>
-        <w:rPr/>
+        <w:rPr>
+          <w:rFonts w:ascii="Linux Libertine Display G" w:hAnsi="Linux Libertine Display G"/>
+          <w:sz w:val="16"/>
+          <w:szCs w:val="16"/>
+        </w:rPr>
       </w:r>
     </w:p>
     <w:p>
@@ -13715,7 +17008,11 @@
         </w:rPr>
       </w:pPr>
       <w:r>
-        <w:rPr/>
+        <w:rPr>
+          <w:rFonts w:ascii="Linux Libertine Display G" w:hAnsi="Linux Libertine Display G"/>
+          <w:sz w:val="16"/>
+          <w:szCs w:val="16"/>
+        </w:rPr>
       </w:r>
     </w:p>
     <w:p>
@@ -13990,7 +17287,7 @@
         <w:pStyle w:val="BodyText"/>
         <w:numPr>
           <w:ilvl w:val="0"/>
-          <w:numId w:val="49"/>
+          <w:numId w:val="48"/>
         </w:numPr>
         <w:tabs>
           <w:tab w:val="clear" w:pos="708"/>
@@ -14010,7 +17307,7 @@
         <w:pStyle w:val="BodyText"/>
         <w:numPr>
           <w:ilvl w:val="0"/>
-          <w:numId w:val="49"/>
+          <w:numId w:val="48"/>
         </w:numPr>
         <w:tabs>
           <w:tab w:val="clear" w:pos="708"/>
@@ -14164,7 +17461,11 @@
         </w:rPr>
       </w:pPr>
       <w:r>
-        <w:rPr/>
+        <w:rPr>
+          <w:rFonts w:ascii="Linux Libertine Display G" w:hAnsi="Linux Libertine Display G"/>
+          <w:sz w:val="16"/>
+          <w:szCs w:val="16"/>
+        </w:rPr>
       </w:r>
     </w:p>
     <w:p>
@@ -14501,7 +17802,7 @@
         <w:pStyle w:val="BodyText"/>
         <w:numPr>
           <w:ilvl w:val="0"/>
-          <w:numId w:val="50"/>
+          <w:numId w:val="49"/>
         </w:numPr>
         <w:tabs>
           <w:tab w:val="clear" w:pos="708"/>
@@ -14521,7 +17822,7 @@
         <w:pStyle w:val="BodyText"/>
         <w:numPr>
           <w:ilvl w:val="0"/>
-          <w:numId w:val="50"/>
+          <w:numId w:val="49"/>
         </w:numPr>
         <w:tabs>
           <w:tab w:val="clear" w:pos="708"/>
@@ -14541,7 +17842,7 @@
         <w:pStyle w:val="BodyText"/>
         <w:numPr>
           <w:ilvl w:val="0"/>
-          <w:numId w:val="50"/>
+          <w:numId w:val="49"/>
         </w:numPr>
         <w:tabs>
           <w:tab w:val="clear" w:pos="708"/>
@@ -14561,7 +17862,7 @@
         <w:pStyle w:val="BodyText"/>
         <w:numPr>
           <w:ilvl w:val="0"/>
-          <w:numId w:val="50"/>
+          <w:numId w:val="49"/>
         </w:numPr>
         <w:tabs>
           <w:tab w:val="clear" w:pos="708"/>
@@ -14592,7 +17893,7 @@
         <w:pStyle w:val="BodyText"/>
         <w:numPr>
           <w:ilvl w:val="0"/>
-          <w:numId w:val="51"/>
+          <w:numId w:val="50"/>
         </w:numPr>
         <w:tabs>
           <w:tab w:val="clear" w:pos="708"/>
@@ -14632,7 +17933,7 @@
         <w:pStyle w:val="BodyText"/>
         <w:numPr>
           <w:ilvl w:val="0"/>
-          <w:numId w:val="51"/>
+          <w:numId w:val="50"/>
         </w:numPr>
         <w:tabs>
           <w:tab w:val="clear" w:pos="708"/>
@@ -15149,7 +18450,7 @@
         <w:pStyle w:val="BodyText"/>
         <w:numPr>
           <w:ilvl w:val="0"/>
-          <w:numId w:val="52"/>
+          <w:numId w:val="51"/>
         </w:numPr>
         <w:tabs>
           <w:tab w:val="clear" w:pos="708"/>
@@ -15193,7 +18494,7 @@
         <w:pStyle w:val="BodyText"/>
         <w:numPr>
           <w:ilvl w:val="0"/>
-          <w:numId w:val="53"/>
+          <w:numId w:val="52"/>
         </w:numPr>
         <w:tabs>
           <w:tab w:val="clear" w:pos="708"/>
@@ -15213,7 +18514,7 @@
         <w:pStyle w:val="BodyText"/>
         <w:numPr>
           <w:ilvl w:val="0"/>
-          <w:numId w:val="53"/>
+          <w:numId w:val="52"/>
         </w:numPr>
         <w:tabs>
           <w:tab w:val="clear" w:pos="708"/>
@@ -15254,7 +18555,7 @@
         <w:pStyle w:val="BodyText"/>
         <w:numPr>
           <w:ilvl w:val="0"/>
-          <w:numId w:val="54"/>
+          <w:numId w:val="53"/>
         </w:numPr>
         <w:tabs>
           <w:tab w:val="clear" w:pos="708"/>
@@ -15274,7 +18575,7 @@
         <w:pStyle w:val="BodyText"/>
         <w:numPr>
           <w:ilvl w:val="0"/>
-          <w:numId w:val="54"/>
+          <w:numId w:val="53"/>
         </w:numPr>
         <w:tabs>
           <w:tab w:val="clear" w:pos="708"/>
@@ -15304,7 +18605,7 @@
         <w:pStyle w:val="BodyText"/>
         <w:numPr>
           <w:ilvl w:val="0"/>
-          <w:numId w:val="54"/>
+          <w:numId w:val="53"/>
         </w:numPr>
         <w:tabs>
           <w:tab w:val="clear" w:pos="708"/>
@@ -15677,7 +18978,11 @@
         </w:rPr>
       </w:pPr>
       <w:r>
-        <w:rPr/>
+        <w:rPr>
+          <w:rFonts w:ascii="Linux Libertine Display G" w:hAnsi="Linux Libertine Display G"/>
+          <w:sz w:val="16"/>
+          <w:szCs w:val="16"/>
+        </w:rPr>
       </w:r>
     </w:p>
     <w:p>
@@ -15820,7 +19125,7 @@
         <w:pStyle w:val="BodyText"/>
         <w:numPr>
           <w:ilvl w:val="0"/>
-          <w:numId w:val="55"/>
+          <w:numId w:val="54"/>
         </w:numPr>
         <w:tabs>
           <w:tab w:val="clear" w:pos="708"/>
@@ -15840,7 +19145,7 @@
         <w:pStyle w:val="BodyText"/>
         <w:numPr>
           <w:ilvl w:val="1"/>
-          <w:numId w:val="55"/>
+          <w:numId w:val="54"/>
         </w:numPr>
         <w:tabs>
           <w:tab w:val="clear" w:pos="708"/>
@@ -15860,7 +19165,7 @@
         <w:pStyle w:val="BodyText"/>
         <w:numPr>
           <w:ilvl w:val="1"/>
-          <w:numId w:val="55"/>
+          <w:numId w:val="54"/>
         </w:numPr>
         <w:tabs>
           <w:tab w:val="clear" w:pos="708"/>
@@ -15880,7 +19185,7 @@
         <w:pStyle w:val="BodyText"/>
         <w:numPr>
           <w:ilvl w:val="0"/>
-          <w:numId w:val="55"/>
+          <w:numId w:val="54"/>
         </w:numPr>
         <w:tabs>
           <w:tab w:val="clear" w:pos="708"/>
@@ -18293,7 +21598,7 @@
         <w:pStyle w:val="BodyText"/>
         <w:numPr>
           <w:ilvl w:val="0"/>
-          <w:numId w:val="56"/>
+          <w:numId w:val="55"/>
         </w:numPr>
         <w:tabs>
           <w:tab w:val="clear" w:pos="708"/>
@@ -18313,7 +21618,7 @@
         <w:pStyle w:val="BodyText"/>
         <w:numPr>
           <w:ilvl w:val="0"/>
-          <w:numId w:val="56"/>
+          <w:numId w:val="55"/>
         </w:numPr>
         <w:tabs>
           <w:tab w:val="clear" w:pos="708"/>
@@ -18344,7 +21649,7 @@
         <w:pStyle w:val="BodyText"/>
         <w:numPr>
           <w:ilvl w:val="0"/>
-          <w:numId w:val="57"/>
+          <w:numId w:val="56"/>
         </w:numPr>
         <w:tabs>
           <w:tab w:val="clear" w:pos="708"/>
@@ -18374,7 +21679,7 @@
         <w:pStyle w:val="BodyText"/>
         <w:numPr>
           <w:ilvl w:val="0"/>
-          <w:numId w:val="57"/>
+          <w:numId w:val="56"/>
         </w:numPr>
         <w:tabs>
           <w:tab w:val="clear" w:pos="708"/>
@@ -18488,7 +21793,7 @@
         <w:pStyle w:val="BodyText"/>
         <w:numPr>
           <w:ilvl w:val="0"/>
-          <w:numId w:val="58"/>
+          <w:numId w:val="57"/>
         </w:numPr>
         <w:tabs>
           <w:tab w:val="clear" w:pos="708"/>
@@ -18593,7 +21898,7 @@
         <w:pStyle w:val="BodyText"/>
         <w:numPr>
           <w:ilvl w:val="0"/>
-          <w:numId w:val="59"/>
+          <w:numId w:val="58"/>
         </w:numPr>
         <w:tabs>
           <w:tab w:val="clear" w:pos="708"/>
@@ -18613,7 +21918,7 @@
         <w:pStyle w:val="BodyText"/>
         <w:numPr>
           <w:ilvl w:val="1"/>
-          <w:numId w:val="59"/>
+          <w:numId w:val="58"/>
         </w:numPr>
         <w:tabs>
           <w:tab w:val="clear" w:pos="708"/>
@@ -18643,7 +21948,7 @@
         <w:pStyle w:val="BodyText"/>
         <w:numPr>
           <w:ilvl w:val="1"/>
-          <w:numId w:val="59"/>
+          <w:numId w:val="58"/>
         </w:numPr>
         <w:tabs>
           <w:tab w:val="clear" w:pos="708"/>
@@ -18674,7 +21979,7 @@
         <w:pStyle w:val="BodyText"/>
         <w:numPr>
           <w:ilvl w:val="0"/>
-          <w:numId w:val="60"/>
+          <w:numId w:val="59"/>
         </w:numPr>
         <w:tabs>
           <w:tab w:val="clear" w:pos="708"/>
@@ -18704,7 +22009,7 @@
         <w:pStyle w:val="BodyText"/>
         <w:numPr>
           <w:ilvl w:val="0"/>
-          <w:numId w:val="60"/>
+          <w:numId w:val="59"/>
         </w:numPr>
         <w:tabs>
           <w:tab w:val="clear" w:pos="708"/>
@@ -18734,7 +22039,7 @@
         <w:pStyle w:val="BodyText"/>
         <w:numPr>
           <w:ilvl w:val="0"/>
-          <w:numId w:val="60"/>
+          <w:numId w:val="59"/>
         </w:numPr>
         <w:tabs>
           <w:tab w:val="clear" w:pos="708"/>
@@ -18754,7 +22059,7 @@
         <w:pStyle w:val="BodyText"/>
         <w:numPr>
           <w:ilvl w:val="0"/>
-          <w:numId w:val="60"/>
+          <w:numId w:val="59"/>
         </w:numPr>
         <w:tabs>
           <w:tab w:val="clear" w:pos="708"/>
@@ -18802,7 +22107,7 @@
         <w:pStyle w:val="BodyText"/>
         <w:numPr>
           <w:ilvl w:val="0"/>
-          <w:numId w:val="61"/>
+          <w:numId w:val="60"/>
         </w:numPr>
         <w:tabs>
           <w:tab w:val="clear" w:pos="708"/>
@@ -18842,7 +22147,7 @@
         <w:pStyle w:val="BodyText"/>
         <w:numPr>
           <w:ilvl w:val="0"/>
-          <w:numId w:val="61"/>
+          <w:numId w:val="60"/>
         </w:numPr>
         <w:tabs>
           <w:tab w:val="clear" w:pos="708"/>
@@ -18883,7 +22188,7 @@
         <w:pStyle w:val="BodyText"/>
         <w:numPr>
           <w:ilvl w:val="0"/>
-          <w:numId w:val="62"/>
+          <w:numId w:val="61"/>
         </w:numPr>
         <w:tabs>
           <w:tab w:val="clear" w:pos="708"/>
@@ -18903,7 +22208,7 @@
         <w:pStyle w:val="BodyText"/>
         <w:numPr>
           <w:ilvl w:val="0"/>
-          <w:numId w:val="62"/>
+          <w:numId w:val="61"/>
         </w:numPr>
         <w:tabs>
           <w:tab w:val="clear" w:pos="708"/>
@@ -18923,7 +22228,7 @@
         <w:pStyle w:val="BodyText"/>
         <w:numPr>
           <w:ilvl w:val="0"/>
-          <w:numId w:val="62"/>
+          <w:numId w:val="61"/>
         </w:numPr>
         <w:tabs>
           <w:tab w:val="clear" w:pos="708"/>
@@ -18943,7 +22248,7 @@
         <w:pStyle w:val="BodyText"/>
         <w:numPr>
           <w:ilvl w:val="0"/>
-          <w:numId w:val="62"/>
+          <w:numId w:val="61"/>
         </w:numPr>
         <w:tabs>
           <w:tab w:val="clear" w:pos="708"/>
@@ -19110,6 +22415,7 @@
     <w:p>
       <w:pPr>
         <w:pStyle w:val="Heading1"/>
+        <w:spacing w:before="0" w:after="60"/>
         <w:rPr/>
       </w:pPr>
       <w:r>
@@ -20139,6 +23445,3081 @@
       </w:pPr>
       <w:r>
         <w:rPr/>
+      </w:r>
+    </w:p>
+    <w:p>
+      <w:pPr>
+        <w:pStyle w:val="Heading1"/>
+        <w:rPr/>
+      </w:pPr>
+      <w:r>
+        <w:rPr/>
+        <w:t xml:space="preserve">Proyecto Serverless Inteligente </w:t>
+      </w:r>
+    </w:p>
+    <w:p>
+      <w:pPr>
+        <w:pStyle w:val="Normal"/>
+        <w:rPr/>
+      </w:pPr>
+      <w:r>
+        <w:rPr/>
+      </w:r>
+    </w:p>
+    <w:p>
+      <w:pPr>
+        <w:pStyle w:val="Heading1"/>
+        <w:spacing w:before="0" w:after="0"/>
+        <w:rPr/>
+      </w:pPr>
+      <w:r>
+        <w:rPr/>
+        <w:t>1. Situación Inicial y Objetivo</w:t>
+      </w:r>
+    </w:p>
+    <w:p>
+      <w:pPr>
+        <w:pStyle w:val="Normal"/>
+        <w:rPr/>
+      </w:pPr>
+      <w:r>
+        <w:rPr/>
+        <w:t>Situación: La plataforma actual depende de servidores administrados que generan altos costos y tiempos de inactividad durante picos (ventas flash). Objetivo: Migrar a una arquitectura 100% serverless que escale automáticamente, reduzca la carga operativa y pague por uso real.</w:t>
+      </w:r>
+    </w:p>
+    <w:p>
+      <w:pPr>
+        <w:pStyle w:val="Heading1"/>
+        <w:rPr/>
+      </w:pPr>
+      <w:r>
+        <w:rPr/>
+        <w:t>2. Requerimientos (resumen)</w:t>
+      </w:r>
+    </w:p>
+    <w:p>
+      <w:pPr>
+        <w:pStyle w:val="Normal"/>
+        <w:rPr/>
+      </w:pPr>
+      <w:r>
+        <w:rPr/>
+        <w:t xml:space="preserve">• </w:t>
+      </w:r>
+      <w:r>
+        <w:rPr/>
+        <w:t>Compute: Funciones Lambda (≥4).</w:t>
+        <w:br/>
+        <w:t>• API: API Gateway (JWT/Cognito) con rate-limit.</w:t>
+        <w:br/>
+        <w:t>• Persistencia: DynamoDB (On</w:t>
+        <w:noBreakHyphen/>
+        <w:t>Demand) y S3 (versionado, OAC).</w:t>
+        <w:br/>
+        <w:t>• Mensajería: SNS / SQS.</w:t>
+        <w:br/>
+        <w:t>• Observabilidad: CloudWatch, X</w:t>
+        <w:noBreakHyphen/>
+        <w:t>Ray.</w:t>
+        <w:br/>
+        <w:t>• CI/CD: SAM o CDK para despliegues.</w:t>
+      </w:r>
+    </w:p>
+    <w:p>
+      <w:pPr>
+        <w:pStyle w:val="Heading1"/>
+        <w:rPr/>
+      </w:pPr>
+      <w:r>
+        <w:rPr/>
+        <w:t>3. Simulación detallada por lección</w:t>
+      </w:r>
+    </w:p>
+    <w:p>
+      <w:pPr>
+        <w:pStyle w:val="Heading2"/>
+        <w:spacing w:before="0" w:after="200"/>
+        <w:rPr/>
+      </w:pPr>
+      <w:r>
+        <w:rPr/>
+        <w:t>Lección 1 – Introducción a Serverless y TDD</w:t>
+      </w:r>
+    </w:p>
+    <w:p>
+      <w:pPr>
+        <w:pStyle w:val="BodyText"/>
+        <w:spacing w:before="0" w:after="200"/>
+        <w:rPr/>
+      </w:pPr>
+      <w:r>
+        <w:rPr>
+          <w:rStyle w:val="Strong"/>
+        </w:rPr>
+        <w:t>Objetivo:</w:t>
+      </w:r>
+    </w:p>
+    <w:p>
+      <w:pPr>
+        <w:pStyle w:val="BodyText"/>
+        <w:numPr>
+          <w:ilvl w:val="0"/>
+          <w:numId w:val="62"/>
+        </w:numPr>
+        <w:tabs>
+          <w:tab w:val="clear" w:pos="708"/>
+          <w:tab w:val="left" w:pos="0" w:leader="none"/>
+        </w:tabs>
+        <w:spacing w:before="0" w:after="200"/>
+        <w:ind w:hanging="283" w:left="709"/>
+        <w:rPr/>
+      </w:pPr>
+      <w:r>
+        <w:rPr/>
+        <w:t xml:space="preserve">Iniciar el proyecto con </w:t>
+      </w:r>
+      <w:r>
+        <w:rPr>
+          <w:rStyle w:val="Strong"/>
+        </w:rPr>
+        <w:t>funciones Lambda</w:t>
+      </w:r>
+      <w:r>
+        <w:rPr/>
+        <w:t xml:space="preserve"> siguiendo </w:t>
+      </w:r>
+      <w:r>
+        <w:rPr>
+          <w:rStyle w:val="Strong"/>
+        </w:rPr>
+        <w:t>TDD (Red-Green-Refactor)</w:t>
+      </w:r>
+      <w:r>
+        <w:rPr/>
+        <w:t>.</w:t>
+      </w:r>
+    </w:p>
+    <w:p>
+      <w:pPr>
+        <w:pStyle w:val="BodyText"/>
+        <w:numPr>
+          <w:ilvl w:val="0"/>
+          <w:numId w:val="62"/>
+        </w:numPr>
+        <w:tabs>
+          <w:tab w:val="clear" w:pos="708"/>
+          <w:tab w:val="left" w:pos="0" w:leader="none"/>
+        </w:tabs>
+        <w:spacing w:before="0" w:after="200"/>
+        <w:ind w:hanging="283" w:left="709"/>
+        <w:rPr/>
+      </w:pPr>
+      <w:r>
+        <w:rPr/>
+        <w:t>Preparar entorno de desarrollo (Python 3.11 o Node.js 18, SAM CLI, Git, VS Code).</w:t>
+      </w:r>
+    </w:p>
+    <w:p>
+      <w:pPr>
+        <w:pStyle w:val="BodyText"/>
+        <w:spacing w:before="0" w:after="200"/>
+        <w:rPr/>
+      </w:pPr>
+      <w:r>
+        <w:rPr>
+          <w:rStyle w:val="Strong"/>
+        </w:rPr>
+        <w:t>Actividades simuladas:</w:t>
+      </w:r>
+    </w:p>
+    <w:p>
+      <w:pPr>
+        <w:pStyle w:val="BodyText"/>
+        <w:numPr>
+          <w:ilvl w:val="0"/>
+          <w:numId w:val="63"/>
+        </w:numPr>
+        <w:tabs>
+          <w:tab w:val="clear" w:pos="708"/>
+          <w:tab w:val="left" w:pos="0" w:leader="none"/>
+        </w:tabs>
+        <w:spacing w:before="0" w:after="200"/>
+        <w:ind w:hanging="283" w:left="709"/>
+        <w:rPr/>
+      </w:pPr>
+      <w:r>
+        <w:rPr/>
+        <w:t>Crear repositorio:</w:t>
+      </w:r>
+    </w:p>
+    <w:p>
+      <w:pPr>
+        <w:pStyle w:val="Textopreformateado"/>
+        <w:numPr>
+          <w:ilvl w:val="0"/>
+          <w:numId w:val="0"/>
+        </w:numPr>
+        <w:bidi w:val="0"/>
+        <w:spacing w:before="0" w:after="200"/>
+        <w:ind w:hanging="0" w:left="0" w:right="0"/>
+        <w:rPr/>
+      </w:pPr>
+      <w:r>
+        <w:rPr>
+          <w:rStyle w:val="Textooriginal"/>
+        </w:rPr>
+        <w:t>git init serverless-inteligente</w:t>
+      </w:r>
+    </w:p>
+    <w:p>
+      <w:pPr>
+        <w:pStyle w:val="Textopreformateado"/>
+        <w:numPr>
+          <w:ilvl w:val="0"/>
+          <w:numId w:val="0"/>
+        </w:numPr>
+        <w:bidi w:val="0"/>
+        <w:spacing w:before="0" w:after="200"/>
+        <w:ind w:hanging="0" w:left="0"/>
+        <w:rPr/>
+      </w:pPr>
+      <w:r>
+        <w:rPr>
+          <w:rStyle w:val="Textooriginal"/>
+        </w:rPr>
+        <w:t>mkdir src tests</w:t>
+      </w:r>
+    </w:p>
+    <w:p>
+      <w:pPr>
+        <w:pStyle w:val="BodyText"/>
+        <w:numPr>
+          <w:ilvl w:val="0"/>
+          <w:numId w:val="63"/>
+        </w:numPr>
+        <w:tabs>
+          <w:tab w:val="clear" w:pos="708"/>
+          <w:tab w:val="left" w:pos="0" w:leader="none"/>
+        </w:tabs>
+        <w:spacing w:before="0" w:after="200"/>
+        <w:ind w:hanging="283" w:left="709"/>
+        <w:rPr/>
+      </w:pPr>
+      <w:r>
+        <w:rPr/>
+        <w:t xml:space="preserve">Escribir el </w:t>
+      </w:r>
+      <w:r>
+        <w:rPr>
+          <w:rStyle w:val="Strong"/>
+        </w:rPr>
+        <w:t>primer test (RED)</w:t>
+      </w:r>
+      <w:r>
+        <w:rPr/>
+        <w:t>:</w:t>
+      </w:r>
+    </w:p>
+    <w:p>
+      <w:pPr>
+        <w:pStyle w:val="Textopreformateado"/>
+        <w:numPr>
+          <w:ilvl w:val="0"/>
+          <w:numId w:val="0"/>
+        </w:numPr>
+        <w:bidi w:val="0"/>
+        <w:spacing w:before="0" w:after="200"/>
+        <w:ind w:hanging="0" w:left="0" w:right="0"/>
+        <w:rPr/>
+      </w:pPr>
+      <w:r>
+        <w:rPr>
+          <w:rStyle w:val="Textooriginal"/>
+        </w:rPr>
+        <w:t>def test_hello_red():</w:t>
+      </w:r>
+    </w:p>
+    <w:p>
+      <w:pPr>
+        <w:pStyle w:val="Textopreformateado"/>
+        <w:numPr>
+          <w:ilvl w:val="0"/>
+          <w:numId w:val="0"/>
+        </w:numPr>
+        <w:bidi w:val="0"/>
+        <w:spacing w:before="0" w:after="200"/>
+        <w:ind w:hanging="0" w:left="0"/>
+        <w:rPr/>
+      </w:pPr>
+      <w:r>
+        <w:rPr>
+          <w:rStyle w:val="Textooriginal"/>
+        </w:rPr>
+        <w:t xml:space="preserve">    </w:t>
+      </w:r>
+      <w:r>
+        <w:rPr>
+          <w:rStyle w:val="Textooriginal"/>
+        </w:rPr>
+        <w:t>from src.hello import handler</w:t>
+      </w:r>
+    </w:p>
+    <w:p>
+      <w:pPr>
+        <w:pStyle w:val="Textopreformateado"/>
+        <w:numPr>
+          <w:ilvl w:val="0"/>
+          <w:numId w:val="0"/>
+        </w:numPr>
+        <w:bidi w:val="0"/>
+        <w:spacing w:before="0" w:after="200"/>
+        <w:ind w:hanging="0" w:left="0"/>
+        <w:rPr/>
+      </w:pPr>
+      <w:r>
+        <w:rPr>
+          <w:rStyle w:val="Textooriginal"/>
+        </w:rPr>
+        <w:t xml:space="preserve">    </w:t>
+      </w:r>
+      <w:r>
+        <w:rPr>
+          <w:rStyle w:val="Textooriginal"/>
+        </w:rPr>
+        <w:t>result = handler({'name': 'Ana'}, None)</w:t>
+      </w:r>
+    </w:p>
+    <w:p>
+      <w:pPr>
+        <w:pStyle w:val="Textopreformateado"/>
+        <w:numPr>
+          <w:ilvl w:val="0"/>
+          <w:numId w:val="0"/>
+        </w:numPr>
+        <w:bidi w:val="0"/>
+        <w:spacing w:before="0" w:after="200"/>
+        <w:ind w:hanging="0" w:left="0"/>
+        <w:rPr/>
+      </w:pPr>
+      <w:r>
+        <w:rPr>
+          <w:rStyle w:val="Textooriginal"/>
+        </w:rPr>
+        <w:t xml:space="preserve">    </w:t>
+      </w:r>
+      <w:r>
+        <w:rPr>
+          <w:rStyle w:val="Textooriginal"/>
+        </w:rPr>
+        <w:t>assert result['statusCode'] == 200</w:t>
+      </w:r>
+    </w:p>
+    <w:p>
+      <w:pPr>
+        <w:pStyle w:val="Textopreformateado"/>
+        <w:numPr>
+          <w:ilvl w:val="0"/>
+          <w:numId w:val="0"/>
+        </w:numPr>
+        <w:bidi w:val="0"/>
+        <w:spacing w:before="0" w:after="200"/>
+        <w:ind w:hanging="0" w:left="0"/>
+        <w:rPr/>
+      </w:pPr>
+      <w:r>
+        <w:rPr>
+          <w:rStyle w:val="Textooriginal"/>
+        </w:rPr>
+        <w:t xml:space="preserve">    </w:t>
+      </w:r>
+      <w:r>
+        <w:rPr>
+          <w:rStyle w:val="Textooriginal"/>
+        </w:rPr>
+        <w:t>assert "Ana" in result['body']</w:t>
+      </w:r>
+    </w:p>
+    <w:p>
+      <w:pPr>
+        <w:pStyle w:val="BodyText"/>
+        <w:numPr>
+          <w:ilvl w:val="0"/>
+          <w:numId w:val="0"/>
+        </w:numPr>
+        <w:spacing w:before="0" w:after="200"/>
+        <w:ind w:hanging="0" w:left="0"/>
+        <w:rPr/>
+      </w:pPr>
+      <w:r>
+        <w:rPr/>
+        <w:t xml:space="preserve">Resultado: </w:t>
+      </w:r>
+      <w:r>
+        <w:rPr>
+          <w:rStyle w:val="Strong"/>
+        </w:rPr>
+        <w:t>falla</w:t>
+      </w:r>
+      <w:r>
+        <w:rPr/>
+        <w:t xml:space="preserve"> (RED).</w:t>
+      </w:r>
+    </w:p>
+    <w:p>
+      <w:pPr>
+        <w:pStyle w:val="BodyText"/>
+        <w:numPr>
+          <w:ilvl w:val="0"/>
+          <w:numId w:val="63"/>
+        </w:numPr>
+        <w:tabs>
+          <w:tab w:val="clear" w:pos="708"/>
+          <w:tab w:val="left" w:pos="0" w:leader="none"/>
+        </w:tabs>
+        <w:spacing w:before="0" w:after="200"/>
+        <w:ind w:hanging="283" w:left="709"/>
+        <w:rPr/>
+      </w:pPr>
+      <w:r>
+        <w:rPr/>
+        <w:t>Implementación mínima (GREEN):</w:t>
+      </w:r>
+    </w:p>
+    <w:p>
+      <w:pPr>
+        <w:pStyle w:val="Textopreformateado"/>
+        <w:numPr>
+          <w:ilvl w:val="0"/>
+          <w:numId w:val="0"/>
+        </w:numPr>
+        <w:bidi w:val="0"/>
+        <w:spacing w:before="0" w:after="200"/>
+        <w:ind w:hanging="0" w:left="0" w:right="0"/>
+        <w:rPr/>
+      </w:pPr>
+      <w:r>
+        <w:rPr>
+          <w:rStyle w:val="Textooriginal"/>
+        </w:rPr>
+        <w:t>def handler(event, context):</w:t>
+      </w:r>
+    </w:p>
+    <w:p>
+      <w:pPr>
+        <w:pStyle w:val="Textopreformateado"/>
+        <w:numPr>
+          <w:ilvl w:val="0"/>
+          <w:numId w:val="0"/>
+        </w:numPr>
+        <w:bidi w:val="0"/>
+        <w:spacing w:before="0" w:after="200"/>
+        <w:ind w:hanging="0" w:left="0"/>
+        <w:rPr/>
+      </w:pPr>
+      <w:r>
+        <w:rPr>
+          <w:rStyle w:val="Textooriginal"/>
+        </w:rPr>
+        <w:t xml:space="preserve">    </w:t>
+      </w:r>
+      <w:r>
+        <w:rPr>
+          <w:rStyle w:val="Textooriginal"/>
+        </w:rPr>
+        <w:t>name = event.get('name', 'World')</w:t>
+      </w:r>
+    </w:p>
+    <w:p>
+      <w:pPr>
+        <w:pStyle w:val="Textopreformateado"/>
+        <w:numPr>
+          <w:ilvl w:val="0"/>
+          <w:numId w:val="0"/>
+        </w:numPr>
+        <w:bidi w:val="0"/>
+        <w:spacing w:before="0" w:after="200"/>
+        <w:ind w:hanging="0" w:left="0"/>
+        <w:rPr/>
+      </w:pPr>
+      <w:r>
+        <w:rPr>
+          <w:rStyle w:val="Textooriginal"/>
+        </w:rPr>
+        <w:t xml:space="preserve">    </w:t>
+      </w:r>
+      <w:r>
+        <w:rPr>
+          <w:rStyle w:val="Textooriginal"/>
+        </w:rPr>
+        <w:t>return {</w:t>
+      </w:r>
+    </w:p>
+    <w:p>
+      <w:pPr>
+        <w:pStyle w:val="Textopreformateado"/>
+        <w:numPr>
+          <w:ilvl w:val="0"/>
+          <w:numId w:val="0"/>
+        </w:numPr>
+        <w:bidi w:val="0"/>
+        <w:spacing w:before="0" w:after="200"/>
+        <w:ind w:hanging="0" w:left="0"/>
+        <w:rPr/>
+      </w:pPr>
+      <w:r>
+        <w:rPr>
+          <w:rStyle w:val="Textooriginal"/>
+        </w:rPr>
+        <w:t xml:space="preserve">        </w:t>
+      </w:r>
+      <w:r>
+        <w:rPr>
+          <w:rStyle w:val="Textooriginal"/>
+        </w:rPr>
+        <w:t>'statusCode': 200,</w:t>
+      </w:r>
+    </w:p>
+    <w:p>
+      <w:pPr>
+        <w:pStyle w:val="Textopreformateado"/>
+        <w:numPr>
+          <w:ilvl w:val="0"/>
+          <w:numId w:val="0"/>
+        </w:numPr>
+        <w:bidi w:val="0"/>
+        <w:spacing w:before="0" w:after="200"/>
+        <w:ind w:hanging="0" w:left="0"/>
+        <w:rPr/>
+      </w:pPr>
+      <w:r>
+        <w:rPr>
+          <w:rStyle w:val="Textooriginal"/>
+        </w:rPr>
+        <w:t xml:space="preserve">        </w:t>
+      </w:r>
+      <w:r>
+        <w:rPr>
+          <w:rStyle w:val="Textooriginal"/>
+        </w:rPr>
+        <w:t>'body': f'Hello {name}'</w:t>
+      </w:r>
+    </w:p>
+    <w:p>
+      <w:pPr>
+        <w:pStyle w:val="Textopreformateado"/>
+        <w:numPr>
+          <w:ilvl w:val="0"/>
+          <w:numId w:val="0"/>
+        </w:numPr>
+        <w:bidi w:val="0"/>
+        <w:spacing w:before="0" w:after="200"/>
+        <w:ind w:hanging="0" w:left="0"/>
+        <w:rPr/>
+      </w:pPr>
+      <w:r>
+        <w:rPr>
+          <w:rStyle w:val="Textooriginal"/>
+        </w:rPr>
+        <w:t xml:space="preserve">    </w:t>
+      </w:r>
+      <w:r>
+        <w:rPr>
+          <w:rStyle w:val="Textooriginal"/>
+        </w:rPr>
+        <w:t>}</w:t>
+      </w:r>
+    </w:p>
+    <w:p>
+      <w:pPr>
+        <w:pStyle w:val="BodyText"/>
+        <w:numPr>
+          <w:ilvl w:val="0"/>
+          <w:numId w:val="63"/>
+        </w:numPr>
+        <w:tabs>
+          <w:tab w:val="clear" w:pos="708"/>
+          <w:tab w:val="left" w:pos="0" w:leader="none"/>
+        </w:tabs>
+        <w:spacing w:before="0" w:after="200"/>
+        <w:ind w:hanging="283" w:left="709"/>
+        <w:rPr/>
+      </w:pPr>
+      <w:r>
+        <w:rPr/>
+        <w:t>Refactor: separar lógica de formateo de saludo en otra función y agregar pruebas adicionales.</w:t>
+      </w:r>
+    </w:p>
+    <w:p>
+      <w:pPr>
+        <w:pStyle w:val="BodyText"/>
+        <w:spacing w:before="0" w:after="200"/>
+        <w:rPr>
+          <w:rStyle w:val="Strong"/>
+        </w:rPr>
+      </w:pPr>
+      <w:r>
+        <w:rPr/>
+      </w:r>
+    </w:p>
+    <w:p>
+      <w:pPr>
+        <w:pStyle w:val="Heading2"/>
+        <w:spacing w:before="0" w:after="200"/>
+        <w:rPr/>
+      </w:pPr>
+      <w:r>
+        <w:rPr/>
+        <w:t>Lección 2 – Sitio estático en S3 + CloudFront</w:t>
+      </w:r>
+    </w:p>
+    <w:p>
+      <w:pPr>
+        <w:pStyle w:val="BodyText"/>
+        <w:spacing w:before="0" w:after="200"/>
+        <w:rPr/>
+      </w:pPr>
+      <w:r>
+        <w:rPr>
+          <w:rStyle w:val="Strong"/>
+        </w:rPr>
+        <w:t>Objetivo:</w:t>
+      </w:r>
+    </w:p>
+    <w:p>
+      <w:pPr>
+        <w:pStyle w:val="BodyText"/>
+        <w:numPr>
+          <w:ilvl w:val="0"/>
+          <w:numId w:val="64"/>
+        </w:numPr>
+        <w:tabs>
+          <w:tab w:val="clear" w:pos="708"/>
+          <w:tab w:val="left" w:pos="0" w:leader="none"/>
+        </w:tabs>
+        <w:spacing w:before="0" w:after="200"/>
+        <w:ind w:hanging="283" w:left="709"/>
+        <w:rPr/>
+      </w:pPr>
+      <w:r>
+        <w:rPr/>
+        <w:t xml:space="preserve">Publicar landing estática en </w:t>
+      </w:r>
+      <w:r>
+        <w:rPr>
+          <w:rStyle w:val="Strong"/>
+        </w:rPr>
+        <w:t>Amazon S3</w:t>
+      </w:r>
+      <w:r>
+        <w:rPr/>
+        <w:t xml:space="preserve"> y distribuirla con </w:t>
+      </w:r>
+      <w:r>
+        <w:rPr>
+          <w:rStyle w:val="Strong"/>
+        </w:rPr>
+        <w:t>CloudFront</w:t>
+      </w:r>
+      <w:r>
+        <w:rPr/>
+        <w:t>.</w:t>
+      </w:r>
+    </w:p>
+    <w:p>
+      <w:pPr>
+        <w:pStyle w:val="BodyText"/>
+        <w:spacing w:before="0" w:after="200"/>
+        <w:rPr/>
+      </w:pPr>
+      <w:r>
+        <w:rPr>
+          <w:rStyle w:val="Strong"/>
+        </w:rPr>
+        <w:t>Pasos simulados:</w:t>
+      </w:r>
+    </w:p>
+    <w:p>
+      <w:pPr>
+        <w:pStyle w:val="BodyText"/>
+        <w:numPr>
+          <w:ilvl w:val="0"/>
+          <w:numId w:val="65"/>
+        </w:numPr>
+        <w:tabs>
+          <w:tab w:val="clear" w:pos="708"/>
+          <w:tab w:val="left" w:pos="0" w:leader="none"/>
+        </w:tabs>
+        <w:spacing w:before="0" w:after="200"/>
+        <w:ind w:hanging="283" w:left="709"/>
+        <w:rPr/>
+      </w:pPr>
+      <w:r>
+        <w:rPr/>
+        <w:t>Crear bucket S3 (con versionado):</w:t>
+      </w:r>
+    </w:p>
+    <w:p>
+      <w:pPr>
+        <w:pStyle w:val="Textopreformateado"/>
+        <w:numPr>
+          <w:ilvl w:val="0"/>
+          <w:numId w:val="0"/>
+        </w:numPr>
+        <w:bidi w:val="0"/>
+        <w:spacing w:before="0" w:after="200"/>
+        <w:ind w:hanging="0" w:left="0" w:right="0"/>
+        <w:rPr/>
+      </w:pPr>
+      <w:r>
+        <w:rPr>
+          <w:rStyle w:val="Textooriginal"/>
+        </w:rPr>
+        <w:t>aws s3 mb s3://mi-landing-m8 --region us-east-1</w:t>
+      </w:r>
+    </w:p>
+    <w:p>
+      <w:pPr>
+        <w:pStyle w:val="Textopreformateado"/>
+        <w:numPr>
+          <w:ilvl w:val="0"/>
+          <w:numId w:val="0"/>
+        </w:numPr>
+        <w:bidi w:val="0"/>
+        <w:spacing w:before="0" w:after="200"/>
+        <w:ind w:hanging="0" w:left="0"/>
+        <w:rPr/>
+      </w:pPr>
+      <w:r>
+        <w:rPr>
+          <w:rStyle w:val="Textooriginal"/>
+        </w:rPr>
+        <w:t>aws s3 cp index.html s3://mi-landing-m8/</w:t>
+      </w:r>
+    </w:p>
+    <w:p>
+      <w:pPr>
+        <w:pStyle w:val="Textopreformateado"/>
+        <w:numPr>
+          <w:ilvl w:val="0"/>
+          <w:numId w:val="0"/>
+        </w:numPr>
+        <w:bidi w:val="0"/>
+        <w:spacing w:before="0" w:after="200"/>
+        <w:ind w:hanging="0" w:left="0"/>
+        <w:rPr/>
+      </w:pPr>
+      <w:r>
+        <w:rPr>
+          <w:rStyle w:val="Textooriginal"/>
+        </w:rPr>
+        <w:t>aws s3 cp styles.css s3://mi-landing-m8/</w:t>
+      </w:r>
+    </w:p>
+    <w:p>
+      <w:pPr>
+        <w:pStyle w:val="BodyText"/>
+        <w:numPr>
+          <w:ilvl w:val="0"/>
+          <w:numId w:val="65"/>
+        </w:numPr>
+        <w:tabs>
+          <w:tab w:val="clear" w:pos="708"/>
+          <w:tab w:val="left" w:pos="0" w:leader="none"/>
+        </w:tabs>
+        <w:spacing w:before="0" w:after="200"/>
+        <w:ind w:hanging="283" w:left="709"/>
+        <w:rPr/>
+      </w:pPr>
+      <w:r>
+        <w:rPr/>
+        <w:t xml:space="preserve">Configurar </w:t>
+      </w:r>
+      <w:r>
+        <w:rPr>
+          <w:rStyle w:val="Strong"/>
+        </w:rPr>
+        <w:t>CloudFront con OAC (Origin Access Control)</w:t>
+      </w:r>
+      <w:r>
+        <w:rPr/>
+        <w:t xml:space="preserve"> para evitar acceso directo al bucket.</w:t>
+      </w:r>
+    </w:p>
+    <w:p>
+      <w:pPr>
+        <w:pStyle w:val="BodyText"/>
+        <w:numPr>
+          <w:ilvl w:val="0"/>
+          <w:numId w:val="65"/>
+        </w:numPr>
+        <w:tabs>
+          <w:tab w:val="clear" w:pos="708"/>
+          <w:tab w:val="left" w:pos="0" w:leader="none"/>
+        </w:tabs>
+        <w:spacing w:before="0" w:after="200"/>
+        <w:ind w:hanging="283" w:left="709"/>
+        <w:rPr/>
+      </w:pPr>
+      <w:r>
+        <w:rPr/>
+        <w:t xml:space="preserve">Solicitar certificado SSL en </w:t>
+      </w:r>
+      <w:r>
+        <w:rPr>
+          <w:rStyle w:val="Strong"/>
+        </w:rPr>
+        <w:t>ACM (us-east-1)</w:t>
+      </w:r>
+      <w:r>
+        <w:rPr/>
+        <w:t xml:space="preserve"> y asociarlo al CloudFront.</w:t>
+      </w:r>
+    </w:p>
+    <w:p>
+      <w:pPr>
+        <w:pStyle w:val="BodyText"/>
+        <w:numPr>
+          <w:ilvl w:val="0"/>
+          <w:numId w:val="65"/>
+        </w:numPr>
+        <w:tabs>
+          <w:tab w:val="clear" w:pos="708"/>
+          <w:tab w:val="left" w:pos="0" w:leader="none"/>
+        </w:tabs>
+        <w:spacing w:before="0" w:after="200"/>
+        <w:ind w:hanging="283" w:left="709"/>
+        <w:rPr/>
+      </w:pPr>
+      <w:r>
+        <w:rPr/>
+        <w:t xml:space="preserve">Pruebas: medir latencia de acceso directo vs. vía CloudFront con </w:t>
+      </w:r>
+      <w:r>
+        <w:rPr>
+          <w:rStyle w:val="Textooriginal"/>
+        </w:rPr>
+        <w:t>curl -w "%{time_total}"</w:t>
+      </w:r>
+      <w:r>
+        <w:rPr/>
+        <w:t>.</w:t>
+      </w:r>
+    </w:p>
+    <w:p>
+      <w:pPr>
+        <w:pStyle w:val="BodyText"/>
+        <w:spacing w:before="0" w:after="200"/>
+        <w:rPr/>
+      </w:pPr>
+      <w:r>
+        <w:rPr/>
+      </w:r>
+    </w:p>
+    <w:p>
+      <w:pPr>
+        <w:pStyle w:val="Heading2"/>
+        <w:spacing w:before="0" w:after="200"/>
+        <w:rPr/>
+      </w:pPr>
+      <w:r>
+        <w:rPr/>
+        <w:t>Lección 3 – Functions as a Service (mínimo 4 Lambdas)</w:t>
+      </w:r>
+    </w:p>
+    <w:p>
+      <w:pPr>
+        <w:pStyle w:val="BodyText"/>
+        <w:spacing w:before="0" w:after="200"/>
+        <w:rPr/>
+      </w:pPr>
+      <w:r>
+        <w:rPr>
+          <w:rStyle w:val="Strong"/>
+        </w:rPr>
+        <w:t>Objetivo:</w:t>
+      </w:r>
+    </w:p>
+    <w:p>
+      <w:pPr>
+        <w:pStyle w:val="BodyText"/>
+        <w:numPr>
+          <w:ilvl w:val="0"/>
+          <w:numId w:val="66"/>
+        </w:numPr>
+        <w:tabs>
+          <w:tab w:val="clear" w:pos="708"/>
+          <w:tab w:val="left" w:pos="0" w:leader="none"/>
+        </w:tabs>
+        <w:spacing w:before="0" w:after="200"/>
+        <w:ind w:hanging="283" w:left="709"/>
+        <w:rPr/>
+      </w:pPr>
+      <w:r>
+        <w:rPr/>
+        <w:t xml:space="preserve">Desarrollar al menos </w:t>
+      </w:r>
+      <w:r>
+        <w:rPr>
+          <w:rStyle w:val="Strong"/>
+        </w:rPr>
+        <w:t>4 funciones Lambda</w:t>
+      </w:r>
+      <w:r>
+        <w:rPr/>
+        <w:t xml:space="preserve"> con distintos disparadores.</w:t>
+      </w:r>
+    </w:p>
+    <w:p>
+      <w:pPr>
+        <w:pStyle w:val="BodyText"/>
+        <w:spacing w:before="0" w:after="200"/>
+        <w:rPr/>
+      </w:pPr>
+      <w:r>
+        <w:rPr>
+          <w:rStyle w:val="Strong"/>
+        </w:rPr>
+        <w:t>Diseño propuesto:</w:t>
+      </w:r>
+    </w:p>
+    <w:p>
+      <w:pPr>
+        <w:pStyle w:val="BodyText"/>
+        <w:numPr>
+          <w:ilvl w:val="0"/>
+          <w:numId w:val="67"/>
+        </w:numPr>
+        <w:tabs>
+          <w:tab w:val="clear" w:pos="708"/>
+          <w:tab w:val="left" w:pos="0" w:leader="none"/>
+        </w:tabs>
+        <w:spacing w:before="0" w:after="200"/>
+        <w:ind w:hanging="283" w:left="709"/>
+        <w:rPr/>
+      </w:pPr>
+      <w:r>
+        <w:rPr>
+          <w:rStyle w:val="Textooriginal"/>
+        </w:rPr>
+        <w:t>LambdaUsers</w:t>
+      </w:r>
+      <w:r>
+        <w:rPr/>
+        <w:t xml:space="preserve"> – CRUD de usuarios vía API Gateway.</w:t>
+      </w:r>
+    </w:p>
+    <w:p>
+      <w:pPr>
+        <w:pStyle w:val="BodyText"/>
+        <w:numPr>
+          <w:ilvl w:val="0"/>
+          <w:numId w:val="67"/>
+        </w:numPr>
+        <w:tabs>
+          <w:tab w:val="clear" w:pos="708"/>
+          <w:tab w:val="left" w:pos="0" w:leader="none"/>
+        </w:tabs>
+        <w:spacing w:before="0" w:after="200"/>
+        <w:ind w:hanging="283" w:left="709"/>
+        <w:rPr/>
+      </w:pPr>
+      <w:r>
+        <w:rPr>
+          <w:rStyle w:val="Textooriginal"/>
+        </w:rPr>
+        <w:t>LambdaOrders</w:t>
+      </w:r>
+      <w:r>
+        <w:rPr/>
+        <w:t xml:space="preserve"> – crea pedidos, guarda en DynamoDB, publica evento en SNS.</w:t>
+      </w:r>
+    </w:p>
+    <w:p>
+      <w:pPr>
+        <w:pStyle w:val="BodyText"/>
+        <w:numPr>
+          <w:ilvl w:val="0"/>
+          <w:numId w:val="67"/>
+        </w:numPr>
+        <w:tabs>
+          <w:tab w:val="clear" w:pos="708"/>
+          <w:tab w:val="left" w:pos="0" w:leader="none"/>
+        </w:tabs>
+        <w:spacing w:before="0" w:after="200"/>
+        <w:ind w:hanging="283" w:left="709"/>
+        <w:rPr/>
+      </w:pPr>
+      <w:r>
+        <w:rPr>
+          <w:rStyle w:val="Textooriginal"/>
+        </w:rPr>
+        <w:t>LambdaInvoices</w:t>
+      </w:r>
+      <w:r>
+        <w:rPr/>
+        <w:t xml:space="preserve"> – genera factura PDF al recibir evento de pedido completado.</w:t>
+      </w:r>
+    </w:p>
+    <w:p>
+      <w:pPr>
+        <w:pStyle w:val="BodyText"/>
+        <w:numPr>
+          <w:ilvl w:val="0"/>
+          <w:numId w:val="67"/>
+        </w:numPr>
+        <w:tabs>
+          <w:tab w:val="clear" w:pos="708"/>
+          <w:tab w:val="left" w:pos="0" w:leader="none"/>
+        </w:tabs>
+        <w:spacing w:before="0" w:after="200"/>
+        <w:ind w:hanging="283" w:left="709"/>
+        <w:rPr/>
+      </w:pPr>
+      <w:r>
+        <w:rPr>
+          <w:rStyle w:val="Textooriginal"/>
+        </w:rPr>
+        <w:t>ThumbnailWorker</w:t>
+      </w:r>
+      <w:r>
+        <w:rPr/>
+        <w:t xml:space="preserve"> – genera miniaturas al detectar un </w:t>
+      </w:r>
+      <w:r>
+        <w:rPr>
+          <w:rStyle w:val="Textooriginal"/>
+        </w:rPr>
+        <w:t>ObjectCreated</w:t>
+      </w:r>
+      <w:r>
+        <w:rPr/>
+        <w:t xml:space="preserve"> en S3.</w:t>
+      </w:r>
+    </w:p>
+    <w:p>
+      <w:pPr>
+        <w:pStyle w:val="BodyText"/>
+        <w:spacing w:before="0" w:after="200"/>
+        <w:rPr/>
+      </w:pPr>
+      <w:r>
+        <w:rPr>
+          <w:rStyle w:val="Strong"/>
+        </w:rPr>
+        <w:t>Ejemplo de Lambda (Orders):</w:t>
+      </w:r>
+    </w:p>
+    <w:p>
+      <w:pPr>
+        <w:pStyle w:val="Textopreformateado"/>
+        <w:bidi w:val="0"/>
+        <w:spacing w:before="0" w:after="200"/>
+        <w:ind w:hanging="0" w:left="0" w:right="0"/>
+        <w:rPr/>
+      </w:pPr>
+      <w:r>
+        <w:rPr>
+          <w:rStyle w:val="Textooriginal"/>
+        </w:rPr>
+        <w:t>import json, boto3, uuid, time</w:t>
+      </w:r>
+    </w:p>
+    <w:p>
+      <w:pPr>
+        <w:pStyle w:val="Textopreformateado"/>
+        <w:bidi w:val="0"/>
+        <w:spacing w:before="0" w:after="200"/>
+        <w:rPr/>
+      </w:pPr>
+      <w:r>
+        <w:rPr/>
+      </w:r>
+    </w:p>
+    <w:p>
+      <w:pPr>
+        <w:pStyle w:val="Textopreformateado"/>
+        <w:bidi w:val="0"/>
+        <w:spacing w:before="0" w:after="200"/>
+        <w:rPr/>
+      </w:pPr>
+      <w:r>
+        <w:rPr>
+          <w:rStyle w:val="Textooriginal"/>
+        </w:rPr>
+        <w:t>ddb = boto3.resource('dynamodb').Table('Orders')</w:t>
+      </w:r>
+    </w:p>
+    <w:p>
+      <w:pPr>
+        <w:pStyle w:val="Textopreformateado"/>
+        <w:bidi w:val="0"/>
+        <w:spacing w:before="0" w:after="200"/>
+        <w:rPr/>
+      </w:pPr>
+      <w:r>
+        <w:rPr>
+          <w:rStyle w:val="Textooriginal"/>
+        </w:rPr>
+        <w:t>sns = boto3.client('sns')</w:t>
+      </w:r>
+    </w:p>
+    <w:p>
+      <w:pPr>
+        <w:pStyle w:val="Textopreformateado"/>
+        <w:bidi w:val="0"/>
+        <w:spacing w:before="0" w:after="200"/>
+        <w:rPr/>
+      </w:pPr>
+      <w:r>
+        <w:rPr>
+          <w:rStyle w:val="Textooriginal"/>
+        </w:rPr>
+        <w:t>topic_arn = "arn:aws:sns:us-east-1:123456789012:order-events"</w:t>
+      </w:r>
+    </w:p>
+    <w:p>
+      <w:pPr>
+        <w:pStyle w:val="Textopreformateado"/>
+        <w:bidi w:val="0"/>
+        <w:spacing w:before="0" w:after="200"/>
+        <w:rPr/>
+      </w:pPr>
+      <w:r>
+        <w:rPr/>
+      </w:r>
+    </w:p>
+    <w:p>
+      <w:pPr>
+        <w:pStyle w:val="Textopreformateado"/>
+        <w:bidi w:val="0"/>
+        <w:spacing w:before="0" w:after="200"/>
+        <w:rPr/>
+      </w:pPr>
+      <w:r>
+        <w:rPr>
+          <w:rStyle w:val="Textooriginal"/>
+        </w:rPr>
+        <w:t>def handler(event, context):</w:t>
+      </w:r>
+    </w:p>
+    <w:p>
+      <w:pPr>
+        <w:pStyle w:val="Textopreformateado"/>
+        <w:bidi w:val="0"/>
+        <w:spacing w:before="0" w:after="200"/>
+        <w:rPr/>
+      </w:pPr>
+      <w:r>
+        <w:rPr>
+          <w:rStyle w:val="Textooriginal"/>
+        </w:rPr>
+        <w:t xml:space="preserve">    </w:t>
+      </w:r>
+      <w:r>
+        <w:rPr>
+          <w:rStyle w:val="Textooriginal"/>
+        </w:rPr>
+        <w:t>body = json.loads(event['body'])</w:t>
+      </w:r>
+    </w:p>
+    <w:p>
+      <w:pPr>
+        <w:pStyle w:val="Textopreformateado"/>
+        <w:bidi w:val="0"/>
+        <w:spacing w:before="0" w:after="200"/>
+        <w:rPr/>
+      </w:pPr>
+      <w:r>
+        <w:rPr>
+          <w:rStyle w:val="Textooriginal"/>
+        </w:rPr>
+        <w:t xml:space="preserve">    </w:t>
+      </w:r>
+      <w:r>
+        <w:rPr>
+          <w:rStyle w:val="Textooriginal"/>
+        </w:rPr>
+        <w:t>order_id = str(uuid.uuid4())</w:t>
+      </w:r>
+    </w:p>
+    <w:p>
+      <w:pPr>
+        <w:pStyle w:val="Textopreformateado"/>
+        <w:bidi w:val="0"/>
+        <w:spacing w:before="0" w:after="200"/>
+        <w:rPr/>
+      </w:pPr>
+      <w:r>
+        <w:rPr>
+          <w:rStyle w:val="Textooriginal"/>
+        </w:rPr>
+        <w:t xml:space="preserve">    </w:t>
+      </w:r>
+      <w:r>
+        <w:rPr>
+          <w:rStyle w:val="Textooriginal"/>
+        </w:rPr>
+        <w:t>ddb.put_item(Item={</w:t>
+      </w:r>
+    </w:p>
+    <w:p>
+      <w:pPr>
+        <w:pStyle w:val="Textopreformateado"/>
+        <w:bidi w:val="0"/>
+        <w:spacing w:before="0" w:after="200"/>
+        <w:rPr/>
+      </w:pPr>
+      <w:r>
+        <w:rPr>
+          <w:rStyle w:val="Textooriginal"/>
+        </w:rPr>
+        <w:t xml:space="preserve">        </w:t>
+      </w:r>
+      <w:r>
+        <w:rPr>
+          <w:rStyle w:val="Textooriginal"/>
+        </w:rPr>
+        <w:t>'PK': f"ORDER#{order_id}",</w:t>
+      </w:r>
+    </w:p>
+    <w:p>
+      <w:pPr>
+        <w:pStyle w:val="Textopreformateado"/>
+        <w:bidi w:val="0"/>
+        <w:spacing w:before="0" w:after="200"/>
+        <w:rPr/>
+      </w:pPr>
+      <w:r>
+        <w:rPr>
+          <w:rStyle w:val="Textooriginal"/>
+        </w:rPr>
+        <w:t xml:space="preserve">        </w:t>
+      </w:r>
+      <w:r>
+        <w:rPr>
+          <w:rStyle w:val="Textooriginal"/>
+        </w:rPr>
+        <w:t>'SK': f"ORDER#{order_id}",</w:t>
+      </w:r>
+    </w:p>
+    <w:p>
+      <w:pPr>
+        <w:pStyle w:val="Textopreformateado"/>
+        <w:bidi w:val="0"/>
+        <w:spacing w:before="0" w:after="200"/>
+        <w:rPr/>
+      </w:pPr>
+      <w:r>
+        <w:rPr>
+          <w:rStyle w:val="Textooriginal"/>
+        </w:rPr>
+        <w:t xml:space="preserve">        </w:t>
+      </w:r>
+      <w:r>
+        <w:rPr>
+          <w:rStyle w:val="Textooriginal"/>
+        </w:rPr>
+        <w:t>'customerId': body['customerId'],</w:t>
+      </w:r>
+    </w:p>
+    <w:p>
+      <w:pPr>
+        <w:pStyle w:val="Textopreformateado"/>
+        <w:bidi w:val="0"/>
+        <w:spacing w:before="0" w:after="200"/>
+        <w:rPr/>
+      </w:pPr>
+      <w:r>
+        <w:rPr>
+          <w:rStyle w:val="Textooriginal"/>
+        </w:rPr>
+        <w:t xml:space="preserve">        </w:t>
+      </w:r>
+      <w:r>
+        <w:rPr>
+          <w:rStyle w:val="Textooriginal"/>
+        </w:rPr>
+        <w:t>'createdAt': int(time.time())</w:t>
+      </w:r>
+    </w:p>
+    <w:p>
+      <w:pPr>
+        <w:pStyle w:val="Textopreformateado"/>
+        <w:bidi w:val="0"/>
+        <w:spacing w:before="0" w:after="200"/>
+        <w:rPr/>
+      </w:pPr>
+      <w:r>
+        <w:rPr>
+          <w:rStyle w:val="Textooriginal"/>
+        </w:rPr>
+        <w:t xml:space="preserve">    </w:t>
+      </w:r>
+      <w:r>
+        <w:rPr>
+          <w:rStyle w:val="Textooriginal"/>
+        </w:rPr>
+        <w:t>})</w:t>
+      </w:r>
+    </w:p>
+    <w:p>
+      <w:pPr>
+        <w:pStyle w:val="Textopreformateado"/>
+        <w:bidi w:val="0"/>
+        <w:spacing w:before="0" w:after="200"/>
+        <w:rPr/>
+      </w:pPr>
+      <w:r>
+        <w:rPr>
+          <w:rStyle w:val="Textooriginal"/>
+        </w:rPr>
+        <w:t xml:space="preserve">    </w:t>
+      </w:r>
+      <w:r>
+        <w:rPr>
+          <w:rStyle w:val="Textooriginal"/>
+        </w:rPr>
+        <w:t>sns.publish(TopicArn=topic_arn, Message=json.dumps({'orderId': order_id}))</w:t>
+      </w:r>
+    </w:p>
+    <w:p>
+      <w:pPr>
+        <w:pStyle w:val="Textopreformateado"/>
+        <w:bidi w:val="0"/>
+        <w:spacing w:before="0" w:after="200"/>
+        <w:rPr/>
+      </w:pPr>
+      <w:r>
+        <w:rPr>
+          <w:rStyle w:val="Textooriginal"/>
+        </w:rPr>
+        <w:t xml:space="preserve">    </w:t>
+      </w:r>
+      <w:r>
+        <w:rPr>
+          <w:rStyle w:val="Textooriginal"/>
+        </w:rPr>
+        <w:t>return {'statusCode': 201, 'body': json.dumps({'orderId': order_id})}</w:t>
+      </w:r>
+    </w:p>
+    <w:p>
+      <w:pPr>
+        <w:pStyle w:val="BodyText"/>
+        <w:spacing w:before="0" w:after="200"/>
+        <w:rPr>
+          <w:rStyle w:val="Strong"/>
+        </w:rPr>
+      </w:pPr>
+      <w:r>
+        <w:rPr/>
+      </w:r>
+    </w:p>
+    <w:p>
+      <w:pPr>
+        <w:pStyle w:val="Heading2"/>
+        <w:spacing w:before="0" w:after="200"/>
+        <w:rPr/>
+      </w:pPr>
+      <w:r>
+        <w:rPr/>
+        <w:t>Lección 4 – API Gateway + Cognito (JWT) + Throttling</w:t>
+      </w:r>
+    </w:p>
+    <w:p>
+      <w:pPr>
+        <w:pStyle w:val="BodyText"/>
+        <w:spacing w:before="0" w:after="200"/>
+        <w:rPr/>
+      </w:pPr>
+      <w:r>
+        <w:rPr>
+          <w:rStyle w:val="Strong"/>
+        </w:rPr>
+        <w:t>Objetivo:</w:t>
+      </w:r>
+    </w:p>
+    <w:p>
+      <w:pPr>
+        <w:pStyle w:val="BodyText"/>
+        <w:numPr>
+          <w:ilvl w:val="0"/>
+          <w:numId w:val="68"/>
+        </w:numPr>
+        <w:tabs>
+          <w:tab w:val="clear" w:pos="708"/>
+          <w:tab w:val="left" w:pos="0" w:leader="none"/>
+        </w:tabs>
+        <w:spacing w:before="0" w:after="200"/>
+        <w:ind w:hanging="283" w:left="709"/>
+        <w:rPr/>
+      </w:pPr>
+      <w:r>
+        <w:rPr/>
+        <w:t xml:space="preserve">Exponer Lambdas a través de </w:t>
+      </w:r>
+      <w:r>
+        <w:rPr>
+          <w:rStyle w:val="Strong"/>
+        </w:rPr>
+        <w:t>API Gateway HTTP API</w:t>
+      </w:r>
+      <w:r>
+        <w:rPr/>
+        <w:t xml:space="preserve"> con </w:t>
+      </w:r>
+      <w:r>
+        <w:rPr>
+          <w:rStyle w:val="Strong"/>
+        </w:rPr>
+        <w:t>seguridad JWT</w:t>
+      </w:r>
+      <w:r>
+        <w:rPr/>
+        <w:t xml:space="preserve"> y </w:t>
+      </w:r>
+      <w:r>
+        <w:rPr>
+          <w:rStyle w:val="Strong"/>
+        </w:rPr>
+        <w:t>control de tráfico</w:t>
+      </w:r>
+      <w:r>
+        <w:rPr/>
+        <w:t>.</w:t>
+      </w:r>
+    </w:p>
+    <w:p>
+      <w:pPr>
+        <w:pStyle w:val="BodyText"/>
+        <w:spacing w:before="0" w:after="200"/>
+        <w:rPr/>
+      </w:pPr>
+      <w:r>
+        <w:rPr>
+          <w:rStyle w:val="Strong"/>
+        </w:rPr>
+        <w:t>Pasos simulados:</w:t>
+      </w:r>
+    </w:p>
+    <w:p>
+      <w:pPr>
+        <w:pStyle w:val="BodyText"/>
+        <w:numPr>
+          <w:ilvl w:val="0"/>
+          <w:numId w:val="69"/>
+        </w:numPr>
+        <w:tabs>
+          <w:tab w:val="clear" w:pos="708"/>
+          <w:tab w:val="left" w:pos="0" w:leader="none"/>
+        </w:tabs>
+        <w:spacing w:before="0" w:after="200"/>
+        <w:ind w:hanging="283" w:left="709"/>
+        <w:rPr/>
+      </w:pPr>
+      <w:r>
+        <w:rPr/>
+        <w:t>Crear User Pool en Cognito y configurar App Client.</w:t>
+      </w:r>
+    </w:p>
+    <w:p>
+      <w:pPr>
+        <w:pStyle w:val="BodyText"/>
+        <w:numPr>
+          <w:ilvl w:val="0"/>
+          <w:numId w:val="69"/>
+        </w:numPr>
+        <w:tabs>
+          <w:tab w:val="clear" w:pos="708"/>
+          <w:tab w:val="left" w:pos="0" w:leader="none"/>
+        </w:tabs>
+        <w:spacing w:before="0" w:after="200"/>
+        <w:ind w:hanging="283" w:left="709"/>
+        <w:rPr/>
+      </w:pPr>
+      <w:r>
+        <w:rPr/>
+        <w:t>Crear API Gateway (HTTP API).</w:t>
+      </w:r>
+    </w:p>
+    <w:p>
+      <w:pPr>
+        <w:pStyle w:val="BodyText"/>
+        <w:numPr>
+          <w:ilvl w:val="0"/>
+          <w:numId w:val="69"/>
+        </w:numPr>
+        <w:tabs>
+          <w:tab w:val="clear" w:pos="708"/>
+          <w:tab w:val="left" w:pos="0" w:leader="none"/>
+        </w:tabs>
+        <w:spacing w:before="0" w:after="200"/>
+        <w:ind w:hanging="283" w:left="709"/>
+        <w:rPr/>
+      </w:pPr>
+      <w:r>
+        <w:rPr/>
+        <w:t xml:space="preserve">Configurar un </w:t>
+      </w:r>
+      <w:r>
+        <w:rPr>
+          <w:rStyle w:val="Strong"/>
+        </w:rPr>
+        <w:t>JWT Authorizer</w:t>
+      </w:r>
+      <w:r>
+        <w:rPr/>
+        <w:t xml:space="preserve"> usando el JWKS de Cognito.</w:t>
+      </w:r>
+    </w:p>
+    <w:p>
+      <w:pPr>
+        <w:pStyle w:val="BodyText"/>
+        <w:numPr>
+          <w:ilvl w:val="0"/>
+          <w:numId w:val="69"/>
+        </w:numPr>
+        <w:tabs>
+          <w:tab w:val="clear" w:pos="708"/>
+          <w:tab w:val="left" w:pos="0" w:leader="none"/>
+        </w:tabs>
+        <w:spacing w:before="0" w:after="200"/>
+        <w:ind w:hanging="283" w:left="709"/>
+        <w:rPr/>
+      </w:pPr>
+      <w:r>
+        <w:rPr/>
+        <w:t>Definir límites de tráfico: 100 requests/s + burst 200.</w:t>
+      </w:r>
+    </w:p>
+    <w:p>
+      <w:pPr>
+        <w:pStyle w:val="BodyText"/>
+        <w:spacing w:before="0" w:after="200"/>
+        <w:rPr/>
+      </w:pPr>
+      <w:r>
+        <w:rPr>
+          <w:rStyle w:val="Strong"/>
+        </w:rPr>
+        <w:t>Ejemplo (SAM snippet):</w:t>
+      </w:r>
+    </w:p>
+    <w:p>
+      <w:pPr>
+        <w:pStyle w:val="Textopreformateado"/>
+        <w:bidi w:val="0"/>
+        <w:spacing w:before="0" w:after="200"/>
+        <w:ind w:hanging="0" w:left="0" w:right="0"/>
+        <w:rPr/>
+      </w:pPr>
+      <w:r>
+        <w:rPr>
+          <w:rStyle w:val="Textooriginal"/>
+        </w:rPr>
+        <w:t>Resources:</w:t>
+      </w:r>
+    </w:p>
+    <w:p>
+      <w:pPr>
+        <w:pStyle w:val="Textopreformateado"/>
+        <w:bidi w:val="0"/>
+        <w:spacing w:before="0" w:after="200"/>
+        <w:rPr/>
+      </w:pPr>
+      <w:r>
+        <w:rPr>
+          <w:rStyle w:val="Textooriginal"/>
+        </w:rPr>
+        <w:t xml:space="preserve">  </w:t>
+      </w:r>
+      <w:r>
+        <w:rPr>
+          <w:rStyle w:val="Textooriginal"/>
+        </w:rPr>
+        <w:t>Api:</w:t>
+      </w:r>
+    </w:p>
+    <w:p>
+      <w:pPr>
+        <w:pStyle w:val="Textopreformateado"/>
+        <w:bidi w:val="0"/>
+        <w:spacing w:before="0" w:after="200"/>
+        <w:rPr/>
+      </w:pPr>
+      <w:r>
+        <w:rPr>
+          <w:rStyle w:val="Textooriginal"/>
+        </w:rPr>
+        <w:t xml:space="preserve">    </w:t>
+      </w:r>
+      <w:r>
+        <w:rPr>
+          <w:rStyle w:val="Textooriginal"/>
+        </w:rPr>
+        <w:t>Type: AWS::Serverless::HttpApi</w:t>
+      </w:r>
+    </w:p>
+    <w:p>
+      <w:pPr>
+        <w:pStyle w:val="Textopreformateado"/>
+        <w:bidi w:val="0"/>
+        <w:spacing w:before="0" w:after="200"/>
+        <w:rPr/>
+      </w:pPr>
+      <w:r>
+        <w:rPr>
+          <w:rStyle w:val="Textooriginal"/>
+        </w:rPr>
+        <w:t xml:space="preserve">    </w:t>
+      </w:r>
+      <w:r>
+        <w:rPr>
+          <w:rStyle w:val="Textooriginal"/>
+        </w:rPr>
+        <w:t>Properties:</w:t>
+      </w:r>
+    </w:p>
+    <w:p>
+      <w:pPr>
+        <w:pStyle w:val="Textopreformateado"/>
+        <w:bidi w:val="0"/>
+        <w:spacing w:before="0" w:after="200"/>
+        <w:rPr/>
+      </w:pPr>
+      <w:r>
+        <w:rPr>
+          <w:rStyle w:val="Textooriginal"/>
+        </w:rPr>
+        <w:t xml:space="preserve">      </w:t>
+      </w:r>
+      <w:r>
+        <w:rPr>
+          <w:rStyle w:val="Textooriginal"/>
+        </w:rPr>
+        <w:t>StageName: prod</w:t>
+      </w:r>
+    </w:p>
+    <w:p>
+      <w:pPr>
+        <w:pStyle w:val="Textopreformateado"/>
+        <w:bidi w:val="0"/>
+        <w:spacing w:before="0" w:after="200"/>
+        <w:rPr/>
+      </w:pPr>
+      <w:r>
+        <w:rPr>
+          <w:rStyle w:val="Textooriginal"/>
+        </w:rPr>
+        <w:t xml:space="preserve">  </w:t>
+      </w:r>
+      <w:r>
+        <w:rPr>
+          <w:rStyle w:val="Textooriginal"/>
+        </w:rPr>
+        <w:t>UsersFunction:</w:t>
+      </w:r>
+    </w:p>
+    <w:p>
+      <w:pPr>
+        <w:pStyle w:val="Textopreformateado"/>
+        <w:bidi w:val="0"/>
+        <w:spacing w:before="0" w:after="200"/>
+        <w:rPr/>
+      </w:pPr>
+      <w:r>
+        <w:rPr>
+          <w:rStyle w:val="Textooriginal"/>
+        </w:rPr>
+        <w:t xml:space="preserve">    </w:t>
+      </w:r>
+      <w:r>
+        <w:rPr>
+          <w:rStyle w:val="Textooriginal"/>
+        </w:rPr>
+        <w:t>Type: AWS::Serverless::Function</w:t>
+      </w:r>
+    </w:p>
+    <w:p>
+      <w:pPr>
+        <w:pStyle w:val="Textopreformateado"/>
+        <w:bidi w:val="0"/>
+        <w:spacing w:before="0" w:after="200"/>
+        <w:rPr/>
+      </w:pPr>
+      <w:r>
+        <w:rPr>
+          <w:rStyle w:val="Textooriginal"/>
+        </w:rPr>
+        <w:t xml:space="preserve">    </w:t>
+      </w:r>
+      <w:r>
+        <w:rPr>
+          <w:rStyle w:val="Textooriginal"/>
+        </w:rPr>
+        <w:t>Properties:</w:t>
+      </w:r>
+    </w:p>
+    <w:p>
+      <w:pPr>
+        <w:pStyle w:val="Textopreformateado"/>
+        <w:bidi w:val="0"/>
+        <w:spacing w:before="0" w:after="200"/>
+        <w:rPr/>
+      </w:pPr>
+      <w:r>
+        <w:rPr>
+          <w:rStyle w:val="Textooriginal"/>
+        </w:rPr>
+        <w:t xml:space="preserve">      </w:t>
+      </w:r>
+      <w:r>
+        <w:rPr>
+          <w:rStyle w:val="Textooriginal"/>
+        </w:rPr>
+        <w:t>Handler: users.handler</w:t>
+      </w:r>
+    </w:p>
+    <w:p>
+      <w:pPr>
+        <w:pStyle w:val="Textopreformateado"/>
+        <w:bidi w:val="0"/>
+        <w:spacing w:before="0" w:after="200"/>
+        <w:rPr/>
+      </w:pPr>
+      <w:r>
+        <w:rPr>
+          <w:rStyle w:val="Textooriginal"/>
+        </w:rPr>
+        <w:t xml:space="preserve">      </w:t>
+      </w:r>
+      <w:r>
+        <w:rPr>
+          <w:rStyle w:val="Textooriginal"/>
+        </w:rPr>
+        <w:t>Events:</w:t>
+      </w:r>
+    </w:p>
+    <w:p>
+      <w:pPr>
+        <w:pStyle w:val="Textopreformateado"/>
+        <w:bidi w:val="0"/>
+        <w:spacing w:before="0" w:after="200"/>
+        <w:rPr/>
+      </w:pPr>
+      <w:r>
+        <w:rPr>
+          <w:rStyle w:val="Textooriginal"/>
+        </w:rPr>
+        <w:t xml:space="preserve">        </w:t>
+      </w:r>
+      <w:r>
+        <w:rPr>
+          <w:rStyle w:val="Textooriginal"/>
+        </w:rPr>
+        <w:t>GetUsers:</w:t>
+      </w:r>
+    </w:p>
+    <w:p>
+      <w:pPr>
+        <w:pStyle w:val="Textopreformateado"/>
+        <w:bidi w:val="0"/>
+        <w:spacing w:before="0" w:after="200"/>
+        <w:rPr/>
+      </w:pPr>
+      <w:r>
+        <w:rPr>
+          <w:rStyle w:val="Textooriginal"/>
+        </w:rPr>
+        <w:t xml:space="preserve">          </w:t>
+      </w:r>
+      <w:r>
+        <w:rPr>
+          <w:rStyle w:val="Textooriginal"/>
+        </w:rPr>
+        <w:t>Type: HttpApi</w:t>
+      </w:r>
+    </w:p>
+    <w:p>
+      <w:pPr>
+        <w:pStyle w:val="Textopreformateado"/>
+        <w:bidi w:val="0"/>
+        <w:spacing w:before="0" w:after="200"/>
+        <w:rPr/>
+      </w:pPr>
+      <w:r>
+        <w:rPr>
+          <w:rStyle w:val="Textooriginal"/>
+        </w:rPr>
+        <w:t xml:space="preserve">          </w:t>
+      </w:r>
+      <w:r>
+        <w:rPr>
+          <w:rStyle w:val="Textooriginal"/>
+        </w:rPr>
+        <w:t>Properties:</w:t>
+      </w:r>
+    </w:p>
+    <w:p>
+      <w:pPr>
+        <w:pStyle w:val="Textopreformateado"/>
+        <w:bidi w:val="0"/>
+        <w:spacing w:before="0" w:after="200"/>
+        <w:rPr/>
+      </w:pPr>
+      <w:r>
+        <w:rPr>
+          <w:rStyle w:val="Textooriginal"/>
+        </w:rPr>
+        <w:t xml:space="preserve">            </w:t>
+      </w:r>
+      <w:r>
+        <w:rPr>
+          <w:rStyle w:val="Textooriginal"/>
+        </w:rPr>
+        <w:t>Path: /v1/users</w:t>
+      </w:r>
+    </w:p>
+    <w:p>
+      <w:pPr>
+        <w:pStyle w:val="Textopreformateado"/>
+        <w:bidi w:val="0"/>
+        <w:spacing w:before="0" w:after="200"/>
+        <w:rPr/>
+      </w:pPr>
+      <w:r>
+        <w:rPr>
+          <w:rStyle w:val="Textooriginal"/>
+        </w:rPr>
+        <w:t xml:space="preserve">            </w:t>
+      </w:r>
+      <w:r>
+        <w:rPr>
+          <w:rStyle w:val="Textooriginal"/>
+        </w:rPr>
+        <w:t>Method: get</w:t>
+      </w:r>
+    </w:p>
+    <w:p>
+      <w:pPr>
+        <w:pStyle w:val="Textopreformateado"/>
+        <w:bidi w:val="0"/>
+        <w:spacing w:before="0" w:after="200"/>
+        <w:rPr/>
+      </w:pPr>
+      <w:r>
+        <w:rPr>
+          <w:rStyle w:val="Textooriginal"/>
+        </w:rPr>
+        <w:t xml:space="preserve">            </w:t>
+      </w:r>
+      <w:r>
+        <w:rPr>
+          <w:rStyle w:val="Textooriginal"/>
+        </w:rPr>
+        <w:t>ApiId: !Ref Api</w:t>
+      </w:r>
+    </w:p>
+    <w:p>
+      <w:pPr>
+        <w:pStyle w:val="Textopreformateado"/>
+        <w:bidi w:val="0"/>
+        <w:spacing w:before="0" w:after="200"/>
+        <w:rPr/>
+      </w:pPr>
+      <w:r>
+        <w:rPr/>
+        <w:t>Lección 5 – Persistencia Serverless (DynamoDB + S3)</w:t>
+      </w:r>
+    </w:p>
+    <w:p>
+      <w:pPr>
+        <w:pStyle w:val="BodyText"/>
+        <w:spacing w:before="0" w:after="200"/>
+        <w:rPr/>
+      </w:pPr>
+      <w:r>
+        <w:rPr>
+          <w:rStyle w:val="Strong"/>
+        </w:rPr>
+        <w:t>Objetivo:</w:t>
+      </w:r>
+    </w:p>
+    <w:p>
+      <w:pPr>
+        <w:pStyle w:val="BodyText"/>
+        <w:numPr>
+          <w:ilvl w:val="0"/>
+          <w:numId w:val="70"/>
+        </w:numPr>
+        <w:tabs>
+          <w:tab w:val="clear" w:pos="708"/>
+          <w:tab w:val="left" w:pos="0" w:leader="none"/>
+        </w:tabs>
+        <w:spacing w:before="0" w:after="200"/>
+        <w:ind w:hanging="283" w:left="709"/>
+        <w:rPr/>
+      </w:pPr>
+      <w:r>
+        <w:rPr/>
+        <w:t xml:space="preserve">Usar </w:t>
+      </w:r>
+      <w:r>
+        <w:rPr>
+          <w:rStyle w:val="Strong"/>
+        </w:rPr>
+        <w:t>DynamoDB</w:t>
+      </w:r>
+      <w:r>
+        <w:rPr/>
+        <w:t xml:space="preserve"> como base transaccional y </w:t>
+      </w:r>
+      <w:r>
+        <w:rPr>
+          <w:rStyle w:val="Strong"/>
+        </w:rPr>
+        <w:t>S3</w:t>
+      </w:r>
+      <w:r>
+        <w:rPr/>
+        <w:t xml:space="preserve"> como almacenamiento de documentos.</w:t>
+      </w:r>
+    </w:p>
+    <w:p>
+      <w:pPr>
+        <w:pStyle w:val="BodyText"/>
+        <w:spacing w:before="0" w:after="200"/>
+        <w:rPr/>
+      </w:pPr>
+      <w:r>
+        <w:rPr>
+          <w:rStyle w:val="Strong"/>
+        </w:rPr>
+        <w:t>Recomendaciones de diseño DynamoDB:</w:t>
+      </w:r>
+    </w:p>
+    <w:p>
+      <w:pPr>
+        <w:pStyle w:val="BodyText"/>
+        <w:numPr>
+          <w:ilvl w:val="0"/>
+          <w:numId w:val="71"/>
+        </w:numPr>
+        <w:tabs>
+          <w:tab w:val="clear" w:pos="708"/>
+          <w:tab w:val="left" w:pos="0" w:leader="none"/>
+        </w:tabs>
+        <w:spacing w:before="0" w:after="200"/>
+        <w:ind w:hanging="283" w:left="709"/>
+        <w:rPr/>
+      </w:pPr>
+      <w:r>
+        <w:rPr/>
+        <w:t>Single-table:</w:t>
+      </w:r>
+    </w:p>
+    <w:p>
+      <w:pPr>
+        <w:pStyle w:val="BodyText"/>
+        <w:numPr>
+          <w:ilvl w:val="1"/>
+          <w:numId w:val="71"/>
+        </w:numPr>
+        <w:tabs>
+          <w:tab w:val="clear" w:pos="708"/>
+          <w:tab w:val="left" w:pos="0" w:leader="none"/>
+        </w:tabs>
+        <w:spacing w:before="0" w:after="200"/>
+        <w:ind w:hanging="283" w:left="1418"/>
+        <w:rPr/>
+      </w:pPr>
+      <w:r>
+        <w:rPr/>
+        <w:t xml:space="preserve">PK = </w:t>
+      </w:r>
+      <w:r>
+        <w:rPr>
+          <w:rStyle w:val="Textooriginal"/>
+        </w:rPr>
+        <w:t>ORDER#&lt;id&gt;</w:t>
+      </w:r>
+    </w:p>
+    <w:p>
+      <w:pPr>
+        <w:pStyle w:val="BodyText"/>
+        <w:numPr>
+          <w:ilvl w:val="1"/>
+          <w:numId w:val="71"/>
+        </w:numPr>
+        <w:tabs>
+          <w:tab w:val="clear" w:pos="708"/>
+          <w:tab w:val="left" w:pos="0" w:leader="none"/>
+        </w:tabs>
+        <w:spacing w:before="0" w:after="200"/>
+        <w:ind w:hanging="283" w:left="1418"/>
+        <w:rPr/>
+      </w:pPr>
+      <w:r>
+        <w:rPr/>
+        <w:t xml:space="preserve">SK = </w:t>
+      </w:r>
+      <w:r>
+        <w:rPr>
+          <w:rStyle w:val="Textooriginal"/>
+        </w:rPr>
+        <w:t>ORDER#&lt;id&gt;</w:t>
+      </w:r>
+    </w:p>
+    <w:p>
+      <w:pPr>
+        <w:pStyle w:val="BodyText"/>
+        <w:numPr>
+          <w:ilvl w:val="0"/>
+          <w:numId w:val="71"/>
+        </w:numPr>
+        <w:tabs>
+          <w:tab w:val="clear" w:pos="708"/>
+          <w:tab w:val="left" w:pos="0" w:leader="none"/>
+        </w:tabs>
+        <w:spacing w:before="0" w:after="200"/>
+        <w:ind w:hanging="283" w:left="709"/>
+        <w:rPr/>
+      </w:pPr>
+      <w:r>
+        <w:rPr/>
+        <w:t xml:space="preserve">Atributos: </w:t>
+      </w:r>
+      <w:r>
+        <w:rPr>
+          <w:rStyle w:val="Textooriginal"/>
+        </w:rPr>
+        <w:t>orderId</w:t>
+      </w:r>
+      <w:r>
+        <w:rPr/>
+        <w:t xml:space="preserve">, </w:t>
+      </w:r>
+      <w:r>
+        <w:rPr>
+          <w:rStyle w:val="Textooriginal"/>
+        </w:rPr>
+        <w:t>customerId</w:t>
+      </w:r>
+      <w:r>
+        <w:rPr/>
+        <w:t xml:space="preserve">, </w:t>
+      </w:r>
+      <w:r>
+        <w:rPr>
+          <w:rStyle w:val="Textooriginal"/>
+        </w:rPr>
+        <w:t>createdAt</w:t>
+      </w:r>
+      <w:r>
+        <w:rPr/>
+        <w:t>.</w:t>
+      </w:r>
+    </w:p>
+    <w:p>
+      <w:pPr>
+        <w:pStyle w:val="BodyText"/>
+        <w:numPr>
+          <w:ilvl w:val="0"/>
+          <w:numId w:val="71"/>
+        </w:numPr>
+        <w:tabs>
+          <w:tab w:val="clear" w:pos="708"/>
+          <w:tab w:val="left" w:pos="0" w:leader="none"/>
+        </w:tabs>
+        <w:spacing w:before="0" w:after="200"/>
+        <w:ind w:hanging="283" w:left="709"/>
+        <w:rPr/>
+      </w:pPr>
+      <w:r>
+        <w:rPr/>
+        <w:t>On-Demand para manejar picos.</w:t>
+      </w:r>
+    </w:p>
+    <w:p>
+      <w:pPr>
+        <w:pStyle w:val="BodyText"/>
+        <w:spacing w:before="0" w:after="200"/>
+        <w:rPr/>
+      </w:pPr>
+      <w:r>
+        <w:rPr>
+          <w:rStyle w:val="Strong"/>
+        </w:rPr>
+        <w:t>Ejemplo de URL firmada (descarga PDF):</w:t>
+      </w:r>
+    </w:p>
+    <w:p>
+      <w:pPr>
+        <w:pStyle w:val="Textopreformateado"/>
+        <w:bidi w:val="0"/>
+        <w:spacing w:before="0" w:after="200"/>
+        <w:ind w:hanging="0" w:left="0" w:right="0"/>
+        <w:rPr/>
+      </w:pPr>
+      <w:r>
+        <w:rPr>
+          <w:rStyle w:val="Textooriginal"/>
+        </w:rPr>
+        <w:t>import boto3</w:t>
+      </w:r>
+    </w:p>
+    <w:p>
+      <w:pPr>
+        <w:pStyle w:val="Textopreformateado"/>
+        <w:bidi w:val="0"/>
+        <w:spacing w:before="0" w:after="200"/>
+        <w:rPr/>
+      </w:pPr>
+      <w:r>
+        <w:rPr>
+          <w:rStyle w:val="Textooriginal"/>
+        </w:rPr>
+        <w:t>s3 = boto3.client('s3')</w:t>
+      </w:r>
+    </w:p>
+    <w:p>
+      <w:pPr>
+        <w:pStyle w:val="Textopreformateado"/>
+        <w:bidi w:val="0"/>
+        <w:spacing w:before="0" w:after="200"/>
+        <w:rPr/>
+      </w:pPr>
+      <w:r>
+        <w:rPr/>
+      </w:r>
+    </w:p>
+    <w:p>
+      <w:pPr>
+        <w:pStyle w:val="Textopreformateado"/>
+        <w:bidi w:val="0"/>
+        <w:spacing w:before="0" w:after="200"/>
+        <w:rPr/>
+      </w:pPr>
+      <w:r>
+        <w:rPr>
+          <w:rStyle w:val="Textooriginal"/>
+        </w:rPr>
+        <w:t>url = s3.generate_presigned_url(</w:t>
+      </w:r>
+    </w:p>
+    <w:p>
+      <w:pPr>
+        <w:pStyle w:val="Textopreformateado"/>
+        <w:bidi w:val="0"/>
+        <w:spacing w:before="0" w:after="200"/>
+        <w:rPr/>
+      </w:pPr>
+      <w:r>
+        <w:rPr>
+          <w:rStyle w:val="Textooriginal"/>
+        </w:rPr>
+        <w:t xml:space="preserve">    </w:t>
+      </w:r>
+      <w:r>
+        <w:rPr>
+          <w:rStyle w:val="Textooriginal"/>
+        </w:rPr>
+        <w:t>'get_object',</w:t>
+      </w:r>
+    </w:p>
+    <w:p>
+      <w:pPr>
+        <w:pStyle w:val="Textopreformateado"/>
+        <w:bidi w:val="0"/>
+        <w:spacing w:before="0" w:after="200"/>
+        <w:rPr/>
+      </w:pPr>
+      <w:r>
+        <w:rPr>
+          <w:rStyle w:val="Textooriginal"/>
+        </w:rPr>
+        <w:t xml:space="preserve">    </w:t>
+      </w:r>
+      <w:r>
+        <w:rPr>
+          <w:rStyle w:val="Textooriginal"/>
+        </w:rPr>
+        <w:t>Params={'Bucket': 'invoices', 'Key': 'inv-123.pdf'},</w:t>
+      </w:r>
+    </w:p>
+    <w:p>
+      <w:pPr>
+        <w:pStyle w:val="Textopreformateado"/>
+        <w:bidi w:val="0"/>
+        <w:spacing w:before="0" w:after="200"/>
+        <w:rPr/>
+      </w:pPr>
+      <w:r>
+        <w:rPr>
+          <w:rStyle w:val="Textooriginal"/>
+        </w:rPr>
+        <w:t xml:space="preserve">    </w:t>
+      </w:r>
+      <w:r>
+        <w:rPr>
+          <w:rStyle w:val="Textooriginal"/>
+        </w:rPr>
+        <w:t>ExpiresIn=3600</w:t>
+      </w:r>
+    </w:p>
+    <w:p>
+      <w:pPr>
+        <w:pStyle w:val="Textopreformateado"/>
+        <w:bidi w:val="0"/>
+        <w:spacing w:before="0" w:after="200"/>
+        <w:rPr/>
+      </w:pPr>
+      <w:r>
+        <w:rPr>
+          <w:rStyle w:val="Textooriginal"/>
+        </w:rPr>
+        <w:t>)</w:t>
+      </w:r>
+    </w:p>
+    <w:p>
+      <w:pPr>
+        <w:pStyle w:val="Textopreformateado"/>
+        <w:bidi w:val="0"/>
+        <w:spacing w:before="0" w:after="200"/>
+        <w:rPr/>
+      </w:pPr>
+      <w:r>
+        <w:rPr>
+          <w:rStyle w:val="Textooriginal"/>
+        </w:rPr>
+        <w:t>print(url)</w:t>
+      </w:r>
+    </w:p>
+    <w:p>
+      <w:pPr>
+        <w:pStyle w:val="Normal"/>
+        <w:rPr/>
+      </w:pPr>
+      <w:r>
+        <w:rPr/>
+      </w:r>
+    </w:p>
+    <w:p>
+      <w:pPr>
+        <w:pStyle w:val="Heading2"/>
+        <w:rPr/>
+      </w:pPr>
+      <w:r>
+        <w:rPr/>
+        <w:t>Lección 6 – Representación (Mermaid) y flujo</w:t>
+      </w:r>
+    </w:p>
+    <w:p>
+      <w:pPr>
+        <w:pStyle w:val="Heading2"/>
+        <w:rPr/>
+      </w:pPr>
+      <w:r>
+        <w:rPr/>
+      </w:r>
+    </w:p>
+    <w:p>
+      <w:pPr>
+        <w:pStyle w:val="Normal"/>
+        <w:rPr/>
+      </w:pPr>
+      <w:r>
+        <w:rPr/>
+        <w:drawing>
+          <wp:anchor behindDoc="0" distT="0" distB="0" distL="0" distR="0" simplePos="0" locked="0" layoutInCell="0" allowOverlap="1" relativeHeight="20">
+            <wp:simplePos x="0" y="0"/>
+            <wp:positionH relativeFrom="column">
+              <wp:align>center</wp:align>
+            </wp:positionH>
+            <wp:positionV relativeFrom="paragraph">
+              <wp:align>top</wp:align>
+            </wp:positionV>
+            <wp:extent cx="5486400" cy="2110105"/>
+            <wp:effectExtent l="0" t="0" r="0" b="0"/>
+            <wp:wrapSquare wrapText="largest"/>
+            <wp:docPr id="19" name="Imagen1 Copia 1" descr=""/>
+            <wp:cNvGraphicFramePr>
+              <a:graphicFrameLocks xmlns:a="http://schemas.openxmlformats.org/drawingml/2006/main" noChangeAspect="1"/>
+            </wp:cNvGraphicFramePr>
+            <a:graphic xmlns:a="http://schemas.openxmlformats.org/drawingml/2006/main">
+              <a:graphicData uri="http://schemas.openxmlformats.org/drawingml/2006/picture">
+                <pic:pic xmlns:pic="http://schemas.openxmlformats.org/drawingml/2006/picture">
+                  <pic:nvPicPr>
+                    <pic:cNvPr id="19" name="Imagen1 Copia 1" descr=""/>
+                    <pic:cNvPicPr>
+                      <a:picLocks noChangeAspect="1" noChangeArrowheads="1"/>
+                    </pic:cNvPicPr>
+                  </pic:nvPicPr>
+                  <pic:blipFill>
+                    <a:blip r:embed="rId20"/>
+                    <a:stretch>
+                      <a:fillRect/>
+                    </a:stretch>
+                  </pic:blipFill>
+                  <pic:spPr bwMode="auto">
+                    <a:xfrm>
+                      <a:off x="0" y="0"/>
+                      <a:ext cx="5486400" cy="2110105"/>
+                    </a:xfrm>
+                    <a:prstGeom prst="rect">
+                      <a:avLst/>
+                    </a:prstGeom>
+                    <a:noFill/>
+                  </pic:spPr>
+                </pic:pic>
+              </a:graphicData>
+            </a:graphic>
+          </wp:anchor>
+        </w:drawing>
+      </w:r>
+    </w:p>
+    <w:p>
+      <w:pPr>
+        <w:pStyle w:val="Heading2"/>
+        <w:rPr/>
+      </w:pPr>
+      <w:r>
+        <w:rPr/>
+        <w:t>Lección 7 – Crecimiento y optimización</w:t>
+      </w:r>
+    </w:p>
+    <w:p>
+      <w:pPr>
+        <w:pStyle w:val="BodyText"/>
+        <w:spacing w:before="0" w:after="200"/>
+        <w:rPr/>
+      </w:pPr>
+      <w:r>
+        <w:rPr>
+          <w:rStyle w:val="Strong"/>
+        </w:rPr>
+        <w:t>Objetivo:</w:t>
+      </w:r>
+    </w:p>
+    <w:p>
+      <w:pPr>
+        <w:pStyle w:val="BodyText"/>
+        <w:numPr>
+          <w:ilvl w:val="0"/>
+          <w:numId w:val="72"/>
+        </w:numPr>
+        <w:tabs>
+          <w:tab w:val="clear" w:pos="708"/>
+          <w:tab w:val="left" w:pos="0" w:leader="none"/>
+        </w:tabs>
+        <w:spacing w:before="0" w:after="200"/>
+        <w:ind w:hanging="283" w:left="709"/>
+        <w:rPr/>
+      </w:pPr>
+      <w:r>
+        <w:rPr/>
+        <w:t>Aplicar buenas prácticas de escalabilidad y ahorro de costos.</w:t>
+      </w:r>
+    </w:p>
+    <w:p>
+      <w:pPr>
+        <w:pStyle w:val="BodyText"/>
+        <w:spacing w:before="0" w:after="200"/>
+        <w:rPr/>
+      </w:pPr>
+      <w:r>
+        <w:rPr>
+          <w:rStyle w:val="Strong"/>
+        </w:rPr>
+        <w:t>Estrategias:</w:t>
+      </w:r>
+    </w:p>
+    <w:p>
+      <w:pPr>
+        <w:pStyle w:val="BodyText"/>
+        <w:numPr>
+          <w:ilvl w:val="0"/>
+          <w:numId w:val="73"/>
+        </w:numPr>
+        <w:tabs>
+          <w:tab w:val="clear" w:pos="708"/>
+          <w:tab w:val="left" w:pos="0" w:leader="none"/>
+        </w:tabs>
+        <w:spacing w:before="0" w:after="200"/>
+        <w:ind w:hanging="283" w:left="709"/>
+        <w:rPr/>
+      </w:pPr>
+      <w:r>
+        <w:rPr/>
+        <w:t xml:space="preserve">Lambda: usar </w:t>
+      </w:r>
+      <w:r>
+        <w:rPr>
+          <w:rStyle w:val="Strong"/>
+        </w:rPr>
+        <w:t>Provisioned Concurrency</w:t>
+      </w:r>
+      <w:r>
+        <w:rPr/>
+        <w:t xml:space="preserve"> solo en picos (ej. eventos programados por CloudWatch).</w:t>
+      </w:r>
+    </w:p>
+    <w:p>
+      <w:pPr>
+        <w:pStyle w:val="BodyText"/>
+        <w:numPr>
+          <w:ilvl w:val="0"/>
+          <w:numId w:val="73"/>
+        </w:numPr>
+        <w:tabs>
+          <w:tab w:val="clear" w:pos="708"/>
+          <w:tab w:val="left" w:pos="0" w:leader="none"/>
+        </w:tabs>
+        <w:spacing w:before="0" w:after="200"/>
+        <w:ind w:hanging="283" w:left="709"/>
+        <w:rPr/>
+      </w:pPr>
+      <w:r>
+        <w:rPr/>
+        <w:t xml:space="preserve">S3: habilitar </w:t>
+      </w:r>
+      <w:r>
+        <w:rPr>
+          <w:rStyle w:val="Strong"/>
+        </w:rPr>
+        <w:t>Intelligent-Tiering</w:t>
+      </w:r>
+      <w:r>
+        <w:rPr/>
+        <w:t xml:space="preserve"> + políticas de lifecycle.</w:t>
+      </w:r>
+    </w:p>
+    <w:p>
+      <w:pPr>
+        <w:pStyle w:val="BodyText"/>
+        <w:numPr>
+          <w:ilvl w:val="0"/>
+          <w:numId w:val="73"/>
+        </w:numPr>
+        <w:tabs>
+          <w:tab w:val="clear" w:pos="708"/>
+          <w:tab w:val="left" w:pos="0" w:leader="none"/>
+        </w:tabs>
+        <w:spacing w:before="0" w:after="200"/>
+        <w:ind w:hanging="283" w:left="709"/>
+        <w:rPr/>
+      </w:pPr>
+      <w:r>
+        <w:rPr/>
+        <w:t xml:space="preserve">API Gateway: habilitar </w:t>
+      </w:r>
+      <w:r>
+        <w:rPr>
+          <w:rStyle w:val="Strong"/>
+        </w:rPr>
+        <w:t>caché de 60s</w:t>
+      </w:r>
+      <w:r>
+        <w:rPr/>
+        <w:t xml:space="preserve"> en endpoints más usados.</w:t>
+      </w:r>
+    </w:p>
+    <w:p>
+      <w:pPr>
+        <w:pStyle w:val="BodyText"/>
+        <w:numPr>
+          <w:ilvl w:val="0"/>
+          <w:numId w:val="73"/>
+        </w:numPr>
+        <w:tabs>
+          <w:tab w:val="clear" w:pos="708"/>
+          <w:tab w:val="left" w:pos="0" w:leader="none"/>
+        </w:tabs>
+        <w:spacing w:before="0" w:after="200"/>
+        <w:ind w:hanging="283" w:left="709"/>
+        <w:rPr/>
+      </w:pPr>
+      <w:r>
+        <w:rPr/>
+        <w:t>DynamoDB: mantener On-Demand para picos, pasar a Provisioned + autoscaling si la carga se estabiliza.</w:t>
+      </w:r>
+    </w:p>
+    <w:p>
+      <w:pPr>
+        <w:pStyle w:val="BodyText"/>
+        <w:numPr>
+          <w:ilvl w:val="0"/>
+          <w:numId w:val="73"/>
+        </w:numPr>
+        <w:tabs>
+          <w:tab w:val="clear" w:pos="708"/>
+          <w:tab w:val="left" w:pos="0" w:leader="none"/>
+        </w:tabs>
+        <w:spacing w:before="0" w:after="200"/>
+        <w:ind w:hanging="283" w:left="709"/>
+        <w:rPr/>
+      </w:pPr>
+      <w:r>
+        <w:rPr/>
+        <w:t>Definir alarmas de costos en CloudWatch.</w:t>
+      </w:r>
+    </w:p>
+    <w:p>
+      <w:pPr>
+        <w:pStyle w:val="BodyText"/>
+        <w:spacing w:before="0" w:after="200"/>
+        <w:rPr/>
+      </w:pPr>
+      <w:r>
+        <w:rPr/>
+      </w:r>
+    </w:p>
+    <w:p>
+      <w:pPr>
+        <w:pStyle w:val="Heading1"/>
+        <w:rPr/>
+      </w:pPr>
+      <w:r>
+        <w:rPr/>
+        <w:t>4. Estimación de costos mensuales (escenario de ejemplo)</w:t>
+      </w:r>
+    </w:p>
+    <w:p>
+      <w:pPr>
+        <w:pStyle w:val="Normal"/>
+        <w:rPr/>
+      </w:pPr>
+      <w:r>
+        <w:rPr/>
+        <w:t>Supuestos del escenario (region us-east-1):</w:t>
+        <w:br/>
+        <w:t>- API requests: 1,500,000 HTTP API requests / mes</w:t>
+        <w:br/>
+        <w:t>- Lambda invocations totales: 1,215,000 invocations / mes (4 funciones, avg 512MB, 200ms)</w:t>
+        <w:br/>
+        <w:t>- DynamoDB: 200,000 writes / mes, 1,000,000 reads / mes, 50 GB storage</w:t>
+        <w:br/>
+        <w:t>- S3: 50 GB storage (invoices + static), 5,000 PUTs, 100,000 GETs (la mayoría cacheada por CloudFront)</w:t>
+        <w:br/>
+        <w:t>- CloudFront: 100 GB data out / mes</w:t>
+        <w:br/>
+        <w:t>- CloudWatch logs: 5 GB ingested / mes</w:t>
+        <w:br/>
+        <w:t>- X-Ray: sampling 10% (~121,500 traces)</w:t>
+        <w:br/>
+      </w:r>
+    </w:p>
+    <w:tbl>
+      <w:tblPr>
+        <w:tblW w:w="8640" w:type="dxa"/>
+        <w:jc w:val="left"/>
+        <w:tblInd w:w="0" w:type="dxa"/>
+        <w:tblLayout w:type="fixed"/>
+        <w:tblCellMar>
+          <w:top w:w="0" w:type="dxa"/>
+          <w:left w:w="108" w:type="dxa"/>
+          <w:bottom w:w="0" w:type="dxa"/>
+          <w:right w:w="108" w:type="dxa"/>
+        </w:tblCellMar>
+        <w:tblLook w:val="04a0" w:noVBand="1" w:noHBand="0" w:lastColumn="0" w:firstColumn="1" w:lastRow="0" w:firstRow="1"/>
+      </w:tblPr>
+      <w:tblGrid>
+        <w:gridCol w:w="2880"/>
+        <w:gridCol w:w="2880"/>
+        <w:gridCol w:w="2880"/>
+      </w:tblGrid>
+      <w:tr>
+        <w:trPr/>
+        <w:tc>
+          <w:tcPr>
+            <w:tcW w:w="2880" w:type="dxa"/>
+            <w:tcBorders/>
+          </w:tcPr>
+          <w:p>
+            <w:pPr>
+              <w:pStyle w:val="Normal"/>
+              <w:rPr/>
+            </w:pPr>
+            <w:r>
+              <w:rPr/>
+              <w:t>Servicio</w:t>
+            </w:r>
+          </w:p>
+        </w:tc>
+        <w:tc>
+          <w:tcPr>
+            <w:tcW w:w="2880" w:type="dxa"/>
+            <w:tcBorders/>
+          </w:tcPr>
+          <w:p>
+            <w:pPr>
+              <w:pStyle w:val="Normal"/>
+              <w:rPr/>
+            </w:pPr>
+            <w:r>
+              <w:rPr/>
+              <w:t>Supuesto / configuración</w:t>
+            </w:r>
+          </w:p>
+        </w:tc>
+        <w:tc>
+          <w:tcPr>
+            <w:tcW w:w="2880" w:type="dxa"/>
+            <w:tcBorders/>
+          </w:tcPr>
+          <w:p>
+            <w:pPr>
+              <w:pStyle w:val="Normal"/>
+              <w:rPr/>
+            </w:pPr>
+            <w:r>
+              <w:rPr/>
+              <w:t>Costo mensual aprox. (USD)</w:t>
+            </w:r>
+          </w:p>
+        </w:tc>
+      </w:tr>
+      <w:tr>
+        <w:trPr/>
+        <w:tc>
+          <w:tcPr>
+            <w:tcW w:w="2880" w:type="dxa"/>
+            <w:tcBorders/>
+          </w:tcPr>
+          <w:p>
+            <w:pPr>
+              <w:pStyle w:val="Normal"/>
+              <w:rPr/>
+            </w:pPr>
+            <w:r>
+              <w:rPr/>
+              <w:t>API Gateway (HTTP API)</w:t>
+            </w:r>
+          </w:p>
+        </w:tc>
+        <w:tc>
+          <w:tcPr>
+            <w:tcW w:w="2880" w:type="dxa"/>
+            <w:tcBorders/>
+          </w:tcPr>
+          <w:p>
+            <w:pPr>
+              <w:pStyle w:val="Normal"/>
+              <w:rPr/>
+            </w:pPr>
+            <w:r>
+              <w:rPr/>
+              <w:t>1.5M requests × $1.00 / million</w:t>
+            </w:r>
+          </w:p>
+        </w:tc>
+        <w:tc>
+          <w:tcPr>
+            <w:tcW w:w="2880" w:type="dxa"/>
+            <w:tcBorders/>
+          </w:tcPr>
+          <w:p>
+            <w:pPr>
+              <w:pStyle w:val="Normal"/>
+              <w:rPr/>
+            </w:pPr>
+            <w:r>
+              <w:rPr/>
+              <w:t>$1.50</w:t>
+            </w:r>
+          </w:p>
+        </w:tc>
+      </w:tr>
+      <w:tr>
+        <w:trPr/>
+        <w:tc>
+          <w:tcPr>
+            <w:tcW w:w="2880" w:type="dxa"/>
+            <w:tcBorders/>
+          </w:tcPr>
+          <w:p>
+            <w:pPr>
+              <w:pStyle w:val="Normal"/>
+              <w:rPr/>
+            </w:pPr>
+            <w:r>
+              <w:rPr/>
+              <w:t>AWS Lambda (compute + requests)</w:t>
+            </w:r>
+          </w:p>
+        </w:tc>
+        <w:tc>
+          <w:tcPr>
+            <w:tcW w:w="2880" w:type="dxa"/>
+            <w:tcBorders/>
+          </w:tcPr>
+          <w:p>
+            <w:pPr>
+              <w:pStyle w:val="Normal"/>
+              <w:rPr/>
+            </w:pPr>
+            <w:r>
+              <w:rPr/>
+              <w:t>1,215,000 invocations; 512MB; 200ms</w:t>
+            </w:r>
+          </w:p>
+        </w:tc>
+        <w:tc>
+          <w:tcPr>
+            <w:tcW w:w="2880" w:type="dxa"/>
+            <w:tcBorders/>
+          </w:tcPr>
+          <w:p>
+            <w:pPr>
+              <w:pStyle w:val="Normal"/>
+              <w:rPr/>
+            </w:pPr>
+            <w:r>
+              <w:rPr/>
+              <w:t>$2.27</w:t>
+            </w:r>
+          </w:p>
+        </w:tc>
+      </w:tr>
+      <w:tr>
+        <w:trPr/>
+        <w:tc>
+          <w:tcPr>
+            <w:tcW w:w="2880" w:type="dxa"/>
+            <w:tcBorders/>
+          </w:tcPr>
+          <w:p>
+            <w:pPr>
+              <w:pStyle w:val="Normal"/>
+              <w:rPr/>
+            </w:pPr>
+            <w:r>
+              <w:rPr/>
+              <w:t>DynamoDB (On-Demand)</w:t>
+            </w:r>
+          </w:p>
+        </w:tc>
+        <w:tc>
+          <w:tcPr>
+            <w:tcW w:w="2880" w:type="dxa"/>
+            <w:tcBorders/>
+          </w:tcPr>
+          <w:p>
+            <w:pPr>
+              <w:pStyle w:val="Normal"/>
+              <w:rPr/>
+            </w:pPr>
+            <w:r>
+              <w:rPr/>
+              <w:t>200k writes @ $0.625/m; 1M reads @ $0.125/m; 50GB storage</w:t>
+            </w:r>
+          </w:p>
+        </w:tc>
+        <w:tc>
+          <w:tcPr>
+            <w:tcW w:w="2880" w:type="dxa"/>
+            <w:tcBorders/>
+          </w:tcPr>
+          <w:p>
+            <w:pPr>
+              <w:pStyle w:val="Normal"/>
+              <w:rPr/>
+            </w:pPr>
+            <w:r>
+              <w:rPr/>
+              <w:t>$6.50</w:t>
+            </w:r>
+          </w:p>
+        </w:tc>
+      </w:tr>
+      <w:tr>
+        <w:trPr/>
+        <w:tc>
+          <w:tcPr>
+            <w:tcW w:w="2880" w:type="dxa"/>
+            <w:tcBorders/>
+          </w:tcPr>
+          <w:p>
+            <w:pPr>
+              <w:pStyle w:val="Normal"/>
+              <w:rPr/>
+            </w:pPr>
+            <w:r>
+              <w:rPr/>
+              <w:t>S3 (storage + requests)</w:t>
+            </w:r>
+          </w:p>
+        </w:tc>
+        <w:tc>
+          <w:tcPr>
+            <w:tcW w:w="2880" w:type="dxa"/>
+            <w:tcBorders/>
+          </w:tcPr>
+          <w:p>
+            <w:pPr>
+              <w:pStyle w:val="Normal"/>
+              <w:rPr/>
+            </w:pPr>
+            <w:r>
+              <w:rPr/>
+              <w:t>50GB storage (S3 Std $0.023/GB); PUT/GET modest</w:t>
+            </w:r>
+          </w:p>
+        </w:tc>
+        <w:tc>
+          <w:tcPr>
+            <w:tcW w:w="2880" w:type="dxa"/>
+            <w:tcBorders/>
+          </w:tcPr>
+          <w:p>
+            <w:pPr>
+              <w:pStyle w:val="Normal"/>
+              <w:rPr/>
+            </w:pPr>
+            <w:r>
+              <w:rPr/>
+              <w:t>$1.20</w:t>
+            </w:r>
+          </w:p>
+        </w:tc>
+      </w:tr>
+      <w:tr>
+        <w:trPr/>
+        <w:tc>
+          <w:tcPr>
+            <w:tcW w:w="2880" w:type="dxa"/>
+            <w:tcBorders/>
+          </w:tcPr>
+          <w:p>
+            <w:pPr>
+              <w:pStyle w:val="Normal"/>
+              <w:rPr/>
+            </w:pPr>
+            <w:r>
+              <w:rPr/>
+              <w:t>CloudFront (data transfer + requests)</w:t>
+            </w:r>
+          </w:p>
+        </w:tc>
+        <w:tc>
+          <w:tcPr>
+            <w:tcW w:w="2880" w:type="dxa"/>
+            <w:tcBorders/>
+          </w:tcPr>
+          <w:p>
+            <w:pPr>
+              <w:pStyle w:val="Normal"/>
+              <w:rPr/>
+            </w:pPr>
+            <w:r>
+              <w:rPr/>
+              <w:t>100GB OUT × $0.085/GB + reqs</w:t>
+            </w:r>
+          </w:p>
+        </w:tc>
+        <w:tc>
+          <w:tcPr>
+            <w:tcW w:w="2880" w:type="dxa"/>
+            <w:tcBorders/>
+          </w:tcPr>
+          <w:p>
+            <w:pPr>
+              <w:pStyle w:val="Normal"/>
+              <w:rPr/>
+            </w:pPr>
+            <w:r>
+              <w:rPr/>
+              <w:t>$8.60</w:t>
+            </w:r>
+          </w:p>
+        </w:tc>
+      </w:tr>
+      <w:tr>
+        <w:trPr/>
+        <w:tc>
+          <w:tcPr>
+            <w:tcW w:w="2880" w:type="dxa"/>
+            <w:tcBorders/>
+          </w:tcPr>
+          <w:p>
+            <w:pPr>
+              <w:pStyle w:val="Normal"/>
+              <w:rPr/>
+            </w:pPr>
+            <w:r>
+              <w:rPr/>
+              <w:t>SNS / SQS</w:t>
+            </w:r>
+          </w:p>
+        </w:tc>
+        <w:tc>
+          <w:tcPr>
+            <w:tcW w:w="2880" w:type="dxa"/>
+            <w:tcBorders/>
+          </w:tcPr>
+          <w:p>
+            <w:pPr>
+              <w:pStyle w:val="Normal"/>
+              <w:rPr/>
+            </w:pPr>
+            <w:r>
+              <w:rPr/>
+              <w:t>SNS 50k publishes; SQS within free tier</w:t>
+            </w:r>
+          </w:p>
+        </w:tc>
+        <w:tc>
+          <w:tcPr>
+            <w:tcW w:w="2880" w:type="dxa"/>
+            <w:tcBorders/>
+          </w:tcPr>
+          <w:p>
+            <w:pPr>
+              <w:pStyle w:val="Normal"/>
+              <w:rPr/>
+            </w:pPr>
+            <w:r>
+              <w:rPr/>
+              <w:t>$0.03</w:t>
+            </w:r>
+          </w:p>
+        </w:tc>
+      </w:tr>
+      <w:tr>
+        <w:trPr/>
+        <w:tc>
+          <w:tcPr>
+            <w:tcW w:w="2880" w:type="dxa"/>
+            <w:tcBorders/>
+          </w:tcPr>
+          <w:p>
+            <w:pPr>
+              <w:pStyle w:val="Normal"/>
+              <w:rPr/>
+            </w:pPr>
+            <w:r>
+              <w:rPr/>
+              <w:t>CloudWatch (logs + alarms)</w:t>
+            </w:r>
+          </w:p>
+        </w:tc>
+        <w:tc>
+          <w:tcPr>
+            <w:tcW w:w="2880" w:type="dxa"/>
+            <w:tcBorders/>
+          </w:tcPr>
+          <w:p>
+            <w:pPr>
+              <w:pStyle w:val="Normal"/>
+              <w:rPr/>
+            </w:pPr>
+            <w:r>
+              <w:rPr/>
+              <w:t>5GB ingestion ($0.50/GB) + 10 alarms</w:t>
+            </w:r>
+          </w:p>
+        </w:tc>
+        <w:tc>
+          <w:tcPr>
+            <w:tcW w:w="2880" w:type="dxa"/>
+            <w:tcBorders/>
+          </w:tcPr>
+          <w:p>
+            <w:pPr>
+              <w:pStyle w:val="Normal"/>
+              <w:rPr/>
+            </w:pPr>
+            <w:r>
+              <w:rPr/>
+              <w:t>$3.65</w:t>
+            </w:r>
+          </w:p>
+        </w:tc>
+      </w:tr>
+      <w:tr>
+        <w:trPr/>
+        <w:tc>
+          <w:tcPr>
+            <w:tcW w:w="2880" w:type="dxa"/>
+            <w:tcBorders/>
+          </w:tcPr>
+          <w:p>
+            <w:pPr>
+              <w:pStyle w:val="Normal"/>
+              <w:rPr/>
+            </w:pPr>
+            <w:r>
+              <w:rPr/>
+              <w:t>X-Ray (traces 10%)</w:t>
+            </w:r>
+          </w:p>
+        </w:tc>
+        <w:tc>
+          <w:tcPr>
+            <w:tcW w:w="2880" w:type="dxa"/>
+            <w:tcBorders/>
+          </w:tcPr>
+          <w:p>
+            <w:pPr>
+              <w:pStyle w:val="Normal"/>
+              <w:rPr/>
+            </w:pPr>
+            <w:r>
+              <w:rPr/>
+              <w:t>121,500 traces × $0.000005</w:t>
+            </w:r>
+          </w:p>
+        </w:tc>
+        <w:tc>
+          <w:tcPr>
+            <w:tcW w:w="2880" w:type="dxa"/>
+            <w:tcBorders/>
+          </w:tcPr>
+          <w:p>
+            <w:pPr>
+              <w:pStyle w:val="Normal"/>
+              <w:rPr/>
+            </w:pPr>
+            <w:r>
+              <w:rPr/>
+              <w:t>$0.61</w:t>
+            </w:r>
+          </w:p>
+        </w:tc>
+      </w:tr>
+    </w:tbl>
+    <w:p>
+      <w:pPr>
+        <w:pStyle w:val="Normal"/>
+        <w:rPr/>
+      </w:pPr>
+      <w:r>
+        <w:rPr/>
+        <w:t>**Total estimado: ~ $24.36 USD / mes**</w:t>
+        <w:br/>
+      </w:r>
+    </w:p>
+    <w:p>
+      <w:pPr>
+        <w:pStyle w:val="Heading1"/>
+        <w:rPr/>
+      </w:pPr>
+      <w:r>
+        <w:rPr/>
+        <w:t>5</w:t>
+      </w:r>
+      <w:r>
+        <w:rPr/>
+        <w:t>. Conclusiones y recomendaciones finales</w:t>
+      </w:r>
+    </w:p>
+    <w:p>
+      <w:pPr>
+        <w:pStyle w:val="Normal"/>
+        <w:rPr/>
+      </w:pPr>
+      <w:r>
+        <w:rPr/>
+        <w:t>La arquitectura serverless propuesta minimiza la operación y paga por uso. Con los supuestos dados el costo mensual estimado es bajo (~ $24 / mes). Recomendaciones inmediatas: habilitar sampling y retention adecuados para X-Ray/CloudWatch, aplicar caching en API Gateway para reducir invocations, y aplicar lifecycle en S3.</w:t>
       </w:r>
     </w:p>
     <w:sectPr>
@@ -26432,9 +32813,9 @@
       <w:lvlJc w:val="left"/>
       <w:pPr>
         <w:tabs>
-          <w:tab w:val="num" w:pos="720"/>
-        </w:tabs>
-        <w:ind w:left="720" w:hanging="360"/>
+          <w:tab w:val="num" w:pos="709"/>
+        </w:tabs>
+        <w:ind w:left="709" w:hanging="283"/>
       </w:pPr>
       <w:rPr>
         <w:rFonts w:ascii="Symbol" w:hAnsi="Symbol" w:cs="Symbol" w:hint="default"/>
@@ -26447,9 +32828,9 @@
       <w:lvlJc w:val="left"/>
       <w:pPr>
         <w:tabs>
-          <w:tab w:val="num" w:pos="1080"/>
-        </w:tabs>
-        <w:ind w:left="1080" w:hanging="360"/>
+          <w:tab w:val="num" w:pos="1418"/>
+        </w:tabs>
+        <w:ind w:left="1418" w:hanging="283"/>
       </w:pPr>
       <w:rPr>
         <w:rFonts w:ascii="Symbol" w:hAnsi="Symbol" w:cs="Symbol" w:hint="default"/>
@@ -26462,9 +32843,9 @@
       <w:lvlJc w:val="left"/>
       <w:pPr>
         <w:tabs>
-          <w:tab w:val="num" w:pos="1440"/>
-        </w:tabs>
-        <w:ind w:left="1440" w:hanging="360"/>
+          <w:tab w:val="num" w:pos="2127"/>
+        </w:tabs>
+        <w:ind w:left="2127" w:hanging="283"/>
       </w:pPr>
       <w:rPr>
         <w:rFonts w:ascii="Symbol" w:hAnsi="Symbol" w:cs="Symbol" w:hint="default"/>
@@ -26477,9 +32858,9 @@
       <w:lvlJc w:val="left"/>
       <w:pPr>
         <w:tabs>
-          <w:tab w:val="num" w:pos="1800"/>
-        </w:tabs>
-        <w:ind w:left="1800" w:hanging="360"/>
+          <w:tab w:val="num" w:pos="2836"/>
+        </w:tabs>
+        <w:ind w:left="2836" w:hanging="283"/>
       </w:pPr>
       <w:rPr>
         <w:rFonts w:ascii="Symbol" w:hAnsi="Symbol" w:cs="Symbol" w:hint="default"/>
@@ -26492,9 +32873,9 @@
       <w:lvlJc w:val="left"/>
       <w:pPr>
         <w:tabs>
-          <w:tab w:val="num" w:pos="2160"/>
-        </w:tabs>
-        <w:ind w:left="2160" w:hanging="360"/>
+          <w:tab w:val="num" w:pos="3545"/>
+        </w:tabs>
+        <w:ind w:left="3545" w:hanging="283"/>
       </w:pPr>
       <w:rPr>
         <w:rFonts w:ascii="Symbol" w:hAnsi="Symbol" w:cs="Symbol" w:hint="default"/>
@@ -26507,9 +32888,9 @@
       <w:lvlJc w:val="left"/>
       <w:pPr>
         <w:tabs>
-          <w:tab w:val="num" w:pos="2520"/>
-        </w:tabs>
-        <w:ind w:left="2520" w:hanging="360"/>
+          <w:tab w:val="num" w:pos="4254"/>
+        </w:tabs>
+        <w:ind w:left="4254" w:hanging="283"/>
       </w:pPr>
       <w:rPr>
         <w:rFonts w:ascii="Symbol" w:hAnsi="Symbol" w:cs="Symbol" w:hint="default"/>
@@ -26522,9 +32903,9 @@
       <w:lvlJc w:val="left"/>
       <w:pPr>
         <w:tabs>
-          <w:tab w:val="num" w:pos="2880"/>
-        </w:tabs>
-        <w:ind w:left="2880" w:hanging="360"/>
+          <w:tab w:val="num" w:pos="4963"/>
+        </w:tabs>
+        <w:ind w:left="4963" w:hanging="283"/>
       </w:pPr>
       <w:rPr>
         <w:rFonts w:ascii="Symbol" w:hAnsi="Symbol" w:cs="Symbol" w:hint="default"/>
@@ -26537,9 +32918,9 @@
       <w:lvlJc w:val="left"/>
       <w:pPr>
         <w:tabs>
-          <w:tab w:val="num" w:pos="3240"/>
-        </w:tabs>
-        <w:ind w:left="3240" w:hanging="360"/>
+          <w:tab w:val="num" w:pos="5672"/>
+        </w:tabs>
+        <w:ind w:left="5672" w:hanging="283"/>
       </w:pPr>
       <w:rPr>
         <w:rFonts w:ascii="Symbol" w:hAnsi="Symbol" w:cs="Symbol" w:hint="default"/>
@@ -26552,9 +32933,9 @@
       <w:lvlJc w:val="left"/>
       <w:pPr>
         <w:tabs>
-          <w:tab w:val="num" w:pos="3600"/>
-        </w:tabs>
-        <w:ind w:left="3600" w:hanging="360"/>
+          <w:tab w:val="num" w:pos="6381"/>
+        </w:tabs>
+        <w:ind w:left="6381" w:hanging="283"/>
       </w:pPr>
       <w:rPr>
         <w:rFonts w:ascii="Symbol" w:hAnsi="Symbol" w:cs="Symbol" w:hint="default"/>
@@ -27249,8 +33630,8 @@
   <w:abstractNum w:abstractNumId="53">
     <w:lvl w:ilvl="0">
       <w:start w:val="1"/>
-      <w:numFmt w:val="bullet"/>
-      <w:lvlText w:val=""/>
+      <w:numFmt w:val="decimal"/>
+      <w:lvlText w:val="%1."/>
       <w:lvlJc w:val="left"/>
       <w:pPr>
         <w:tabs>
@@ -27258,14 +33639,12 @@
         </w:tabs>
         <w:ind w:left="709" w:hanging="283"/>
       </w:pPr>
-      <w:rPr>
-        <w:rFonts w:ascii="Symbol" w:hAnsi="Symbol" w:cs="Symbol" w:hint="default"/>
-      </w:rPr>
+      <w:rPr/>
     </w:lvl>
     <w:lvl w:ilvl="1">
       <w:start w:val="1"/>
-      <w:numFmt w:val="bullet"/>
-      <w:lvlText w:val=""/>
+      <w:numFmt w:val="decimal"/>
+      <w:lvlText w:val="%2."/>
       <w:lvlJc w:val="left"/>
       <w:pPr>
         <w:tabs>
@@ -27273,14 +33652,12 @@
         </w:tabs>
         <w:ind w:left="1418" w:hanging="283"/>
       </w:pPr>
-      <w:rPr>
-        <w:rFonts w:ascii="Symbol" w:hAnsi="Symbol" w:cs="Symbol" w:hint="default"/>
-      </w:rPr>
+      <w:rPr/>
     </w:lvl>
     <w:lvl w:ilvl="2">
       <w:start w:val="1"/>
-      <w:numFmt w:val="bullet"/>
-      <w:lvlText w:val=""/>
+      <w:numFmt w:val="decimal"/>
+      <w:lvlText w:val="%3."/>
       <w:lvlJc w:val="left"/>
       <w:pPr>
         <w:tabs>
@@ -27288,14 +33665,12 @@
         </w:tabs>
         <w:ind w:left="2127" w:hanging="283"/>
       </w:pPr>
-      <w:rPr>
-        <w:rFonts w:ascii="Symbol" w:hAnsi="Symbol" w:cs="Symbol" w:hint="default"/>
-      </w:rPr>
+      <w:rPr/>
     </w:lvl>
     <w:lvl w:ilvl="3">
       <w:start w:val="1"/>
-      <w:numFmt w:val="bullet"/>
-      <w:lvlText w:val=""/>
+      <w:numFmt w:val="decimal"/>
+      <w:lvlText w:val="%4."/>
       <w:lvlJc w:val="left"/>
       <w:pPr>
         <w:tabs>
@@ -27303,14 +33678,12 @@
         </w:tabs>
         <w:ind w:left="2836" w:hanging="283"/>
       </w:pPr>
-      <w:rPr>
-        <w:rFonts w:ascii="Symbol" w:hAnsi="Symbol" w:cs="Symbol" w:hint="default"/>
-      </w:rPr>
+      <w:rPr/>
     </w:lvl>
     <w:lvl w:ilvl="4">
       <w:start w:val="1"/>
-      <w:numFmt w:val="bullet"/>
-      <w:lvlText w:val=""/>
+      <w:numFmt w:val="decimal"/>
+      <w:lvlText w:val="%5."/>
       <w:lvlJc w:val="left"/>
       <w:pPr>
         <w:tabs>
@@ -27318,14 +33691,12 @@
         </w:tabs>
         <w:ind w:left="3545" w:hanging="283"/>
       </w:pPr>
-      <w:rPr>
-        <w:rFonts w:ascii="Symbol" w:hAnsi="Symbol" w:cs="Symbol" w:hint="default"/>
-      </w:rPr>
+      <w:rPr/>
     </w:lvl>
     <w:lvl w:ilvl="5">
       <w:start w:val="1"/>
-      <w:numFmt w:val="bullet"/>
-      <w:lvlText w:val=""/>
+      <w:numFmt w:val="decimal"/>
+      <w:lvlText w:val="%6."/>
       <w:lvlJc w:val="left"/>
       <w:pPr>
         <w:tabs>
@@ -27333,14 +33704,12 @@
         </w:tabs>
         <w:ind w:left="4254" w:hanging="283"/>
       </w:pPr>
-      <w:rPr>
-        <w:rFonts w:ascii="Symbol" w:hAnsi="Symbol" w:cs="Symbol" w:hint="default"/>
-      </w:rPr>
+      <w:rPr/>
     </w:lvl>
     <w:lvl w:ilvl="6">
       <w:start w:val="1"/>
-      <w:numFmt w:val="bullet"/>
-      <w:lvlText w:val=""/>
+      <w:numFmt w:val="decimal"/>
+      <w:lvlText w:val="%7."/>
       <w:lvlJc w:val="left"/>
       <w:pPr>
         <w:tabs>
@@ -27348,14 +33717,12 @@
         </w:tabs>
         <w:ind w:left="4963" w:hanging="283"/>
       </w:pPr>
-      <w:rPr>
-        <w:rFonts w:ascii="Symbol" w:hAnsi="Symbol" w:cs="Symbol" w:hint="default"/>
-      </w:rPr>
+      <w:rPr/>
     </w:lvl>
     <w:lvl w:ilvl="7">
       <w:start w:val="1"/>
-      <w:numFmt w:val="bullet"/>
-      <w:lvlText w:val=""/>
+      <w:numFmt w:val="decimal"/>
+      <w:lvlText w:val="%8."/>
       <w:lvlJc w:val="left"/>
       <w:pPr>
         <w:tabs>
@@ -27363,14 +33730,12 @@
         </w:tabs>
         <w:ind w:left="5672" w:hanging="283"/>
       </w:pPr>
-      <w:rPr>
-        <w:rFonts w:ascii="Symbol" w:hAnsi="Symbol" w:cs="Symbol" w:hint="default"/>
-      </w:rPr>
+      <w:rPr/>
     </w:lvl>
     <w:lvl w:ilvl="8">
       <w:start w:val="1"/>
-      <w:numFmt w:val="bullet"/>
-      <w:lvlText w:val=""/>
+      <w:numFmt w:val="decimal"/>
+      <w:lvlText w:val="%9."/>
       <w:lvlJc w:val="left"/>
       <w:pPr>
         <w:tabs>
@@ -27378,16 +33743,14 @@
         </w:tabs>
         <w:ind w:left="6381" w:hanging="283"/>
       </w:pPr>
-      <w:rPr>
-        <w:rFonts w:ascii="Symbol" w:hAnsi="Symbol" w:cs="Symbol" w:hint="default"/>
-      </w:rPr>
+      <w:rPr/>
     </w:lvl>
   </w:abstractNum>
   <w:abstractNum w:abstractNumId="54">
     <w:lvl w:ilvl="0">
       <w:start w:val="1"/>
-      <w:numFmt w:val="decimal"/>
-      <w:lvlText w:val="%1."/>
+      <w:numFmt w:val="bullet"/>
+      <w:lvlText w:val=""/>
       <w:lvlJc w:val="left"/>
       <w:pPr>
         <w:tabs>
@@ -27395,12 +33758,14 @@
         </w:tabs>
         <w:ind w:left="709" w:hanging="283"/>
       </w:pPr>
-      <w:rPr/>
+      <w:rPr>
+        <w:rFonts w:ascii="Symbol" w:hAnsi="Symbol" w:cs="Symbol" w:hint="default"/>
+      </w:rPr>
     </w:lvl>
     <w:lvl w:ilvl="1">
       <w:start w:val="1"/>
-      <w:numFmt w:val="decimal"/>
-      <w:lvlText w:val="%2."/>
+      <w:numFmt w:val="bullet"/>
+      <w:lvlText w:val=""/>
       <w:lvlJc w:val="left"/>
       <w:pPr>
         <w:tabs>
@@ -27408,12 +33773,14 @@
         </w:tabs>
         <w:ind w:left="1418" w:hanging="283"/>
       </w:pPr>
-      <w:rPr/>
+      <w:rPr>
+        <w:rFonts w:ascii="Symbol" w:hAnsi="Symbol" w:cs="Symbol" w:hint="default"/>
+      </w:rPr>
     </w:lvl>
     <w:lvl w:ilvl="2">
       <w:start w:val="1"/>
-      <w:numFmt w:val="decimal"/>
-      <w:lvlText w:val="%3."/>
+      <w:numFmt w:val="bullet"/>
+      <w:lvlText w:val=""/>
       <w:lvlJc w:val="left"/>
       <w:pPr>
         <w:tabs>
@@ -27421,12 +33788,14 @@
         </w:tabs>
         <w:ind w:left="2127" w:hanging="283"/>
       </w:pPr>
-      <w:rPr/>
+      <w:rPr>
+        <w:rFonts w:ascii="Symbol" w:hAnsi="Symbol" w:cs="Symbol" w:hint="default"/>
+      </w:rPr>
     </w:lvl>
     <w:lvl w:ilvl="3">
       <w:start w:val="1"/>
-      <w:numFmt w:val="decimal"/>
-      <w:lvlText w:val="%4."/>
+      <w:numFmt w:val="bullet"/>
+      <w:lvlText w:val=""/>
       <w:lvlJc w:val="left"/>
       <w:pPr>
         <w:tabs>
@@ -27434,12 +33803,14 @@
         </w:tabs>
         <w:ind w:left="2836" w:hanging="283"/>
       </w:pPr>
-      <w:rPr/>
+      <w:rPr>
+        <w:rFonts w:ascii="Symbol" w:hAnsi="Symbol" w:cs="Symbol" w:hint="default"/>
+      </w:rPr>
     </w:lvl>
     <w:lvl w:ilvl="4">
       <w:start w:val="1"/>
-      <w:numFmt w:val="decimal"/>
-      <w:lvlText w:val="%5."/>
+      <w:numFmt w:val="bullet"/>
+      <w:lvlText w:val=""/>
       <w:lvlJc w:val="left"/>
       <w:pPr>
         <w:tabs>
@@ -27447,12 +33818,14 @@
         </w:tabs>
         <w:ind w:left="3545" w:hanging="283"/>
       </w:pPr>
-      <w:rPr/>
+      <w:rPr>
+        <w:rFonts w:ascii="Symbol" w:hAnsi="Symbol" w:cs="Symbol" w:hint="default"/>
+      </w:rPr>
     </w:lvl>
     <w:lvl w:ilvl="5">
       <w:start w:val="1"/>
-      <w:numFmt w:val="decimal"/>
-      <w:lvlText w:val="%6."/>
+      <w:numFmt w:val="bullet"/>
+      <w:lvlText w:val=""/>
       <w:lvlJc w:val="left"/>
       <w:pPr>
         <w:tabs>
@@ -27460,12 +33833,14 @@
         </w:tabs>
         <w:ind w:left="4254" w:hanging="283"/>
       </w:pPr>
-      <w:rPr/>
+      <w:rPr>
+        <w:rFonts w:ascii="Symbol" w:hAnsi="Symbol" w:cs="Symbol" w:hint="default"/>
+      </w:rPr>
     </w:lvl>
     <w:lvl w:ilvl="6">
       <w:start w:val="1"/>
-      <w:numFmt w:val="decimal"/>
-      <w:lvlText w:val="%7."/>
+      <w:numFmt w:val="bullet"/>
+      <w:lvlText w:val=""/>
       <w:lvlJc w:val="left"/>
       <w:pPr>
         <w:tabs>
@@ -27473,12 +33848,14 @@
         </w:tabs>
         <w:ind w:left="4963" w:hanging="283"/>
       </w:pPr>
-      <w:rPr/>
+      <w:rPr>
+        <w:rFonts w:ascii="Symbol" w:hAnsi="Symbol" w:cs="Symbol" w:hint="default"/>
+      </w:rPr>
     </w:lvl>
     <w:lvl w:ilvl="7">
       <w:start w:val="1"/>
-      <w:numFmt w:val="decimal"/>
-      <w:lvlText w:val="%8."/>
+      <w:numFmt w:val="bullet"/>
+      <w:lvlText w:val=""/>
       <w:lvlJc w:val="left"/>
       <w:pPr>
         <w:tabs>
@@ -27486,12 +33863,14 @@
         </w:tabs>
         <w:ind w:left="5672" w:hanging="283"/>
       </w:pPr>
-      <w:rPr/>
+      <w:rPr>
+        <w:rFonts w:ascii="Symbol" w:hAnsi="Symbol" w:cs="Symbol" w:hint="default"/>
+      </w:rPr>
     </w:lvl>
     <w:lvl w:ilvl="8">
       <w:start w:val="1"/>
-      <w:numFmt w:val="decimal"/>
-      <w:lvlText w:val="%9."/>
+      <w:numFmt w:val="bullet"/>
+      <w:lvlText w:val=""/>
       <w:lvlJc w:val="left"/>
       <w:pPr>
         <w:tabs>
@@ -27499,7 +33878,9 @@
         </w:tabs>
         <w:ind w:left="6381" w:hanging="283"/>
       </w:pPr>
-      <w:rPr/>
+      <w:rPr>
+        <w:rFonts w:ascii="Symbol" w:hAnsi="Symbol" w:cs="Symbol" w:hint="default"/>
+      </w:rPr>
     </w:lvl>
   </w:abstractNum>
   <w:abstractNum w:abstractNumId="55">
@@ -28053,8 +34434,8 @@
   <w:abstractNum w:abstractNumId="59">
     <w:lvl w:ilvl="0">
       <w:start w:val="1"/>
-      <w:numFmt w:val="bullet"/>
-      <w:lvlText w:val=""/>
+      <w:numFmt w:val="decimal"/>
+      <w:lvlText w:val="%1."/>
       <w:lvlJc w:val="left"/>
       <w:pPr>
         <w:tabs>
@@ -28062,14 +34443,12 @@
         </w:tabs>
         <w:ind w:left="709" w:hanging="283"/>
       </w:pPr>
-      <w:rPr>
-        <w:rFonts w:ascii="Symbol" w:hAnsi="Symbol" w:cs="Symbol" w:hint="default"/>
-      </w:rPr>
+      <w:rPr/>
     </w:lvl>
     <w:lvl w:ilvl="1">
       <w:start w:val="1"/>
-      <w:numFmt w:val="bullet"/>
-      <w:lvlText w:val=""/>
+      <w:numFmt w:val="decimal"/>
+      <w:lvlText w:val="%2."/>
       <w:lvlJc w:val="left"/>
       <w:pPr>
         <w:tabs>
@@ -28077,14 +34456,12 @@
         </w:tabs>
         <w:ind w:left="1418" w:hanging="283"/>
       </w:pPr>
-      <w:rPr>
-        <w:rFonts w:ascii="Symbol" w:hAnsi="Symbol" w:cs="Symbol" w:hint="default"/>
-      </w:rPr>
+      <w:rPr/>
     </w:lvl>
     <w:lvl w:ilvl="2">
       <w:start w:val="1"/>
-      <w:numFmt w:val="bullet"/>
-      <w:lvlText w:val=""/>
+      <w:numFmt w:val="decimal"/>
+      <w:lvlText w:val="%3."/>
       <w:lvlJc w:val="left"/>
       <w:pPr>
         <w:tabs>
@@ -28092,14 +34469,12 @@
         </w:tabs>
         <w:ind w:left="2127" w:hanging="283"/>
       </w:pPr>
-      <w:rPr>
-        <w:rFonts w:ascii="Symbol" w:hAnsi="Symbol" w:cs="Symbol" w:hint="default"/>
-      </w:rPr>
+      <w:rPr/>
     </w:lvl>
     <w:lvl w:ilvl="3">
       <w:start w:val="1"/>
-      <w:numFmt w:val="bullet"/>
-      <w:lvlText w:val=""/>
+      <w:numFmt w:val="decimal"/>
+      <w:lvlText w:val="%4."/>
       <w:lvlJc w:val="left"/>
       <w:pPr>
         <w:tabs>
@@ -28107,14 +34482,12 @@
         </w:tabs>
         <w:ind w:left="2836" w:hanging="283"/>
       </w:pPr>
-      <w:rPr>
-        <w:rFonts w:ascii="Symbol" w:hAnsi="Symbol" w:cs="Symbol" w:hint="default"/>
-      </w:rPr>
+      <w:rPr/>
     </w:lvl>
     <w:lvl w:ilvl="4">
       <w:start w:val="1"/>
-      <w:numFmt w:val="bullet"/>
-      <w:lvlText w:val=""/>
+      <w:numFmt w:val="decimal"/>
+      <w:lvlText w:val="%5."/>
       <w:lvlJc w:val="left"/>
       <w:pPr>
         <w:tabs>
@@ -28122,14 +34495,12 @@
         </w:tabs>
         <w:ind w:left="3545" w:hanging="283"/>
       </w:pPr>
-      <w:rPr>
-        <w:rFonts w:ascii="Symbol" w:hAnsi="Symbol" w:cs="Symbol" w:hint="default"/>
-      </w:rPr>
+      <w:rPr/>
     </w:lvl>
     <w:lvl w:ilvl="5">
       <w:start w:val="1"/>
-      <w:numFmt w:val="bullet"/>
-      <w:lvlText w:val=""/>
+      <w:numFmt w:val="decimal"/>
+      <w:lvlText w:val="%6."/>
       <w:lvlJc w:val="left"/>
       <w:pPr>
         <w:tabs>
@@ -28137,14 +34508,12 @@
         </w:tabs>
         <w:ind w:left="4254" w:hanging="283"/>
       </w:pPr>
-      <w:rPr>
-        <w:rFonts w:ascii="Symbol" w:hAnsi="Symbol" w:cs="Symbol" w:hint="default"/>
-      </w:rPr>
+      <w:rPr/>
     </w:lvl>
     <w:lvl w:ilvl="6">
       <w:start w:val="1"/>
-      <w:numFmt w:val="bullet"/>
-      <w:lvlText w:val=""/>
+      <w:numFmt w:val="decimal"/>
+      <w:lvlText w:val="%7."/>
       <w:lvlJc w:val="left"/>
       <w:pPr>
         <w:tabs>
@@ -28152,14 +34521,12 @@
         </w:tabs>
         <w:ind w:left="4963" w:hanging="283"/>
       </w:pPr>
-      <w:rPr>
-        <w:rFonts w:ascii="Symbol" w:hAnsi="Symbol" w:cs="Symbol" w:hint="default"/>
-      </w:rPr>
+      <w:rPr/>
     </w:lvl>
     <w:lvl w:ilvl="7">
       <w:start w:val="1"/>
-      <w:numFmt w:val="bullet"/>
-      <w:lvlText w:val=""/>
+      <w:numFmt w:val="decimal"/>
+      <w:lvlText w:val="%8."/>
       <w:lvlJc w:val="left"/>
       <w:pPr>
         <w:tabs>
@@ -28167,14 +34534,12 @@
         </w:tabs>
         <w:ind w:left="5672" w:hanging="283"/>
       </w:pPr>
-      <w:rPr>
-        <w:rFonts w:ascii="Symbol" w:hAnsi="Symbol" w:cs="Symbol" w:hint="default"/>
-      </w:rPr>
+      <w:rPr/>
     </w:lvl>
     <w:lvl w:ilvl="8">
       <w:start w:val="1"/>
-      <w:numFmt w:val="bullet"/>
-      <w:lvlText w:val=""/>
+      <w:numFmt w:val="decimal"/>
+      <w:lvlText w:val="%9."/>
       <w:lvlJc w:val="left"/>
       <w:pPr>
         <w:tabs>
@@ -28182,16 +34547,14 @@
         </w:tabs>
         <w:ind w:left="6381" w:hanging="283"/>
       </w:pPr>
-      <w:rPr>
-        <w:rFonts w:ascii="Symbol" w:hAnsi="Symbol" w:cs="Symbol" w:hint="default"/>
-      </w:rPr>
+      <w:rPr/>
     </w:lvl>
   </w:abstractNum>
   <w:abstractNum w:abstractNumId="60">
     <w:lvl w:ilvl="0">
       <w:start w:val="1"/>
-      <w:numFmt w:val="decimal"/>
-      <w:lvlText w:val="%1."/>
+      <w:numFmt w:val="bullet"/>
+      <w:lvlText w:val=""/>
       <w:lvlJc w:val="left"/>
       <w:pPr>
         <w:tabs>
@@ -28199,12 +34562,14 @@
         </w:tabs>
         <w:ind w:left="709" w:hanging="283"/>
       </w:pPr>
-      <w:rPr/>
+      <w:rPr>
+        <w:rFonts w:ascii="Symbol" w:hAnsi="Symbol" w:cs="Symbol" w:hint="default"/>
+      </w:rPr>
     </w:lvl>
     <w:lvl w:ilvl="1">
       <w:start w:val="1"/>
-      <w:numFmt w:val="decimal"/>
-      <w:lvlText w:val="%2."/>
+      <w:numFmt w:val="bullet"/>
+      <w:lvlText w:val=""/>
       <w:lvlJc w:val="left"/>
       <w:pPr>
         <w:tabs>
@@ -28212,12 +34577,14 @@
         </w:tabs>
         <w:ind w:left="1418" w:hanging="283"/>
       </w:pPr>
-      <w:rPr/>
+      <w:rPr>
+        <w:rFonts w:ascii="Symbol" w:hAnsi="Symbol" w:cs="Symbol" w:hint="default"/>
+      </w:rPr>
     </w:lvl>
     <w:lvl w:ilvl="2">
       <w:start w:val="1"/>
-      <w:numFmt w:val="decimal"/>
-      <w:lvlText w:val="%3."/>
+      <w:numFmt w:val="bullet"/>
+      <w:lvlText w:val=""/>
       <w:lvlJc w:val="left"/>
       <w:pPr>
         <w:tabs>
@@ -28225,12 +34592,14 @@
         </w:tabs>
         <w:ind w:left="2127" w:hanging="283"/>
       </w:pPr>
-      <w:rPr/>
+      <w:rPr>
+        <w:rFonts w:ascii="Symbol" w:hAnsi="Symbol" w:cs="Symbol" w:hint="default"/>
+      </w:rPr>
     </w:lvl>
     <w:lvl w:ilvl="3">
       <w:start w:val="1"/>
-      <w:numFmt w:val="decimal"/>
-      <w:lvlText w:val="%4."/>
+      <w:numFmt w:val="bullet"/>
+      <w:lvlText w:val=""/>
       <w:lvlJc w:val="left"/>
       <w:pPr>
         <w:tabs>
@@ -28238,12 +34607,14 @@
         </w:tabs>
         <w:ind w:left="2836" w:hanging="283"/>
       </w:pPr>
-      <w:rPr/>
+      <w:rPr>
+        <w:rFonts w:ascii="Symbol" w:hAnsi="Symbol" w:cs="Symbol" w:hint="default"/>
+      </w:rPr>
     </w:lvl>
     <w:lvl w:ilvl="4">
       <w:start w:val="1"/>
-      <w:numFmt w:val="decimal"/>
-      <w:lvlText w:val="%5."/>
+      <w:numFmt w:val="bullet"/>
+      <w:lvlText w:val=""/>
       <w:lvlJc w:val="left"/>
       <w:pPr>
         <w:tabs>
@@ -28251,12 +34622,14 @@
         </w:tabs>
         <w:ind w:left="3545" w:hanging="283"/>
       </w:pPr>
-      <w:rPr/>
+      <w:rPr>
+        <w:rFonts w:ascii="Symbol" w:hAnsi="Symbol" w:cs="Symbol" w:hint="default"/>
+      </w:rPr>
     </w:lvl>
     <w:lvl w:ilvl="5">
       <w:start w:val="1"/>
-      <w:numFmt w:val="decimal"/>
-      <w:lvlText w:val="%6."/>
+      <w:numFmt w:val="bullet"/>
+      <w:lvlText w:val=""/>
       <w:lvlJc w:val="left"/>
       <w:pPr>
         <w:tabs>
@@ -28264,12 +34637,14 @@
         </w:tabs>
         <w:ind w:left="4254" w:hanging="283"/>
       </w:pPr>
-      <w:rPr/>
+      <w:rPr>
+        <w:rFonts w:ascii="Symbol" w:hAnsi="Symbol" w:cs="Symbol" w:hint="default"/>
+      </w:rPr>
     </w:lvl>
     <w:lvl w:ilvl="6">
       <w:start w:val="1"/>
-      <w:numFmt w:val="decimal"/>
-      <w:lvlText w:val="%7."/>
+      <w:numFmt w:val="bullet"/>
+      <w:lvlText w:val=""/>
       <w:lvlJc w:val="left"/>
       <w:pPr>
         <w:tabs>
@@ -28277,12 +34652,14 @@
         </w:tabs>
         <w:ind w:left="4963" w:hanging="283"/>
       </w:pPr>
-      <w:rPr/>
+      <w:rPr>
+        <w:rFonts w:ascii="Symbol" w:hAnsi="Symbol" w:cs="Symbol" w:hint="default"/>
+      </w:rPr>
     </w:lvl>
     <w:lvl w:ilvl="7">
       <w:start w:val="1"/>
-      <w:numFmt w:val="decimal"/>
-      <w:lvlText w:val="%8."/>
+      <w:numFmt w:val="bullet"/>
+      <w:lvlText w:val=""/>
       <w:lvlJc w:val="left"/>
       <w:pPr>
         <w:tabs>
@@ -28290,12 +34667,14 @@
         </w:tabs>
         <w:ind w:left="5672" w:hanging="283"/>
       </w:pPr>
-      <w:rPr/>
+      <w:rPr>
+        <w:rFonts w:ascii="Symbol" w:hAnsi="Symbol" w:cs="Symbol" w:hint="default"/>
+      </w:rPr>
     </w:lvl>
     <w:lvl w:ilvl="8">
       <w:start w:val="1"/>
-      <w:numFmt w:val="decimal"/>
-      <w:lvlText w:val="%9."/>
+      <w:numFmt w:val="bullet"/>
+      <w:lvlText w:val=""/>
       <w:lvlJc w:val="left"/>
       <w:pPr>
         <w:tabs>
@@ -28303,7 +34682,9 @@
         </w:tabs>
         <w:ind w:left="6381" w:hanging="283"/>
       </w:pPr>
-      <w:rPr/>
+      <w:rPr>
+        <w:rFonts w:ascii="Symbol" w:hAnsi="Symbol" w:cs="Symbol" w:hint="default"/>
+      </w:rPr>
     </w:lvl>
   </w:abstractNum>
   <w:abstractNum w:abstractNumId="61">
@@ -28581,6 +34962,1441 @@
     </w:lvl>
   </w:abstractNum>
   <w:abstractNum w:abstractNumId="63">
+    <w:lvl w:ilvl="0">
+      <w:start w:val="1"/>
+      <w:numFmt w:val="decimal"/>
+      <w:lvlText w:val="%1."/>
+      <w:lvlJc w:val="left"/>
+      <w:pPr>
+        <w:tabs>
+          <w:tab w:val="num" w:pos="709"/>
+        </w:tabs>
+        <w:ind w:left="709" w:hanging="283"/>
+      </w:pPr>
+      <w:rPr/>
+    </w:lvl>
+    <w:lvl w:ilvl="1">
+      <w:start w:val="1"/>
+      <w:numFmt w:val="decimal"/>
+      <w:lvlText w:val="%2."/>
+      <w:lvlJc w:val="left"/>
+      <w:pPr>
+        <w:tabs>
+          <w:tab w:val="num" w:pos="1418"/>
+        </w:tabs>
+        <w:ind w:left="1418" w:hanging="283"/>
+      </w:pPr>
+      <w:rPr/>
+    </w:lvl>
+    <w:lvl w:ilvl="2">
+      <w:start w:val="1"/>
+      <w:numFmt w:val="decimal"/>
+      <w:lvlText w:val="%3."/>
+      <w:lvlJc w:val="left"/>
+      <w:pPr>
+        <w:tabs>
+          <w:tab w:val="num" w:pos="2127"/>
+        </w:tabs>
+        <w:ind w:left="2127" w:hanging="283"/>
+      </w:pPr>
+      <w:rPr/>
+    </w:lvl>
+    <w:lvl w:ilvl="3">
+      <w:start w:val="1"/>
+      <w:numFmt w:val="decimal"/>
+      <w:lvlText w:val="%4."/>
+      <w:lvlJc w:val="left"/>
+      <w:pPr>
+        <w:tabs>
+          <w:tab w:val="num" w:pos="2836"/>
+        </w:tabs>
+        <w:ind w:left="2836" w:hanging="283"/>
+      </w:pPr>
+      <w:rPr/>
+    </w:lvl>
+    <w:lvl w:ilvl="4">
+      <w:start w:val="1"/>
+      <w:numFmt w:val="decimal"/>
+      <w:lvlText w:val="%5."/>
+      <w:lvlJc w:val="left"/>
+      <w:pPr>
+        <w:tabs>
+          <w:tab w:val="num" w:pos="3545"/>
+        </w:tabs>
+        <w:ind w:left="3545" w:hanging="283"/>
+      </w:pPr>
+      <w:rPr/>
+    </w:lvl>
+    <w:lvl w:ilvl="5">
+      <w:start w:val="1"/>
+      <w:numFmt w:val="decimal"/>
+      <w:lvlText w:val="%6."/>
+      <w:lvlJc w:val="left"/>
+      <w:pPr>
+        <w:tabs>
+          <w:tab w:val="num" w:pos="4254"/>
+        </w:tabs>
+        <w:ind w:left="4254" w:hanging="283"/>
+      </w:pPr>
+      <w:rPr/>
+    </w:lvl>
+    <w:lvl w:ilvl="6">
+      <w:start w:val="1"/>
+      <w:numFmt w:val="decimal"/>
+      <w:lvlText w:val="%7."/>
+      <w:lvlJc w:val="left"/>
+      <w:pPr>
+        <w:tabs>
+          <w:tab w:val="num" w:pos="4963"/>
+        </w:tabs>
+        <w:ind w:left="4963" w:hanging="283"/>
+      </w:pPr>
+      <w:rPr/>
+    </w:lvl>
+    <w:lvl w:ilvl="7">
+      <w:start w:val="1"/>
+      <w:numFmt w:val="decimal"/>
+      <w:lvlText w:val="%8."/>
+      <w:lvlJc w:val="left"/>
+      <w:pPr>
+        <w:tabs>
+          <w:tab w:val="num" w:pos="5672"/>
+        </w:tabs>
+        <w:ind w:left="5672" w:hanging="283"/>
+      </w:pPr>
+      <w:rPr/>
+    </w:lvl>
+    <w:lvl w:ilvl="8">
+      <w:start w:val="1"/>
+      <w:numFmt w:val="decimal"/>
+      <w:lvlText w:val="%9."/>
+      <w:lvlJc w:val="left"/>
+      <w:pPr>
+        <w:tabs>
+          <w:tab w:val="num" w:pos="6381"/>
+        </w:tabs>
+        <w:ind w:left="6381" w:hanging="283"/>
+      </w:pPr>
+      <w:rPr/>
+    </w:lvl>
+  </w:abstractNum>
+  <w:abstractNum w:abstractNumId="64">
+    <w:lvl w:ilvl="0">
+      <w:start w:val="1"/>
+      <w:numFmt w:val="bullet"/>
+      <w:lvlText w:val=""/>
+      <w:lvlJc w:val="left"/>
+      <w:pPr>
+        <w:tabs>
+          <w:tab w:val="num" w:pos="709"/>
+        </w:tabs>
+        <w:ind w:left="709" w:hanging="283"/>
+      </w:pPr>
+      <w:rPr>
+        <w:rFonts w:ascii="Symbol" w:hAnsi="Symbol" w:cs="Symbol" w:hint="default"/>
+      </w:rPr>
+    </w:lvl>
+    <w:lvl w:ilvl="1">
+      <w:start w:val="1"/>
+      <w:numFmt w:val="bullet"/>
+      <w:lvlText w:val=""/>
+      <w:lvlJc w:val="left"/>
+      <w:pPr>
+        <w:tabs>
+          <w:tab w:val="num" w:pos="1418"/>
+        </w:tabs>
+        <w:ind w:left="1418" w:hanging="283"/>
+      </w:pPr>
+      <w:rPr>
+        <w:rFonts w:ascii="Symbol" w:hAnsi="Symbol" w:cs="Symbol" w:hint="default"/>
+      </w:rPr>
+    </w:lvl>
+    <w:lvl w:ilvl="2">
+      <w:start w:val="1"/>
+      <w:numFmt w:val="bullet"/>
+      <w:lvlText w:val=""/>
+      <w:lvlJc w:val="left"/>
+      <w:pPr>
+        <w:tabs>
+          <w:tab w:val="num" w:pos="2127"/>
+        </w:tabs>
+        <w:ind w:left="2127" w:hanging="283"/>
+      </w:pPr>
+      <w:rPr>
+        <w:rFonts w:ascii="Symbol" w:hAnsi="Symbol" w:cs="Symbol" w:hint="default"/>
+      </w:rPr>
+    </w:lvl>
+    <w:lvl w:ilvl="3">
+      <w:start w:val="1"/>
+      <w:numFmt w:val="bullet"/>
+      <w:lvlText w:val=""/>
+      <w:lvlJc w:val="left"/>
+      <w:pPr>
+        <w:tabs>
+          <w:tab w:val="num" w:pos="2836"/>
+        </w:tabs>
+        <w:ind w:left="2836" w:hanging="283"/>
+      </w:pPr>
+      <w:rPr>
+        <w:rFonts w:ascii="Symbol" w:hAnsi="Symbol" w:cs="Symbol" w:hint="default"/>
+      </w:rPr>
+    </w:lvl>
+    <w:lvl w:ilvl="4">
+      <w:start w:val="1"/>
+      <w:numFmt w:val="bullet"/>
+      <w:lvlText w:val=""/>
+      <w:lvlJc w:val="left"/>
+      <w:pPr>
+        <w:tabs>
+          <w:tab w:val="num" w:pos="3545"/>
+        </w:tabs>
+        <w:ind w:left="3545" w:hanging="283"/>
+      </w:pPr>
+      <w:rPr>
+        <w:rFonts w:ascii="Symbol" w:hAnsi="Symbol" w:cs="Symbol" w:hint="default"/>
+      </w:rPr>
+    </w:lvl>
+    <w:lvl w:ilvl="5">
+      <w:start w:val="1"/>
+      <w:numFmt w:val="bullet"/>
+      <w:lvlText w:val=""/>
+      <w:lvlJc w:val="left"/>
+      <w:pPr>
+        <w:tabs>
+          <w:tab w:val="num" w:pos="4254"/>
+        </w:tabs>
+        <w:ind w:left="4254" w:hanging="283"/>
+      </w:pPr>
+      <w:rPr>
+        <w:rFonts w:ascii="Symbol" w:hAnsi="Symbol" w:cs="Symbol" w:hint="default"/>
+      </w:rPr>
+    </w:lvl>
+    <w:lvl w:ilvl="6">
+      <w:start w:val="1"/>
+      <w:numFmt w:val="bullet"/>
+      <w:lvlText w:val=""/>
+      <w:lvlJc w:val="left"/>
+      <w:pPr>
+        <w:tabs>
+          <w:tab w:val="num" w:pos="4963"/>
+        </w:tabs>
+        <w:ind w:left="4963" w:hanging="283"/>
+      </w:pPr>
+      <w:rPr>
+        <w:rFonts w:ascii="Symbol" w:hAnsi="Symbol" w:cs="Symbol" w:hint="default"/>
+      </w:rPr>
+    </w:lvl>
+    <w:lvl w:ilvl="7">
+      <w:start w:val="1"/>
+      <w:numFmt w:val="bullet"/>
+      <w:lvlText w:val=""/>
+      <w:lvlJc w:val="left"/>
+      <w:pPr>
+        <w:tabs>
+          <w:tab w:val="num" w:pos="5672"/>
+        </w:tabs>
+        <w:ind w:left="5672" w:hanging="283"/>
+      </w:pPr>
+      <w:rPr>
+        <w:rFonts w:ascii="Symbol" w:hAnsi="Symbol" w:cs="Symbol" w:hint="default"/>
+      </w:rPr>
+    </w:lvl>
+    <w:lvl w:ilvl="8">
+      <w:start w:val="1"/>
+      <w:numFmt w:val="bullet"/>
+      <w:lvlText w:val=""/>
+      <w:lvlJc w:val="left"/>
+      <w:pPr>
+        <w:tabs>
+          <w:tab w:val="num" w:pos="6381"/>
+        </w:tabs>
+        <w:ind w:left="6381" w:hanging="283"/>
+      </w:pPr>
+      <w:rPr>
+        <w:rFonts w:ascii="Symbol" w:hAnsi="Symbol" w:cs="Symbol" w:hint="default"/>
+      </w:rPr>
+    </w:lvl>
+  </w:abstractNum>
+  <w:abstractNum w:abstractNumId="65">
+    <w:lvl w:ilvl="0">
+      <w:start w:val="1"/>
+      <w:numFmt w:val="decimal"/>
+      <w:lvlText w:val="%1."/>
+      <w:lvlJc w:val="left"/>
+      <w:pPr>
+        <w:tabs>
+          <w:tab w:val="num" w:pos="709"/>
+        </w:tabs>
+        <w:ind w:left="709" w:hanging="283"/>
+      </w:pPr>
+      <w:rPr/>
+    </w:lvl>
+    <w:lvl w:ilvl="1">
+      <w:start w:val="1"/>
+      <w:numFmt w:val="decimal"/>
+      <w:lvlText w:val="%2."/>
+      <w:lvlJc w:val="left"/>
+      <w:pPr>
+        <w:tabs>
+          <w:tab w:val="num" w:pos="1418"/>
+        </w:tabs>
+        <w:ind w:left="1418" w:hanging="283"/>
+      </w:pPr>
+      <w:rPr/>
+    </w:lvl>
+    <w:lvl w:ilvl="2">
+      <w:start w:val="1"/>
+      <w:numFmt w:val="decimal"/>
+      <w:lvlText w:val="%3."/>
+      <w:lvlJc w:val="left"/>
+      <w:pPr>
+        <w:tabs>
+          <w:tab w:val="num" w:pos="2127"/>
+        </w:tabs>
+        <w:ind w:left="2127" w:hanging="283"/>
+      </w:pPr>
+      <w:rPr/>
+    </w:lvl>
+    <w:lvl w:ilvl="3">
+      <w:start w:val="1"/>
+      <w:numFmt w:val="decimal"/>
+      <w:lvlText w:val="%4."/>
+      <w:lvlJc w:val="left"/>
+      <w:pPr>
+        <w:tabs>
+          <w:tab w:val="num" w:pos="2836"/>
+        </w:tabs>
+        <w:ind w:left="2836" w:hanging="283"/>
+      </w:pPr>
+      <w:rPr/>
+    </w:lvl>
+    <w:lvl w:ilvl="4">
+      <w:start w:val="1"/>
+      <w:numFmt w:val="decimal"/>
+      <w:lvlText w:val="%5."/>
+      <w:lvlJc w:val="left"/>
+      <w:pPr>
+        <w:tabs>
+          <w:tab w:val="num" w:pos="3545"/>
+        </w:tabs>
+        <w:ind w:left="3545" w:hanging="283"/>
+      </w:pPr>
+      <w:rPr/>
+    </w:lvl>
+    <w:lvl w:ilvl="5">
+      <w:start w:val="1"/>
+      <w:numFmt w:val="decimal"/>
+      <w:lvlText w:val="%6."/>
+      <w:lvlJc w:val="left"/>
+      <w:pPr>
+        <w:tabs>
+          <w:tab w:val="num" w:pos="4254"/>
+        </w:tabs>
+        <w:ind w:left="4254" w:hanging="283"/>
+      </w:pPr>
+      <w:rPr/>
+    </w:lvl>
+    <w:lvl w:ilvl="6">
+      <w:start w:val="1"/>
+      <w:numFmt w:val="decimal"/>
+      <w:lvlText w:val="%7."/>
+      <w:lvlJc w:val="left"/>
+      <w:pPr>
+        <w:tabs>
+          <w:tab w:val="num" w:pos="4963"/>
+        </w:tabs>
+        <w:ind w:left="4963" w:hanging="283"/>
+      </w:pPr>
+      <w:rPr/>
+    </w:lvl>
+    <w:lvl w:ilvl="7">
+      <w:start w:val="1"/>
+      <w:numFmt w:val="decimal"/>
+      <w:lvlText w:val="%8."/>
+      <w:lvlJc w:val="left"/>
+      <w:pPr>
+        <w:tabs>
+          <w:tab w:val="num" w:pos="5672"/>
+        </w:tabs>
+        <w:ind w:left="5672" w:hanging="283"/>
+      </w:pPr>
+      <w:rPr/>
+    </w:lvl>
+    <w:lvl w:ilvl="8">
+      <w:start w:val="1"/>
+      <w:numFmt w:val="decimal"/>
+      <w:lvlText w:val="%9."/>
+      <w:lvlJc w:val="left"/>
+      <w:pPr>
+        <w:tabs>
+          <w:tab w:val="num" w:pos="6381"/>
+        </w:tabs>
+        <w:ind w:left="6381" w:hanging="283"/>
+      </w:pPr>
+      <w:rPr/>
+    </w:lvl>
+  </w:abstractNum>
+  <w:abstractNum w:abstractNumId="66">
+    <w:lvl w:ilvl="0">
+      <w:start w:val="1"/>
+      <w:numFmt w:val="bullet"/>
+      <w:lvlText w:val=""/>
+      <w:lvlJc w:val="left"/>
+      <w:pPr>
+        <w:tabs>
+          <w:tab w:val="num" w:pos="709"/>
+        </w:tabs>
+        <w:ind w:left="709" w:hanging="283"/>
+      </w:pPr>
+      <w:rPr>
+        <w:rFonts w:ascii="Symbol" w:hAnsi="Symbol" w:cs="Symbol" w:hint="default"/>
+      </w:rPr>
+    </w:lvl>
+    <w:lvl w:ilvl="1">
+      <w:start w:val="1"/>
+      <w:numFmt w:val="bullet"/>
+      <w:lvlText w:val=""/>
+      <w:lvlJc w:val="left"/>
+      <w:pPr>
+        <w:tabs>
+          <w:tab w:val="num" w:pos="1418"/>
+        </w:tabs>
+        <w:ind w:left="1418" w:hanging="283"/>
+      </w:pPr>
+      <w:rPr>
+        <w:rFonts w:ascii="Symbol" w:hAnsi="Symbol" w:cs="Symbol" w:hint="default"/>
+      </w:rPr>
+    </w:lvl>
+    <w:lvl w:ilvl="2">
+      <w:start w:val="1"/>
+      <w:numFmt w:val="bullet"/>
+      <w:lvlText w:val=""/>
+      <w:lvlJc w:val="left"/>
+      <w:pPr>
+        <w:tabs>
+          <w:tab w:val="num" w:pos="2127"/>
+        </w:tabs>
+        <w:ind w:left="2127" w:hanging="283"/>
+      </w:pPr>
+      <w:rPr>
+        <w:rFonts w:ascii="Symbol" w:hAnsi="Symbol" w:cs="Symbol" w:hint="default"/>
+      </w:rPr>
+    </w:lvl>
+    <w:lvl w:ilvl="3">
+      <w:start w:val="1"/>
+      <w:numFmt w:val="bullet"/>
+      <w:lvlText w:val=""/>
+      <w:lvlJc w:val="left"/>
+      <w:pPr>
+        <w:tabs>
+          <w:tab w:val="num" w:pos="2836"/>
+        </w:tabs>
+        <w:ind w:left="2836" w:hanging="283"/>
+      </w:pPr>
+      <w:rPr>
+        <w:rFonts w:ascii="Symbol" w:hAnsi="Symbol" w:cs="Symbol" w:hint="default"/>
+      </w:rPr>
+    </w:lvl>
+    <w:lvl w:ilvl="4">
+      <w:start w:val="1"/>
+      <w:numFmt w:val="bullet"/>
+      <w:lvlText w:val=""/>
+      <w:lvlJc w:val="left"/>
+      <w:pPr>
+        <w:tabs>
+          <w:tab w:val="num" w:pos="3545"/>
+        </w:tabs>
+        <w:ind w:left="3545" w:hanging="283"/>
+      </w:pPr>
+      <w:rPr>
+        <w:rFonts w:ascii="Symbol" w:hAnsi="Symbol" w:cs="Symbol" w:hint="default"/>
+      </w:rPr>
+    </w:lvl>
+    <w:lvl w:ilvl="5">
+      <w:start w:val="1"/>
+      <w:numFmt w:val="bullet"/>
+      <w:lvlText w:val=""/>
+      <w:lvlJc w:val="left"/>
+      <w:pPr>
+        <w:tabs>
+          <w:tab w:val="num" w:pos="4254"/>
+        </w:tabs>
+        <w:ind w:left="4254" w:hanging="283"/>
+      </w:pPr>
+      <w:rPr>
+        <w:rFonts w:ascii="Symbol" w:hAnsi="Symbol" w:cs="Symbol" w:hint="default"/>
+      </w:rPr>
+    </w:lvl>
+    <w:lvl w:ilvl="6">
+      <w:start w:val="1"/>
+      <w:numFmt w:val="bullet"/>
+      <w:lvlText w:val=""/>
+      <w:lvlJc w:val="left"/>
+      <w:pPr>
+        <w:tabs>
+          <w:tab w:val="num" w:pos="4963"/>
+        </w:tabs>
+        <w:ind w:left="4963" w:hanging="283"/>
+      </w:pPr>
+      <w:rPr>
+        <w:rFonts w:ascii="Symbol" w:hAnsi="Symbol" w:cs="Symbol" w:hint="default"/>
+      </w:rPr>
+    </w:lvl>
+    <w:lvl w:ilvl="7">
+      <w:start w:val="1"/>
+      <w:numFmt w:val="bullet"/>
+      <w:lvlText w:val=""/>
+      <w:lvlJc w:val="left"/>
+      <w:pPr>
+        <w:tabs>
+          <w:tab w:val="num" w:pos="5672"/>
+        </w:tabs>
+        <w:ind w:left="5672" w:hanging="283"/>
+      </w:pPr>
+      <w:rPr>
+        <w:rFonts w:ascii="Symbol" w:hAnsi="Symbol" w:cs="Symbol" w:hint="default"/>
+      </w:rPr>
+    </w:lvl>
+    <w:lvl w:ilvl="8">
+      <w:start w:val="1"/>
+      <w:numFmt w:val="bullet"/>
+      <w:lvlText w:val=""/>
+      <w:lvlJc w:val="left"/>
+      <w:pPr>
+        <w:tabs>
+          <w:tab w:val="num" w:pos="6381"/>
+        </w:tabs>
+        <w:ind w:left="6381" w:hanging="283"/>
+      </w:pPr>
+      <w:rPr>
+        <w:rFonts w:ascii="Symbol" w:hAnsi="Symbol" w:cs="Symbol" w:hint="default"/>
+      </w:rPr>
+    </w:lvl>
+  </w:abstractNum>
+  <w:abstractNum w:abstractNumId="67">
+    <w:lvl w:ilvl="0">
+      <w:start w:val="1"/>
+      <w:numFmt w:val="decimal"/>
+      <w:lvlText w:val="%1."/>
+      <w:lvlJc w:val="left"/>
+      <w:pPr>
+        <w:tabs>
+          <w:tab w:val="num" w:pos="709"/>
+        </w:tabs>
+        <w:ind w:left="709" w:hanging="283"/>
+      </w:pPr>
+      <w:rPr/>
+    </w:lvl>
+    <w:lvl w:ilvl="1">
+      <w:start w:val="1"/>
+      <w:numFmt w:val="decimal"/>
+      <w:lvlText w:val="%2."/>
+      <w:lvlJc w:val="left"/>
+      <w:pPr>
+        <w:tabs>
+          <w:tab w:val="num" w:pos="1418"/>
+        </w:tabs>
+        <w:ind w:left="1418" w:hanging="283"/>
+      </w:pPr>
+      <w:rPr/>
+    </w:lvl>
+    <w:lvl w:ilvl="2">
+      <w:start w:val="1"/>
+      <w:numFmt w:val="decimal"/>
+      <w:lvlText w:val="%3."/>
+      <w:lvlJc w:val="left"/>
+      <w:pPr>
+        <w:tabs>
+          <w:tab w:val="num" w:pos="2127"/>
+        </w:tabs>
+        <w:ind w:left="2127" w:hanging="283"/>
+      </w:pPr>
+      <w:rPr/>
+    </w:lvl>
+    <w:lvl w:ilvl="3">
+      <w:start w:val="1"/>
+      <w:numFmt w:val="decimal"/>
+      <w:lvlText w:val="%4."/>
+      <w:lvlJc w:val="left"/>
+      <w:pPr>
+        <w:tabs>
+          <w:tab w:val="num" w:pos="2836"/>
+        </w:tabs>
+        <w:ind w:left="2836" w:hanging="283"/>
+      </w:pPr>
+      <w:rPr/>
+    </w:lvl>
+    <w:lvl w:ilvl="4">
+      <w:start w:val="1"/>
+      <w:numFmt w:val="decimal"/>
+      <w:lvlText w:val="%5."/>
+      <w:lvlJc w:val="left"/>
+      <w:pPr>
+        <w:tabs>
+          <w:tab w:val="num" w:pos="3545"/>
+        </w:tabs>
+        <w:ind w:left="3545" w:hanging="283"/>
+      </w:pPr>
+      <w:rPr/>
+    </w:lvl>
+    <w:lvl w:ilvl="5">
+      <w:start w:val="1"/>
+      <w:numFmt w:val="decimal"/>
+      <w:lvlText w:val="%6."/>
+      <w:lvlJc w:val="left"/>
+      <w:pPr>
+        <w:tabs>
+          <w:tab w:val="num" w:pos="4254"/>
+        </w:tabs>
+        <w:ind w:left="4254" w:hanging="283"/>
+      </w:pPr>
+      <w:rPr/>
+    </w:lvl>
+    <w:lvl w:ilvl="6">
+      <w:start w:val="1"/>
+      <w:numFmt w:val="decimal"/>
+      <w:lvlText w:val="%7."/>
+      <w:lvlJc w:val="left"/>
+      <w:pPr>
+        <w:tabs>
+          <w:tab w:val="num" w:pos="4963"/>
+        </w:tabs>
+        <w:ind w:left="4963" w:hanging="283"/>
+      </w:pPr>
+      <w:rPr/>
+    </w:lvl>
+    <w:lvl w:ilvl="7">
+      <w:start w:val="1"/>
+      <w:numFmt w:val="decimal"/>
+      <w:lvlText w:val="%8."/>
+      <w:lvlJc w:val="left"/>
+      <w:pPr>
+        <w:tabs>
+          <w:tab w:val="num" w:pos="5672"/>
+        </w:tabs>
+        <w:ind w:left="5672" w:hanging="283"/>
+      </w:pPr>
+      <w:rPr/>
+    </w:lvl>
+    <w:lvl w:ilvl="8">
+      <w:start w:val="1"/>
+      <w:numFmt w:val="decimal"/>
+      <w:lvlText w:val="%9."/>
+      <w:lvlJc w:val="left"/>
+      <w:pPr>
+        <w:tabs>
+          <w:tab w:val="num" w:pos="6381"/>
+        </w:tabs>
+        <w:ind w:left="6381" w:hanging="283"/>
+      </w:pPr>
+      <w:rPr/>
+    </w:lvl>
+  </w:abstractNum>
+  <w:abstractNum w:abstractNumId="68">
+    <w:lvl w:ilvl="0">
+      <w:start w:val="1"/>
+      <w:numFmt w:val="bullet"/>
+      <w:lvlText w:val=""/>
+      <w:lvlJc w:val="left"/>
+      <w:pPr>
+        <w:tabs>
+          <w:tab w:val="num" w:pos="709"/>
+        </w:tabs>
+        <w:ind w:left="709" w:hanging="283"/>
+      </w:pPr>
+      <w:rPr>
+        <w:rFonts w:ascii="Symbol" w:hAnsi="Symbol" w:cs="Symbol" w:hint="default"/>
+      </w:rPr>
+    </w:lvl>
+    <w:lvl w:ilvl="1">
+      <w:start w:val="1"/>
+      <w:numFmt w:val="bullet"/>
+      <w:lvlText w:val=""/>
+      <w:lvlJc w:val="left"/>
+      <w:pPr>
+        <w:tabs>
+          <w:tab w:val="num" w:pos="1418"/>
+        </w:tabs>
+        <w:ind w:left="1418" w:hanging="283"/>
+      </w:pPr>
+      <w:rPr>
+        <w:rFonts w:ascii="Symbol" w:hAnsi="Symbol" w:cs="Symbol" w:hint="default"/>
+      </w:rPr>
+    </w:lvl>
+    <w:lvl w:ilvl="2">
+      <w:start w:val="1"/>
+      <w:numFmt w:val="bullet"/>
+      <w:lvlText w:val=""/>
+      <w:lvlJc w:val="left"/>
+      <w:pPr>
+        <w:tabs>
+          <w:tab w:val="num" w:pos="2127"/>
+        </w:tabs>
+        <w:ind w:left="2127" w:hanging="283"/>
+      </w:pPr>
+      <w:rPr>
+        <w:rFonts w:ascii="Symbol" w:hAnsi="Symbol" w:cs="Symbol" w:hint="default"/>
+      </w:rPr>
+    </w:lvl>
+    <w:lvl w:ilvl="3">
+      <w:start w:val="1"/>
+      <w:numFmt w:val="bullet"/>
+      <w:lvlText w:val=""/>
+      <w:lvlJc w:val="left"/>
+      <w:pPr>
+        <w:tabs>
+          <w:tab w:val="num" w:pos="2836"/>
+        </w:tabs>
+        <w:ind w:left="2836" w:hanging="283"/>
+      </w:pPr>
+      <w:rPr>
+        <w:rFonts w:ascii="Symbol" w:hAnsi="Symbol" w:cs="Symbol" w:hint="default"/>
+      </w:rPr>
+    </w:lvl>
+    <w:lvl w:ilvl="4">
+      <w:start w:val="1"/>
+      <w:numFmt w:val="bullet"/>
+      <w:lvlText w:val=""/>
+      <w:lvlJc w:val="left"/>
+      <w:pPr>
+        <w:tabs>
+          <w:tab w:val="num" w:pos="3545"/>
+        </w:tabs>
+        <w:ind w:left="3545" w:hanging="283"/>
+      </w:pPr>
+      <w:rPr>
+        <w:rFonts w:ascii="Symbol" w:hAnsi="Symbol" w:cs="Symbol" w:hint="default"/>
+      </w:rPr>
+    </w:lvl>
+    <w:lvl w:ilvl="5">
+      <w:start w:val="1"/>
+      <w:numFmt w:val="bullet"/>
+      <w:lvlText w:val=""/>
+      <w:lvlJc w:val="left"/>
+      <w:pPr>
+        <w:tabs>
+          <w:tab w:val="num" w:pos="4254"/>
+        </w:tabs>
+        <w:ind w:left="4254" w:hanging="283"/>
+      </w:pPr>
+      <w:rPr>
+        <w:rFonts w:ascii="Symbol" w:hAnsi="Symbol" w:cs="Symbol" w:hint="default"/>
+      </w:rPr>
+    </w:lvl>
+    <w:lvl w:ilvl="6">
+      <w:start w:val="1"/>
+      <w:numFmt w:val="bullet"/>
+      <w:lvlText w:val=""/>
+      <w:lvlJc w:val="left"/>
+      <w:pPr>
+        <w:tabs>
+          <w:tab w:val="num" w:pos="4963"/>
+        </w:tabs>
+        <w:ind w:left="4963" w:hanging="283"/>
+      </w:pPr>
+      <w:rPr>
+        <w:rFonts w:ascii="Symbol" w:hAnsi="Symbol" w:cs="Symbol" w:hint="default"/>
+      </w:rPr>
+    </w:lvl>
+    <w:lvl w:ilvl="7">
+      <w:start w:val="1"/>
+      <w:numFmt w:val="bullet"/>
+      <w:lvlText w:val=""/>
+      <w:lvlJc w:val="left"/>
+      <w:pPr>
+        <w:tabs>
+          <w:tab w:val="num" w:pos="5672"/>
+        </w:tabs>
+        <w:ind w:left="5672" w:hanging="283"/>
+      </w:pPr>
+      <w:rPr>
+        <w:rFonts w:ascii="Symbol" w:hAnsi="Symbol" w:cs="Symbol" w:hint="default"/>
+      </w:rPr>
+    </w:lvl>
+    <w:lvl w:ilvl="8">
+      <w:start w:val="1"/>
+      <w:numFmt w:val="bullet"/>
+      <w:lvlText w:val=""/>
+      <w:lvlJc w:val="left"/>
+      <w:pPr>
+        <w:tabs>
+          <w:tab w:val="num" w:pos="6381"/>
+        </w:tabs>
+        <w:ind w:left="6381" w:hanging="283"/>
+      </w:pPr>
+      <w:rPr>
+        <w:rFonts w:ascii="Symbol" w:hAnsi="Symbol" w:cs="Symbol" w:hint="default"/>
+      </w:rPr>
+    </w:lvl>
+  </w:abstractNum>
+  <w:abstractNum w:abstractNumId="69">
+    <w:lvl w:ilvl="0">
+      <w:start w:val="1"/>
+      <w:numFmt w:val="decimal"/>
+      <w:lvlText w:val="%1."/>
+      <w:lvlJc w:val="left"/>
+      <w:pPr>
+        <w:tabs>
+          <w:tab w:val="num" w:pos="709"/>
+        </w:tabs>
+        <w:ind w:left="709" w:hanging="283"/>
+      </w:pPr>
+      <w:rPr/>
+    </w:lvl>
+    <w:lvl w:ilvl="1">
+      <w:start w:val="1"/>
+      <w:numFmt w:val="decimal"/>
+      <w:lvlText w:val="%2."/>
+      <w:lvlJc w:val="left"/>
+      <w:pPr>
+        <w:tabs>
+          <w:tab w:val="num" w:pos="1418"/>
+        </w:tabs>
+        <w:ind w:left="1418" w:hanging="283"/>
+      </w:pPr>
+      <w:rPr/>
+    </w:lvl>
+    <w:lvl w:ilvl="2">
+      <w:start w:val="1"/>
+      <w:numFmt w:val="decimal"/>
+      <w:lvlText w:val="%3."/>
+      <w:lvlJc w:val="left"/>
+      <w:pPr>
+        <w:tabs>
+          <w:tab w:val="num" w:pos="2127"/>
+        </w:tabs>
+        <w:ind w:left="2127" w:hanging="283"/>
+      </w:pPr>
+      <w:rPr/>
+    </w:lvl>
+    <w:lvl w:ilvl="3">
+      <w:start w:val="1"/>
+      <w:numFmt w:val="decimal"/>
+      <w:lvlText w:val="%4."/>
+      <w:lvlJc w:val="left"/>
+      <w:pPr>
+        <w:tabs>
+          <w:tab w:val="num" w:pos="2836"/>
+        </w:tabs>
+        <w:ind w:left="2836" w:hanging="283"/>
+      </w:pPr>
+      <w:rPr/>
+    </w:lvl>
+    <w:lvl w:ilvl="4">
+      <w:start w:val="1"/>
+      <w:numFmt w:val="decimal"/>
+      <w:lvlText w:val="%5."/>
+      <w:lvlJc w:val="left"/>
+      <w:pPr>
+        <w:tabs>
+          <w:tab w:val="num" w:pos="3545"/>
+        </w:tabs>
+        <w:ind w:left="3545" w:hanging="283"/>
+      </w:pPr>
+      <w:rPr/>
+    </w:lvl>
+    <w:lvl w:ilvl="5">
+      <w:start w:val="1"/>
+      <w:numFmt w:val="decimal"/>
+      <w:lvlText w:val="%6."/>
+      <w:lvlJc w:val="left"/>
+      <w:pPr>
+        <w:tabs>
+          <w:tab w:val="num" w:pos="4254"/>
+        </w:tabs>
+        <w:ind w:left="4254" w:hanging="283"/>
+      </w:pPr>
+      <w:rPr/>
+    </w:lvl>
+    <w:lvl w:ilvl="6">
+      <w:start w:val="1"/>
+      <w:numFmt w:val="decimal"/>
+      <w:lvlText w:val="%7."/>
+      <w:lvlJc w:val="left"/>
+      <w:pPr>
+        <w:tabs>
+          <w:tab w:val="num" w:pos="4963"/>
+        </w:tabs>
+        <w:ind w:left="4963" w:hanging="283"/>
+      </w:pPr>
+      <w:rPr/>
+    </w:lvl>
+    <w:lvl w:ilvl="7">
+      <w:start w:val="1"/>
+      <w:numFmt w:val="decimal"/>
+      <w:lvlText w:val="%8."/>
+      <w:lvlJc w:val="left"/>
+      <w:pPr>
+        <w:tabs>
+          <w:tab w:val="num" w:pos="5672"/>
+        </w:tabs>
+        <w:ind w:left="5672" w:hanging="283"/>
+      </w:pPr>
+      <w:rPr/>
+    </w:lvl>
+    <w:lvl w:ilvl="8">
+      <w:start w:val="1"/>
+      <w:numFmt w:val="decimal"/>
+      <w:lvlText w:val="%9."/>
+      <w:lvlJc w:val="left"/>
+      <w:pPr>
+        <w:tabs>
+          <w:tab w:val="num" w:pos="6381"/>
+        </w:tabs>
+        <w:ind w:left="6381" w:hanging="283"/>
+      </w:pPr>
+      <w:rPr/>
+    </w:lvl>
+  </w:abstractNum>
+  <w:abstractNum w:abstractNumId="70">
+    <w:lvl w:ilvl="0">
+      <w:start w:val="1"/>
+      <w:numFmt w:val="bullet"/>
+      <w:lvlText w:val=""/>
+      <w:lvlJc w:val="left"/>
+      <w:pPr>
+        <w:tabs>
+          <w:tab w:val="num" w:pos="709"/>
+        </w:tabs>
+        <w:ind w:left="709" w:hanging="283"/>
+      </w:pPr>
+      <w:rPr>
+        <w:rFonts w:ascii="Symbol" w:hAnsi="Symbol" w:cs="Symbol" w:hint="default"/>
+      </w:rPr>
+    </w:lvl>
+    <w:lvl w:ilvl="1">
+      <w:start w:val="1"/>
+      <w:numFmt w:val="bullet"/>
+      <w:lvlText w:val=""/>
+      <w:lvlJc w:val="left"/>
+      <w:pPr>
+        <w:tabs>
+          <w:tab w:val="num" w:pos="1418"/>
+        </w:tabs>
+        <w:ind w:left="1418" w:hanging="283"/>
+      </w:pPr>
+      <w:rPr>
+        <w:rFonts w:ascii="Symbol" w:hAnsi="Symbol" w:cs="Symbol" w:hint="default"/>
+      </w:rPr>
+    </w:lvl>
+    <w:lvl w:ilvl="2">
+      <w:start w:val="1"/>
+      <w:numFmt w:val="bullet"/>
+      <w:lvlText w:val=""/>
+      <w:lvlJc w:val="left"/>
+      <w:pPr>
+        <w:tabs>
+          <w:tab w:val="num" w:pos="2127"/>
+        </w:tabs>
+        <w:ind w:left="2127" w:hanging="283"/>
+      </w:pPr>
+      <w:rPr>
+        <w:rFonts w:ascii="Symbol" w:hAnsi="Symbol" w:cs="Symbol" w:hint="default"/>
+      </w:rPr>
+    </w:lvl>
+    <w:lvl w:ilvl="3">
+      <w:start w:val="1"/>
+      <w:numFmt w:val="bullet"/>
+      <w:lvlText w:val=""/>
+      <w:lvlJc w:val="left"/>
+      <w:pPr>
+        <w:tabs>
+          <w:tab w:val="num" w:pos="2836"/>
+        </w:tabs>
+        <w:ind w:left="2836" w:hanging="283"/>
+      </w:pPr>
+      <w:rPr>
+        <w:rFonts w:ascii="Symbol" w:hAnsi="Symbol" w:cs="Symbol" w:hint="default"/>
+      </w:rPr>
+    </w:lvl>
+    <w:lvl w:ilvl="4">
+      <w:start w:val="1"/>
+      <w:numFmt w:val="bullet"/>
+      <w:lvlText w:val=""/>
+      <w:lvlJc w:val="left"/>
+      <w:pPr>
+        <w:tabs>
+          <w:tab w:val="num" w:pos="3545"/>
+        </w:tabs>
+        <w:ind w:left="3545" w:hanging="283"/>
+      </w:pPr>
+      <w:rPr>
+        <w:rFonts w:ascii="Symbol" w:hAnsi="Symbol" w:cs="Symbol" w:hint="default"/>
+      </w:rPr>
+    </w:lvl>
+    <w:lvl w:ilvl="5">
+      <w:start w:val="1"/>
+      <w:numFmt w:val="bullet"/>
+      <w:lvlText w:val=""/>
+      <w:lvlJc w:val="left"/>
+      <w:pPr>
+        <w:tabs>
+          <w:tab w:val="num" w:pos="4254"/>
+        </w:tabs>
+        <w:ind w:left="4254" w:hanging="283"/>
+      </w:pPr>
+      <w:rPr>
+        <w:rFonts w:ascii="Symbol" w:hAnsi="Symbol" w:cs="Symbol" w:hint="default"/>
+      </w:rPr>
+    </w:lvl>
+    <w:lvl w:ilvl="6">
+      <w:start w:val="1"/>
+      <w:numFmt w:val="bullet"/>
+      <w:lvlText w:val=""/>
+      <w:lvlJc w:val="left"/>
+      <w:pPr>
+        <w:tabs>
+          <w:tab w:val="num" w:pos="4963"/>
+        </w:tabs>
+        <w:ind w:left="4963" w:hanging="283"/>
+      </w:pPr>
+      <w:rPr>
+        <w:rFonts w:ascii="Symbol" w:hAnsi="Symbol" w:cs="Symbol" w:hint="default"/>
+      </w:rPr>
+    </w:lvl>
+    <w:lvl w:ilvl="7">
+      <w:start w:val="1"/>
+      <w:numFmt w:val="bullet"/>
+      <w:lvlText w:val=""/>
+      <w:lvlJc w:val="left"/>
+      <w:pPr>
+        <w:tabs>
+          <w:tab w:val="num" w:pos="5672"/>
+        </w:tabs>
+        <w:ind w:left="5672" w:hanging="283"/>
+      </w:pPr>
+      <w:rPr>
+        <w:rFonts w:ascii="Symbol" w:hAnsi="Symbol" w:cs="Symbol" w:hint="default"/>
+      </w:rPr>
+    </w:lvl>
+    <w:lvl w:ilvl="8">
+      <w:start w:val="1"/>
+      <w:numFmt w:val="bullet"/>
+      <w:lvlText w:val=""/>
+      <w:lvlJc w:val="left"/>
+      <w:pPr>
+        <w:tabs>
+          <w:tab w:val="num" w:pos="6381"/>
+        </w:tabs>
+        <w:ind w:left="6381" w:hanging="283"/>
+      </w:pPr>
+      <w:rPr>
+        <w:rFonts w:ascii="Symbol" w:hAnsi="Symbol" w:cs="Symbol" w:hint="default"/>
+      </w:rPr>
+    </w:lvl>
+  </w:abstractNum>
+  <w:abstractNum w:abstractNumId="71">
+    <w:lvl w:ilvl="0">
+      <w:start w:val="1"/>
+      <w:numFmt w:val="bullet"/>
+      <w:lvlText w:val=""/>
+      <w:lvlJc w:val="left"/>
+      <w:pPr>
+        <w:tabs>
+          <w:tab w:val="num" w:pos="709"/>
+        </w:tabs>
+        <w:ind w:left="709" w:hanging="283"/>
+      </w:pPr>
+      <w:rPr>
+        <w:rFonts w:ascii="Symbol" w:hAnsi="Symbol" w:cs="Symbol" w:hint="default"/>
+      </w:rPr>
+    </w:lvl>
+    <w:lvl w:ilvl="1">
+      <w:start w:val="1"/>
+      <w:numFmt w:val="bullet"/>
+      <w:lvlText w:val=""/>
+      <w:lvlJc w:val="left"/>
+      <w:pPr>
+        <w:tabs>
+          <w:tab w:val="num" w:pos="1418"/>
+        </w:tabs>
+        <w:ind w:left="1418" w:hanging="283"/>
+      </w:pPr>
+      <w:rPr>
+        <w:rFonts w:ascii="Symbol" w:hAnsi="Symbol" w:cs="Symbol" w:hint="default"/>
+      </w:rPr>
+    </w:lvl>
+    <w:lvl w:ilvl="2">
+      <w:start w:val="1"/>
+      <w:numFmt w:val="bullet"/>
+      <w:lvlText w:val=""/>
+      <w:lvlJc w:val="left"/>
+      <w:pPr>
+        <w:tabs>
+          <w:tab w:val="num" w:pos="2127"/>
+        </w:tabs>
+        <w:ind w:left="2127" w:hanging="283"/>
+      </w:pPr>
+      <w:rPr>
+        <w:rFonts w:ascii="Symbol" w:hAnsi="Symbol" w:cs="Symbol" w:hint="default"/>
+      </w:rPr>
+    </w:lvl>
+    <w:lvl w:ilvl="3">
+      <w:start w:val="1"/>
+      <w:numFmt w:val="bullet"/>
+      <w:lvlText w:val=""/>
+      <w:lvlJc w:val="left"/>
+      <w:pPr>
+        <w:tabs>
+          <w:tab w:val="num" w:pos="2836"/>
+        </w:tabs>
+        <w:ind w:left="2836" w:hanging="283"/>
+      </w:pPr>
+      <w:rPr>
+        <w:rFonts w:ascii="Symbol" w:hAnsi="Symbol" w:cs="Symbol" w:hint="default"/>
+      </w:rPr>
+    </w:lvl>
+    <w:lvl w:ilvl="4">
+      <w:start w:val="1"/>
+      <w:numFmt w:val="bullet"/>
+      <w:lvlText w:val=""/>
+      <w:lvlJc w:val="left"/>
+      <w:pPr>
+        <w:tabs>
+          <w:tab w:val="num" w:pos="3545"/>
+        </w:tabs>
+        <w:ind w:left="3545" w:hanging="283"/>
+      </w:pPr>
+      <w:rPr>
+        <w:rFonts w:ascii="Symbol" w:hAnsi="Symbol" w:cs="Symbol" w:hint="default"/>
+      </w:rPr>
+    </w:lvl>
+    <w:lvl w:ilvl="5">
+      <w:start w:val="1"/>
+      <w:numFmt w:val="bullet"/>
+      <w:lvlText w:val=""/>
+      <w:lvlJc w:val="left"/>
+      <w:pPr>
+        <w:tabs>
+          <w:tab w:val="num" w:pos="4254"/>
+        </w:tabs>
+        <w:ind w:left="4254" w:hanging="283"/>
+      </w:pPr>
+      <w:rPr>
+        <w:rFonts w:ascii="Symbol" w:hAnsi="Symbol" w:cs="Symbol" w:hint="default"/>
+      </w:rPr>
+    </w:lvl>
+    <w:lvl w:ilvl="6">
+      <w:start w:val="1"/>
+      <w:numFmt w:val="bullet"/>
+      <w:lvlText w:val=""/>
+      <w:lvlJc w:val="left"/>
+      <w:pPr>
+        <w:tabs>
+          <w:tab w:val="num" w:pos="4963"/>
+        </w:tabs>
+        <w:ind w:left="4963" w:hanging="283"/>
+      </w:pPr>
+      <w:rPr>
+        <w:rFonts w:ascii="Symbol" w:hAnsi="Symbol" w:cs="Symbol" w:hint="default"/>
+      </w:rPr>
+    </w:lvl>
+    <w:lvl w:ilvl="7">
+      <w:start w:val="1"/>
+      <w:numFmt w:val="bullet"/>
+      <w:lvlText w:val=""/>
+      <w:lvlJc w:val="left"/>
+      <w:pPr>
+        <w:tabs>
+          <w:tab w:val="num" w:pos="5672"/>
+        </w:tabs>
+        <w:ind w:left="5672" w:hanging="283"/>
+      </w:pPr>
+      <w:rPr>
+        <w:rFonts w:ascii="Symbol" w:hAnsi="Symbol" w:cs="Symbol" w:hint="default"/>
+      </w:rPr>
+    </w:lvl>
+    <w:lvl w:ilvl="8">
+      <w:start w:val="1"/>
+      <w:numFmt w:val="bullet"/>
+      <w:lvlText w:val=""/>
+      <w:lvlJc w:val="left"/>
+      <w:pPr>
+        <w:tabs>
+          <w:tab w:val="num" w:pos="6381"/>
+        </w:tabs>
+        <w:ind w:left="6381" w:hanging="283"/>
+      </w:pPr>
+      <w:rPr>
+        <w:rFonts w:ascii="Symbol" w:hAnsi="Symbol" w:cs="Symbol" w:hint="default"/>
+      </w:rPr>
+    </w:lvl>
+  </w:abstractNum>
+  <w:abstractNum w:abstractNumId="72">
+    <w:lvl w:ilvl="0">
+      <w:start w:val="1"/>
+      <w:numFmt w:val="bullet"/>
+      <w:lvlText w:val=""/>
+      <w:lvlJc w:val="left"/>
+      <w:pPr>
+        <w:tabs>
+          <w:tab w:val="num" w:pos="709"/>
+        </w:tabs>
+        <w:ind w:left="709" w:hanging="283"/>
+      </w:pPr>
+      <w:rPr>
+        <w:rFonts w:ascii="Symbol" w:hAnsi="Symbol" w:cs="Symbol" w:hint="default"/>
+      </w:rPr>
+    </w:lvl>
+    <w:lvl w:ilvl="1">
+      <w:start w:val="1"/>
+      <w:numFmt w:val="bullet"/>
+      <w:lvlText w:val=""/>
+      <w:lvlJc w:val="left"/>
+      <w:pPr>
+        <w:tabs>
+          <w:tab w:val="num" w:pos="1418"/>
+        </w:tabs>
+        <w:ind w:left="1418" w:hanging="283"/>
+      </w:pPr>
+      <w:rPr>
+        <w:rFonts w:ascii="Symbol" w:hAnsi="Symbol" w:cs="Symbol" w:hint="default"/>
+      </w:rPr>
+    </w:lvl>
+    <w:lvl w:ilvl="2">
+      <w:start w:val="1"/>
+      <w:numFmt w:val="bullet"/>
+      <w:lvlText w:val=""/>
+      <w:lvlJc w:val="left"/>
+      <w:pPr>
+        <w:tabs>
+          <w:tab w:val="num" w:pos="2127"/>
+        </w:tabs>
+        <w:ind w:left="2127" w:hanging="283"/>
+      </w:pPr>
+      <w:rPr>
+        <w:rFonts w:ascii="Symbol" w:hAnsi="Symbol" w:cs="Symbol" w:hint="default"/>
+      </w:rPr>
+    </w:lvl>
+    <w:lvl w:ilvl="3">
+      <w:start w:val="1"/>
+      <w:numFmt w:val="bullet"/>
+      <w:lvlText w:val=""/>
+      <w:lvlJc w:val="left"/>
+      <w:pPr>
+        <w:tabs>
+          <w:tab w:val="num" w:pos="2836"/>
+        </w:tabs>
+        <w:ind w:left="2836" w:hanging="283"/>
+      </w:pPr>
+      <w:rPr>
+        <w:rFonts w:ascii="Symbol" w:hAnsi="Symbol" w:cs="Symbol" w:hint="default"/>
+      </w:rPr>
+    </w:lvl>
+    <w:lvl w:ilvl="4">
+      <w:start w:val="1"/>
+      <w:numFmt w:val="bullet"/>
+      <w:lvlText w:val=""/>
+      <w:lvlJc w:val="left"/>
+      <w:pPr>
+        <w:tabs>
+          <w:tab w:val="num" w:pos="3545"/>
+        </w:tabs>
+        <w:ind w:left="3545" w:hanging="283"/>
+      </w:pPr>
+      <w:rPr>
+        <w:rFonts w:ascii="Symbol" w:hAnsi="Symbol" w:cs="Symbol" w:hint="default"/>
+      </w:rPr>
+    </w:lvl>
+    <w:lvl w:ilvl="5">
+      <w:start w:val="1"/>
+      <w:numFmt w:val="bullet"/>
+      <w:lvlText w:val=""/>
+      <w:lvlJc w:val="left"/>
+      <w:pPr>
+        <w:tabs>
+          <w:tab w:val="num" w:pos="4254"/>
+        </w:tabs>
+        <w:ind w:left="4254" w:hanging="283"/>
+      </w:pPr>
+      <w:rPr>
+        <w:rFonts w:ascii="Symbol" w:hAnsi="Symbol" w:cs="Symbol" w:hint="default"/>
+      </w:rPr>
+    </w:lvl>
+    <w:lvl w:ilvl="6">
+      <w:start w:val="1"/>
+      <w:numFmt w:val="bullet"/>
+      <w:lvlText w:val=""/>
+      <w:lvlJc w:val="left"/>
+      <w:pPr>
+        <w:tabs>
+          <w:tab w:val="num" w:pos="4963"/>
+        </w:tabs>
+        <w:ind w:left="4963" w:hanging="283"/>
+      </w:pPr>
+      <w:rPr>
+        <w:rFonts w:ascii="Symbol" w:hAnsi="Symbol" w:cs="Symbol" w:hint="default"/>
+      </w:rPr>
+    </w:lvl>
+    <w:lvl w:ilvl="7">
+      <w:start w:val="1"/>
+      <w:numFmt w:val="bullet"/>
+      <w:lvlText w:val=""/>
+      <w:lvlJc w:val="left"/>
+      <w:pPr>
+        <w:tabs>
+          <w:tab w:val="num" w:pos="5672"/>
+        </w:tabs>
+        <w:ind w:left="5672" w:hanging="283"/>
+      </w:pPr>
+      <w:rPr>
+        <w:rFonts w:ascii="Symbol" w:hAnsi="Symbol" w:cs="Symbol" w:hint="default"/>
+      </w:rPr>
+    </w:lvl>
+    <w:lvl w:ilvl="8">
+      <w:start w:val="1"/>
+      <w:numFmt w:val="bullet"/>
+      <w:lvlText w:val=""/>
+      <w:lvlJc w:val="left"/>
+      <w:pPr>
+        <w:tabs>
+          <w:tab w:val="num" w:pos="6381"/>
+        </w:tabs>
+        <w:ind w:left="6381" w:hanging="283"/>
+      </w:pPr>
+      <w:rPr>
+        <w:rFonts w:ascii="Symbol" w:hAnsi="Symbol" w:cs="Symbol" w:hint="default"/>
+      </w:rPr>
+    </w:lvl>
+  </w:abstractNum>
+  <w:abstractNum w:abstractNumId="73">
+    <w:lvl w:ilvl="0">
+      <w:start w:val="1"/>
+      <w:numFmt w:val="bullet"/>
+      <w:lvlText w:val=""/>
+      <w:lvlJc w:val="left"/>
+      <w:pPr>
+        <w:tabs>
+          <w:tab w:val="num" w:pos="709"/>
+        </w:tabs>
+        <w:ind w:left="709" w:hanging="283"/>
+      </w:pPr>
+      <w:rPr>
+        <w:rFonts w:ascii="Symbol" w:hAnsi="Symbol" w:cs="Symbol" w:hint="default"/>
+      </w:rPr>
+    </w:lvl>
+    <w:lvl w:ilvl="1">
+      <w:start w:val="1"/>
+      <w:numFmt w:val="bullet"/>
+      <w:lvlText w:val=""/>
+      <w:lvlJc w:val="left"/>
+      <w:pPr>
+        <w:tabs>
+          <w:tab w:val="num" w:pos="1418"/>
+        </w:tabs>
+        <w:ind w:left="1418" w:hanging="283"/>
+      </w:pPr>
+      <w:rPr>
+        <w:rFonts w:ascii="Symbol" w:hAnsi="Symbol" w:cs="Symbol" w:hint="default"/>
+      </w:rPr>
+    </w:lvl>
+    <w:lvl w:ilvl="2">
+      <w:start w:val="1"/>
+      <w:numFmt w:val="bullet"/>
+      <w:lvlText w:val=""/>
+      <w:lvlJc w:val="left"/>
+      <w:pPr>
+        <w:tabs>
+          <w:tab w:val="num" w:pos="2127"/>
+        </w:tabs>
+        <w:ind w:left="2127" w:hanging="283"/>
+      </w:pPr>
+      <w:rPr>
+        <w:rFonts w:ascii="Symbol" w:hAnsi="Symbol" w:cs="Symbol" w:hint="default"/>
+      </w:rPr>
+    </w:lvl>
+    <w:lvl w:ilvl="3">
+      <w:start w:val="1"/>
+      <w:numFmt w:val="bullet"/>
+      <w:lvlText w:val=""/>
+      <w:lvlJc w:val="left"/>
+      <w:pPr>
+        <w:tabs>
+          <w:tab w:val="num" w:pos="2836"/>
+        </w:tabs>
+        <w:ind w:left="2836" w:hanging="283"/>
+      </w:pPr>
+      <w:rPr>
+        <w:rFonts w:ascii="Symbol" w:hAnsi="Symbol" w:cs="Symbol" w:hint="default"/>
+      </w:rPr>
+    </w:lvl>
+    <w:lvl w:ilvl="4">
+      <w:start w:val="1"/>
+      <w:numFmt w:val="bullet"/>
+      <w:lvlText w:val=""/>
+      <w:lvlJc w:val="left"/>
+      <w:pPr>
+        <w:tabs>
+          <w:tab w:val="num" w:pos="3545"/>
+        </w:tabs>
+        <w:ind w:left="3545" w:hanging="283"/>
+      </w:pPr>
+      <w:rPr>
+        <w:rFonts w:ascii="Symbol" w:hAnsi="Symbol" w:cs="Symbol" w:hint="default"/>
+      </w:rPr>
+    </w:lvl>
+    <w:lvl w:ilvl="5">
+      <w:start w:val="1"/>
+      <w:numFmt w:val="bullet"/>
+      <w:lvlText w:val=""/>
+      <w:lvlJc w:val="left"/>
+      <w:pPr>
+        <w:tabs>
+          <w:tab w:val="num" w:pos="4254"/>
+        </w:tabs>
+        <w:ind w:left="4254" w:hanging="283"/>
+      </w:pPr>
+      <w:rPr>
+        <w:rFonts w:ascii="Symbol" w:hAnsi="Symbol" w:cs="Symbol" w:hint="default"/>
+      </w:rPr>
+    </w:lvl>
+    <w:lvl w:ilvl="6">
+      <w:start w:val="1"/>
+      <w:numFmt w:val="bullet"/>
+      <w:lvlText w:val=""/>
+      <w:lvlJc w:val="left"/>
+      <w:pPr>
+        <w:tabs>
+          <w:tab w:val="num" w:pos="4963"/>
+        </w:tabs>
+        <w:ind w:left="4963" w:hanging="283"/>
+      </w:pPr>
+      <w:rPr>
+        <w:rFonts w:ascii="Symbol" w:hAnsi="Symbol" w:cs="Symbol" w:hint="default"/>
+      </w:rPr>
+    </w:lvl>
+    <w:lvl w:ilvl="7">
+      <w:start w:val="1"/>
+      <w:numFmt w:val="bullet"/>
+      <w:lvlText w:val=""/>
+      <w:lvlJc w:val="left"/>
+      <w:pPr>
+        <w:tabs>
+          <w:tab w:val="num" w:pos="5672"/>
+        </w:tabs>
+        <w:ind w:left="5672" w:hanging="283"/>
+      </w:pPr>
+      <w:rPr>
+        <w:rFonts w:ascii="Symbol" w:hAnsi="Symbol" w:cs="Symbol" w:hint="default"/>
+      </w:rPr>
+    </w:lvl>
+    <w:lvl w:ilvl="8">
+      <w:start w:val="1"/>
+      <w:numFmt w:val="bullet"/>
+      <w:lvlText w:val=""/>
+      <w:lvlJc w:val="left"/>
+      <w:pPr>
+        <w:tabs>
+          <w:tab w:val="num" w:pos="6381"/>
+        </w:tabs>
+        <w:ind w:left="6381" w:hanging="283"/>
+      </w:pPr>
+      <w:rPr>
+        <w:rFonts w:ascii="Symbol" w:hAnsi="Symbol" w:cs="Symbol" w:hint="default"/>
+      </w:rPr>
+    </w:lvl>
+  </w:abstractNum>
+  <w:abstractNum w:abstractNumId="74">
     <w:lvl w:ilvl="0">
       <w:start w:val="1"/>
       <w:numFmt w:val="none"/>
@@ -28887,6 +36703,39 @@
   </w:num>
   <w:num w:numId="63">
     <w:abstractNumId w:val="63"/>
+  </w:num>
+  <w:num w:numId="64">
+    <w:abstractNumId w:val="64"/>
+  </w:num>
+  <w:num w:numId="65">
+    <w:abstractNumId w:val="65"/>
+  </w:num>
+  <w:num w:numId="66">
+    <w:abstractNumId w:val="66"/>
+  </w:num>
+  <w:num w:numId="67">
+    <w:abstractNumId w:val="67"/>
+  </w:num>
+  <w:num w:numId="68">
+    <w:abstractNumId w:val="68"/>
+  </w:num>
+  <w:num w:numId="69">
+    <w:abstractNumId w:val="69"/>
+  </w:num>
+  <w:num w:numId="70">
+    <w:abstractNumId w:val="70"/>
+  </w:num>
+  <w:num w:numId="71">
+    <w:abstractNumId w:val="71"/>
+  </w:num>
+  <w:num w:numId="72">
+    <w:abstractNumId w:val="72"/>
+  </w:num>
+  <w:num w:numId="73">
+    <w:abstractNumId w:val="73"/>
+  </w:num>
+  <w:num w:numId="74">
+    <w:abstractNumId w:val="74"/>
   </w:num>
 </w:numbering>
 </file>
